--- a/secciones/valuacion/documento/Mallplaza_Valuacion_ES.docx
+++ b/secciones/valuacion/documento/Mallplaza_Valuacion_ES.docx
@@ -7,7 +7,7 @@
         <w:pBdr>
           <w:bottom w:val="single" w:color="14284B" w:sz="18" w:space="2"/>
         </w:pBdr>
-        <w:spacing w:after="80"/>
+        <w:spacing w:after="80" w:before="0"/>
       </w:pPr>
       <w:r>
         <w:rPr>

--- a/secciones/valuacion/documento/Mallplaza_Valuacion_ES.docx
+++ b/secciones/valuacion/documento/Mallplaza_Valuacion_ES.docx
@@ -857,7 +857,7 @@
                 <w:sz w:val="16"/>
                 <w:szCs w:val="16"/>
               </w:rPr>
-              <w:t xml:space="preserve">Llevamos la tesis a sus extremos. En un caso bear (WACC +100 pb y el margen mínimo histórico de 75,8%) el precio objetivo cae a CLP 1.712; en un caso bull que suma WACC −100 pb, g de 2,5%, el margen máximo de 81,3% y la rebaja del impuesto a 23%, sube a CLP 2.595, todavía 27% bajo el precio. El APV (CLP 1.894), una Rf basada en el bono en pesos (~CLP 2.439) y otros objetivos de deuda (DCF de CLP 1.819 a 1.894) llevan a la misma conclusión (Anexo [F]).</w:t>
+              <w:t xml:space="preserve">Llevamos la tesis a sus extremos. En un caso bear (WACC +100 pb y el margen trimestral mínimo de 75,8%) el precio objetivo cae a CLP 1.713; en un caso bull que suma WACC −100 pb, g de 2,5%, el margen trimestral máximo de 81,3% y la rebaja del impuesto a 23%, sube a CLP 2.627, todavía 26% bajo el precio. El APV (CLP 1.894), una Rf basada en el bono en pesos (~CLP 2.439) y otros objetivos de deuda (DCF de CLP 1.819 a 1.894) llevan a la misma conclusión (Anexo [F]).</w:t>
             </w:r>
           </w:p>
           <w:p>
@@ -917,7 +917,7 @@
                 <w:sz w:val="16"/>
                 <w:szCs w:val="16"/>
               </w:rPr>
-              <w:t xml:space="preserve">Lo que vigilaremos: la tasación de la Nota 11 en cada cierre (la tasa real de descuento es el puente entre nuestro valor y el libro), el spread del bono UF de la compañía frente a su cupón de 3,6% (con la tasa efectiva de 4,33% de la última emisión, la WACC subiría 12 pb y el precio objetivo bajaría a CLP 2.042), la rebaja del impuesto corporativo a 23% (+3,9% al precio objetivo, aún no incluida) y la clasificación AAA, que probablemente quedaría bajo presión con 3,5x de DFN/EBITDA.</w:t>
+              <w:t xml:space="preserve">Lo que vigilaremos: la tasación de la Nota 11 en cada cierre (la tasa real de descuento es el puente entre nuestro valor y el libro), el spread del bono UF de la compañía frente a su cupón de 3,6% (con la tasa efectiva de 4,33% de la última emisión, la WACC subiría 12 pb y el precio objetivo bajaría a CLP 2.042), la rebaja del impuesto corporativo a 23% (+5,1% al precio objetivo, aún no incluida) y la clasificación AAA, que probablemente quedaría bajo presión con 3,5x de DFN/EBITDA.</w:t>
             </w:r>
           </w:p>
         </w:tc>

--- a/secciones/valuacion/documento/Mallplaza_Valuacion_ES.docx
+++ b/secciones/valuacion/documento/Mallplaza_Valuacion_ES.docx
@@ -102,11 +102,51 @@
             <w:r>
               <w:rPr>
                 <w:rFonts w:ascii="Arial" w:cs="Arial" w:eastAsia="Arial" w:hAnsi="Arial"/>
-                <w:color w:val="1A1A1A"/>
-                <w:sz w:val="16"/>
-                <w:szCs w:val="16"/>
-              </w:rPr>
-              <w:t xml:space="preserve">En doce meses la acción subió de CLP 2.470 a 4.700 y hoy cotiza en CLP 3.555. Ninguno de nuestros métodos llega a ese precio: el DCF va de CLP 1.379 a 2.329 aun moviendo la WACC ±100 pb y g entre 2,5% y 4,0%, y los múltiplos más favorables tampoco lo alcanzan (Figura 27). Damos 80% del peso al DCF porque Mallplaza es, en el fondo, un cobrador de arriendos: el 81,4% de sus ingresos son arriendos y el 93% de ellos es renta fija. El 20% en múltiplos contrasta el modelo con lo que el mercado paga hoy, pero con cautela: en Chile hay solo dos pares directos y ninguno captura el plan de expansión ni la trayectoria de deuda de la compañía.</w:t>
+                <w:b/>
+                <w:bCs/>
+                <w:color w:val="1A1A1A"/>
+                <w:sz w:val="12"/>
+                <w:szCs w:val="12"/>
+                <w:shd w:fill="ECB100" w:color="auto" w:val="clear"/>
+              </w:rPr>
+              <w:t xml:space="preserve">NUEVO</w:t>
+            </w:r>
+            <w:r>
+              <w:rPr>
+                <w:rFonts w:ascii="Arial" w:cs="Arial" w:eastAsia="Arial" w:hAnsi="Arial"/>
+                <w:color w:val="1A1A1A"/>
+                <w:sz w:val="16"/>
+                <w:szCs w:val="16"/>
+              </w:rPr>
+              <w:t xml:space="preserve"> </w:t>
+            </w:r>
+            <w:r>
+              <w:rPr>
+                <w:rFonts w:ascii="Arial" w:cs="Arial" w:eastAsia="Arial" w:hAnsi="Arial"/>
+                <w:color w:val="1A1A1A"/>
+                <w:sz w:val="16"/>
+                <w:szCs w:val="16"/>
+              </w:rPr>
+              <w:t xml:space="preserve">En doce meses la acción subió de CLP 2.470 a 4.700 y hoy cotiza en CLP 3.555. Ninguno de nuestros métodos llega a ese precio: el DCF va de CLP 1.379 a 2.329 aun moviendo la WACC ±100 pb y g entre 2,5% y 4,0%</w:t>
+            </w:r>
+            <w:r>
+              <w:rPr>
+                <w:rFonts w:ascii="Arial" w:cs="Arial" w:eastAsia="Arial" w:hAnsi="Arial"/>
+                <w:color w:val="1A1A1A"/>
+                <w:sz w:val="16"/>
+                <w:szCs w:val="16"/>
+                <w:shd w:fill="ECB100" w:color="auto" w:val="clear"/>
+              </w:rPr>
+              <w:t xml:space="preserve"> (nominales)</w:t>
+            </w:r>
+            <w:r>
+              <w:rPr>
+                <w:rFonts w:ascii="Arial" w:cs="Arial" w:eastAsia="Arial" w:hAnsi="Arial"/>
+                <w:color w:val="1A1A1A"/>
+                <w:sz w:val="16"/>
+                <w:szCs w:val="16"/>
+              </w:rPr>
+              <w:t xml:space="preserve">, y los múltiplos más favorables tampoco lo alcanzan (Figura 27). Damos 80% del peso al DCF porque Mallplaza es, en el fondo, un cobrador de arriendos: el 81,4% de sus ingresos son arriendos y el 93% de ellos es renta fija. El 20% en múltiplos contrasta el modelo con lo que el mercado paga hoy, pero con cautela: en Chile hay solo dos pares directos y ninguno captura el plan de expansión ni la trayectoria de deuda de la compañía.</w:t>
             </w:r>
           </w:p>
           <w:p>
@@ -166,11 +206,89 @@
             <w:r>
               <w:rPr>
                 <w:rFonts w:ascii="Arial" w:cs="Arial" w:eastAsia="Arial" w:hAnsi="Arial"/>
-                <w:color w:val="1A1A1A"/>
-                <w:sz w:val="16"/>
-                <w:szCs w:val="16"/>
-              </w:rPr>
-              <w:t xml:space="preserve">Esa tasa se mueve con la estructura de capital. Mallplaza usa su capacidad de deuda para crecer, como en 2024 tras comprar Open Plaza Perú (3,78x): suponemos que la DFN/EBITDA sube de 2,36x a 3,5x en 2031, con 25 pb más de costo real por cada vuelta, y que la deuda nueva (CLP 1,40 billones) financia todo el capex mientras la caja operativa se distribuye a los accionistas. Así, la WACC nominal pasa de 10,54% en 2S26E a 10,41% en el terminal (7,20% real): un Ke de 11,93% (Rf 4,98%, beta re-apalancada de 1,14 desde una mediana de seis pares de 0,94, ERP 4,14% y CRP de 1,41% ponderado por ingresos) y un Kd de 5,11% después de impuestos, basado en el cupón real de 3,6% de la última emisión (Anexo [Z]).</w:t>
+                <w:b/>
+                <w:bCs/>
+                <w:color w:val="1A1A1A"/>
+                <w:sz w:val="12"/>
+                <w:szCs w:val="12"/>
+                <w:shd w:fill="ECB100" w:color="auto" w:val="clear"/>
+              </w:rPr>
+              <w:t xml:space="preserve">NUEVO</w:t>
+            </w:r>
+            <w:r>
+              <w:rPr>
+                <w:rFonts w:ascii="Arial" w:cs="Arial" w:eastAsia="Arial" w:hAnsi="Arial"/>
+                <w:color w:val="1A1A1A"/>
+                <w:sz w:val="16"/>
+                <w:szCs w:val="16"/>
+              </w:rPr>
+              <w:t xml:space="preserve"> </w:t>
+            </w:r>
+            <w:r>
+              <w:rPr>
+                <w:rFonts w:ascii="Arial" w:cs="Arial" w:eastAsia="Arial" w:hAnsi="Arial"/>
+                <w:color w:val="1A1A1A"/>
+                <w:sz w:val="16"/>
+                <w:szCs w:val="16"/>
+              </w:rPr>
+              <w:t xml:space="preserve">Esa tasa se mueve con la estructura de capital. Mallplaza usa su capacidad de deuda para crecer, como en 2024 tras comprar Open Plaza Perú (3,78x): suponemos que la DFN/EBITDA sube de 2,36x a 3,5x en 2031, con 25 pb más de costo real por cada vuelta, y que la deuda nueva (CLP 1,40 billones) financia todo el capex mientras la caja operativa se distribuye a los accionistas. Así, la WACC nominal pasa de 10,54% en 2S26E a 10,41% en el terminal (7,20% real): un </w:t>
+            </w:r>
+            <w:r>
+              <w:rPr>
+                <w:rFonts w:ascii="Arial" w:cs="Arial" w:eastAsia="Arial" w:hAnsi="Arial"/>
+                <w:color w:val="1A1A1A"/>
+                <w:sz w:val="16"/>
+                <w:szCs w:val="16"/>
+                <w:shd w:fill="ECB100" w:color="auto" w:val="clear"/>
+              </w:rPr>
+              <w:t xml:space="preserve">Ke nominal de 11,93% (8,67% real; Rf 4,98%</w:t>
+            </w:r>
+            <w:r>
+              <w:rPr>
+                <w:rFonts w:ascii="Arial" w:cs="Arial" w:eastAsia="Arial" w:hAnsi="Arial"/>
+                <w:color w:val="1A1A1A"/>
+                <w:sz w:val="16"/>
+                <w:szCs w:val="16"/>
+              </w:rPr>
+              <w:t xml:space="preserve">, beta re-apalancada de 1,14 desde una mediana de seis pares de 0,94, ERP 4,14% y CRP de 1,41% ponderado por ingresos) y un </w:t>
+            </w:r>
+            <w:r>
+              <w:rPr>
+                <w:rFonts w:ascii="Arial" w:cs="Arial" w:eastAsia="Arial" w:hAnsi="Arial"/>
+                <w:color w:val="1A1A1A"/>
+                <w:sz w:val="16"/>
+                <w:szCs w:val="16"/>
+                <w:shd w:fill="ECB100" w:color="auto" w:val="clear"/>
+              </w:rPr>
+              <w:t xml:space="preserve">Kd nominal de 5,11% después de impuestos</w:t>
+            </w:r>
+            <w:r>
+              <w:rPr>
+                <w:rFonts w:ascii="Arial" w:cs="Arial" w:eastAsia="Arial" w:hAnsi="Arial"/>
+                <w:color w:val="1A1A1A"/>
+                <w:sz w:val="16"/>
+                <w:szCs w:val="16"/>
+              </w:rPr>
+              <w:t xml:space="preserve">, basado en el </w:t>
+            </w:r>
+            <w:r>
+              <w:rPr>
+                <w:rFonts w:ascii="Arial" w:cs="Arial" w:eastAsia="Arial" w:hAnsi="Arial"/>
+                <w:color w:val="1A1A1A"/>
+                <w:sz w:val="16"/>
+                <w:szCs w:val="16"/>
+                <w:shd w:fill="ECB100" w:color="auto" w:val="clear"/>
+              </w:rPr>
+              <w:t xml:space="preserve">cupón real de 3,6% (UF)</w:t>
+            </w:r>
+            <w:r>
+              <w:rPr>
+                <w:rFonts w:ascii="Arial" w:cs="Arial" w:eastAsia="Arial" w:hAnsi="Arial"/>
+                <w:color w:val="1A1A1A"/>
+                <w:sz w:val="16"/>
+                <w:szCs w:val="16"/>
+              </w:rPr>
+              <w:t xml:space="preserve"> de la última emisión (Anexo [Z]).</w:t>
             </w:r>
           </w:p>
           <w:p>
@@ -181,11 +299,61 @@
             <w:r>
               <w:rPr>
                 <w:rFonts w:ascii="Arial" w:cs="Arial" w:eastAsia="Arial" w:hAnsi="Arial"/>
-                <w:color w:val="1A1A1A"/>
-                <w:sz w:val="16"/>
-                <w:szCs w:val="16"/>
-              </w:rPr>
-              <w:t xml:space="preserve">Construimos el Ke en dólares porque sus tres insumos están en esa moneda: la Rf del Tesoro de EE.UU., la prima por riesgo de mercado implícita que publica Damodaran y el riesgo país, que ponderamos por ingresos (71,8% Chile, 17,7% Perú y 10,5% Colombia). Luego lo llevamos a pesos con el diferencial entre la inflación esperada de Chile (3,0%, meta del BCCh) y la de EE.UU. (2,24%, breakeven a 10 años). La beta parte de desapalancar con Hamada a seis pares regionales y se re-apalanca período a período con la estructura de Mallplaza, por eso pasa de 1,09 en 2S26E a 1,14 en el terminal.</w:t>
+                <w:b/>
+                <w:bCs/>
+                <w:color w:val="1A1A1A"/>
+                <w:sz w:val="12"/>
+                <w:szCs w:val="12"/>
+                <w:shd w:fill="ECB100" w:color="auto" w:val="clear"/>
+              </w:rPr>
+              <w:t xml:space="preserve">NUEVO</w:t>
+            </w:r>
+            <w:r>
+              <w:rPr>
+                <w:rFonts w:ascii="Arial" w:cs="Arial" w:eastAsia="Arial" w:hAnsi="Arial"/>
+                <w:color w:val="1A1A1A"/>
+                <w:sz w:val="16"/>
+                <w:szCs w:val="16"/>
+              </w:rPr>
+              <w:t xml:space="preserve"> </w:t>
+            </w:r>
+            <w:r>
+              <w:rPr>
+                <w:rFonts w:ascii="Arial" w:cs="Arial" w:eastAsia="Arial" w:hAnsi="Arial"/>
+                <w:color w:val="1A1A1A"/>
+                <w:sz w:val="16"/>
+                <w:szCs w:val="16"/>
+              </w:rPr>
+              <w:t xml:space="preserve">Construimos el Ke en dólares porque sus tres insumos están en esa moneda </w:t>
+            </w:r>
+            <w:r>
+              <w:rPr>
+                <w:rFonts w:ascii="Arial" w:cs="Arial" w:eastAsia="Arial" w:hAnsi="Arial"/>
+                <w:color w:val="1A1A1A"/>
+                <w:sz w:val="16"/>
+                <w:szCs w:val="16"/>
+                <w:shd w:fill="ECB100" w:color="auto" w:val="clear"/>
+              </w:rPr>
+              <w:t xml:space="preserve">y son nominales</w:t>
+            </w:r>
+            <w:r>
+              <w:rPr>
+                <w:rFonts w:ascii="Arial" w:cs="Arial" w:eastAsia="Arial" w:hAnsi="Arial"/>
+                <w:color w:val="1A1A1A"/>
+                <w:sz w:val="16"/>
+                <w:szCs w:val="16"/>
+              </w:rPr>
+              <w:t xml:space="preserve">: la Rf del Tesoro de EE.UU., la prima por riesgo de mercado implícita que publica Damodaran y el riesgo país, que ponderamos por ingresos (71,8% Chile, 17,7% Perú y 10,5% Colombia). Luego lo llevamos a pesos con el diferencial entre la inflación esperada de Chile (3,0%, meta del BCCh) y la de EE.UU. (2,24%, breakeven a 10 años). </w:t>
+            </w:r>
+            <w:r>
+              <w:rPr>
+                <w:rFonts w:ascii="Arial" w:cs="Arial" w:eastAsia="Arial" w:hAnsi="Arial"/>
+                <w:color w:val="1A1A1A"/>
+                <w:sz w:val="16"/>
+                <w:szCs w:val="16"/>
+                <w:shd w:fill="ECB100" w:color="auto" w:val="clear"/>
+              </w:rPr>
+              <w:t xml:space="preserve">La beta se desapalanca con Hamada (seis pares regionales) y se re-apalanca cada período (1,09 en 2S26E, 1,14 en el terminal).</w:t>
             </w:r>
           </w:p>
           <w:p>
@@ -196,11 +364,853 @@
             <w:r>
               <w:rPr>
                 <w:rFonts w:ascii="Arial" w:cs="Arial" w:eastAsia="Arial" w:hAnsi="Arial"/>
-                <w:color w:val="1A1A1A"/>
-                <w:sz w:val="16"/>
-                <w:szCs w:val="16"/>
-              </w:rPr>
-              <w:t xml:space="preserve">Aquí aparece la primera señal: a CLP 3.555 el patrimonio rinde ~4,4% real, apenas 80 pb sobre el costo real de la deuda de la propia compañía (Figura 28). El mercado está pagando por la acción casi como si fuera un bono.</w:t>
+                <w:b/>
+                <w:bCs/>
+                <w:color w:val="1A1A1A"/>
+                <w:sz w:val="12"/>
+                <w:szCs w:val="12"/>
+                <w:shd w:fill="ECB100" w:color="auto" w:val="clear"/>
+              </w:rPr>
+              <w:t xml:space="preserve">NUEVO</w:t>
+            </w:r>
+            <w:r>
+              <w:rPr>
+                <w:rFonts w:ascii="Arial" w:cs="Arial" w:eastAsia="Arial" w:hAnsi="Arial"/>
+                <w:color w:val="1A1A1A"/>
+                <w:sz w:val="16"/>
+                <w:szCs w:val="16"/>
+              </w:rPr>
+              <w:t xml:space="preserve"> </w:t>
+            </w:r>
+            <w:r>
+              <w:rPr>
+                <w:rFonts w:ascii="Arial" w:cs="Arial" w:eastAsia="Arial" w:hAnsi="Arial"/>
+                <w:color w:val="1A1A1A"/>
+                <w:sz w:val="16"/>
+                <w:szCs w:val="16"/>
+                <w:shd w:fill="ECB100" w:color="auto" w:val="clear"/>
+              </w:rPr>
+              <w:t xml:space="preserve">La primera señal es la TIR, lo que gana quien compra a CLP 3.555 si se cumplen nuestros flujos: para la firma, 7,57% nominal (4,44% real en UF), 284 pb bajo su WACC y apenas ~80 pb reales sobre el costo real de su deuda (Figura 28); para el accionista, −2,0% nominal frente a un Ke de 11,93%.</w:t>
+            </w:r>
+            <w:r>
+              <w:rPr>
+                <w:rFonts w:ascii="Arial" w:cs="Arial" w:eastAsia="Arial" w:hAnsi="Arial"/>
+                <w:color w:val="1A1A1A"/>
+                <w:sz w:val="16"/>
+                <w:szCs w:val="16"/>
+              </w:rPr>
+              <w:t xml:space="preserve"> El mercado está pagando por la acción casi como si fuera un bono.</w:t>
+            </w:r>
+          </w:p>
+          <w:p>
+            <w:pPr>
+              <w:keepNext/>
+              <w:spacing w:after="30" w:before="40" w:line="228" w:lineRule="auto"/>
+            </w:pPr>
+            <w:r>
+              <w:rPr>
+                <w:rFonts w:ascii="Arial" w:cs="Arial" w:eastAsia="Arial" w:hAnsi="Arial"/>
+                <w:b/>
+                <w:bCs/>
+                <w:color w:val="14284B"/>
+                <w:sz w:val="12"/>
+                <w:szCs w:val="12"/>
+                <w:shd w:fill="ECB100" w:color="auto" w:val="clear"/>
+              </w:rPr>
+              <w:t xml:space="preserve">NUEVO</w:t>
+            </w:r>
+            <w:r>
+              <w:rPr>
+                <w:rFonts w:ascii="Arial" w:cs="Arial" w:eastAsia="Arial" w:hAnsi="Arial"/>
+                <w:color w:val="14284B"/>
+                <w:sz w:val="14"/>
+                <w:szCs w:val="14"/>
+              </w:rPr>
+              <w:t xml:space="preserve"> </w:t>
+            </w:r>
+            <w:r>
+              <w:rPr>
+                <w:rFonts w:ascii="Arial" w:cs="Arial" w:eastAsia="Arial" w:hAnsi="Arial"/>
+                <w:b/>
+                <w:bCs/>
+                <w:color w:val="14284B"/>
+                <w:sz w:val="14"/>
+                <w:szCs w:val="14"/>
+                <w:shd w:fill="ECB100" w:color="auto" w:val="clear"/>
+              </w:rPr>
+              <w:t xml:space="preserve">TIR al precio de mercado frente al costo de capital: nominal CLP y real (UF)</w:t>
+            </w:r>
+          </w:p>
+          <w:tbl>
+            <w:tblPr>
+              <w:tblW w:type="dxa" w:w="6900"/>
+              <w:tblBorders>
+                <w:top w:val="none" w:color="FFFFFF" w:sz="0"/>
+                <w:left w:val="none" w:color="FFFFFF" w:sz="0"/>
+                <w:bottom w:val="none" w:color="FFFFFF" w:sz="0"/>
+                <w:right w:val="none" w:color="FFFFFF" w:sz="0"/>
+                <w:insideH w:val="none" w:color="FFFFFF" w:sz="0"/>
+                <w:insideV w:val="none" w:color="FFFFFF" w:sz="0"/>
+              </w:tblBorders>
+            </w:tblPr>
+            <w:tblGrid>
+              <w:gridCol w:w="2300"/>
+              <w:gridCol w:w="740"/>
+              <w:gridCol w:w="640"/>
+              <w:gridCol w:w="1800"/>
+              <w:gridCol w:w="1420"/>
+            </w:tblGrid>
+            <w:tr>
+              <w:trPr>
+                <w:tblHeader/>
+              </w:trPr>
+              <w:tc>
+                <w:tcPr>
+                  <w:tcW w:type="dxa" w:w="2300"/>
+                  <w:tcBorders>
+                    <w:top w:val="none" w:color="FFFFFF" w:sz="0"/>
+                    <w:left w:val="none" w:color="FFFFFF" w:sz="0"/>
+                    <w:bottom w:val="none" w:color="FFFFFF" w:sz="0"/>
+                    <w:right w:val="none" w:color="FFFFFF" w:sz="0"/>
+                  </w:tcBorders>
+                  <w:shd w:fill="14284B" w:color="auto" w:val="clear"/>
+                  <w:tcMar>
+                    <w:top w:type="dxa" w:w="35"/>
+                    <w:left w:type="dxa" w:w="80"/>
+                    <w:bottom w:type="dxa" w:w="35"/>
+                    <w:right w:type="dxa" w:w="80"/>
+                  </w:tcMar>
+                </w:tcPr>
+                <w:p>
+                  <w:pPr>
+                    <w:jc w:val="left"/>
+                  </w:pPr>
+                  <w:r>
+                    <w:rPr>
+                      <w:rFonts w:ascii="Arial" w:cs="Arial" w:eastAsia="Arial" w:hAnsi="Arial"/>
+                      <w:b/>
+                      <w:bCs/>
+                      <w:color w:val="FFFFFF"/>
+                      <w:sz w:val="13"/>
+                      <w:szCs w:val="13"/>
+                    </w:rPr>
+                    <w:t xml:space="preserve">Quien compra a CLP 3.555</w:t>
+                  </w:r>
+                </w:p>
+              </w:tc>
+              <w:tc>
+                <w:tcPr>
+                  <w:tcW w:type="dxa" w:w="740"/>
+                  <w:tcBorders>
+                    <w:top w:val="none" w:color="FFFFFF" w:sz="0"/>
+                    <w:left w:val="none" w:color="FFFFFF" w:sz="0"/>
+                    <w:bottom w:val="none" w:color="FFFFFF" w:sz="0"/>
+                    <w:right w:val="none" w:color="FFFFFF" w:sz="0"/>
+                  </w:tcBorders>
+                  <w:shd w:fill="14284B" w:color="auto" w:val="clear"/>
+                  <w:tcMar>
+                    <w:top w:type="dxa" w:w="35"/>
+                    <w:left w:type="dxa" w:w="80"/>
+                    <w:bottom w:type="dxa" w:w="35"/>
+                    <w:right w:type="dxa" w:w="80"/>
+                  </w:tcMar>
+                </w:tcPr>
+                <w:p>
+                  <w:pPr>
+                    <w:jc w:val="right"/>
+                  </w:pPr>
+                  <w:r>
+                    <w:rPr>
+                      <w:rFonts w:ascii="Arial" w:cs="Arial" w:eastAsia="Arial" w:hAnsi="Arial"/>
+                      <w:b/>
+                      <w:bCs/>
+                      <w:color w:val="FFFFFF"/>
+                      <w:sz w:val="13"/>
+                      <w:szCs w:val="13"/>
+                    </w:rPr>
+                    <w:t xml:space="preserve">Nominal</w:t>
+                  </w:r>
+                </w:p>
+              </w:tc>
+              <w:tc>
+                <w:tcPr>
+                  <w:tcW w:type="dxa" w:w="640"/>
+                  <w:tcBorders>
+                    <w:top w:val="none" w:color="FFFFFF" w:sz="0"/>
+                    <w:left w:val="none" w:color="FFFFFF" w:sz="0"/>
+                    <w:bottom w:val="none" w:color="FFFFFF" w:sz="0"/>
+                    <w:right w:val="none" w:color="FFFFFF" w:sz="0"/>
+                  </w:tcBorders>
+                  <w:shd w:fill="14284B" w:color="auto" w:val="clear"/>
+                  <w:tcMar>
+                    <w:top w:type="dxa" w:w="35"/>
+                    <w:left w:type="dxa" w:w="80"/>
+                    <w:bottom w:type="dxa" w:w="35"/>
+                    <w:right w:type="dxa" w:w="80"/>
+                  </w:tcMar>
+                </w:tcPr>
+                <w:p>
+                  <w:pPr>
+                    <w:jc w:val="right"/>
+                  </w:pPr>
+                  <w:r>
+                    <w:rPr>
+                      <w:rFonts w:ascii="Arial" w:cs="Arial" w:eastAsia="Arial" w:hAnsi="Arial"/>
+                      <w:b/>
+                      <w:bCs/>
+                      <w:color w:val="FFFFFF"/>
+                      <w:sz w:val="13"/>
+                      <w:szCs w:val="13"/>
+                    </w:rPr>
+                    <w:t xml:space="preserve">Real</w:t>
+                  </w:r>
+                </w:p>
+              </w:tc>
+              <w:tc>
+                <w:tcPr>
+                  <w:tcW w:type="dxa" w:w="1800"/>
+                  <w:tcBorders>
+                    <w:top w:val="none" w:color="FFFFFF" w:sz="0"/>
+                    <w:left w:val="none" w:color="FFFFFF" w:sz="0"/>
+                    <w:bottom w:val="none" w:color="FFFFFF" w:sz="0"/>
+                    <w:right w:val="none" w:color="FFFFFF" w:sz="0"/>
+                  </w:tcBorders>
+                  <w:shd w:fill="14284B" w:color="auto" w:val="clear"/>
+                  <w:tcMar>
+                    <w:top w:type="dxa" w:w="35"/>
+                    <w:left w:type="dxa" w:w="80"/>
+                    <w:bottom w:type="dxa" w:w="35"/>
+                    <w:right w:type="dxa" w:w="80"/>
+                  </w:tcMar>
+                </w:tcPr>
+                <w:p>
+                  <w:pPr>
+                    <w:jc w:val="right"/>
+                  </w:pPr>
+                  <w:r>
+                    <w:rPr>
+                      <w:rFonts w:ascii="Arial" w:cs="Arial" w:eastAsia="Arial" w:hAnsi="Arial"/>
+                      <w:b/>
+                      <w:bCs/>
+                      <w:color w:val="FFFFFF"/>
+                      <w:sz w:val="13"/>
+                      <w:szCs w:val="13"/>
+                    </w:rPr>
+                    <w:t xml:space="preserve">Costo cap. nom./real</w:t>
+                  </w:r>
+                </w:p>
+              </w:tc>
+              <w:tc>
+                <w:tcPr>
+                  <w:tcW w:type="dxa" w:w="1420"/>
+                  <w:tcBorders>
+                    <w:top w:val="none" w:color="FFFFFF" w:sz="0"/>
+                    <w:left w:val="none" w:color="FFFFFF" w:sz="0"/>
+                    <w:bottom w:val="none" w:color="FFFFFF" w:sz="0"/>
+                    <w:right w:val="none" w:color="FFFFFF" w:sz="0"/>
+                  </w:tcBorders>
+                  <w:shd w:fill="14284B" w:color="auto" w:val="clear"/>
+                  <w:tcMar>
+                    <w:top w:type="dxa" w:w="35"/>
+                    <w:left w:type="dxa" w:w="80"/>
+                    <w:bottom w:type="dxa" w:w="35"/>
+                    <w:right w:type="dxa" w:w="80"/>
+                  </w:tcMar>
+                </w:tcPr>
+                <w:p>
+                  <w:pPr>
+                    <w:jc w:val="right"/>
+                  </w:pPr>
+                  <w:r>
+                    <w:rPr>
+                      <w:rFonts w:ascii="Arial" w:cs="Arial" w:eastAsia="Arial" w:hAnsi="Arial"/>
+                      <w:b/>
+                      <w:bCs/>
+                      <w:color w:val="FFFFFF"/>
+                      <w:sz w:val="13"/>
+                      <w:szCs w:val="13"/>
+                    </w:rPr>
+                    <w:t xml:space="preserve">Brecha nom./real</w:t>
+                  </w:r>
+                </w:p>
+              </w:tc>
+            </w:tr>
+            <w:tr>
+              <w:tc>
+                <w:tcPr>
+                  <w:tcW w:type="dxa" w:w="2300"/>
+                  <w:tcBorders>
+                    <w:top w:val="none" w:color="FFFFFF" w:sz="0"/>
+                    <w:left w:val="none" w:color="FFFFFF" w:sz="0"/>
+                    <w:bottom w:val="single" w:color="D5D9E0" w:sz="4"/>
+                    <w:right w:val="none" w:color="FFFFFF" w:sz="0"/>
+                  </w:tcBorders>
+                  <w:shd w:fill="FDF1CC" w:color="auto" w:val="clear"/>
+                  <w:tcMar>
+                    <w:top w:type="dxa" w:w="25"/>
+                    <w:left w:type="dxa" w:w="80"/>
+                    <w:bottom w:type="dxa" w:w="25"/>
+                    <w:right w:type="dxa" w:w="80"/>
+                  </w:tcMar>
+                  <w:vAlign w:val="center"/>
+                </w:tcPr>
+                <w:p>
+                  <w:pPr>
+                    <w:spacing w:line="216" w:lineRule="auto"/>
+                    <w:jc w:val="left"/>
+                  </w:pPr>
+                  <w:r>
+                    <w:rPr>
+                      <w:rFonts w:ascii="Arial" w:cs="Arial" w:eastAsia="Arial" w:hAnsi="Arial"/>
+                      <w:b/>
+                      <w:bCs/>
+                      <w:color w:val="1A1A1A"/>
+                      <w:sz w:val="13"/>
+                      <w:szCs w:val="13"/>
+                      <w:shd w:fill="ECB100" w:color="auto" w:val="clear"/>
+                    </w:rPr>
+                    <w:t xml:space="preserve">Firma (FCFF), tasa única</w:t>
+                  </w:r>
+                </w:p>
+              </w:tc>
+              <w:tc>
+                <w:tcPr>
+                  <w:tcW w:type="dxa" w:w="740"/>
+                  <w:tcBorders>
+                    <w:top w:val="none" w:color="FFFFFF" w:sz="0"/>
+                    <w:left w:val="none" w:color="FFFFFF" w:sz="0"/>
+                    <w:bottom w:val="single" w:color="D5D9E0" w:sz="4"/>
+                    <w:right w:val="none" w:color="FFFFFF" w:sz="0"/>
+                  </w:tcBorders>
+                  <w:shd w:fill="FDF1CC" w:color="auto" w:val="clear"/>
+                  <w:tcMar>
+                    <w:top w:type="dxa" w:w="25"/>
+                    <w:left w:type="dxa" w:w="80"/>
+                    <w:bottom w:type="dxa" w:w="25"/>
+                    <w:right w:type="dxa" w:w="80"/>
+                  </w:tcMar>
+                  <w:vAlign w:val="center"/>
+                </w:tcPr>
+                <w:p>
+                  <w:pPr>
+                    <w:spacing w:line="216" w:lineRule="auto"/>
+                    <w:jc w:val="right"/>
+                  </w:pPr>
+                  <w:r>
+                    <w:rPr>
+                      <w:rFonts w:ascii="Arial" w:cs="Arial" w:eastAsia="Arial" w:hAnsi="Arial"/>
+                      <w:b/>
+                      <w:bCs/>
+                      <w:color w:val="1A1A1A"/>
+                      <w:sz w:val="13"/>
+                      <w:szCs w:val="13"/>
+                      <w:shd w:fill="ECB100" w:color="auto" w:val="clear"/>
+                    </w:rPr>
+                    <w:t xml:space="preserve">7,57%</w:t>
+                  </w:r>
+                </w:p>
+              </w:tc>
+              <w:tc>
+                <w:tcPr>
+                  <w:tcW w:type="dxa" w:w="640"/>
+                  <w:tcBorders>
+                    <w:top w:val="none" w:color="FFFFFF" w:sz="0"/>
+                    <w:left w:val="none" w:color="FFFFFF" w:sz="0"/>
+                    <w:bottom w:val="single" w:color="D5D9E0" w:sz="4"/>
+                    <w:right w:val="none" w:color="FFFFFF" w:sz="0"/>
+                  </w:tcBorders>
+                  <w:shd w:fill="FDF1CC" w:color="auto" w:val="clear"/>
+                  <w:tcMar>
+                    <w:top w:type="dxa" w:w="25"/>
+                    <w:left w:type="dxa" w:w="80"/>
+                    <w:bottom w:type="dxa" w:w="25"/>
+                    <w:right w:type="dxa" w:w="80"/>
+                  </w:tcMar>
+                  <w:vAlign w:val="center"/>
+                </w:tcPr>
+                <w:p>
+                  <w:pPr>
+                    <w:spacing w:line="216" w:lineRule="auto"/>
+                    <w:jc w:val="right"/>
+                  </w:pPr>
+                  <w:r>
+                    <w:rPr>
+                      <w:rFonts w:ascii="Arial" w:cs="Arial" w:eastAsia="Arial" w:hAnsi="Arial"/>
+                      <w:b/>
+                      <w:bCs/>
+                      <w:color w:val="1A1A1A"/>
+                      <w:sz w:val="13"/>
+                      <w:szCs w:val="13"/>
+                      <w:shd w:fill="ECB100" w:color="auto" w:val="clear"/>
+                    </w:rPr>
+                    <w:t xml:space="preserve">4,44%</w:t>
+                  </w:r>
+                </w:p>
+              </w:tc>
+              <w:tc>
+                <w:tcPr>
+                  <w:tcW w:type="dxa" w:w="1800"/>
+                  <w:tcBorders>
+                    <w:top w:val="none" w:color="FFFFFF" w:sz="0"/>
+                    <w:left w:val="none" w:color="FFFFFF" w:sz="0"/>
+                    <w:bottom w:val="single" w:color="D5D9E0" w:sz="4"/>
+                    <w:right w:val="none" w:color="FFFFFF" w:sz="0"/>
+                  </w:tcBorders>
+                  <w:shd w:fill="FDF1CC" w:color="auto" w:val="clear"/>
+                  <w:tcMar>
+                    <w:top w:type="dxa" w:w="25"/>
+                    <w:left w:type="dxa" w:w="80"/>
+                    <w:bottom w:type="dxa" w:w="25"/>
+                    <w:right w:type="dxa" w:w="80"/>
+                  </w:tcMar>
+                  <w:vAlign w:val="center"/>
+                </w:tcPr>
+                <w:p>
+                  <w:pPr>
+                    <w:spacing w:line="216" w:lineRule="auto"/>
+                    <w:jc w:val="right"/>
+                  </w:pPr>
+                  <w:r>
+                    <w:rPr>
+                      <w:rFonts w:ascii="Arial" w:cs="Arial" w:eastAsia="Arial" w:hAnsi="Arial"/>
+                      <w:b/>
+                      <w:bCs/>
+                      <w:color w:val="1A1A1A"/>
+                      <w:sz w:val="13"/>
+                      <w:szCs w:val="13"/>
+                      <w:shd w:fill="ECB100" w:color="auto" w:val="clear"/>
+                    </w:rPr>
+                    <w:t xml:space="preserve">WACC 10,41% / 7,20%</w:t>
+                  </w:r>
+                </w:p>
+              </w:tc>
+              <w:tc>
+                <w:tcPr>
+                  <w:tcW w:type="dxa" w:w="1420"/>
+                  <w:tcBorders>
+                    <w:top w:val="none" w:color="FFFFFF" w:sz="0"/>
+                    <w:left w:val="none" w:color="FFFFFF" w:sz="0"/>
+                    <w:bottom w:val="single" w:color="D5D9E0" w:sz="4"/>
+                    <w:right w:val="none" w:color="FFFFFF" w:sz="0"/>
+                  </w:tcBorders>
+                  <w:shd w:fill="FDF1CC" w:color="auto" w:val="clear"/>
+                  <w:tcMar>
+                    <w:top w:type="dxa" w:w="25"/>
+                    <w:left w:type="dxa" w:w="80"/>
+                    <w:bottom w:type="dxa" w:w="25"/>
+                    <w:right w:type="dxa" w:w="80"/>
+                  </w:tcMar>
+                  <w:vAlign w:val="center"/>
+                </w:tcPr>
+                <w:p>
+                  <w:pPr>
+                    <w:spacing w:line="216" w:lineRule="auto"/>
+                    <w:jc w:val="right"/>
+                  </w:pPr>
+                  <w:r>
+                    <w:rPr>
+                      <w:rFonts w:ascii="Arial" w:cs="Arial" w:eastAsia="Arial" w:hAnsi="Arial"/>
+                      <w:b/>
+                      <w:bCs/>
+                      <w:color w:val="1A1A1A"/>
+                      <w:sz w:val="13"/>
+                      <w:szCs w:val="13"/>
+                      <w:shd w:fill="ECB100" w:color="auto" w:val="clear"/>
+                    </w:rPr>
+                    <w:t xml:space="preserve">−284 / −276 pb</w:t>
+                  </w:r>
+                </w:p>
+              </w:tc>
+            </w:tr>
+            <w:tr>
+              <w:tc>
+                <w:tcPr>
+                  <w:tcW w:type="dxa" w:w="2300"/>
+                  <w:tcBorders>
+                    <w:top w:val="none" w:color="FFFFFF" w:sz="0"/>
+                    <w:left w:val="none" w:color="FFFFFF" w:sz="0"/>
+                    <w:bottom w:val="single" w:color="D5D9E0" w:sz="4"/>
+                    <w:right w:val="none" w:color="FFFFFF" w:sz="0"/>
+                  </w:tcBorders>
+                  <w:shd w:fill="FFFFFF" w:color="auto" w:val="clear"/>
+                  <w:tcMar>
+                    <w:top w:type="dxa" w:w="25"/>
+                    <w:left w:type="dxa" w:w="80"/>
+                    <w:bottom w:type="dxa" w:w="25"/>
+                    <w:right w:type="dxa" w:w="80"/>
+                  </w:tcMar>
+                  <w:vAlign w:val="center"/>
+                </w:tcPr>
+                <w:p>
+                  <w:pPr>
+                    <w:spacing w:line="216" w:lineRule="auto"/>
+                    <w:jc w:val="left"/>
+                  </w:pPr>
+                  <w:r>
+                    <w:rPr>
+                      <w:rFonts w:ascii="Arial" w:cs="Arial" w:eastAsia="Arial" w:hAnsi="Arial"/>
+                      <w:b w:val="false"/>
+                      <w:bCs w:val="false"/>
+                      <w:color w:val="1A1A1A"/>
+                      <w:sz w:val="13"/>
+                      <w:szCs w:val="13"/>
+                      <w:shd w:fill="ECB100" w:color="auto" w:val="clear"/>
+                    </w:rPr>
+                    <w:t xml:space="preserve">Accionista, sale a nuestro valor</w:t>
+                  </w:r>
+                </w:p>
+              </w:tc>
+              <w:tc>
+                <w:tcPr>
+                  <w:tcW w:type="dxa" w:w="740"/>
+                  <w:tcBorders>
+                    <w:top w:val="none" w:color="FFFFFF" w:sz="0"/>
+                    <w:left w:val="none" w:color="FFFFFF" w:sz="0"/>
+                    <w:bottom w:val="single" w:color="D5D9E0" w:sz="4"/>
+                    <w:right w:val="none" w:color="FFFFFF" w:sz="0"/>
+                  </w:tcBorders>
+                  <w:shd w:fill="FFFFFF" w:color="auto" w:val="clear"/>
+                  <w:tcMar>
+                    <w:top w:type="dxa" w:w="25"/>
+                    <w:left w:type="dxa" w:w="80"/>
+                    <w:bottom w:type="dxa" w:w="25"/>
+                    <w:right w:type="dxa" w:w="80"/>
+                  </w:tcMar>
+                  <w:vAlign w:val="center"/>
+                </w:tcPr>
+                <w:p>
+                  <w:pPr>
+                    <w:spacing w:line="216" w:lineRule="auto"/>
+                    <w:jc w:val="right"/>
+                  </w:pPr>
+                  <w:r>
+                    <w:rPr>
+                      <w:rFonts w:ascii="Arial" w:cs="Arial" w:eastAsia="Arial" w:hAnsi="Arial"/>
+                      <w:b w:val="false"/>
+                      <w:bCs w:val="false"/>
+                      <w:color w:val="1A1A1A"/>
+                      <w:sz w:val="13"/>
+                      <w:szCs w:val="13"/>
+                      <w:shd w:fill="ECB100" w:color="auto" w:val="clear"/>
+                    </w:rPr>
+                    <w:t xml:space="preserve">−2,0%</w:t>
+                  </w:r>
+                </w:p>
+              </w:tc>
+              <w:tc>
+                <w:tcPr>
+                  <w:tcW w:type="dxa" w:w="640"/>
+                  <w:tcBorders>
+                    <w:top w:val="none" w:color="FFFFFF" w:sz="0"/>
+                    <w:left w:val="none" w:color="FFFFFF" w:sz="0"/>
+                    <w:bottom w:val="single" w:color="D5D9E0" w:sz="4"/>
+                    <w:right w:val="none" w:color="FFFFFF" w:sz="0"/>
+                  </w:tcBorders>
+                  <w:shd w:fill="FFFFFF" w:color="auto" w:val="clear"/>
+                  <w:tcMar>
+                    <w:top w:type="dxa" w:w="25"/>
+                    <w:left w:type="dxa" w:w="80"/>
+                    <w:bottom w:type="dxa" w:w="25"/>
+                    <w:right w:type="dxa" w:w="80"/>
+                  </w:tcMar>
+                  <w:vAlign w:val="center"/>
+                </w:tcPr>
+                <w:p>
+                  <w:pPr>
+                    <w:spacing w:line="216" w:lineRule="auto"/>
+                    <w:jc w:val="right"/>
+                  </w:pPr>
+                  <w:r>
+                    <w:rPr>
+                      <w:rFonts w:ascii="Arial" w:cs="Arial" w:eastAsia="Arial" w:hAnsi="Arial"/>
+                      <w:b w:val="false"/>
+                      <w:bCs w:val="false"/>
+                      <w:color w:val="1A1A1A"/>
+                      <w:sz w:val="13"/>
+                      <w:szCs w:val="13"/>
+                      <w:shd w:fill="ECB100" w:color="auto" w:val="clear"/>
+                    </w:rPr>
+                    <w:t xml:space="preserve">−4,9%</w:t>
+                  </w:r>
+                </w:p>
+              </w:tc>
+              <w:tc>
+                <w:tcPr>
+                  <w:tcW w:type="dxa" w:w="1800"/>
+                  <w:tcBorders>
+                    <w:top w:val="none" w:color="FFFFFF" w:sz="0"/>
+                    <w:left w:val="none" w:color="FFFFFF" w:sz="0"/>
+                    <w:bottom w:val="single" w:color="D5D9E0" w:sz="4"/>
+                    <w:right w:val="none" w:color="FFFFFF" w:sz="0"/>
+                  </w:tcBorders>
+                  <w:shd w:fill="FFFFFF" w:color="auto" w:val="clear"/>
+                  <w:tcMar>
+                    <w:top w:type="dxa" w:w="25"/>
+                    <w:left w:type="dxa" w:w="80"/>
+                    <w:bottom w:type="dxa" w:w="25"/>
+                    <w:right w:type="dxa" w:w="80"/>
+                  </w:tcMar>
+                  <w:vAlign w:val="center"/>
+                </w:tcPr>
+                <w:p>
+                  <w:pPr>
+                    <w:spacing w:line="216" w:lineRule="auto"/>
+                    <w:jc w:val="right"/>
+                  </w:pPr>
+                  <w:r>
+                    <w:rPr>
+                      <w:rFonts w:ascii="Arial" w:cs="Arial" w:eastAsia="Arial" w:hAnsi="Arial"/>
+                      <w:b w:val="false"/>
+                      <w:bCs w:val="false"/>
+                      <w:color w:val="1A1A1A"/>
+                      <w:sz w:val="13"/>
+                      <w:szCs w:val="13"/>
+                      <w:shd w:fill="ECB100" w:color="auto" w:val="clear"/>
+                    </w:rPr>
+                    <w:t xml:space="preserve">Ke 11,93% / 8,67%</w:t>
+                  </w:r>
+                </w:p>
+              </w:tc>
+              <w:tc>
+                <w:tcPr>
+                  <w:tcW w:type="dxa" w:w="1420"/>
+                  <w:tcBorders>
+                    <w:top w:val="none" w:color="FFFFFF" w:sz="0"/>
+                    <w:left w:val="none" w:color="FFFFFF" w:sz="0"/>
+                    <w:bottom w:val="single" w:color="D5D9E0" w:sz="4"/>
+                    <w:right w:val="none" w:color="FFFFFF" w:sz="0"/>
+                  </w:tcBorders>
+                  <w:shd w:fill="FFFFFF" w:color="auto" w:val="clear"/>
+                  <w:tcMar>
+                    <w:top w:type="dxa" w:w="25"/>
+                    <w:left w:type="dxa" w:w="80"/>
+                    <w:bottom w:type="dxa" w:w="25"/>
+                    <w:right w:type="dxa" w:w="80"/>
+                  </w:tcMar>
+                  <w:vAlign w:val="center"/>
+                </w:tcPr>
+                <w:p>
+                  <w:pPr>
+                    <w:spacing w:line="216" w:lineRule="auto"/>
+                    <w:jc w:val="right"/>
+                  </w:pPr>
+                  <w:r>
+                    <w:rPr>
+                      <w:rFonts w:ascii="Arial" w:cs="Arial" w:eastAsia="Arial" w:hAnsi="Arial"/>
+                      <w:b w:val="false"/>
+                      <w:bCs w:val="false"/>
+                      <w:color w:val="1A1A1A"/>
+                      <w:sz w:val="13"/>
+                      <w:szCs w:val="13"/>
+                      <w:shd w:fill="ECB100" w:color="auto" w:val="clear"/>
+                    </w:rPr>
+                    <w:t xml:space="preserve">−1.395 / −1.354 pb</w:t>
+                  </w:r>
+                </w:p>
+              </w:tc>
+            </w:tr>
+            <w:tr>
+              <w:tc>
+                <w:tcPr>
+                  <w:tcW w:type="dxa" w:w="2300"/>
+                  <w:tcBorders>
+                    <w:top w:val="none" w:color="FFFFFF" w:sz="0"/>
+                    <w:left w:val="none" w:color="FFFFFF" w:sz="0"/>
+                    <w:bottom w:val="single" w:color="D5D9E0" w:sz="4"/>
+                    <w:right w:val="none" w:color="FFFFFF" w:sz="0"/>
+                  </w:tcBorders>
+                  <w:shd w:fill="F7F8FB" w:color="auto" w:val="clear"/>
+                  <w:tcMar>
+                    <w:top w:type="dxa" w:w="25"/>
+                    <w:left w:type="dxa" w:w="80"/>
+                    <w:bottom w:type="dxa" w:w="25"/>
+                    <w:right w:type="dxa" w:w="80"/>
+                  </w:tcMar>
+                  <w:vAlign w:val="center"/>
+                </w:tcPr>
+                <w:p>
+                  <w:pPr>
+                    <w:spacing w:line="216" w:lineRule="auto"/>
+                    <w:jc w:val="left"/>
+                  </w:pPr>
+                  <w:r>
+                    <w:rPr>
+                      <w:rFonts w:ascii="Arial" w:cs="Arial" w:eastAsia="Arial" w:hAnsi="Arial"/>
+                      <w:b w:val="false"/>
+                      <w:bCs w:val="false"/>
+                      <w:color w:val="1A1A1A"/>
+                      <w:sz w:val="13"/>
+                      <w:szCs w:val="13"/>
+                      <w:shd w:fill="ECB100" w:color="auto" w:val="clear"/>
+                    </w:rPr>
+                    <w:t xml:space="preserve">Accionista, compra al objetivo</w:t>
+                  </w:r>
+                </w:p>
+              </w:tc>
+              <w:tc>
+                <w:tcPr>
+                  <w:tcW w:type="dxa" w:w="740"/>
+                  <w:tcBorders>
+                    <w:top w:val="none" w:color="FFFFFF" w:sz="0"/>
+                    <w:left w:val="none" w:color="FFFFFF" w:sz="0"/>
+                    <w:bottom w:val="single" w:color="D5D9E0" w:sz="4"/>
+                    <w:right w:val="none" w:color="FFFFFF" w:sz="0"/>
+                  </w:tcBorders>
+                  <w:shd w:fill="F7F8FB" w:color="auto" w:val="clear"/>
+                  <w:tcMar>
+                    <w:top w:type="dxa" w:w="25"/>
+                    <w:left w:type="dxa" w:w="80"/>
+                    <w:bottom w:type="dxa" w:w="25"/>
+                    <w:right w:type="dxa" w:w="80"/>
+                  </w:tcMar>
+                  <w:vAlign w:val="center"/>
+                </w:tcPr>
+                <w:p>
+                  <w:pPr>
+                    <w:spacing w:line="216" w:lineRule="auto"/>
+                    <w:jc w:val="right"/>
+                  </w:pPr>
+                  <w:r>
+                    <w:rPr>
+                      <w:rFonts w:ascii="Arial" w:cs="Arial" w:eastAsia="Arial" w:hAnsi="Arial"/>
+                      <w:b w:val="false"/>
+                      <w:bCs w:val="false"/>
+                      <w:color w:val="1A1A1A"/>
+                      <w:sz w:val="13"/>
+                      <w:szCs w:val="13"/>
+                      <w:shd w:fill="ECB100" w:color="auto" w:val="clear"/>
+                    </w:rPr>
+                    <w:t xml:space="preserve">10,6%</w:t>
+                  </w:r>
+                </w:p>
+              </w:tc>
+              <w:tc>
+                <w:tcPr>
+                  <w:tcW w:type="dxa" w:w="640"/>
+                  <w:tcBorders>
+                    <w:top w:val="none" w:color="FFFFFF" w:sz="0"/>
+                    <w:left w:val="none" w:color="FFFFFF" w:sz="0"/>
+                    <w:bottom w:val="single" w:color="D5D9E0" w:sz="4"/>
+                    <w:right w:val="none" w:color="FFFFFF" w:sz="0"/>
+                  </w:tcBorders>
+                  <w:shd w:fill="F7F8FB" w:color="auto" w:val="clear"/>
+                  <w:tcMar>
+                    <w:top w:type="dxa" w:w="25"/>
+                    <w:left w:type="dxa" w:w="80"/>
+                    <w:bottom w:type="dxa" w:w="25"/>
+                    <w:right w:type="dxa" w:w="80"/>
+                  </w:tcMar>
+                  <w:vAlign w:val="center"/>
+                </w:tcPr>
+                <w:p>
+                  <w:pPr>
+                    <w:spacing w:line="216" w:lineRule="auto"/>
+                    <w:jc w:val="right"/>
+                  </w:pPr>
+                  <w:r>
+                    <w:rPr>
+                      <w:rFonts w:ascii="Arial" w:cs="Arial" w:eastAsia="Arial" w:hAnsi="Arial"/>
+                      <w:b w:val="false"/>
+                      <w:bCs w:val="false"/>
+                      <w:color w:val="1A1A1A"/>
+                      <w:sz w:val="13"/>
+                      <w:szCs w:val="13"/>
+                      <w:shd w:fill="ECB100" w:color="auto" w:val="clear"/>
+                    </w:rPr>
+                    <w:t xml:space="preserve">7,4%</w:t>
+                  </w:r>
+                </w:p>
+              </w:tc>
+              <w:tc>
+                <w:tcPr>
+                  <w:tcW w:type="dxa" w:w="1800"/>
+                  <w:tcBorders>
+                    <w:top w:val="none" w:color="FFFFFF" w:sz="0"/>
+                    <w:left w:val="none" w:color="FFFFFF" w:sz="0"/>
+                    <w:bottom w:val="single" w:color="D5D9E0" w:sz="4"/>
+                    <w:right w:val="none" w:color="FFFFFF" w:sz="0"/>
+                  </w:tcBorders>
+                  <w:shd w:fill="F7F8FB" w:color="auto" w:val="clear"/>
+                  <w:tcMar>
+                    <w:top w:type="dxa" w:w="25"/>
+                    <w:left w:type="dxa" w:w="80"/>
+                    <w:bottom w:type="dxa" w:w="25"/>
+                    <w:right w:type="dxa" w:w="80"/>
+                  </w:tcMar>
+                  <w:vAlign w:val="center"/>
+                </w:tcPr>
+                <w:p>
+                  <w:pPr>
+                    <w:spacing w:line="216" w:lineRule="auto"/>
+                    <w:jc w:val="right"/>
+                  </w:pPr>
+                  <w:r>
+                    <w:rPr>
+                      <w:rFonts w:ascii="Arial" w:cs="Arial" w:eastAsia="Arial" w:hAnsi="Arial"/>
+                      <w:b w:val="false"/>
+                      <w:bCs w:val="false"/>
+                      <w:color w:val="1A1A1A"/>
+                      <w:sz w:val="13"/>
+                      <w:szCs w:val="13"/>
+                      <w:shd w:fill="ECB100" w:color="auto" w:val="clear"/>
+                    </w:rPr>
+                    <w:t xml:space="preserve">Ke 11,93% / 8,67%</w:t>
+                  </w:r>
+                </w:p>
+              </w:tc>
+              <w:tc>
+                <w:tcPr>
+                  <w:tcW w:type="dxa" w:w="1420"/>
+                  <w:tcBorders>
+                    <w:top w:val="none" w:color="FFFFFF" w:sz="0"/>
+                    <w:left w:val="none" w:color="FFFFFF" w:sz="0"/>
+                    <w:bottom w:val="single" w:color="D5D9E0" w:sz="4"/>
+                    <w:right w:val="none" w:color="FFFFFF" w:sz="0"/>
+                  </w:tcBorders>
+                  <w:shd w:fill="F7F8FB" w:color="auto" w:val="clear"/>
+                  <w:tcMar>
+                    <w:top w:type="dxa" w:w="25"/>
+                    <w:left w:type="dxa" w:w="80"/>
+                    <w:bottom w:type="dxa" w:w="25"/>
+                    <w:right w:type="dxa" w:w="80"/>
+                  </w:tcMar>
+                  <w:vAlign w:val="center"/>
+                </w:tcPr>
+                <w:p>
+                  <w:pPr>
+                    <w:spacing w:line="216" w:lineRule="auto"/>
+                    <w:jc w:val="right"/>
+                  </w:pPr>
+                  <w:r>
+                    <w:rPr>
+                      <w:rFonts w:ascii="Arial" w:cs="Arial" w:eastAsia="Arial" w:hAnsi="Arial"/>
+                      <w:b w:val="false"/>
+                      <w:bCs w:val="false"/>
+                      <w:color w:val="1A1A1A"/>
+                      <w:sz w:val="13"/>
+                      <w:szCs w:val="13"/>
+                      <w:shd w:fill="ECB100" w:color="auto" w:val="clear"/>
+                    </w:rPr>
+                    <w:t xml:space="preserve">−135 / −131 pb</w:t>
+                  </w:r>
+                </w:p>
+              </w:tc>
+            </w:tr>
+          </w:tbl>
+          <w:p>
+            <w:pPr>
+              <w:spacing w:after="60" w:before="20" w:line="216" w:lineRule="auto"/>
+              <w:jc w:val="both"/>
+            </w:pPr>
+            <w:r>
+              <w:rPr>
+                <w:rFonts w:ascii="Arial" w:cs="Arial" w:eastAsia="Arial" w:hAnsi="Arial"/>
+                <w:color w:val="5F5F5F"/>
+                <w:sz w:val="11"/>
+                <w:szCs w:val="11"/>
+                <w:shd w:fill="ECB100" w:color="auto" w:val="clear"/>
+              </w:rPr>
+              <w:t xml:space="preserve">TIR: tasa que iguala el valor de los flujos al precio. Firma: tasa única sobre el FCFF y el valor terminal (la Figura 34 desplaza toda la curva de WACC y da 7,56%; ambas dan CLP 3.555). Accionista: distribuciones del modelo (con la adicional que lleva la DFN/EBITDA a 3,5x) y salida al 31-dic-31 a nuestro valor. Real = (1 + nom.) / (1 + 3,0%) − 1. Fuente: modelo v3, hoja TIR_Accionista.</w:t>
             </w:r>
           </w:p>
           <w:p>
@@ -245,11 +1255,51 @@
             <w:r>
               <w:rPr>
                 <w:rFonts w:ascii="Arial" w:cs="Arial" w:eastAsia="Arial" w:hAnsi="Arial"/>
-                <w:color w:val="1A1A1A"/>
-                <w:sz w:val="16"/>
-                <w:szCs w:val="16"/>
-              </w:rPr>
-              <w:t xml:space="preserve">El capex sigue el plan de la compañía: el pipeline y la mantención (5,5% de los ingresos) llevan el capex base a un máximo de CLP 240.660 MM en 2027, y la expansión continua suma entre CLP 95.000 y 104.000 MM al año desde 2028, al costo del pipeline identificado (USD 3.603 por m²) y con una rampa de ingresos de 35%, 90% y 100%. El capital de trabajo, en 15,6% de los ingresos, exige apenas CLP 7.100–9.900 MM al año y mueve el precio en ±1,2% (Figura 29). Son supuestos que el equipo puede defender línea a línea (Anexo [C]).</w:t>
+                <w:b/>
+                <w:bCs/>
+                <w:color w:val="1A1A1A"/>
+                <w:sz w:val="12"/>
+                <w:szCs w:val="12"/>
+                <w:shd w:fill="ECB100" w:color="auto" w:val="clear"/>
+              </w:rPr>
+              <w:t xml:space="preserve">NUEVO</w:t>
+            </w:r>
+            <w:r>
+              <w:rPr>
+                <w:rFonts w:ascii="Arial" w:cs="Arial" w:eastAsia="Arial" w:hAnsi="Arial"/>
+                <w:color w:val="1A1A1A"/>
+                <w:sz w:val="16"/>
+                <w:szCs w:val="16"/>
+              </w:rPr>
+              <w:t xml:space="preserve"> </w:t>
+            </w:r>
+            <w:r>
+              <w:rPr>
+                <w:rFonts w:ascii="Arial" w:cs="Arial" w:eastAsia="Arial" w:hAnsi="Arial"/>
+                <w:color w:val="1A1A1A"/>
+                <w:sz w:val="16"/>
+                <w:szCs w:val="16"/>
+              </w:rPr>
+              <w:t xml:space="preserve">El capex sigue el plan de la compañía: el pipeline y la mantención (5,5% de los ingresos) llevan el capex base a un máximo de CLP 240.660 MM en 2027, y la expansión continua suma entre CLP 95.000 y 104.000 MM al año desde 2028, al costo del pipeline identificado (USD 3.603 por m²) y con una rampa de ingresos de 35%, 90% y 100%. El capital de trabajo, en 15,6% de los ingresos, exige CLP 7.100–9.900 MM al año y mueve el precio en ±1,2% (Figura 29</w:t>
+            </w:r>
+            <w:r>
+              <w:rPr>
+                <w:rFonts w:ascii="Arial" w:cs="Arial" w:eastAsia="Arial" w:hAnsi="Arial"/>
+                <w:color w:val="1A1A1A"/>
+                <w:sz w:val="16"/>
+                <w:szCs w:val="16"/>
+                <w:shd w:fill="ECB100" w:color="auto" w:val="clear"/>
+              </w:rPr>
+              <w:t xml:space="preserve">; Anexo [C]</w:t>
+            </w:r>
+            <w:r>
+              <w:rPr>
+                <w:rFonts w:ascii="Arial" w:cs="Arial" w:eastAsia="Arial" w:hAnsi="Arial"/>
+                <w:color w:val="1A1A1A"/>
+                <w:sz w:val="16"/>
+                <w:szCs w:val="16"/>
+              </w:rPr>
+              <w:t xml:space="preserve">).</w:t>
             </w:r>
           </w:p>
           <w:p>
@@ -260,11 +1310,42 @@
             <w:r>
               <w:rPr>
                 <w:rFonts w:ascii="Arial" w:cs="Arial" w:eastAsia="Arial" w:hAnsi="Arial"/>
-                <w:color w:val="1A1A1A"/>
-                <w:sz w:val="16"/>
-                <w:szCs w:val="16"/>
-              </w:rPr>
-              <w:t xml:space="preserve">Dos supuestos merecen una explicación. La tasa de impuesto en caja parte en 16,8% porque hoy la compañía usa goodwill tributario y pérdidas acumuladas; suponemos que esos escudos se agotan y que la tasa llega a 27% en 2030, para no sobreestimar el valor. Y el capital de trabajo es positivo porque las cuentas por cobrar a locatarios (CLP 122.370 MM) superan los arriendos cobrados por anticipado (CLP 20.247 MM): crece con los ingresos, no con los m² nuevos.</w:t>
+                <w:b/>
+                <w:bCs/>
+                <w:color w:val="1A1A1A"/>
+                <w:sz w:val="12"/>
+                <w:szCs w:val="12"/>
+                <w:shd w:fill="ECB100" w:color="auto" w:val="clear"/>
+              </w:rPr>
+              <w:t xml:space="preserve">NUEVO</w:t>
+            </w:r>
+            <w:r>
+              <w:rPr>
+                <w:rFonts w:ascii="Arial" w:cs="Arial" w:eastAsia="Arial" w:hAnsi="Arial"/>
+                <w:color w:val="1A1A1A"/>
+                <w:sz w:val="16"/>
+                <w:szCs w:val="16"/>
+              </w:rPr>
+              <w:t xml:space="preserve"> </w:t>
+            </w:r>
+            <w:r>
+              <w:rPr>
+                <w:rFonts w:ascii="Arial" w:cs="Arial" w:eastAsia="Arial" w:hAnsi="Arial"/>
+                <w:color w:val="1A1A1A"/>
+                <w:sz w:val="16"/>
+                <w:szCs w:val="16"/>
+              </w:rPr>
+              <w:t xml:space="preserve">Dos supuestos merecen una explicación. La tasa de impuesto en caja parte en 16,8% porque hoy la compañía usa goodwill tributario y pérdidas acumuladas; suponemos que esos escudos se agotan y que la tasa llega a 27% en 2030, para no sobreestimar el valor. </w:t>
+            </w:r>
+            <w:r>
+              <w:rPr>
+                <w:rFonts w:ascii="Arial" w:cs="Arial" w:eastAsia="Arial" w:hAnsi="Arial"/>
+                <w:color w:val="1A1A1A"/>
+                <w:sz w:val="16"/>
+                <w:szCs w:val="16"/>
+                <w:shd w:fill="ECB100" w:color="auto" w:val="clear"/>
+              </w:rPr>
+              <w:t xml:space="preserve">Y el capital de trabajo crece con los ingresos (cuentas por cobrar de CLP 122.370 MM sobre arriendos anticipados de CLP 20.247 MM), no con los m² nuevos.</w:t>
             </w:r>
           </w:p>
           <w:p>
@@ -275,11 +1356,51 @@
             <w:r>
               <w:rPr>
                 <w:rFonts w:ascii="Arial" w:cs="Arial" w:eastAsia="Arial" w:hAnsi="Arial"/>
-                <w:color w:val="1A1A1A"/>
-                <w:sz w:val="16"/>
-                <w:szCs w:val="16"/>
-              </w:rPr>
-              <w:t xml:space="preserve">El problema es el retorno de crecer. Cada m² nuevo rinde 6,9% sobre su costo, un RONIC real de 5,0% después de impuestos, bajo una WACC real de 7,2%. La expansión suma ingresos, pero no valor: por eso el valor terminal crece solo con la inflación (g de 3,0% nominal, 0% real) y un g mayor reduce el valor (Figura 30). Suponer más crecimiento no cerraría la brecha con el precio; la agrandaría.</w:t>
+                <w:b/>
+                <w:bCs/>
+                <w:color w:val="1A1A1A"/>
+                <w:sz w:val="12"/>
+                <w:szCs w:val="12"/>
+                <w:shd w:fill="ECB100" w:color="auto" w:val="clear"/>
+              </w:rPr>
+              <w:t xml:space="preserve">NUEVO</w:t>
+            </w:r>
+            <w:r>
+              <w:rPr>
+                <w:rFonts w:ascii="Arial" w:cs="Arial" w:eastAsia="Arial" w:hAnsi="Arial"/>
+                <w:color w:val="1A1A1A"/>
+                <w:sz w:val="16"/>
+                <w:szCs w:val="16"/>
+              </w:rPr>
+              <w:t xml:space="preserve"> </w:t>
+            </w:r>
+            <w:r>
+              <w:rPr>
+                <w:rFonts w:ascii="Arial" w:cs="Arial" w:eastAsia="Arial" w:hAnsi="Arial"/>
+                <w:color w:val="1A1A1A"/>
+                <w:sz w:val="16"/>
+                <w:szCs w:val="16"/>
+              </w:rPr>
+              <w:t xml:space="preserve">El problema es el retorno de crecer. Cada m² nuevo rinde </w:t>
+            </w:r>
+            <w:r>
+              <w:rPr>
+                <w:rFonts w:ascii="Arial" w:cs="Arial" w:eastAsia="Arial" w:hAnsi="Arial"/>
+                <w:color w:val="1A1A1A"/>
+                <w:sz w:val="16"/>
+                <w:szCs w:val="16"/>
+                <w:shd w:fill="ECB100" w:color="auto" w:val="clear"/>
+              </w:rPr>
+              <w:t xml:space="preserve">6,9% real antes de impuestos</w:t>
+            </w:r>
+            <w:r>
+              <w:rPr>
+                <w:rFonts w:ascii="Arial" w:cs="Arial" w:eastAsia="Arial" w:hAnsi="Arial"/>
+                <w:color w:val="1A1A1A"/>
+                <w:sz w:val="16"/>
+                <w:szCs w:val="16"/>
+              </w:rPr>
+              <w:t xml:space="preserve"> sobre su costo, un RONIC real de 5,0% después de impuestos, bajo una WACC real de 7,2%. La expansión suma ingresos, pero no valor: por eso el valor terminal crece solo con la inflación (g de 3,0% nominal, 0% real) y un g mayor reduce el valor (Figura 30). Suponer más crecimiento no cerraría la brecha con el precio; la agrandaría.</w:t>
             </w:r>
           </w:p>
           <w:p>
@@ -290,11 +1411,42 @@
             <w:r>
               <w:rPr>
                 <w:rFonts w:ascii="Arial" w:cs="Arial" w:eastAsia="Arial" w:hAnsi="Arial"/>
-                <w:color w:val="1A1A1A"/>
-                <w:sz w:val="16"/>
-                <w:szCs w:val="16"/>
-              </w:rPr>
-              <w:t xml:space="preserve">Por eso el horizonte explícito incluye el capex y la maduración de los proyectos que abren hasta 2032 (108.301 m² de GLA madura en el año terminal), pero desde ahí el modelo no agrega centros comerciales: el capex terminal cubre solo la mantención (5,5% de los ingresos). No es un supuesto conservador contra la empresa; con estos retornos, crecer más reduciría su valor.</w:t>
+                <w:b/>
+                <w:bCs/>
+                <w:color w:val="1A1A1A"/>
+                <w:sz w:val="12"/>
+                <w:szCs w:val="12"/>
+                <w:shd w:fill="ECB100" w:color="auto" w:val="clear"/>
+              </w:rPr>
+              <w:t xml:space="preserve">NUEVO</w:t>
+            </w:r>
+            <w:r>
+              <w:rPr>
+                <w:rFonts w:ascii="Arial" w:cs="Arial" w:eastAsia="Arial" w:hAnsi="Arial"/>
+                <w:color w:val="1A1A1A"/>
+                <w:sz w:val="16"/>
+                <w:szCs w:val="16"/>
+              </w:rPr>
+              <w:t xml:space="preserve"> </w:t>
+            </w:r>
+            <w:r>
+              <w:rPr>
+                <w:rFonts w:ascii="Arial" w:cs="Arial" w:eastAsia="Arial" w:hAnsi="Arial"/>
+                <w:color w:val="1A1A1A"/>
+                <w:sz w:val="16"/>
+                <w:szCs w:val="16"/>
+              </w:rPr>
+              <w:t xml:space="preserve">Por eso el horizonte explícito incluye el capex y la maduración de los proyectos que abren hasta 2032 (108.301 m² de GLA madura en el año terminal), pero desde ahí el modelo no agrega centros comerciales: el capex terminal cubre solo la mantención (5,5% de los ingresos). </w:t>
+            </w:r>
+            <w:r>
+              <w:rPr>
+                <w:rFonts w:ascii="Arial" w:cs="Arial" w:eastAsia="Arial" w:hAnsi="Arial"/>
+                <w:color w:val="1A1A1A"/>
+                <w:sz w:val="16"/>
+                <w:szCs w:val="16"/>
+                <w:shd w:fill="ECB100" w:color="auto" w:val="clear"/>
+              </w:rPr>
+              <w:t xml:space="preserve">Con estos retornos, crecer más reduciría su valor.</w:t>
             </w:r>
           </w:p>
         </w:tc>
@@ -436,11 +1588,33 @@
             <w:r>
               <w:rPr>
                 <w:rFonts w:ascii="Arial" w:cs="Arial" w:eastAsia="Arial" w:hAnsi="Arial"/>
+                <w:b/>
+                <w:bCs/>
+                <w:color w:val="14284B"/>
+                <w:sz w:val="12"/>
+                <w:szCs w:val="12"/>
+                <w:shd w:fill="ECB100" w:color="auto" w:val="clear"/>
+              </w:rPr>
+              <w:t xml:space="preserve">NUEVO</w:t>
+            </w:r>
+            <w:r>
+              <w:rPr>
+                <w:rFonts w:ascii="Arial" w:cs="Arial" w:eastAsia="Arial" w:hAnsi="Arial"/>
                 <w:color w:val="14284B"/>
                 <w:sz w:val="14"/>
                 <w:szCs w:val="14"/>
               </w:rPr>
-              <w:t xml:space="preserve">A CLP 3.555 el patrimonio rinde casi lo mismo que la deuda</w:t>
+              <w:t xml:space="preserve"> </w:t>
+            </w:r>
+            <w:r>
+              <w:rPr>
+                <w:rFonts w:ascii="Arial" w:cs="Arial" w:eastAsia="Arial" w:hAnsi="Arial"/>
+                <w:color w:val="14284B"/>
+                <w:sz w:val="14"/>
+                <w:szCs w:val="14"/>
+                <w:shd w:fill="ECB100" w:color="auto" w:val="clear"/>
+              </w:rPr>
+              <w:t xml:space="preserve">A CLP 3.555 la firma rinde casi lo mismo que su deuda</w:t>
             </w:r>
           </w:p>
           <w:p>
@@ -744,11 +1918,51 @@
             <w:r>
               <w:rPr>
                 <w:rFonts w:ascii="Arial" w:cs="Arial" w:eastAsia="Arial" w:hAnsi="Arial"/>
-                <w:color w:val="1A1A1A"/>
-                <w:sz w:val="16"/>
-                <w:szCs w:val="16"/>
-              </w:rPr>
-              <w:t xml:space="preserve">Mallplaza transa a 16,8x EV/EBITDA, sobre la mediana chilena (15,7x) y muy por encima de los pares brasileños (9,0x). La brecha con Brasil no es de calidad, sino de tasas: con bonos reales locales de 2,5% en Chile y 8,1% en Brasil (NTN-B), el spread del cap rate sobre la tasa local es parecido en ambos países, 385 pb en Chile y 302 pb en Brasil (Figura 31). Por eso ponderamos 70% la mediana chilena y 30% la del set común (que incluye IRSA; excluimos Fibra Danhos por su régimen FIBRA): 14,4x, que lleva a CLP 2.951 por acción. La ponderación pesa poco: entre 0% y 100% Chile, el precio objetivo solo va de CLP 1.916 a 2.144 (Anexo [E]).</w:t>
+                <w:b/>
+                <w:bCs/>
+                <w:color w:val="1A1A1A"/>
+                <w:sz w:val="12"/>
+                <w:szCs w:val="12"/>
+                <w:shd w:fill="ECB100" w:color="auto" w:val="clear"/>
+              </w:rPr>
+              <w:t xml:space="preserve">NUEVO</w:t>
+            </w:r>
+            <w:r>
+              <w:rPr>
+                <w:rFonts w:ascii="Arial" w:cs="Arial" w:eastAsia="Arial" w:hAnsi="Arial"/>
+                <w:color w:val="1A1A1A"/>
+                <w:sz w:val="16"/>
+                <w:szCs w:val="16"/>
+              </w:rPr>
+              <w:t xml:space="preserve"> </w:t>
+            </w:r>
+            <w:r>
+              <w:rPr>
+                <w:rFonts w:ascii="Arial" w:cs="Arial" w:eastAsia="Arial" w:hAnsi="Arial"/>
+                <w:color w:val="1A1A1A"/>
+                <w:sz w:val="16"/>
+                <w:szCs w:val="16"/>
+              </w:rPr>
+              <w:t xml:space="preserve">Mallplaza transa a 16,8x EV/EBITDA, sobre la mediana chilena (15,7x) y muy por encima de los pares brasileños (9,0x). La brecha con Brasil no es de calidad, sino de tasas: con bonos reales locales de 2,5% en Chile y 8,1% en Brasil (NTN-B), el spread del cap rate</w:t>
+            </w:r>
+            <w:r>
+              <w:rPr>
+                <w:rFonts w:ascii="Arial" w:cs="Arial" w:eastAsia="Arial" w:hAnsi="Arial"/>
+                <w:color w:val="1A1A1A"/>
+                <w:sz w:val="16"/>
+                <w:szCs w:val="16"/>
+                <w:shd w:fill="ECB100" w:color="auto" w:val="clear"/>
+              </w:rPr>
+              <w:t xml:space="preserve"> (comparable a una tasa real, porque las rentas se reajustan)</w:t>
+            </w:r>
+            <w:r>
+              <w:rPr>
+                <w:rFonts w:ascii="Arial" w:cs="Arial" w:eastAsia="Arial" w:hAnsi="Arial"/>
+                <w:color w:val="1A1A1A"/>
+                <w:sz w:val="16"/>
+                <w:szCs w:val="16"/>
+              </w:rPr>
+              <w:t xml:space="preserve"> sobre la tasa local es parecido en ambos países, 385 pb en Chile y 302 pb en Brasil (Figura 31). Por eso ponderamos 70% la mediana chilena y 30% la del set común (que incluye IRSA; excluimos Fibra Danhos por su régimen FIBRA): 14,4x, que lleva a CLP 2.951 por acción. La ponderación pesa poco: entre 0% y 100% Chile, el precio objetivo solo va de CLP 1.916 a 2.144 (Anexo [E]).</w:t>
             </w:r>
           </w:p>
           <w:p>
@@ -759,11 +1973,89 @@
             <w:r>
               <w:rPr>
                 <w:rFonts w:ascii="Arial" w:cs="Arial" w:eastAsia="Arial" w:hAnsi="Arial"/>
-                <w:color w:val="1A1A1A"/>
-                <w:sz w:val="16"/>
-                <w:szCs w:val="16"/>
-              </w:rPr>
-              <w:t xml:space="preserve">El contexto macro explica la diferencia. Al 30-jun-26 Brasil tenía una Selic de 14,25%, un bono nominal a 10 años de 14,34% e inflación esperada de 5,3% para 2026, frente a una TPM de 4,5%, un bono nominal de 5,43% y 4,1% de inflación en Chile, con crecimientos parecidos (2,0% y 1,6%). Un inversionista en Brasil exige más a cualquier activo, no solo a los centros comerciales; aplicar ese descuento a Mallplaza, que genera el 71,8% de sus ingresos en Chile, sería castigarla por un riesgo que no corre.</w:t>
+                <w:b/>
+                <w:bCs/>
+                <w:color w:val="1A1A1A"/>
+                <w:sz w:val="12"/>
+                <w:szCs w:val="12"/>
+                <w:shd w:fill="ECB100" w:color="auto" w:val="clear"/>
+              </w:rPr>
+              <w:t xml:space="preserve">NUEVO</w:t>
+            </w:r>
+            <w:r>
+              <w:rPr>
+                <w:rFonts w:ascii="Arial" w:cs="Arial" w:eastAsia="Arial" w:hAnsi="Arial"/>
+                <w:color w:val="1A1A1A"/>
+                <w:sz w:val="16"/>
+                <w:szCs w:val="16"/>
+              </w:rPr>
+              <w:t xml:space="preserve"> </w:t>
+            </w:r>
+            <w:r>
+              <w:rPr>
+                <w:rFonts w:ascii="Arial" w:cs="Arial" w:eastAsia="Arial" w:hAnsi="Arial"/>
+                <w:color w:val="1A1A1A"/>
+                <w:sz w:val="16"/>
+                <w:szCs w:val="16"/>
+              </w:rPr>
+              <w:t xml:space="preserve">El contexto macro explica la diferencia. Al 30-jun-26 Brasil tenía </w:t>
+            </w:r>
+            <w:r>
+              <w:rPr>
+                <w:rFonts w:ascii="Arial" w:cs="Arial" w:eastAsia="Arial" w:hAnsi="Arial"/>
+                <w:color w:val="1A1A1A"/>
+                <w:sz w:val="16"/>
+                <w:szCs w:val="16"/>
+                <w:shd w:fill="ECB100" w:color="auto" w:val="clear"/>
+              </w:rPr>
+              <w:t xml:space="preserve">una Selic nominal de 14,25%</w:t>
+            </w:r>
+            <w:r>
+              <w:rPr>
+                <w:rFonts w:ascii="Arial" w:cs="Arial" w:eastAsia="Arial" w:hAnsi="Arial"/>
+                <w:color w:val="1A1A1A"/>
+                <w:sz w:val="16"/>
+                <w:szCs w:val="16"/>
+              </w:rPr>
+              <w:t xml:space="preserve">, un bono nominal a 10 años de 14,34% e inflación esperada de 5,3% para 2026, frente a </w:t>
+            </w:r>
+            <w:r>
+              <w:rPr>
+                <w:rFonts w:ascii="Arial" w:cs="Arial" w:eastAsia="Arial" w:hAnsi="Arial"/>
+                <w:color w:val="1A1A1A"/>
+                <w:sz w:val="16"/>
+                <w:szCs w:val="16"/>
+                <w:shd w:fill="ECB100" w:color="auto" w:val="clear"/>
+              </w:rPr>
+              <w:t xml:space="preserve">una TPM nominal de 4,5%</w:t>
+            </w:r>
+            <w:r>
+              <w:rPr>
+                <w:rFonts w:ascii="Arial" w:cs="Arial" w:eastAsia="Arial" w:hAnsi="Arial"/>
+                <w:color w:val="1A1A1A"/>
+                <w:sz w:val="16"/>
+                <w:szCs w:val="16"/>
+              </w:rPr>
+              <w:t xml:space="preserve">, un bono nominal de 5,43% y 4,1% de inflación en Chile, con </w:t>
+            </w:r>
+            <w:r>
+              <w:rPr>
+                <w:rFonts w:ascii="Arial" w:cs="Arial" w:eastAsia="Arial" w:hAnsi="Arial"/>
+                <w:color w:val="1A1A1A"/>
+                <w:sz w:val="16"/>
+                <w:szCs w:val="16"/>
+                <w:shd w:fill="ECB100" w:color="auto" w:val="clear"/>
+              </w:rPr>
+              <w:t xml:space="preserve">crecimientos reales del PIB</w:t>
+            </w:r>
+            <w:r>
+              <w:rPr>
+                <w:rFonts w:ascii="Arial" w:cs="Arial" w:eastAsia="Arial" w:hAnsi="Arial"/>
+                <w:color w:val="1A1A1A"/>
+                <w:sz w:val="16"/>
+                <w:szCs w:val="16"/>
+              </w:rPr>
+              <w:t xml:space="preserve"> parecidos (2,0% y 1,6%). Un inversionista en Brasil exige más a cualquier activo, no solo a los centros comerciales; aplicar ese descuento a Mallplaza, que genera el 71,8% de sus ingresos en Chile, sería castigarla por un riesgo que no corre.</w:t>
             </w:r>
           </w:p>
           <w:p>
@@ -838,11 +2130,70 @@
             <w:r>
               <w:rPr>
                 <w:rFonts w:ascii="Arial" w:cs="Arial" w:eastAsia="Arial" w:hAnsi="Arial"/>
-                <w:color w:val="1A1A1A"/>
-                <w:sz w:val="16"/>
-                <w:szCs w:val="16"/>
-              </w:rPr>
-              <w:t xml:space="preserve">El precio implica un EV de CLP 9,12 billones, 69% sobre el nuestro, y un cap rate de 6,0%, frente a 10,1% en nuestro DCF, 6,4% en los pares chilenos y 7,5% a valor libro (Figura 33). El mercado paga 1,61 veces un patrimonio que ya está a valor razonable, tasado con una tasa real de ~5,55% (Nota 11): paga más que los propios tasadores. Para justificar CLP 3.555 la WACC tendría que ser 285 pb menor (Figura 34); incluso con la tasa de los tasadores, el DCF sería CLP 2.660.</w:t>
+                <w:b/>
+                <w:bCs/>
+                <w:color w:val="1A1A1A"/>
+                <w:sz w:val="12"/>
+                <w:szCs w:val="12"/>
+                <w:shd w:fill="ECB100" w:color="auto" w:val="clear"/>
+              </w:rPr>
+              <w:t xml:space="preserve">NUEVO</w:t>
+            </w:r>
+            <w:r>
+              <w:rPr>
+                <w:rFonts w:ascii="Arial" w:cs="Arial" w:eastAsia="Arial" w:hAnsi="Arial"/>
+                <w:color w:val="1A1A1A"/>
+                <w:sz w:val="16"/>
+                <w:szCs w:val="16"/>
+              </w:rPr>
+              <w:t xml:space="preserve"> </w:t>
+            </w:r>
+            <w:r>
+              <w:rPr>
+                <w:rFonts w:ascii="Arial" w:cs="Arial" w:eastAsia="Arial" w:hAnsi="Arial"/>
+                <w:color w:val="1A1A1A"/>
+                <w:sz w:val="16"/>
+                <w:szCs w:val="16"/>
+              </w:rPr>
+              <w:t xml:space="preserve">El precio implica un EV de CLP 9,12 billones, 69% sobre el nuestro, y un cap rate de 6,0%, frente a 10,1% en nuestro DCF, 6,4% en los pares chilenos y 7,5% a valor libro (Figura 33). El mercado paga 1,61 veces un patrimonio que ya está a valor razonable, tasado con una tasa real de ~5,55% (Nota 11): paga más que los propios tasadores. Para justificar CLP 3.555 la </w:t>
+            </w:r>
+            <w:r>
+              <w:rPr>
+                <w:rFonts w:ascii="Arial" w:cs="Arial" w:eastAsia="Arial" w:hAnsi="Arial"/>
+                <w:color w:val="1A1A1A"/>
+                <w:sz w:val="16"/>
+                <w:szCs w:val="16"/>
+                <w:shd w:fill="ECB100" w:color="auto" w:val="clear"/>
+              </w:rPr>
+              <w:t xml:space="preserve">WACC nominal tendría que ser 285 pb menor (7,56%; </w:t>
+            </w:r>
+            <w:r>
+              <w:rPr>
+                <w:rFonts w:ascii="Arial" w:cs="Arial" w:eastAsia="Arial" w:hAnsi="Arial"/>
+                <w:color w:val="1A1A1A"/>
+                <w:sz w:val="16"/>
+                <w:szCs w:val="16"/>
+              </w:rPr>
+              <w:t xml:space="preserve">Figura 34); incluso con la tasa de los tasadores</w:t>
+            </w:r>
+            <w:r>
+              <w:rPr>
+                <w:rFonts w:ascii="Arial" w:cs="Arial" w:eastAsia="Arial" w:hAnsi="Arial"/>
+                <w:color w:val="1A1A1A"/>
+                <w:sz w:val="16"/>
+                <w:szCs w:val="16"/>
+                <w:shd w:fill="ECB100" w:color="auto" w:val="clear"/>
+              </w:rPr>
+              <w:t xml:space="preserve"> (5,55% real, 8,72% nominal)</w:t>
+            </w:r>
+            <w:r>
+              <w:rPr>
+                <w:rFonts w:ascii="Arial" w:cs="Arial" w:eastAsia="Arial" w:hAnsi="Arial"/>
+                <w:color w:val="1A1A1A"/>
+                <w:sz w:val="16"/>
+                <w:szCs w:val="16"/>
+              </w:rPr>
+              <w:t xml:space="preserve">, el DCF sería CLP 2.660.</w:t>
             </w:r>
           </w:p>
           <w:p>
@@ -853,11 +2204,80 @@
             <w:r>
               <w:rPr>
                 <w:rFonts w:ascii="Arial" w:cs="Arial" w:eastAsia="Arial" w:hAnsi="Arial"/>
-                <w:color w:val="1A1A1A"/>
-                <w:sz w:val="16"/>
-                <w:szCs w:val="16"/>
-              </w:rPr>
-              <w:t xml:space="preserve">Llevamos la tesis a sus extremos. En un caso bear (WACC +100 pb y el margen trimestral mínimo de 75,8%) el precio objetivo cae a CLP 1.713; en un caso bull que suma WACC −100 pb, g de 2,5%, el margen trimestral máximo de 81,3% y la rebaja del impuesto a 23%, sube a CLP 2.627, todavía 26% bajo el precio. El APV (CLP 1.894), una Rf basada en el bono en pesos (~CLP 2.439) y otros objetivos de deuda (DCF de CLP 1.819 a 1.894) llevan a la misma conclusión (Anexo [F]).</w:t>
+                <w:b/>
+                <w:bCs/>
+                <w:color w:val="1A1A1A"/>
+                <w:sz w:val="12"/>
+                <w:szCs w:val="12"/>
+                <w:shd w:fill="ECB100" w:color="auto" w:val="clear"/>
+              </w:rPr>
+              <w:t xml:space="preserve">NUEVO</w:t>
+            </w:r>
+            <w:r>
+              <w:rPr>
+                <w:rFonts w:ascii="Arial" w:cs="Arial" w:eastAsia="Arial" w:hAnsi="Arial"/>
+                <w:color w:val="1A1A1A"/>
+                <w:sz w:val="16"/>
+                <w:szCs w:val="16"/>
+              </w:rPr>
+              <w:t xml:space="preserve"> </w:t>
+            </w:r>
+            <w:r>
+              <w:rPr>
+                <w:rFonts w:ascii="Arial" w:cs="Arial" w:eastAsia="Arial" w:hAnsi="Arial"/>
+                <w:color w:val="1A1A1A"/>
+                <w:sz w:val="16"/>
+                <w:szCs w:val="16"/>
+              </w:rPr>
+              <w:t xml:space="preserve">Llevamos la tesis a sus extremos. En un caso bear (</w:t>
+            </w:r>
+            <w:r>
+              <w:rPr>
+                <w:rFonts w:ascii="Arial" w:cs="Arial" w:eastAsia="Arial" w:hAnsi="Arial"/>
+                <w:color w:val="1A1A1A"/>
+                <w:sz w:val="16"/>
+                <w:szCs w:val="16"/>
+                <w:shd w:fill="ECB100" w:color="auto" w:val="clear"/>
+              </w:rPr>
+              <w:t xml:space="preserve">WACC nominal +100 pb</w:t>
+            </w:r>
+            <w:r>
+              <w:rPr>
+                <w:rFonts w:ascii="Arial" w:cs="Arial" w:eastAsia="Arial" w:hAnsi="Arial"/>
+                <w:color w:val="1A1A1A"/>
+                <w:sz w:val="16"/>
+                <w:szCs w:val="16"/>
+              </w:rPr>
+              <w:t xml:space="preserve"> y el margen trimestral mínimo de 75,8%) el precio objetivo cae a CLP 1.713; en un caso bull que suma </w:t>
+            </w:r>
+            <w:r>
+              <w:rPr>
+                <w:rFonts w:ascii="Arial" w:cs="Arial" w:eastAsia="Arial" w:hAnsi="Arial"/>
+                <w:color w:val="1A1A1A"/>
+                <w:sz w:val="16"/>
+                <w:szCs w:val="16"/>
+                <w:shd w:fill="ECB100" w:color="auto" w:val="clear"/>
+              </w:rPr>
+              <w:t xml:space="preserve">WACC nominal −100 pb, g nominal de 2,5%</w:t>
+            </w:r>
+            <w:r>
+              <w:rPr>
+                <w:rFonts w:ascii="Arial" w:cs="Arial" w:eastAsia="Arial" w:hAnsi="Arial"/>
+                <w:color w:val="1A1A1A"/>
+                <w:sz w:val="16"/>
+                <w:szCs w:val="16"/>
+              </w:rPr>
+              <w:t xml:space="preserve">, el margen trimestral máximo de 81,3% y la rebaja del impuesto a 23%, sube a CLP 2.627, todavía 26% bajo el precio. El APV (CLP 1.894), una Rf basada en el bono en pesos (~CLP 2.439) y otros objetivos de deuda (DCF de CLP 1.819 a 1.894) llevan a la misma conclusión (Anexo [F]). </w:t>
+            </w:r>
+            <w:r>
+              <w:rPr>
+                <w:rFonts w:ascii="Arial" w:cs="Arial" w:eastAsia="Arial" w:hAnsi="Arial"/>
+                <w:color w:val="1A1A1A"/>
+                <w:sz w:val="16"/>
+                <w:szCs w:val="16"/>
+                <w:shd w:fill="ECB100" w:color="auto" w:val="clear"/>
+              </w:rPr>
+              <w:t xml:space="preserve">La TIR de la firma al precio de mercado casi no cambia entre escenarios (7,3%, 7,6% y 7,9% nominal en bear, base y bull; 4,2%, 4,4% y 4,7% real) y queda siempre bajo la WACC de cada uno (409, 284 y 152 pb nominales): ni el bull deja margen de seguridad.</w:t>
             </w:r>
           </w:p>
           <w:p>
@@ -868,11 +2288,51 @@
             <w:r>
               <w:rPr>
                 <w:rFonts w:ascii="Arial" w:cs="Arial" w:eastAsia="Arial" w:hAnsi="Arial"/>
-                <w:color w:val="1A1A1A"/>
-                <w:sz w:val="16"/>
-                <w:szCs w:val="16"/>
-              </w:rPr>
-              <w:t xml:space="preserve">El APV también dice cuánto vale de verdad la deuda. De sus CLP 1.894 por acción, CLP 1.632 corresponden a la empresa sin deuda y CLP 261 a los escudos fiscales de la deuda proyectada: la estrategia de apalancarse hasta 3,5x agrega valor, pero ni sumándola se acerca al precio. Y la elección de la tasa libre de riesgo es la conservadora: usar el bono en pesos (5,43%) y además sumar el riesgo país contaría dos veces el riesgo Chile, y aun así el precio objetivo solo subiría a ~CLP 2.439, 31% bajo el precio.</w:t>
+                <w:b/>
+                <w:bCs/>
+                <w:color w:val="1A1A1A"/>
+                <w:sz w:val="12"/>
+                <w:szCs w:val="12"/>
+                <w:shd w:fill="ECB100" w:color="auto" w:val="clear"/>
+              </w:rPr>
+              <w:t xml:space="preserve">NUEVO</w:t>
+            </w:r>
+            <w:r>
+              <w:rPr>
+                <w:rFonts w:ascii="Arial" w:cs="Arial" w:eastAsia="Arial" w:hAnsi="Arial"/>
+                <w:color w:val="1A1A1A"/>
+                <w:sz w:val="16"/>
+                <w:szCs w:val="16"/>
+              </w:rPr>
+              <w:t xml:space="preserve"> </w:t>
+            </w:r>
+            <w:r>
+              <w:rPr>
+                <w:rFonts w:ascii="Arial" w:cs="Arial" w:eastAsia="Arial" w:hAnsi="Arial"/>
+                <w:color w:val="1A1A1A"/>
+                <w:sz w:val="16"/>
+                <w:szCs w:val="16"/>
+              </w:rPr>
+              <w:t xml:space="preserve">El APV también dice cuánto vale de verdad la deuda. De sus CLP 1.894 por acción, CLP 1.632 corresponden a la empresa sin deuda y CLP 261 a los escudos fiscales de la deuda proyectada: la estrategia de apalancarse hasta 3,5x agrega valor, pero ni sumándola se acerca al precio. Y la elección de la tasa libre de riesgo es la conservadora: usar </w:t>
+            </w:r>
+            <w:r>
+              <w:rPr>
+                <w:rFonts w:ascii="Arial" w:cs="Arial" w:eastAsia="Arial" w:hAnsi="Arial"/>
+                <w:color w:val="1A1A1A"/>
+                <w:sz w:val="16"/>
+                <w:szCs w:val="16"/>
+                <w:shd w:fill="ECB100" w:color="auto" w:val="clear"/>
+              </w:rPr>
+              <w:t xml:space="preserve">el bono nominal en pesos (5,43%)</w:t>
+            </w:r>
+            <w:r>
+              <w:rPr>
+                <w:rFonts w:ascii="Arial" w:cs="Arial" w:eastAsia="Arial" w:hAnsi="Arial"/>
+                <w:color w:val="1A1A1A"/>
+                <w:sz w:val="16"/>
+                <w:szCs w:val="16"/>
+              </w:rPr>
+              <w:t xml:space="preserve"> y además sumar el riesgo país contaría dos veces el riesgo Chile, y aun así el precio objetivo solo subiría a ~CLP 2.439, 31% bajo el precio.</w:t>
             </w:r>
           </w:p>
           <w:p>
@@ -898,11 +2358,51 @@
             <w:r>
               <w:rPr>
                 <w:rFonts w:ascii="Arial" w:cs="Arial" w:eastAsia="Arial" w:hAnsi="Arial"/>
-                <w:color w:val="1A1A1A"/>
-                <w:sz w:val="16"/>
-                <w:szCs w:val="16"/>
-              </w:rPr>
-              <w:t xml:space="preserve">Así llegamos a CLP 2.076 (80% × 1.857 + 20% × 2.951): 10,8x EBITDA, un cap rate de 9,3% y 0,94x el valor libro. Llevar el DCF al 30-sep-26 lo subiría a ~CLP 2.118, sin cambiar la recomendación. El catalizador es el mismo que sostiene la tesis: con el UST 10Y en 5,22%, máximo desde 2002, las tasas presionan los cap rates, y cada nueva tasación los acerca a nuestro valor. Nos equivocaríamos si los cap rates se comprimen aún más por la demanda institucional por activos defensivos, o si el mercado sostiene una prima estructural por los activos Tier A (ver Riesgos de inversión).</w:t>
+                <w:b/>
+                <w:bCs/>
+                <w:color w:val="1A1A1A"/>
+                <w:sz w:val="12"/>
+                <w:szCs w:val="12"/>
+                <w:shd w:fill="ECB100" w:color="auto" w:val="clear"/>
+              </w:rPr>
+              <w:t xml:space="preserve">NUEVO</w:t>
+            </w:r>
+            <w:r>
+              <w:rPr>
+                <w:rFonts w:ascii="Arial" w:cs="Arial" w:eastAsia="Arial" w:hAnsi="Arial"/>
+                <w:color w:val="1A1A1A"/>
+                <w:sz w:val="16"/>
+                <w:szCs w:val="16"/>
+              </w:rPr>
+              <w:t xml:space="preserve"> </w:t>
+            </w:r>
+            <w:r>
+              <w:rPr>
+                <w:rFonts w:ascii="Arial" w:cs="Arial" w:eastAsia="Arial" w:hAnsi="Arial"/>
+                <w:color w:val="1A1A1A"/>
+                <w:sz w:val="16"/>
+                <w:szCs w:val="16"/>
+              </w:rPr>
+              <w:t xml:space="preserve">Así llegamos a CLP 2.076 (80% × 1.857 + 20% × 2.951): 10,8x EBITDA, un cap rate de 9,3% y 0,94x el valor libro. Llevar el DCF al 30-sep-26 lo subiría a ~CLP 2.118, sin cambiar la recomendación. El catalizador es el mismo que sostiene la tesis: con el </w:t>
+            </w:r>
+            <w:r>
+              <w:rPr>
+                <w:rFonts w:ascii="Arial" w:cs="Arial" w:eastAsia="Arial" w:hAnsi="Arial"/>
+                <w:color w:val="1A1A1A"/>
+                <w:sz w:val="16"/>
+                <w:szCs w:val="16"/>
+                <w:shd w:fill="ECB100" w:color="auto" w:val="clear"/>
+              </w:rPr>
+              <w:t xml:space="preserve">UST 10Y nominal</w:t>
+            </w:r>
+            <w:r>
+              <w:rPr>
+                <w:rFonts w:ascii="Arial" w:cs="Arial" w:eastAsia="Arial" w:hAnsi="Arial"/>
+                <w:color w:val="1A1A1A"/>
+                <w:sz w:val="16"/>
+                <w:szCs w:val="16"/>
+              </w:rPr>
+              <w:t xml:space="preserve"> en 5,22%, máximo desde 2002, las tasas presionan los cap rates, y cada nueva tasación los acerca a nuestro valor. Nos equivocaríamos si los cap rates se comprimen aún más por la demanda institucional por activos defensivos, o si el mercado sostiene una prima estructural por los activos Tier A (ver Riesgos de inversión).</w:t>
             </w:r>
           </w:p>
           <w:p>
@@ -913,11 +2413,89 @@
             <w:r>
               <w:rPr>
                 <w:rFonts w:ascii="Arial" w:cs="Arial" w:eastAsia="Arial" w:hAnsi="Arial"/>
-                <w:color w:val="1A1A1A"/>
-                <w:sz w:val="16"/>
-                <w:szCs w:val="16"/>
-              </w:rPr>
-              <w:t xml:space="preserve">Lo que vigilaremos: la tasación de la Nota 11 en cada cierre (la tasa real de descuento es el puente entre nuestro valor y el libro), el spread del bono UF de la compañía frente a su cupón de 3,6% (con la tasa efectiva de 4,33% de la última emisión, la WACC subiría 12 pb y el precio objetivo bajaría a CLP 2.042), la rebaja del impuesto corporativo a 23% (+5,1% al precio objetivo, aún no incluida) y la clasificación AAA, que probablemente quedaría bajo presión con 3,5x de DFN/EBITDA.</w:t>
+                <w:b/>
+                <w:bCs/>
+                <w:color w:val="1A1A1A"/>
+                <w:sz w:val="12"/>
+                <w:szCs w:val="12"/>
+                <w:shd w:fill="ECB100" w:color="auto" w:val="clear"/>
+              </w:rPr>
+              <w:t xml:space="preserve">NUEVO</w:t>
+            </w:r>
+            <w:r>
+              <w:rPr>
+                <w:rFonts w:ascii="Arial" w:cs="Arial" w:eastAsia="Arial" w:hAnsi="Arial"/>
+                <w:color w:val="1A1A1A"/>
+                <w:sz w:val="16"/>
+                <w:szCs w:val="16"/>
+              </w:rPr>
+              <w:t xml:space="preserve"> </w:t>
+            </w:r>
+            <w:r>
+              <w:rPr>
+                <w:rFonts w:ascii="Arial" w:cs="Arial" w:eastAsia="Arial" w:hAnsi="Arial"/>
+                <w:color w:val="1A1A1A"/>
+                <w:sz w:val="16"/>
+                <w:szCs w:val="16"/>
+              </w:rPr>
+              <w:t xml:space="preserve">Lo que vigilaremos: la tasación de la Nota 11 en cada cierre (la tasa real de descuento es el puente entre nuestro valor y el libro), el spread del bono UF de la compañía frente a </w:t>
+            </w:r>
+            <w:r>
+              <w:rPr>
+                <w:rFonts w:ascii="Arial" w:cs="Arial" w:eastAsia="Arial" w:hAnsi="Arial"/>
+                <w:color w:val="1A1A1A"/>
+                <w:sz w:val="16"/>
+                <w:szCs w:val="16"/>
+                <w:shd w:fill="ECB100" w:color="auto" w:val="clear"/>
+              </w:rPr>
+              <w:t xml:space="preserve">su cupón real de 3,6%</w:t>
+            </w:r>
+            <w:r>
+              <w:rPr>
+                <w:rFonts w:ascii="Arial" w:cs="Arial" w:eastAsia="Arial" w:hAnsi="Arial"/>
+                <w:color w:val="1A1A1A"/>
+                <w:sz w:val="16"/>
+                <w:szCs w:val="16"/>
+              </w:rPr>
+              <w:t xml:space="preserve"> (con la </w:t>
+            </w:r>
+            <w:r>
+              <w:rPr>
+                <w:rFonts w:ascii="Arial" w:cs="Arial" w:eastAsia="Arial" w:hAnsi="Arial"/>
+                <w:color w:val="1A1A1A"/>
+                <w:sz w:val="16"/>
+                <w:szCs w:val="16"/>
+                <w:shd w:fill="ECB100" w:color="auto" w:val="clear"/>
+              </w:rPr>
+              <w:t xml:space="preserve">tasa efectiva real de 4,33%</w:t>
+            </w:r>
+            <w:r>
+              <w:rPr>
+                <w:rFonts w:ascii="Arial" w:cs="Arial" w:eastAsia="Arial" w:hAnsi="Arial"/>
+                <w:color w:val="1A1A1A"/>
+                <w:sz w:val="16"/>
+                <w:szCs w:val="16"/>
+              </w:rPr>
+              <w:t xml:space="preserve"> de la última emisión, la </w:t>
+            </w:r>
+            <w:r>
+              <w:rPr>
+                <w:rFonts w:ascii="Arial" w:cs="Arial" w:eastAsia="Arial" w:hAnsi="Arial"/>
+                <w:color w:val="1A1A1A"/>
+                <w:sz w:val="16"/>
+                <w:szCs w:val="16"/>
+                <w:shd w:fill="ECB100" w:color="auto" w:val="clear"/>
+              </w:rPr>
+              <w:t xml:space="preserve">WACC nominal subiría 12 pb</w:t>
+            </w:r>
+            <w:r>
+              <w:rPr>
+                <w:rFonts w:ascii="Arial" w:cs="Arial" w:eastAsia="Arial" w:hAnsi="Arial"/>
+                <w:color w:val="1A1A1A"/>
+                <w:sz w:val="16"/>
+                <w:szCs w:val="16"/>
+              </w:rPr>
+              <w:t xml:space="preserve"> y el precio objetivo bajaría a CLP 2.042), la rebaja del impuesto corporativo a 23% (+5,1% al precio objetivo, aún no incluida) y la clasificación AAA, que probablemente quedaría bajo presión con 3,5x de DFN/EBITDA.</w:t>
             </w:r>
           </w:p>
         </w:tc>
@@ -1227,11 +2805,33 @@
             <w:r>
               <w:rPr>
                 <w:rFonts w:ascii="Arial" w:cs="Arial" w:eastAsia="Arial" w:hAnsi="Arial"/>
+                <w:b/>
+                <w:bCs/>
+                <w:color w:val="14284B"/>
+                <w:sz w:val="12"/>
+                <w:szCs w:val="12"/>
+                <w:shd w:fill="ECB100" w:color="auto" w:val="clear"/>
+              </w:rPr>
+              <w:t xml:space="preserve">NUEVO</w:t>
+            </w:r>
+            <w:r>
+              <w:rPr>
+                <w:rFonts w:ascii="Arial" w:cs="Arial" w:eastAsia="Arial" w:hAnsi="Arial"/>
                 <w:color w:val="14284B"/>
                 <w:sz w:val="14"/>
                 <w:szCs w:val="14"/>
               </w:rPr>
-              <w:t xml:space="preserve">El precio exige una WACC 285 pb menor</w:t>
+              <w:t xml:space="preserve"> </w:t>
+            </w:r>
+            <w:r>
+              <w:rPr>
+                <w:rFonts w:ascii="Arial" w:cs="Arial" w:eastAsia="Arial" w:hAnsi="Arial"/>
+                <w:color w:val="14284B"/>
+                <w:sz w:val="14"/>
+                <w:szCs w:val="14"/>
+                <w:shd w:fill="ECB100" w:color="auto" w:val="clear"/>
+              </w:rPr>
+              <w:t xml:space="preserve">El precio exige una WACC nominal 285 pb menor</w:t>
             </w:r>
           </w:p>
           <w:p>

--- a/secciones/valuacion/documento/Mallplaza_Valuacion_ES.docx
+++ b/secciones/valuacion/documento/Mallplaza_Valuacion_ES.docx
@@ -1953,7 +1953,7 @@
                 <w:szCs w:val="16"/>
                 <w:shd w:fill="ECB100" w:color="auto" w:val="clear"/>
               </w:rPr>
-              <w:t xml:space="preserve"> (comparable a una tasa real, porque las rentas se reajustan)</w:t>
+              <w:t xml:space="preserve"> (rendimiento nominal EBITDA/EV; el reajuste UF de las rentas lo acerca a una tasa real)</w:t>
             </w:r>
             <w:r>
               <w:rPr>
@@ -2155,7 +2155,64 @@
                 <w:sz w:val="16"/>
                 <w:szCs w:val="16"/>
               </w:rPr>
-              <w:t xml:space="preserve">El precio implica un EV de CLP 9,12 billones, 69% sobre el nuestro, y un cap rate de 6,0%, frente a 10,1% en nuestro DCF, 6,4% en los pares chilenos y 7,5% a valor libro (Figura 33). El mercado paga 1,61 veces un patrimonio que ya está a valor razonable, tasado con una tasa real de ~5,55% (Nota 11): paga más que los propios tasadores. Para justificar CLP 3.555 la </w:t>
+              <w:t xml:space="preserve">El precio implica un EV de CLP 9,12 billones, 69% sobre el nuestro, y un cap rate </w:t>
+            </w:r>
+            <w:r>
+              <w:rPr>
+                <w:rFonts w:ascii="Arial" w:cs="Arial" w:eastAsia="Arial" w:hAnsi="Arial"/>
+                <w:color w:val="1A1A1A"/>
+                <w:sz w:val="16"/>
+                <w:szCs w:val="16"/>
+                <w:shd w:fill="ECB100" w:color="auto" w:val="clear"/>
+              </w:rPr>
+              <w:t xml:space="preserve">nominal (EBITDA/EV)</w:t>
+            </w:r>
+            <w:r>
+              <w:rPr>
+                <w:rFonts w:ascii="Arial" w:cs="Arial" w:eastAsia="Arial" w:hAnsi="Arial"/>
+                <w:color w:val="1A1A1A"/>
+                <w:sz w:val="16"/>
+                <w:szCs w:val="16"/>
+              </w:rPr>
+              <w:t xml:space="preserve"> de 6,0%, frente a 10,1% en nuestro DCF, 6,4% en los pares chilenos y 7,5% a valor libro (Figura 33). El mercado paga 1,61 veces un patrimonio que ya está a valor razonable, tasado con </w:t>
+            </w:r>
+            <w:r>
+              <w:rPr>
+                <w:rFonts w:ascii="Arial" w:cs="Arial" w:eastAsia="Arial" w:hAnsi="Arial"/>
+                <w:color w:val="1A1A1A"/>
+                <w:sz w:val="16"/>
+                <w:szCs w:val="16"/>
+                <w:shd w:fill="ECB100" w:color="auto" w:val="clear"/>
+              </w:rPr>
+              <w:t xml:space="preserve">una tasa de descuento real de ~5,55%</w:t>
+            </w:r>
+            <w:r>
+              <w:rPr>
+                <w:rFonts w:ascii="Arial" w:cs="Arial" w:eastAsia="Arial" w:hAnsi="Arial"/>
+                <w:color w:val="1A1A1A"/>
+                <w:sz w:val="16"/>
+                <w:szCs w:val="16"/>
+              </w:rPr>
+              <w:t xml:space="preserve"> (Nota 11)</w:t>
+            </w:r>
+            <w:r>
+              <w:rPr>
+                <w:rFonts w:ascii="Arial" w:cs="Arial" w:eastAsia="Arial" w:hAnsi="Arial"/>
+                <w:color w:val="1A1A1A"/>
+                <w:sz w:val="16"/>
+                <w:szCs w:val="16"/>
+                <w:shd w:fill="ECB100" w:color="auto" w:val="clear"/>
+              </w:rPr>
+              <w:t xml:space="preserve">, no comparable de forma directa con el cap rate</w:t>
+            </w:r>
+            <w:r>
+              <w:rPr>
+                <w:rFonts w:ascii="Arial" w:cs="Arial" w:eastAsia="Arial" w:hAnsi="Arial"/>
+                <w:color w:val="1A1A1A"/>
+                <w:sz w:val="16"/>
+                <w:szCs w:val="16"/>
+              </w:rPr>
+              <w:t xml:space="preserve">: paga más que los propios tasadores. Para justificar CLP 3.555 la </w:t>
             </w:r>
             <w:r>
               <w:rPr>
@@ -2383,7 +2440,26 @@
                 <w:sz w:val="16"/>
                 <w:szCs w:val="16"/>
               </w:rPr>
-              <w:t xml:space="preserve">Así llegamos a CLP 2.076 (80% × 1.857 + 20% × 2.951): 10,8x EBITDA, un cap rate de 9,3% y 0,94x el valor libro. Llevar el DCF al 30-sep-26 lo subiría a ~CLP 2.118, sin cambiar la recomendación. El catalizador es el mismo que sostiene la tesis: con el </w:t>
+              <w:t xml:space="preserve">Así llegamos a CLP 2.076 (80% × 1.857 + 20% × 2.951): 10,8x EBITDA, </w:t>
+            </w:r>
+            <w:r>
+              <w:rPr>
+                <w:rFonts w:ascii="Arial" w:cs="Arial" w:eastAsia="Arial" w:hAnsi="Arial"/>
+                <w:color w:val="1A1A1A"/>
+                <w:sz w:val="16"/>
+                <w:szCs w:val="16"/>
+                <w:shd w:fill="ECB100" w:color="auto" w:val="clear"/>
+              </w:rPr>
+              <w:t xml:space="preserve">un cap rate nominal de 9,3%</w:t>
+            </w:r>
+            <w:r>
+              <w:rPr>
+                <w:rFonts w:ascii="Arial" w:cs="Arial" w:eastAsia="Arial" w:hAnsi="Arial"/>
+                <w:color w:val="1A1A1A"/>
+                <w:sz w:val="16"/>
+                <w:szCs w:val="16"/>
+              </w:rPr>
+              <w:t xml:space="preserve"> y 0,94x el valor libro. Llevar el DCF al 30-sep-26 lo subiría a ~CLP 2.118, sin cambiar la recomendación. El catalizador es el mismo que sostiene la tesis: con el </w:t>
             </w:r>
             <w:r>
               <w:rPr>
@@ -2616,7 +2692,7 @@
                 <w:sz w:val="11"/>
                 <w:szCs w:val="11"/>
               </w:rPr>
-              <w:t xml:space="preserve">Bono real: UF 10 años (BCCh) y NTN-B 2035 (8,08%) al 30-06-26. Spread = cap rate (1 / EV/EBITDA) − bono real. IRSA se omite (NIC 29). Fuente: Bloomberg; BCCh; análisis del equipo.</w:t>
+              <w:t xml:space="preserve">Bono real: UF 10 años (BCCh) y NTN-B 2035 (8,08%) al 30-06-26. Spread = cap rate nominal (1 / EV/EBITDA) − bono real. IRSA se omite (NIC 29). Fuente: Bloomberg; BCCh; análisis del equipo.</w:t>
             </w:r>
           </w:p>
           <w:p>

--- a/secciones/valuacion/documento/Mallplaza_Valuacion_ES.docx
+++ b/secciones/valuacion/documento/Mallplaza_Valuacion_ES.docx
@@ -1953,7 +1953,7 @@
                 <w:szCs w:val="16"/>
                 <w:shd w:fill="ECB100" w:color="auto" w:val="clear"/>
               </w:rPr>
-              <w:t xml:space="preserve"> (rendimiento nominal EBITDA/EV; el reajuste UF de las rentas lo acerca a una tasa real)</w:t>
+              <w:t xml:space="preserve"> (rendimiento EBITDA/EV; con rentas reajustadas por UF se compara con tasas reales)</w:t>
             </w:r>
             <w:r>
               <w:rPr>
@@ -2155,26 +2155,26 @@
                 <w:sz w:val="16"/>
                 <w:szCs w:val="16"/>
               </w:rPr>
-              <w:t xml:space="preserve">El precio implica un EV de CLP 9,12 billones, 69% sobre el nuestro, y un cap rate </w:t>
-            </w:r>
-            <w:r>
-              <w:rPr>
-                <w:rFonts w:ascii="Arial" w:cs="Arial" w:eastAsia="Arial" w:hAnsi="Arial"/>
-                <w:color w:val="1A1A1A"/>
-                <w:sz w:val="16"/>
-                <w:szCs w:val="16"/>
-                <w:shd w:fill="ECB100" w:color="auto" w:val="clear"/>
-              </w:rPr>
-              <w:t xml:space="preserve">nominal (EBITDA/EV)</w:t>
-            </w:r>
-            <w:r>
-              <w:rPr>
-                <w:rFonts w:ascii="Arial" w:cs="Arial" w:eastAsia="Arial" w:hAnsi="Arial"/>
-                <w:color w:val="1A1A1A"/>
-                <w:sz w:val="16"/>
-                <w:szCs w:val="16"/>
-              </w:rPr>
-              <w:t xml:space="preserve"> de 6,0%, frente a 10,1% en nuestro DCF, 6,4% en los pares chilenos y 7,5% a valor libro (Figura 33). El mercado paga 1,61 veces un patrimonio que ya está a valor razonable, tasado con </w:t>
+              <w:t xml:space="preserve">El precio implica un EV de CLP 9,12 billones, 69% sobre el nuestro, y </w:t>
+            </w:r>
+            <w:r>
+              <w:rPr>
+                <w:rFonts w:ascii="Arial" w:cs="Arial" w:eastAsia="Arial" w:hAnsi="Arial"/>
+                <w:color w:val="1A1A1A"/>
+                <w:sz w:val="16"/>
+                <w:szCs w:val="16"/>
+                <w:shd w:fill="ECB100" w:color="auto" w:val="clear"/>
+              </w:rPr>
+              <w:t xml:space="preserve">un cap rate real de 6,0%</w:t>
+            </w:r>
+            <w:r>
+              <w:rPr>
+                <w:rFonts w:ascii="Arial" w:cs="Arial" w:eastAsia="Arial" w:hAnsi="Arial"/>
+                <w:color w:val="1A1A1A"/>
+                <w:sz w:val="16"/>
+                <w:szCs w:val="16"/>
+              </w:rPr>
+              <w:t xml:space="preserve">, frente a 10,1% en nuestro DCF, 6,4% en los pares chilenos y 7,5% a valor libro (Figura 33). El mercado paga 1,61 veces un patrimonio que ya está a valor razonable, tasado con </w:t>
             </w:r>
             <w:r>
               <w:rPr>
@@ -2203,7 +2203,7 @@
                 <w:szCs w:val="16"/>
                 <w:shd w:fill="ECB100" w:color="auto" w:val="clear"/>
               </w:rPr>
-              <w:t xml:space="preserve">, no comparable de forma directa con el cap rate</w:t>
+              <w:t xml:space="preserve">; la TIR real que deja el precio, 4,4%, queda bajo esa tasa</w:t>
             </w:r>
             <w:r>
               <w:rPr>
@@ -2450,7 +2450,7 @@
                 <w:szCs w:val="16"/>
                 <w:shd w:fill="ECB100" w:color="auto" w:val="clear"/>
               </w:rPr>
-              <w:t xml:space="preserve">un cap rate nominal de 9,3%</w:t>
+              <w:t xml:space="preserve">un cap rate real de 9,3%</w:t>
             </w:r>
             <w:r>
               <w:rPr>
@@ -2692,7 +2692,7 @@
                 <w:sz w:val="11"/>
                 <w:szCs w:val="11"/>
               </w:rPr>
-              <w:t xml:space="preserve">Bono real: UF 10 años (BCCh) y NTN-B 2035 (8,08%) al 30-06-26. Spread = cap rate nominal (1 / EV/EBITDA) − bono real. IRSA se omite (NIC 29). Fuente: Bloomberg; BCCh; análisis del equipo.</w:t>
+              <w:t xml:space="preserve">Bono real: UF 10 años (BCCh) y NTN-B 2035 (8,08%) al 30-06-26. Spread = cap rate (1 / EV/EBITDA) − bono real. IRSA se omite (NIC 29). Fuente: Bloomberg; BCCh; análisis del equipo.</w:t>
             </w:r>
           </w:p>
           <w:p>

--- a/secciones/valuacion/documento/Mallplaza_Valuacion_ES.docx
+++ b/secciones/valuacion/documento/Mallplaza_Valuacion_ES.docx
@@ -390,16 +390,16 @@
                 <w:szCs w:val="16"/>
                 <w:shd w:fill="ECB100" w:color="auto" w:val="clear"/>
               </w:rPr>
-              <w:t xml:space="preserve">La primera señal es la TIR, lo que gana quien compra a CLP 3.555 si se cumplen nuestros flujos: para la firma, 7,57% nominal (4,44% real en UF), 284 pb bajo su WACC y apenas ~80 pb reales sobre el costo real de su deuda (Figura 28); para el accionista, −2,0% nominal frente a un Ke de 11,93%.</w:t>
-            </w:r>
-            <w:r>
-              <w:rPr>
-                <w:rFonts w:ascii="Arial" w:cs="Arial" w:eastAsia="Arial" w:hAnsi="Arial"/>
-                <w:color w:val="1A1A1A"/>
-                <w:sz w:val="16"/>
-                <w:szCs w:val="16"/>
-              </w:rPr>
-              <w:t xml:space="preserve"> El mercado está pagando por la acción casi como si fuera un bono.</w:t>
+              <w:t xml:space="preserve">La primera señal es la TIR del activo, lo que rinde la empresa a quien la compra a CLP 3.555 si se cumplen nuestros flujos: 7,57% nominal (4,44% real en UF), 284 pb bajo su WACC y apenas ~80 pb reales sobre el costo real de su deuda (Figura 28).</w:t>
+            </w:r>
+            <w:r>
+              <w:rPr>
+                <w:rFonts w:ascii="Arial" w:cs="Arial" w:eastAsia="Arial" w:hAnsi="Arial"/>
+                <w:color w:val="1A1A1A"/>
+                <w:sz w:val="16"/>
+                <w:szCs w:val="16"/>
+              </w:rPr>
+              <w:t xml:space="preserve"> El mercado está pagando por la empresa casi como si fuera un bono.</w:t>
             </w:r>
           </w:p>
           <w:p>
@@ -438,7 +438,7 @@
                 <w:szCs w:val="14"/>
                 <w:shd w:fill="ECB100" w:color="auto" w:val="clear"/>
               </w:rPr>
-              <w:t xml:space="preserve">TIR al precio de mercado frente al costo de capital: nominal CLP y real (UF)</w:t>
+              <w:t xml:space="preserve">TIR del activo (firma) frente a su WACC: nominal CLP y real (UF)</w:t>
             </w:r>
           </w:p>
           <w:tbl>
@@ -494,7 +494,7 @@
                       <w:sz w:val="13"/>
                       <w:szCs w:val="13"/>
                     </w:rPr>
-                    <w:t xml:space="preserve">Quien compra a CLP 3.555</w:t>
+                    <w:t xml:space="preserve">Compra al precio de</w:t>
                   </w:r>
                 </w:p>
               </w:tc>
@@ -596,7 +596,7 @@
                       <w:sz w:val="13"/>
                       <w:szCs w:val="13"/>
                     </w:rPr>
-                    <w:t xml:space="preserve">Costo cap. nom./real</w:t>
+                    <w:t xml:space="preserve">WACC nom./real</w:t>
                   </w:r>
                 </w:p>
               </w:tc>
@@ -669,7 +669,7 @@
                       <w:szCs w:val="13"/>
                       <w:shd w:fill="ECB100" w:color="auto" w:val="clear"/>
                     </w:rPr>
-                    <w:t xml:space="preserve">Firma (FCFF), tasa única</w:t>
+                    <w:t xml:space="preserve">Mercado: CLP 3.555</w:t>
                   </w:r>
                 </w:p>
               </w:tc>
@@ -856,7 +856,7 @@
                       <w:szCs w:val="13"/>
                       <w:shd w:fill="ECB100" w:color="auto" w:val="clear"/>
                     </w:rPr>
-                    <w:t xml:space="preserve">Accionista, sale a nuestro valor</w:t>
+                    <w:t xml:space="preserve">Nuestro objetivo: CLP 2.076</w:t>
                   </w:r>
                 </w:p>
               </w:tc>
@@ -893,7 +893,7 @@
                       <w:szCs w:val="13"/>
                       <w:shd w:fill="ECB100" w:color="auto" w:val="clear"/>
                     </w:rPr>
-                    <w:t xml:space="preserve">−2,0%</w:t>
+                    <w:t xml:space="preserve">9,87%</w:t>
                   </w:r>
                 </w:p>
               </w:tc>
@@ -930,7 +930,7 @@
                       <w:szCs w:val="13"/>
                       <w:shd w:fill="ECB100" w:color="auto" w:val="clear"/>
                     </w:rPr>
-                    <w:t xml:space="preserve">−4,9%</w:t>
+                    <w:t xml:space="preserve">6,67%</w:t>
                   </w:r>
                 </w:p>
               </w:tc>
@@ -967,7 +967,7 @@
                       <w:szCs w:val="13"/>
                       <w:shd w:fill="ECB100" w:color="auto" w:val="clear"/>
                     </w:rPr>
-                    <w:t xml:space="preserve">Ke 11,93% / 8,67%</w:t>
+                    <w:t xml:space="preserve">WACC 10,41% / 7,20%</w:t>
                   </w:r>
                 </w:p>
               </w:tc>
@@ -1004,7 +1004,7 @@
                       <w:szCs w:val="13"/>
                       <w:shd w:fill="ECB100" w:color="auto" w:val="clear"/>
                     </w:rPr>
-                    <w:t xml:space="preserve">−1.395 / −1.354 pb</w:t>
+                    <w:t xml:space="preserve">−54 / −53 pb</w:t>
                   </w:r>
                 </w:p>
               </w:tc>
@@ -1043,7 +1043,7 @@
                       <w:szCs w:val="13"/>
                       <w:shd w:fill="ECB100" w:color="auto" w:val="clear"/>
                     </w:rPr>
-                    <w:t xml:space="preserve">Accionista, compra al objetivo</w:t>
+                    <w:t xml:space="preserve">Nuestro DCF: CLP 1.857</w:t>
                   </w:r>
                 </w:p>
               </w:tc>
@@ -1080,7 +1080,7 @@
                       <w:szCs w:val="13"/>
                       <w:shd w:fill="ECB100" w:color="auto" w:val="clear"/>
                     </w:rPr>
-                    <w:t xml:space="preserve">10,6%</w:t>
+                    <w:t xml:space="preserve">10,43%</w:t>
                   </w:r>
                 </w:p>
               </w:tc>
@@ -1117,7 +1117,7 @@
                       <w:szCs w:val="13"/>
                       <w:shd w:fill="ECB100" w:color="auto" w:val="clear"/>
                     </w:rPr>
-                    <w:t xml:space="preserve">7,4%</w:t>
+                    <w:t xml:space="preserve">7,21%</w:t>
                   </w:r>
                 </w:p>
               </w:tc>
@@ -1154,7 +1154,7 @@
                       <w:szCs w:val="13"/>
                       <w:shd w:fill="ECB100" w:color="auto" w:val="clear"/>
                     </w:rPr>
-                    <w:t xml:space="preserve">Ke 11,93% / 8,67%</w:t>
+                    <w:t xml:space="preserve">WACC 10,41% / 7,20%</w:t>
                   </w:r>
                 </w:p>
               </w:tc>
@@ -1191,7 +1191,7 @@
                       <w:szCs w:val="13"/>
                       <w:shd w:fill="ECB100" w:color="auto" w:val="clear"/>
                     </w:rPr>
-                    <w:t xml:space="preserve">−135 / −131 pb</w:t>
+                    <w:t xml:space="preserve">+2 / +2 pb</w:t>
                   </w:r>
                 </w:p>
               </w:tc>
@@ -1210,7 +1210,7 @@
                 <w:szCs w:val="11"/>
                 <w:shd w:fill="ECB100" w:color="auto" w:val="clear"/>
               </w:rPr>
-              <w:t xml:space="preserve">TIR: tasa que iguala el valor de los flujos al precio. Firma: tasa única sobre el FCFF y el valor terminal (la Figura 34 desplaza toda la curva de WACC y da 7,56%; ambas dan CLP 3.555). Accionista: distribuciones del modelo (con la adicional que lleva la DFN/EBITDA a 3,5x) y salida al 31-dic-31 a nuestro valor. Real = (1 + nom.) / (1 + 3,0%) − 1. Fuente: modelo v3, hoja TIR_Accionista.</w:t>
+              <w:t xml:space="preserve">TIR del activo: tasa única que iguala el FCFF y el valor terminal al valor de la empresa pagado (precio × acciones + DFN + minoritarios). Al valor DCF coincide con la WACC. La Figura 34 desplaza toda la curva de WACC y da 7,56% al precio de mercado. Real = (1 + nom.) / (1 + 3,0%) − 1. Fuente: modelo v3, hojas TIR_Implicita y TIR_Accionista.</w:t>
             </w:r>
           </w:p>
           <w:p>
@@ -1335,7 +1335,26 @@
                 <w:sz w:val="16"/>
                 <w:szCs w:val="16"/>
               </w:rPr>
-              <w:t xml:space="preserve">Dos supuestos merecen una explicación. La tasa de impuesto en caja parte en 16,8% porque hoy la compañía usa goodwill tributario y pérdidas acumuladas; suponemos que esos escudos se agotan y que la tasa llega a 27% en 2030, para no sobreestimar el valor. </w:t>
+              <w:t xml:space="preserve">Dos supuestos merecen una explicación. La tasa de impuesto en caja parte en 16,8% porque hoy la compañía usa goodwill tributario y pérdidas acumuladas; suponemos que esos escudos se agotan y que la tasa llega a 27% en 2030, para no sobreestimar el valor.</w:t>
+            </w:r>
+            <w:r>
+              <w:rPr>
+                <w:rFonts w:ascii="Arial" w:cs="Arial" w:eastAsia="Arial" w:hAnsi="Arial"/>
+                <w:color w:val="1A1A1A"/>
+                <w:sz w:val="16"/>
+                <w:szCs w:val="16"/>
+                <w:shd w:fill="ECB100" w:color="auto" w:val="clear"/>
+              </w:rPr>
+              <w:t xml:space="preserve"> Es ahorro de caja real (baja el impuesto corriente), no contable: CLP 61 por acción sin descontar; sin él el objetivo baja 2,1% (Figura 29).</w:t>
+            </w:r>
+            <w:r>
+              <w:rPr>
+                <w:rFonts w:ascii="Arial" w:cs="Arial" w:eastAsia="Arial" w:hAnsi="Arial"/>
+                <w:color w:val="1A1A1A"/>
+                <w:sz w:val="16"/>
+                <w:szCs w:val="16"/>
+              </w:rPr>
+              <w:t xml:space="preserve"> </w:t>
             </w:r>
             <w:r>
               <w:rPr>
@@ -1694,11 +1713,33 @@
             <w:r>
               <w:rPr>
                 <w:rFonts w:ascii="Arial" w:cs="Arial" w:eastAsia="Arial" w:hAnsi="Arial"/>
+                <w:b/>
+                <w:bCs/>
+                <w:color w:val="14284B"/>
+                <w:sz w:val="12"/>
+                <w:szCs w:val="12"/>
+                <w:shd w:fill="ECB100" w:color="auto" w:val="clear"/>
+              </w:rPr>
+              <w:t xml:space="preserve">NUEVO</w:t>
+            </w:r>
+            <w:r>
+              <w:rPr>
+                <w:rFonts w:ascii="Arial" w:cs="Arial" w:eastAsia="Arial" w:hAnsi="Arial"/>
                 <w:color w:val="14284B"/>
                 <w:sz w:val="14"/>
                 <w:szCs w:val="14"/>
               </w:rPr>
-              <w:t xml:space="preserve">Capital de trabajo: un supuesto que no mueve el precio (±1,2%)</w:t>
+              <w:t xml:space="preserve"> </w:t>
+            </w:r>
+            <w:r>
+              <w:rPr>
+                <w:rFonts w:ascii="Arial" w:cs="Arial" w:eastAsia="Arial" w:hAnsi="Arial"/>
+                <w:color w:val="14284B"/>
+                <w:sz w:val="14"/>
+                <w:szCs w:val="14"/>
+                <w:shd w:fill="ECB100" w:color="auto" w:val="clear"/>
+              </w:rPr>
+              <w:t xml:space="preserve">Con todos los supuestos fuertes a favor el objetivo llega a CLP 2.928, aún 18% bajo el precio</w:t>
             </w:r>
           </w:p>
           <w:p>
@@ -1757,7 +1798,7 @@
                 <w:sz w:val="11"/>
                 <w:szCs w:val="11"/>
               </w:rPr>
-              <w:t xml:space="preserve">Fuente: EEFF Mallplaza; análisis del equipo.</w:t>
+              <w:t xml:space="preserve">Cascada acumulada en el orden mostrado; la tabla da el efecto de cada supuesto solo. Precio objetivo = 80% DCF + 20% múltiplos. Fuente: réplica del DCF v3; análisis del equipo.</w:t>
             </w:r>
           </w:p>
           <w:p>

--- a/secciones/valuacion/documento/Mallplaza_Valuacion_ES.docx
+++ b/secciones/valuacion/documento/Mallplaza_Valuacion_ES.docx
@@ -343,7 +343,7 @@
                 <w:sz w:val="16"/>
                 <w:szCs w:val="16"/>
               </w:rPr>
-              <w:t xml:space="preserve">: la Rf del Tesoro de EE.UU., la prima por riesgo de mercado implícita que publica Damodaran y el riesgo país, que ponderamos por ingresos (71,8% Chile, 17,7% Perú y 10,5% Colombia). Luego lo llevamos a pesos con el diferencial entre la inflación esperada de Chile (3,0%, meta del BCCh) y la de EE.UU. (2,24%, breakeven a 10 años). </w:t>
+              <w:t xml:space="preserve">: la Rf del Tesoro de EE.UU., la prima por riesgo de mercado implícita que publica Damodaran y el riesgo país, que ponderamos por ingresos. Luego lo llevamos a pesos con el diferencial entre la inflación esperada de Chile (3,0%, meta del BCCh) y la de EE.UU. (2,24%, breakeven a 10 años). </w:t>
             </w:r>
             <w:r>
               <w:rPr>
@@ -391,15 +391,6 @@
                 <w:shd w:fill="ECB100" w:color="auto" w:val="clear"/>
               </w:rPr>
               <w:t xml:space="preserve">La primera señal es la TIR del activo, lo que rinde la empresa a quien la compra a CLP 3.555 si se cumplen nuestros flujos: 7,57% nominal (4,44% real en UF), 284 pb bajo su WACC y apenas ~80 pb reales sobre el costo real de su deuda (Figura 28).</w:t>
-            </w:r>
-            <w:r>
-              <w:rPr>
-                <w:rFonts w:ascii="Arial" w:cs="Arial" w:eastAsia="Arial" w:hAnsi="Arial"/>
-                <w:color w:val="1A1A1A"/>
-                <w:sz w:val="16"/>
-                <w:szCs w:val="16"/>
-              </w:rPr>
-              <w:t xml:space="preserve"> El mercado está pagando por la empresa casi como si fuera un bono.</w:t>
             </w:r>
           </w:p>
           <w:p>
@@ -438,7 +429,7 @@
                 <w:szCs w:val="14"/>
                 <w:shd w:fill="ECB100" w:color="auto" w:val="clear"/>
               </w:rPr>
-              <w:t xml:space="preserve">TIR del activo (firma) frente a su WACC: nominal CLP y real (UF)</w:t>
+              <w:t xml:space="preserve">TIR del activo (firma) y del proyecto nuevo frente a su WACC: nominal CLP y real (UF)</w:t>
             </w:r>
           </w:p>
           <w:tbl>
@@ -1196,6 +1187,193 @@
                 </w:p>
               </w:tc>
             </w:tr>
+            <w:tr>
+              <w:tc>
+                <w:tcPr>
+                  <w:tcW w:type="dxa" w:w="2300"/>
+                  <w:tcBorders>
+                    <w:top w:val="none" w:color="FFFFFF" w:sz="0"/>
+                    <w:left w:val="none" w:color="FFFFFF" w:sz="0"/>
+                    <w:bottom w:val="single" w:color="D5D9E0" w:sz="4"/>
+                    <w:right w:val="none" w:color="FFFFFF" w:sz="0"/>
+                  </w:tcBorders>
+                  <w:shd w:fill="FFFFFF" w:color="auto" w:val="clear"/>
+                  <w:tcMar>
+                    <w:top w:type="dxa" w:w="25"/>
+                    <w:left w:type="dxa" w:w="80"/>
+                    <w:bottom w:type="dxa" w:w="25"/>
+                    <w:right w:type="dxa" w:w="80"/>
+                  </w:tcMar>
+                  <w:vAlign w:val="center"/>
+                </w:tcPr>
+                <w:p>
+                  <w:pPr>
+                    <w:spacing w:line="216" w:lineRule="auto"/>
+                    <w:jc w:val="left"/>
+                  </w:pPr>
+                  <w:r>
+                    <w:rPr>
+                      <w:rFonts w:ascii="Arial" w:cs="Arial" w:eastAsia="Arial" w:hAnsi="Arial"/>
+                      <w:b w:val="false"/>
+                      <w:bCs w:val="false"/>
+                      <w:color w:val="1A1A1A"/>
+                      <w:sz w:val="13"/>
+                      <w:szCs w:val="13"/>
+                      <w:shd w:fill="ECB100" w:color="auto" w:val="clear"/>
+                    </w:rPr>
+                    <w:t xml:space="preserve">Proyecto nuevo: 1 m² (cohorte)</w:t>
+                  </w:r>
+                </w:p>
+              </w:tc>
+              <w:tc>
+                <w:tcPr>
+                  <w:tcW w:type="dxa" w:w="740"/>
+                  <w:tcBorders>
+                    <w:top w:val="none" w:color="FFFFFF" w:sz="0"/>
+                    <w:left w:val="none" w:color="FFFFFF" w:sz="0"/>
+                    <w:bottom w:val="single" w:color="D5D9E0" w:sz="4"/>
+                    <w:right w:val="none" w:color="FFFFFF" w:sz="0"/>
+                  </w:tcBorders>
+                  <w:shd w:fill="FFFFFF" w:color="auto" w:val="clear"/>
+                  <w:tcMar>
+                    <w:top w:type="dxa" w:w="25"/>
+                    <w:left w:type="dxa" w:w="80"/>
+                    <w:bottom w:type="dxa" w:w="25"/>
+                    <w:right w:type="dxa" w:w="80"/>
+                  </w:tcMar>
+                  <w:vAlign w:val="center"/>
+                </w:tcPr>
+                <w:p>
+                  <w:pPr>
+                    <w:spacing w:line="216" w:lineRule="auto"/>
+                    <w:jc w:val="right"/>
+                  </w:pPr>
+                  <w:r>
+                    <w:rPr>
+                      <w:rFonts w:ascii="Arial" w:cs="Arial" w:eastAsia="Arial" w:hAnsi="Arial"/>
+                      <w:b w:val="false"/>
+                      <w:bCs w:val="false"/>
+                      <w:color w:val="1A1A1A"/>
+                      <w:sz w:val="13"/>
+                      <w:szCs w:val="13"/>
+                      <w:shd w:fill="ECB100" w:color="auto" w:val="clear"/>
+                    </w:rPr>
+                    <w:t xml:space="preserve">7,76%</w:t>
+                  </w:r>
+                </w:p>
+              </w:tc>
+              <w:tc>
+                <w:tcPr>
+                  <w:tcW w:type="dxa" w:w="640"/>
+                  <w:tcBorders>
+                    <w:top w:val="none" w:color="FFFFFF" w:sz="0"/>
+                    <w:left w:val="none" w:color="FFFFFF" w:sz="0"/>
+                    <w:bottom w:val="single" w:color="D5D9E0" w:sz="4"/>
+                    <w:right w:val="none" w:color="FFFFFF" w:sz="0"/>
+                  </w:tcBorders>
+                  <w:shd w:fill="FFFFFF" w:color="auto" w:val="clear"/>
+                  <w:tcMar>
+                    <w:top w:type="dxa" w:w="25"/>
+                    <w:left w:type="dxa" w:w="80"/>
+                    <w:bottom w:type="dxa" w:w="25"/>
+                    <w:right w:type="dxa" w:w="80"/>
+                  </w:tcMar>
+                  <w:vAlign w:val="center"/>
+                </w:tcPr>
+                <w:p>
+                  <w:pPr>
+                    <w:spacing w:line="216" w:lineRule="auto"/>
+                    <w:jc w:val="right"/>
+                  </w:pPr>
+                  <w:r>
+                    <w:rPr>
+                      <w:rFonts w:ascii="Arial" w:cs="Arial" w:eastAsia="Arial" w:hAnsi="Arial"/>
+                      <w:b w:val="false"/>
+                      <w:bCs w:val="false"/>
+                      <w:color w:val="1A1A1A"/>
+                      <w:sz w:val="13"/>
+                      <w:szCs w:val="13"/>
+                      <w:shd w:fill="ECB100" w:color="auto" w:val="clear"/>
+                    </w:rPr>
+                    <w:t xml:space="preserve">4,62%</w:t>
+                  </w:r>
+                </w:p>
+              </w:tc>
+              <w:tc>
+                <w:tcPr>
+                  <w:tcW w:type="dxa" w:w="1800"/>
+                  <w:tcBorders>
+                    <w:top w:val="none" w:color="FFFFFF" w:sz="0"/>
+                    <w:left w:val="none" w:color="FFFFFF" w:sz="0"/>
+                    <w:bottom w:val="single" w:color="D5D9E0" w:sz="4"/>
+                    <w:right w:val="none" w:color="FFFFFF" w:sz="0"/>
+                  </w:tcBorders>
+                  <w:shd w:fill="FFFFFF" w:color="auto" w:val="clear"/>
+                  <w:tcMar>
+                    <w:top w:type="dxa" w:w="25"/>
+                    <w:left w:type="dxa" w:w="80"/>
+                    <w:bottom w:type="dxa" w:w="25"/>
+                    <w:right w:type="dxa" w:w="80"/>
+                  </w:tcMar>
+                  <w:vAlign w:val="center"/>
+                </w:tcPr>
+                <w:p>
+                  <w:pPr>
+                    <w:spacing w:line="216" w:lineRule="auto"/>
+                    <w:jc w:val="right"/>
+                  </w:pPr>
+                  <w:r>
+                    <w:rPr>
+                      <w:rFonts w:ascii="Arial" w:cs="Arial" w:eastAsia="Arial" w:hAnsi="Arial"/>
+                      <w:b w:val="false"/>
+                      <w:bCs w:val="false"/>
+                      <w:color w:val="1A1A1A"/>
+                      <w:sz w:val="13"/>
+                      <w:szCs w:val="13"/>
+                      <w:shd w:fill="ECB100" w:color="auto" w:val="clear"/>
+                    </w:rPr>
+                    <w:t xml:space="preserve">WACC 10,41% / 7,20%</w:t>
+                  </w:r>
+                </w:p>
+              </w:tc>
+              <w:tc>
+                <w:tcPr>
+                  <w:tcW w:type="dxa" w:w="1420"/>
+                  <w:tcBorders>
+                    <w:top w:val="none" w:color="FFFFFF" w:sz="0"/>
+                    <w:left w:val="none" w:color="FFFFFF" w:sz="0"/>
+                    <w:bottom w:val="single" w:color="D5D9E0" w:sz="4"/>
+                    <w:right w:val="none" w:color="FFFFFF" w:sz="0"/>
+                  </w:tcBorders>
+                  <w:shd w:fill="FFFFFF" w:color="auto" w:val="clear"/>
+                  <w:tcMar>
+                    <w:top w:type="dxa" w:w="25"/>
+                    <w:left w:type="dxa" w:w="80"/>
+                    <w:bottom w:type="dxa" w:w="25"/>
+                    <w:right w:type="dxa" w:w="80"/>
+                  </w:tcMar>
+                  <w:vAlign w:val="center"/>
+                </w:tcPr>
+                <w:p>
+                  <w:pPr>
+                    <w:spacing w:line="216" w:lineRule="auto"/>
+                    <w:jc w:val="right"/>
+                  </w:pPr>
+                  <w:r>
+                    <w:rPr>
+                      <w:rFonts w:ascii="Arial" w:cs="Arial" w:eastAsia="Arial" w:hAnsi="Arial"/>
+                      <w:b w:val="false"/>
+                      <w:bCs w:val="false"/>
+                      <w:color w:val="1A1A1A"/>
+                      <w:sz w:val="13"/>
+                      <w:szCs w:val="13"/>
+                      <w:shd w:fill="ECB100" w:color="auto" w:val="clear"/>
+                    </w:rPr>
+                    <w:t xml:space="preserve">−265 / −257 pb</w:t>
+                  </w:r>
+                </w:p>
+              </w:tc>
+            </w:tr>
           </w:tbl>
           <w:p>
             <w:pPr>
@@ -1210,7 +1388,7 @@
                 <w:szCs w:val="11"/>
                 <w:shd w:fill="ECB100" w:color="auto" w:val="clear"/>
               </w:rPr>
-              <w:t xml:space="preserve">TIR del activo: tasa única que iguala el FCFF y el valor terminal al valor de la empresa pagado (precio × acciones + DFN + minoritarios). Al valor DCF coincide con la WACC. La Figura 34 desplaza toda la curva de WACC y da 7,56% al precio de mercado. Real = (1 + nom.) / (1 + 3,0%) − 1. Fuente: modelo v3, hojas TIR_Implicita y TIR_Accionista.</w:t>
+              <w:t xml:space="preserve">TIR del activo: tasa única que iguala el FCFF y el valor terminal al valor de la empresa pagado. Al valor DCF coincide con la WACC. Proyecto nuevo: flujo de 1 m² con costo, rampa y margen de la expansión, mantención y capital de trabajo. Real = (1 + nom.) / (1 + 3,0%) − 1. Fuente: modelo v3, hojas TIR_Implicita y TIR_Proyecto.</w:t>
             </w:r>
           </w:p>
           <w:p>
@@ -1335,7 +1513,7 @@
                 <w:sz w:val="16"/>
                 <w:szCs w:val="16"/>
               </w:rPr>
-              <w:t xml:space="preserve">Dos supuestos merecen una explicación. La tasa de impuesto en caja parte en 16,8% porque hoy la compañía usa goodwill tributario y pérdidas acumuladas; suponemos que esos escudos se agotan y que la tasa llega a 27% en 2030, para no sobreestimar el valor.</w:t>
+              <w:t xml:space="preserve">Dos supuestos merecen una explicación. La tasa de impuesto en caja parte en 16,8% porque hoy la compañía usa goodwill tributario y pérdidas acumuladas; suponemos que esos escudos se agotan y que la tasa llega a 27% en 2030,.</w:t>
             </w:r>
             <w:r>
               <w:rPr>
@@ -1364,7 +1542,7 @@
                 <w:szCs w:val="16"/>
                 <w:shd w:fill="ECB100" w:color="auto" w:val="clear"/>
               </w:rPr>
-              <w:t xml:space="preserve">Y el capital de trabajo crece con los ingresos (cuentas por cobrar de CLP 122.370 MM sobre arriendos anticipados de CLP 20.247 MM), no con los m² nuevos.</w:t>
+              <w:t xml:space="preserve">Y el capital de trabajo crece con los ingresos, no con los m² nuevos.</w:t>
             </w:r>
           </w:p>
           <w:p>
@@ -1419,7 +1597,26 @@
                 <w:sz w:val="16"/>
                 <w:szCs w:val="16"/>
               </w:rPr>
-              <w:t xml:space="preserve"> sobre su costo, un RONIC real de 5,0% después de impuestos, bajo una WACC real de 7,2%. La expansión suma ingresos, pero no valor: por eso el valor terminal crece solo con la inflación (g de 3,0% nominal, 0% real) y un g mayor reduce el valor (Figura 30). Suponer más crecimiento no cerraría la brecha con el precio; la agrandaría.</w:t>
+              <w:t xml:space="preserve"> sobre su costo, un RONIC real de 5,0% después de impuestos, bajo una WACC real de 7,2%.</w:t>
+            </w:r>
+            <w:r>
+              <w:rPr>
+                <w:rFonts w:ascii="Arial" w:cs="Arial" w:eastAsia="Arial" w:hAnsi="Arial"/>
+                <w:color w:val="1A1A1A"/>
+                <w:sz w:val="16"/>
+                <w:szCs w:val="16"/>
+                <w:shd w:fill="ECB100" w:color="auto" w:val="clear"/>
+              </w:rPr>
+              <w:t xml:space="preserve"> La TIR de un m² nuevo es 4,62% real (7,76% nominal), 257 pb bajo la WACC.</w:t>
+            </w:r>
+            <w:r>
+              <w:rPr>
+                <w:rFonts w:ascii="Arial" w:cs="Arial" w:eastAsia="Arial" w:hAnsi="Arial"/>
+                <w:color w:val="1A1A1A"/>
+                <w:sz w:val="16"/>
+                <w:szCs w:val="16"/>
+              </w:rPr>
+              <w:t xml:space="preserve"> La expansión suma ingresos, pero no valor: por eso el valor terminal crece solo con la inflación (g de 3,0% nominal, 0% real) y un g mayor reduce el valor (Figura 30). Suponer más crecimiento no cerraría la brecha con el precio; la agrandaría.</w:t>
             </w:r>
           </w:p>
           <w:p>

--- a/secciones/valuacion/documento/Mallplaza_Valuacion_ES.docx
+++ b/secciones/valuacion/documento/Mallplaza_Valuacion_ES.docx
@@ -636,7 +636,7 @@
                     <w:bottom w:val="single" w:color="D5D9E0" w:sz="4"/>
                     <w:right w:val="none" w:color="FFFFFF" w:sz="0"/>
                   </w:tcBorders>
-                  <w:shd w:fill="FDF1CC" w:color="auto" w:val="clear"/>
+                  <w:shd w:fill="F7F8FB" w:color="auto" w:val="clear"/>
                   <w:tcMar>
                     <w:top w:type="dxa" w:w="25"/>
                     <w:left w:type="dxa" w:w="80"/>
@@ -653,8 +653,8 @@
                   <w:r>
                     <w:rPr>
                       <w:rFonts w:ascii="Arial" w:cs="Arial" w:eastAsia="Arial" w:hAnsi="Arial"/>
-                      <w:b/>
-                      <w:bCs/>
+                      <w:b w:val="false"/>
+                      <w:bCs w:val="false"/>
                       <w:color w:val="1A1A1A"/>
                       <w:sz w:val="13"/>
                       <w:szCs w:val="13"/>
@@ -673,7 +673,7 @@
                     <w:bottom w:val="single" w:color="D5D9E0" w:sz="4"/>
                     <w:right w:val="none" w:color="FFFFFF" w:sz="0"/>
                   </w:tcBorders>
-                  <w:shd w:fill="FDF1CC" w:color="auto" w:val="clear"/>
+                  <w:shd w:fill="F7F8FB" w:color="auto" w:val="clear"/>
                   <w:tcMar>
                     <w:top w:type="dxa" w:w="25"/>
                     <w:left w:type="dxa" w:w="80"/>
@@ -690,8 +690,8 @@
                   <w:r>
                     <w:rPr>
                       <w:rFonts w:ascii="Arial" w:cs="Arial" w:eastAsia="Arial" w:hAnsi="Arial"/>
-                      <w:b/>
-                      <w:bCs/>
+                      <w:b w:val="false"/>
+                      <w:bCs w:val="false"/>
                       <w:color w:val="1A1A1A"/>
                       <w:sz w:val="13"/>
                       <w:szCs w:val="13"/>
@@ -710,7 +710,7 @@
                     <w:bottom w:val="single" w:color="D5D9E0" w:sz="4"/>
                     <w:right w:val="none" w:color="FFFFFF" w:sz="0"/>
                   </w:tcBorders>
-                  <w:shd w:fill="FDF1CC" w:color="auto" w:val="clear"/>
+                  <w:shd w:fill="F7F8FB" w:color="auto" w:val="clear"/>
                   <w:tcMar>
                     <w:top w:type="dxa" w:w="25"/>
                     <w:left w:type="dxa" w:w="80"/>
@@ -727,8 +727,8 @@
                   <w:r>
                     <w:rPr>
                       <w:rFonts w:ascii="Arial" w:cs="Arial" w:eastAsia="Arial" w:hAnsi="Arial"/>
-                      <w:b/>
-                      <w:bCs/>
+                      <w:b w:val="false"/>
+                      <w:bCs w:val="false"/>
                       <w:color w:val="1A1A1A"/>
                       <w:sz w:val="13"/>
                       <w:szCs w:val="13"/>
@@ -747,7 +747,7 @@
                     <w:bottom w:val="single" w:color="D5D9E0" w:sz="4"/>
                     <w:right w:val="none" w:color="FFFFFF" w:sz="0"/>
                   </w:tcBorders>
-                  <w:shd w:fill="FDF1CC" w:color="auto" w:val="clear"/>
+                  <w:shd w:fill="F7F8FB" w:color="auto" w:val="clear"/>
                   <w:tcMar>
                     <w:top w:type="dxa" w:w="25"/>
                     <w:left w:type="dxa" w:w="80"/>
@@ -764,8 +764,8 @@
                   <w:r>
                     <w:rPr>
                       <w:rFonts w:ascii="Arial" w:cs="Arial" w:eastAsia="Arial" w:hAnsi="Arial"/>
-                      <w:b/>
-                      <w:bCs/>
+                      <w:b w:val="false"/>
+                      <w:bCs w:val="false"/>
                       <w:color w:val="1A1A1A"/>
                       <w:sz w:val="13"/>
                       <w:szCs w:val="13"/>
@@ -784,7 +784,7 @@
                     <w:bottom w:val="single" w:color="D5D9E0" w:sz="4"/>
                     <w:right w:val="none" w:color="FFFFFF" w:sz="0"/>
                   </w:tcBorders>
-                  <w:shd w:fill="FDF1CC" w:color="auto" w:val="clear"/>
+                  <w:shd w:fill="F7F8FB" w:color="auto" w:val="clear"/>
                   <w:tcMar>
                     <w:top w:type="dxa" w:w="25"/>
                     <w:left w:type="dxa" w:w="80"/>
@@ -801,8 +801,8 @@
                   <w:r>
                     <w:rPr>
                       <w:rFonts w:ascii="Arial" w:cs="Arial" w:eastAsia="Arial" w:hAnsi="Arial"/>
-                      <w:b/>
-                      <w:bCs/>
+                      <w:b w:val="false"/>
+                      <w:bCs w:val="false"/>
                       <w:color w:val="1A1A1A"/>
                       <w:sz w:val="13"/>
                       <w:szCs w:val="13"/>
@@ -1197,7 +1197,7 @@
                     <w:bottom w:val="single" w:color="D5D9E0" w:sz="4"/>
                     <w:right w:val="none" w:color="FFFFFF" w:sz="0"/>
                   </w:tcBorders>
-                  <w:shd w:fill="FFFFFF" w:color="auto" w:val="clear"/>
+                  <w:shd w:fill="FDF1CC" w:color="auto" w:val="clear"/>
                   <w:tcMar>
                     <w:top w:type="dxa" w:w="25"/>
                     <w:left w:type="dxa" w:w="80"/>
@@ -1214,8 +1214,8 @@
                   <w:r>
                     <w:rPr>
                       <w:rFonts w:ascii="Arial" w:cs="Arial" w:eastAsia="Arial" w:hAnsi="Arial"/>
-                      <w:b w:val="false"/>
-                      <w:bCs w:val="false"/>
+                      <w:b/>
+                      <w:bCs/>
                       <w:color w:val="1A1A1A"/>
                       <w:sz w:val="13"/>
                       <w:szCs w:val="13"/>
@@ -1234,7 +1234,7 @@
                     <w:bottom w:val="single" w:color="D5D9E0" w:sz="4"/>
                     <w:right w:val="none" w:color="FFFFFF" w:sz="0"/>
                   </w:tcBorders>
-                  <w:shd w:fill="FFFFFF" w:color="auto" w:val="clear"/>
+                  <w:shd w:fill="FDF1CC" w:color="auto" w:val="clear"/>
                   <w:tcMar>
                     <w:top w:type="dxa" w:w="25"/>
                     <w:left w:type="dxa" w:w="80"/>
@@ -1251,8 +1251,8 @@
                   <w:r>
                     <w:rPr>
                       <w:rFonts w:ascii="Arial" w:cs="Arial" w:eastAsia="Arial" w:hAnsi="Arial"/>
-                      <w:b w:val="false"/>
-                      <w:bCs w:val="false"/>
+                      <w:b/>
+                      <w:bCs/>
                       <w:color w:val="1A1A1A"/>
                       <w:sz w:val="13"/>
                       <w:szCs w:val="13"/>
@@ -1271,7 +1271,7 @@
                     <w:bottom w:val="single" w:color="D5D9E0" w:sz="4"/>
                     <w:right w:val="none" w:color="FFFFFF" w:sz="0"/>
                   </w:tcBorders>
-                  <w:shd w:fill="FFFFFF" w:color="auto" w:val="clear"/>
+                  <w:shd w:fill="FDF1CC" w:color="auto" w:val="clear"/>
                   <w:tcMar>
                     <w:top w:type="dxa" w:w="25"/>
                     <w:left w:type="dxa" w:w="80"/>
@@ -1288,8 +1288,8 @@
                   <w:r>
                     <w:rPr>
                       <w:rFonts w:ascii="Arial" w:cs="Arial" w:eastAsia="Arial" w:hAnsi="Arial"/>
-                      <w:b w:val="false"/>
-                      <w:bCs w:val="false"/>
+                      <w:b/>
+                      <w:bCs/>
                       <w:color w:val="1A1A1A"/>
                       <w:sz w:val="13"/>
                       <w:szCs w:val="13"/>
@@ -1308,7 +1308,7 @@
                     <w:bottom w:val="single" w:color="D5D9E0" w:sz="4"/>
                     <w:right w:val="none" w:color="FFFFFF" w:sz="0"/>
                   </w:tcBorders>
-                  <w:shd w:fill="FFFFFF" w:color="auto" w:val="clear"/>
+                  <w:shd w:fill="FDF1CC" w:color="auto" w:val="clear"/>
                   <w:tcMar>
                     <w:top w:type="dxa" w:w="25"/>
                     <w:left w:type="dxa" w:w="80"/>
@@ -1325,8 +1325,8 @@
                   <w:r>
                     <w:rPr>
                       <w:rFonts w:ascii="Arial" w:cs="Arial" w:eastAsia="Arial" w:hAnsi="Arial"/>
-                      <w:b w:val="false"/>
-                      <w:bCs w:val="false"/>
+                      <w:b/>
+                      <w:bCs/>
                       <w:color w:val="1A1A1A"/>
                       <w:sz w:val="13"/>
                       <w:szCs w:val="13"/>
@@ -1345,7 +1345,7 @@
                     <w:bottom w:val="single" w:color="D5D9E0" w:sz="4"/>
                     <w:right w:val="none" w:color="FFFFFF" w:sz="0"/>
                   </w:tcBorders>
-                  <w:shd w:fill="FFFFFF" w:color="auto" w:val="clear"/>
+                  <w:shd w:fill="FDF1CC" w:color="auto" w:val="clear"/>
                   <w:tcMar>
                     <w:top w:type="dxa" w:w="25"/>
                     <w:left w:type="dxa" w:w="80"/>
@@ -1362,8 +1362,8 @@
                   <w:r>
                     <w:rPr>
                       <w:rFonts w:ascii="Arial" w:cs="Arial" w:eastAsia="Arial" w:hAnsi="Arial"/>
-                      <w:b w:val="false"/>
-                      <w:bCs w:val="false"/>
+                      <w:b/>
+                      <w:bCs/>
                       <w:color w:val="1A1A1A"/>
                       <w:sz w:val="13"/>
                       <w:szCs w:val="13"/>
@@ -1607,7 +1607,7 @@
                 <w:szCs w:val="16"/>
                 <w:shd w:fill="ECB100" w:color="auto" w:val="clear"/>
               </w:rPr>
-              <w:t xml:space="preserve"> La TIR de un m² nuevo es 4,62% real (7,76% nominal), 257 pb bajo la WACC.</w:t>
+              <w:t xml:space="preserve"> La TIR de un m² nuevo, con capex, rampa, mantención y capital de trabajo, es 4,62% real (7,76% nominal): 257 pb bajo la WACC real y 265 pb bajo la nominal.</w:t>
             </w:r>
             <w:r>
               <w:rPr>
@@ -1627,42 +1627,11 @@
             <w:r>
               <w:rPr>
                 <w:rFonts w:ascii="Arial" w:cs="Arial" w:eastAsia="Arial" w:hAnsi="Arial"/>
-                <w:b/>
-                <w:bCs/>
-                <w:color w:val="1A1A1A"/>
-                <w:sz w:val="12"/>
-                <w:szCs w:val="12"/>
-                <w:shd w:fill="ECB100" w:color="auto" w:val="clear"/>
-              </w:rPr>
-              <w:t xml:space="preserve">NUEVO</w:t>
-            </w:r>
-            <w:r>
-              <w:rPr>
-                <w:rFonts w:ascii="Arial" w:cs="Arial" w:eastAsia="Arial" w:hAnsi="Arial"/>
-                <w:color w:val="1A1A1A"/>
-                <w:sz w:val="16"/>
-                <w:szCs w:val="16"/>
-              </w:rPr>
-              <w:t xml:space="preserve"> </w:t>
-            </w:r>
-            <w:r>
-              <w:rPr>
-                <w:rFonts w:ascii="Arial" w:cs="Arial" w:eastAsia="Arial" w:hAnsi="Arial"/>
-                <w:color w:val="1A1A1A"/>
-                <w:sz w:val="16"/>
-                <w:szCs w:val="16"/>
-              </w:rPr>
-              <w:t xml:space="preserve">Por eso el horizonte explícito incluye el capex y la maduración de los proyectos que abren hasta 2032 (108.301 m² de GLA madura en el año terminal), pero desde ahí el modelo no agrega centros comerciales: el capex terminal cubre solo la mantención (5,5% de los ingresos). </w:t>
-            </w:r>
-            <w:r>
-              <w:rPr>
-                <w:rFonts w:ascii="Arial" w:cs="Arial" w:eastAsia="Arial" w:hAnsi="Arial"/>
-                <w:color w:val="1A1A1A"/>
-                <w:sz w:val="16"/>
-                <w:szCs w:val="16"/>
-                <w:shd w:fill="ECB100" w:color="auto" w:val="clear"/>
-              </w:rPr>
-              <w:t xml:space="preserve">Con estos retornos, crecer más reduciría su valor.</w:t>
+                <w:color w:val="1A1A1A"/>
+                <w:sz w:val="16"/>
+                <w:szCs w:val="16"/>
+              </w:rPr>
+              <w:t xml:space="preserve">Por eso el horizonte explícito incluye el capex y la maduración de los proyectos que abren hasta 2032 (108.301 m² de GLA madura en el año terminal), pero desde ahí el modelo no agrega centros comerciales: el capex terminal cubre solo la mantención (5,5% de los ingresos).</w:t>
             </w:r>
           </w:p>
         </w:tc>
@@ -1946,7 +1915,7 @@
             <w:r>
               <w:drawing>
                 <wp:inline distT="0" distB="0" distL="0" distR="0">
-                  <wp:extent cx="2257425" cy="1647825"/>
+                  <wp:extent cx="2257425" cy="2105025"/>
                   <wp:effectExtent t="0" r="0" b="0" l="0"/>
                   <wp:docPr id="1" name="" descr="" title=""/>
                   <wp:cNvGraphicFramePr>
@@ -1971,7 +1940,7 @@
                         <pic:spPr bwMode="auto">
                           <a:xfrm>
                             <a:off x="0" y="0"/>
-                            <a:ext cx="2257425" cy="1647825"/>
+                            <a:ext cx="2257425" cy="2105025"/>
                           </a:xfrm>
                           <a:prstGeom prst="rect">
                             <a:avLst/>
@@ -2030,7 +1999,7 @@
             <w:r>
               <w:drawing>
                 <wp:inline distT="0" distB="0" distL="0" distR="0">
-                  <wp:extent cx="2257425" cy="1876425"/>
+                  <wp:extent cx="2257425" cy="1466850"/>
                   <wp:effectExtent t="0" r="0" b="0" l="0"/>
                   <wp:docPr id="1" name="" descr="" title=""/>
                   <wp:cNvGraphicFramePr>
@@ -2055,7 +2024,7 @@
                         <pic:spPr bwMode="auto">
                           <a:xfrm>
                             <a:off x="0" y="0"/>
-                            <a:ext cx="2257425" cy="1876425"/>
+                            <a:ext cx="2257425" cy="1466850"/>
                           </a:xfrm>
                           <a:prstGeom prst="rect">
                             <a:avLst/>

--- a/secciones/valuacion/documento/Mallplaza_Valuacion_ES.docx
+++ b/secciones/valuacion/documento/Mallplaza_Valuacion_ES.docx
@@ -34,7 +34,7 @@
           <w:sz w:val="16"/>
           <w:szCs w:val="16"/>
         </w:rPr>
-        <w:t xml:space="preserve">Recomendamos VENDER Mallplaza con un precio objetivo de CLP 2.076 por acción, 41,6% bajo el cierre de CLP 3.555 del 30-sep-26 (−39,7% de retorno total con dividendos). Nuestro precio objetivo queda incluso bajo el mínimo de las últimas 52 semanas (CLP 2.470).</w:t>
+        <w:t xml:space="preserve">Recomendamos VENDER Mallplaza con un precio objetivo de CLP 2.077 por acción, 41,6% bajo el cierre de CLP 3.555 del 30-sep-26 (−39,6% de retorno total con dividendos). Nuestro precio objetivo queda incluso bajo el mínimo de las últimas 52 semanas (CLP 2.470).</w:t>
       </w:r>
     </w:p>
     <w:tbl>
@@ -102,24 +102,18 @@
             <w:r>
               <w:rPr>
                 <w:rFonts w:ascii="Arial" w:cs="Arial" w:eastAsia="Arial" w:hAnsi="Arial"/>
-                <w:b/>
-                <w:bCs/>
-                <w:color w:val="1A1A1A"/>
-                <w:sz w:val="12"/>
-                <w:szCs w:val="12"/>
-                <w:shd w:fill="ECB100" w:color="auto" w:val="clear"/>
-              </w:rPr>
-              <w:t xml:space="preserve">NUEVO</w:t>
-            </w:r>
-            <w:r>
-              <w:rPr>
-                <w:rFonts w:ascii="Arial" w:cs="Arial" w:eastAsia="Arial" w:hAnsi="Arial"/>
                 <w:color w:val="1A1A1A"/>
                 <w:sz w:val="16"/>
                 <w:szCs w:val="16"/>
               </w:rPr>
-              <w:t xml:space="preserve"> </w:t>
-            </w:r>
+              <w:t xml:space="preserve">En doce meses la acción subió de CLP 2.470 a 4.700 y hoy cotiza en CLP 3.555. Ninguno de nuestros métodos llega a ese precio: el DCF va de CLP 1.391 a 2.329 aun moviendo la WACC nominal ±100 pb y el g nominal entre 2,5% y 4,0%, y los múltiplos más favorables tampoco lo alcanzan (Figura 27). Damos 80% del peso al DCF porque Mallplaza es, en el fondo, un cobrador de arriendos: el 81,4% de sus ingresos son arriendos y el 93% de ellos es renta fija. El 20% en múltiplos contrasta el modelo con lo que el mercado paga hoy, pero con cautela: en Chile hay solo dos pares directos y ninguno captura el plan de expansión ni la trayectoria de deuda de la compañía.</w:t>
+            </w:r>
+          </w:p>
+          <w:p>
+            <w:pPr>
+              <w:spacing w:after="60" w:before="0" w:line="228" w:lineRule="auto"/>
+              <w:jc w:val="both"/>
+            </w:pPr>
             <w:r>
               <w:rPr>
                 <w:rFonts w:ascii="Arial" w:cs="Arial" w:eastAsia="Arial" w:hAnsi="Arial"/>
@@ -127,41 +121,7 @@
                 <w:sz w:val="16"/>
                 <w:szCs w:val="16"/>
               </w:rPr>
-              <w:t xml:space="preserve">En doce meses la acción subió de CLP 2.470 a 4.700 y hoy cotiza en CLP 3.555. Ninguno de nuestros métodos llega a ese precio: el DCF va de CLP 1.379 a 2.329 aun moviendo la WACC ±100 pb y g entre 2,5% y 4,0%</w:t>
-            </w:r>
-            <w:r>
-              <w:rPr>
-                <w:rFonts w:ascii="Arial" w:cs="Arial" w:eastAsia="Arial" w:hAnsi="Arial"/>
-                <w:color w:val="1A1A1A"/>
-                <w:sz w:val="16"/>
-                <w:szCs w:val="16"/>
-                <w:shd w:fill="ECB100" w:color="auto" w:val="clear"/>
-              </w:rPr>
-              <w:t xml:space="preserve"> (nominales)</w:t>
-            </w:r>
-            <w:r>
-              <w:rPr>
-                <w:rFonts w:ascii="Arial" w:cs="Arial" w:eastAsia="Arial" w:hAnsi="Arial"/>
-                <w:color w:val="1A1A1A"/>
-                <w:sz w:val="16"/>
-                <w:szCs w:val="16"/>
-              </w:rPr>
-              <w:t xml:space="preserve">, y los múltiplos más favorables tampoco lo alcanzan (Figura 27). Damos 80% del peso al DCF porque Mallplaza es, en el fondo, un cobrador de arriendos: el 81,4% de sus ingresos son arriendos y el 93% de ellos es renta fija. El 20% en múltiplos contrasta el modelo con lo que el mercado paga hoy, pero con cautela: en Chile hay solo dos pares directos y ninguno captura el plan de expansión ni la trayectoria de deuda de la compañía.</w:t>
-            </w:r>
-          </w:p>
-          <w:p>
-            <w:pPr>
-              <w:spacing w:after="60" w:before="0" w:line="228" w:lineRule="auto"/>
-              <w:jc w:val="both"/>
-            </w:pPr>
-            <w:r>
-              <w:rPr>
-                <w:rFonts w:ascii="Arial" w:cs="Arial" w:eastAsia="Arial" w:hAnsi="Arial"/>
-                <w:color w:val="1A1A1A"/>
-                <w:sz w:val="16"/>
-                <w:szCs w:val="16"/>
-              </w:rPr>
-              <w:t xml:space="preserve">La Figura 27 resume la tesis en una imagen. El APV, que valora la empresa sin deuda y suma aparte los escudos fiscales, da CLP 1.894, apenas 2% sobre el DCF: el resultado no depende de cómo modelamos el financiamiento. Los múltiplos van de CLP 2.152 (mediana del set común) a 3.294 (mediana chilena), y el EV/EBITDA NTM y el EV/EBIT quedan entre CLP 2.914 y 3.098. Todo cae a la izquierda del precio; lo único que lo alcanza es el propio rango de cotización del último año. Incluso la mediana chilena de múltiplos, el escenario más favorable para la acción, queda 7% bajo el precio.</w:t>
+              <w:t xml:space="preserve">La Figura 27 resume la tesis en una imagen. El APV, que valora la empresa sin deuda y suma aparte los escudos fiscales, da CLP 1.895, apenas 2% sobre el DCF: el resultado no depende de cómo modelamos el financiamiento. Los múltiplos van de CLP 2.152 (mediana del set común) a 3.294 (mediana chilena), y el EV/EBITDA NTM y el EV/EBIT quedan entre CLP 2.914 y 3.098. Todo cae a la izquierda del precio; lo único que lo alcanza es el propio rango de cotización del último año. Incluso la mediana chilena de múltiplos, el escenario más favorable para la acción, queda 7% bajo el precio.</w:t>
             </w:r>
           </w:p>
           <w:p>
@@ -195,7 +155,7 @@
                 <w:sz w:val="16"/>
                 <w:szCs w:val="16"/>
               </w:rPr>
-              <w:t xml:space="preserve">Proyectamos el flujo de caja libre de la firma en CLP nominales desde el 30-jun-26, con horizonte explícito hasta 2031E y un valor terminal que explica el 76% del EV (Anexo [B]). Los CLP 1.857 por acción son CLP 583 de flujos explícitos y CLP 1.884 de valor terminal, menos CLP 610 de deuda y minoritarios: el resultado depende, sobre todo, de la tasa de descuento.</w:t>
+              <w:t xml:space="preserve">Proyectamos el flujo de caja libre de la firma (FCFF) en CLP nominales desde el 30-jun-26, con horizonte explícito hasta 2031E y un valor terminal que explica el 78% del EV (Anexo 15). Los CLP 1.859 por acción son CLP 543 de flujos explícitos y CLP 1.926 de valor terminal, menos CLP 610 de deuda neta y minoritarios: el resultado depende, sobre todo, de la tasa de descuento.</w:t>
             </w:r>
           </w:p>
           <w:p>
@@ -203,18 +163,6 @@
               <w:spacing w:after="60" w:before="0" w:line="228" w:lineRule="auto"/>
               <w:jc w:val="both"/>
             </w:pPr>
-            <w:r>
-              <w:rPr>
-                <w:rFonts w:ascii="Arial" w:cs="Arial" w:eastAsia="Arial" w:hAnsi="Arial"/>
-                <w:b/>
-                <w:bCs/>
-                <w:color w:val="1A1A1A"/>
-                <w:sz w:val="12"/>
-                <w:szCs w:val="12"/>
-                <w:shd w:fill="ECB100" w:color="auto" w:val="clear"/>
-              </w:rPr>
-              <w:t xml:space="preserve">NUEVO</w:t>
-            </w:r>
             <w:r>
               <w:rPr>
                 <w:rFonts w:ascii="Arial" w:cs="Arial" w:eastAsia="Arial" w:hAnsi="Arial"/>
@@ -222,8 +170,14 @@
                 <w:sz w:val="16"/>
                 <w:szCs w:val="16"/>
               </w:rPr>
-              <w:t xml:space="preserve"> </w:t>
-            </w:r>
+              <w:t xml:space="preserve">Esa tasa se mueve con la estructura de capital. Mallplaza usa su capacidad de deuda para crecer, como en 2024 tras comprar Open Plaza Perú (3,78x): suponemos que la DFN/EBITDA sube de 2,36x a 3,5x en 2031, con 25 pb más de costo real por cada vuelta, y que la deuda nueva (CLP 1,46 billones) financia todo el capex mientras la caja operativa se distribuye a los accionistas. Así, la WACC nominal pasa de 10,54% en 2S26E a 10,41% en el terminal (7,32% y 7,20% reales): un Ke nominal de 11,93% (8,67% real; Rf de 4,98% en USD, beta re-apalancada de 1,14 desde una mediana de seis pares de 0,00, ERP 4,14% y CRP de 1,41% ponderado por ingresos) y un Kd nominal de 5,11% después de impuestos, basado en el cupón real de 3,6% (UF) de la última emisión (Anexo 19).</w:t>
+            </w:r>
+          </w:p>
+          <w:p>
+            <w:pPr>
+              <w:spacing w:after="60" w:before="0" w:line="228" w:lineRule="auto"/>
+              <w:jc w:val="both"/>
+            </w:pPr>
             <w:r>
               <w:rPr>
                 <w:rFonts w:ascii="Arial" w:cs="Arial" w:eastAsia="Arial" w:hAnsi="Arial"/>
@@ -231,166 +185,22 @@
                 <w:sz w:val="16"/>
                 <w:szCs w:val="16"/>
               </w:rPr>
-              <w:t xml:space="preserve">Esa tasa se mueve con la estructura de capital. Mallplaza usa su capacidad de deuda para crecer, como en 2024 tras comprar Open Plaza Perú (3,78x): suponemos que la DFN/EBITDA sube de 2,36x a 3,5x en 2031, con 25 pb más de costo real por cada vuelta, y que la deuda nueva (CLP 1,40 billones) financia todo el capex mientras la caja operativa se distribuye a los accionistas. Así, la WACC nominal pasa de 10,54% en 2S26E a 10,41% en el terminal (7,20% real): un </w:t>
-            </w:r>
+              <w:t xml:space="preserve">Construimos el Ke en dólares porque sus tres insumos están en esa moneda y son nominales: la Rf del Tesoro de EE.UU., la prima por riesgo de mercado implícita que publica Damodaran y el riesgo país, que ponderamos por ingresos. Luego lo llevamos a pesos con el diferencial entre la inflación esperada de Chile (3,0%, meta del BCCh) y la de EE.UU. (2,24%, breakeven a 10 años). La beta se desapalanca con Hamada (seis pares regionales) y se re-apalanca cada período (NaN en 2S26E, 1,14 en el terminal).</w:t>
+            </w:r>
+          </w:p>
+          <w:p>
+            <w:pPr>
+              <w:spacing w:after="60" w:before="0" w:line="228" w:lineRule="auto"/>
+              <w:jc w:val="both"/>
+            </w:pPr>
             <w:r>
               <w:rPr>
                 <w:rFonts w:ascii="Arial" w:cs="Arial" w:eastAsia="Arial" w:hAnsi="Arial"/>
                 <w:color w:val="1A1A1A"/>
                 <w:sz w:val="16"/>
                 <w:szCs w:val="16"/>
-                <w:shd w:fill="ECB100" w:color="auto" w:val="clear"/>
-              </w:rPr>
-              <w:t xml:space="preserve">Ke nominal de 11,93% (8,67% real; Rf 4,98%</w:t>
-            </w:r>
-            <w:r>
-              <w:rPr>
-                <w:rFonts w:ascii="Arial" w:cs="Arial" w:eastAsia="Arial" w:hAnsi="Arial"/>
-                <w:color w:val="1A1A1A"/>
-                <w:sz w:val="16"/>
-                <w:szCs w:val="16"/>
-              </w:rPr>
-              <w:t xml:space="preserve">, beta re-apalancada de 1,14 desde una mediana de seis pares de 0,94, ERP 4,14% y CRP de 1,41% ponderado por ingresos) y un </w:t>
-            </w:r>
-            <w:r>
-              <w:rPr>
-                <w:rFonts w:ascii="Arial" w:cs="Arial" w:eastAsia="Arial" w:hAnsi="Arial"/>
-                <w:color w:val="1A1A1A"/>
-                <w:sz w:val="16"/>
-                <w:szCs w:val="16"/>
-                <w:shd w:fill="ECB100" w:color="auto" w:val="clear"/>
-              </w:rPr>
-              <w:t xml:space="preserve">Kd nominal de 5,11% después de impuestos</w:t>
-            </w:r>
-            <w:r>
-              <w:rPr>
-                <w:rFonts w:ascii="Arial" w:cs="Arial" w:eastAsia="Arial" w:hAnsi="Arial"/>
-                <w:color w:val="1A1A1A"/>
-                <w:sz w:val="16"/>
-                <w:szCs w:val="16"/>
-              </w:rPr>
-              <w:t xml:space="preserve">, basado en el </w:t>
-            </w:r>
-            <w:r>
-              <w:rPr>
-                <w:rFonts w:ascii="Arial" w:cs="Arial" w:eastAsia="Arial" w:hAnsi="Arial"/>
-                <w:color w:val="1A1A1A"/>
-                <w:sz w:val="16"/>
-                <w:szCs w:val="16"/>
-                <w:shd w:fill="ECB100" w:color="auto" w:val="clear"/>
-              </w:rPr>
-              <w:t xml:space="preserve">cupón real de 3,6% (UF)</w:t>
-            </w:r>
-            <w:r>
-              <w:rPr>
-                <w:rFonts w:ascii="Arial" w:cs="Arial" w:eastAsia="Arial" w:hAnsi="Arial"/>
-                <w:color w:val="1A1A1A"/>
-                <w:sz w:val="16"/>
-                <w:szCs w:val="16"/>
-              </w:rPr>
-              <w:t xml:space="preserve"> de la última emisión (Anexo [Z]).</w:t>
-            </w:r>
-          </w:p>
-          <w:p>
-            <w:pPr>
-              <w:spacing w:after="60" w:before="0" w:line="228" w:lineRule="auto"/>
-              <w:jc w:val="both"/>
-            </w:pPr>
-            <w:r>
-              <w:rPr>
-                <w:rFonts w:ascii="Arial" w:cs="Arial" w:eastAsia="Arial" w:hAnsi="Arial"/>
-                <w:b/>
-                <w:bCs/>
-                <w:color w:val="1A1A1A"/>
-                <w:sz w:val="12"/>
-                <w:szCs w:val="12"/>
-                <w:shd w:fill="ECB100" w:color="auto" w:val="clear"/>
-              </w:rPr>
-              <w:t xml:space="preserve">NUEVO</w:t>
-            </w:r>
-            <w:r>
-              <w:rPr>
-                <w:rFonts w:ascii="Arial" w:cs="Arial" w:eastAsia="Arial" w:hAnsi="Arial"/>
-                <w:color w:val="1A1A1A"/>
-                <w:sz w:val="16"/>
-                <w:szCs w:val="16"/>
-              </w:rPr>
-              <w:t xml:space="preserve"> </w:t>
-            </w:r>
-            <w:r>
-              <w:rPr>
-                <w:rFonts w:ascii="Arial" w:cs="Arial" w:eastAsia="Arial" w:hAnsi="Arial"/>
-                <w:color w:val="1A1A1A"/>
-                <w:sz w:val="16"/>
-                <w:szCs w:val="16"/>
-              </w:rPr>
-              <w:t xml:space="preserve">Construimos el Ke en dólares porque sus tres insumos están en esa moneda </w:t>
-            </w:r>
-            <w:r>
-              <w:rPr>
-                <w:rFonts w:ascii="Arial" w:cs="Arial" w:eastAsia="Arial" w:hAnsi="Arial"/>
-                <w:color w:val="1A1A1A"/>
-                <w:sz w:val="16"/>
-                <w:szCs w:val="16"/>
-                <w:shd w:fill="ECB100" w:color="auto" w:val="clear"/>
-              </w:rPr>
-              <w:t xml:space="preserve">y son nominales</w:t>
-            </w:r>
-            <w:r>
-              <w:rPr>
-                <w:rFonts w:ascii="Arial" w:cs="Arial" w:eastAsia="Arial" w:hAnsi="Arial"/>
-                <w:color w:val="1A1A1A"/>
-                <w:sz w:val="16"/>
-                <w:szCs w:val="16"/>
-              </w:rPr>
-              <w:t xml:space="preserve">: la Rf del Tesoro de EE.UU., la prima por riesgo de mercado implícita que publica Damodaran y el riesgo país, que ponderamos por ingresos. Luego lo llevamos a pesos con el diferencial entre la inflación esperada de Chile (3,0%, meta del BCCh) y la de EE.UU. (2,24%, breakeven a 10 años). </w:t>
-            </w:r>
-            <w:r>
-              <w:rPr>
-                <w:rFonts w:ascii="Arial" w:cs="Arial" w:eastAsia="Arial" w:hAnsi="Arial"/>
-                <w:color w:val="1A1A1A"/>
-                <w:sz w:val="16"/>
-                <w:szCs w:val="16"/>
-                <w:shd w:fill="ECB100" w:color="auto" w:val="clear"/>
-              </w:rPr>
-              <w:t xml:space="preserve">La beta se desapalanca con Hamada (seis pares regionales) y se re-apalanca cada período (1,09 en 2S26E, 1,14 en el terminal).</w:t>
-            </w:r>
-          </w:p>
-          <w:p>
-            <w:pPr>
-              <w:spacing w:after="60" w:before="0" w:line="228" w:lineRule="auto"/>
-              <w:jc w:val="both"/>
-            </w:pPr>
-            <w:r>
-              <w:rPr>
-                <w:rFonts w:ascii="Arial" w:cs="Arial" w:eastAsia="Arial" w:hAnsi="Arial"/>
-                <w:b/>
-                <w:bCs/>
-                <w:color w:val="1A1A1A"/>
-                <w:sz w:val="12"/>
-                <w:szCs w:val="12"/>
-                <w:shd w:fill="ECB100" w:color="auto" w:val="clear"/>
-              </w:rPr>
-              <w:t xml:space="preserve">NUEVO</w:t>
-            </w:r>
-            <w:r>
-              <w:rPr>
-                <w:rFonts w:ascii="Arial" w:cs="Arial" w:eastAsia="Arial" w:hAnsi="Arial"/>
-                <w:color w:val="1A1A1A"/>
-                <w:sz w:val="16"/>
-                <w:szCs w:val="16"/>
-              </w:rPr>
-              <w:t xml:space="preserve"> </w:t>
-            </w:r>
-            <w:r>
-              <w:rPr>
-                <w:rFonts w:ascii="Arial" w:cs="Arial" w:eastAsia="Arial" w:hAnsi="Arial"/>
-                <w:color w:val="1A1A1A"/>
-                <w:sz w:val="16"/>
-                <w:szCs w:val="16"/>
-                <w:shd w:fill="ECB100" w:color="auto" w:val="clear"/>
-              </w:rPr>
-              <w:t xml:space="preserve">La primera señal es la TIR del activo, lo que rinde la empresa a quien la compra a CLP 3.555 si se cumplen nuestros flujos: 7,57% nominal (4,44% real en UF), 284 pb bajo su WACC y apenas ~80 pb reales sobre el costo real de su deuda (Figura 28).</w:t>
+              </w:rPr>
+              <w:t xml:space="preserve">La primera señal es la TIR del activo (la firma): la tasa única que iguala el FCFF y el valor terminal al valor de empresa que paga el mercado a CLP 3.555 (EV de CLP 9,12 billones). Es 7,61% nominal (4,48% real en UF), 280 pb bajo la WACC nominal (272 pb en términos reales) y apenas ~88 pb reales sobre el costo real de su deuda (Figura 28).</w:t>
             </w:r>
           </w:p>
           <w:p>
@@ -398,27 +208,6 @@
               <w:keepNext/>
               <w:spacing w:after="30" w:before="40" w:line="228" w:lineRule="auto"/>
             </w:pPr>
-            <w:r>
-              <w:rPr>
-                <w:rFonts w:ascii="Arial" w:cs="Arial" w:eastAsia="Arial" w:hAnsi="Arial"/>
-                <w:b/>
-                <w:bCs/>
-                <w:color w:val="14284B"/>
-                <w:sz w:val="12"/>
-                <w:szCs w:val="12"/>
-                <w:shd w:fill="ECB100" w:color="auto" w:val="clear"/>
-              </w:rPr>
-              <w:t xml:space="preserve">NUEVO</w:t>
-            </w:r>
-            <w:r>
-              <w:rPr>
-                <w:rFonts w:ascii="Arial" w:cs="Arial" w:eastAsia="Arial" w:hAnsi="Arial"/>
-                <w:color w:val="14284B"/>
-                <w:sz w:val="14"/>
-                <w:szCs w:val="14"/>
-              </w:rPr>
-              <w:t xml:space="preserve"> </w:t>
-            </w:r>
             <w:r>
               <w:rPr>
                 <w:rFonts w:ascii="Arial" w:cs="Arial" w:eastAsia="Arial" w:hAnsi="Arial"/>
@@ -427,9 +216,8 @@
                 <w:color w:val="14284B"/>
                 <w:sz w:val="14"/>
                 <w:szCs w:val="14"/>
-                <w:shd w:fill="ECB100" w:color="auto" w:val="clear"/>
-              </w:rPr>
-              <w:t xml:space="preserve">TIR del activo (firma) y del proyecto nuevo frente a su WACC: nominal CLP y real (UF)</w:t>
+              </w:rPr>
+              <w:t xml:space="preserve">TIR del activo (firma) y del proyecto nuevo frente a la WACC: nominal CLP y real (UF)</w:t>
             </w:r>
           </w:p>
           <w:tbl>
@@ -658,7 +446,6 @@
                       <w:color w:val="1A1A1A"/>
                       <w:sz w:val="13"/>
                       <w:szCs w:val="13"/>
-                      <w:shd w:fill="ECB100" w:color="auto" w:val="clear"/>
                     </w:rPr>
                     <w:t xml:space="preserve">Mercado: CLP 3.555</w:t>
                   </w:r>
@@ -695,9 +482,8 @@
                       <w:color w:val="1A1A1A"/>
                       <w:sz w:val="13"/>
                       <w:szCs w:val="13"/>
-                      <w:shd w:fill="ECB100" w:color="auto" w:val="clear"/>
-                    </w:rPr>
-                    <w:t xml:space="preserve">7,57%</w:t>
+                    </w:rPr>
+                    <w:t xml:space="preserve">7,61%</w:t>
                   </w:r>
                 </w:p>
               </w:tc>
@@ -732,9 +518,8 @@
                       <w:color w:val="1A1A1A"/>
                       <w:sz w:val="13"/>
                       <w:szCs w:val="13"/>
-                      <w:shd w:fill="ECB100" w:color="auto" w:val="clear"/>
-                    </w:rPr>
-                    <w:t xml:space="preserve">4,44%</w:t>
+                    </w:rPr>
+                    <w:t xml:space="preserve">4,48%</w:t>
                   </w:r>
                 </w:p>
               </w:tc>
@@ -769,9 +554,8 @@
                       <w:color w:val="1A1A1A"/>
                       <w:sz w:val="13"/>
                       <w:szCs w:val="13"/>
-                      <w:shd w:fill="ECB100" w:color="auto" w:val="clear"/>
-                    </w:rPr>
-                    <w:t xml:space="preserve">WACC 10,41% / 7,20%</w:t>
+                    </w:rPr>
+                    <w:t xml:space="preserve">10,41% / 7,20%</w:t>
                   </w:r>
                 </w:p>
               </w:tc>
@@ -806,9 +590,8 @@
                       <w:color w:val="1A1A1A"/>
                       <w:sz w:val="13"/>
                       <w:szCs w:val="13"/>
-                      <w:shd w:fill="ECB100" w:color="auto" w:val="clear"/>
-                    </w:rPr>
-                    <w:t xml:space="preserve">−284 / −276 pb</w:t>
+                    </w:rPr>
+                    <w:t xml:space="preserve">−280 / −272 pb</w:t>
                   </w:r>
                 </w:p>
               </w:tc>
@@ -845,9 +628,8 @@
                       <w:color w:val="1A1A1A"/>
                       <w:sz w:val="13"/>
                       <w:szCs w:val="13"/>
-                      <w:shd w:fill="ECB100" w:color="auto" w:val="clear"/>
-                    </w:rPr>
-                    <w:t xml:space="preserve">Nuestro objetivo: CLP 2.076</w:t>
+                    </w:rPr>
+                    <w:t xml:space="preserve">Nuestro objetivo: CLP 2.077</w:t>
                   </w:r>
                 </w:p>
               </w:tc>
@@ -882,9 +664,8 @@
                       <w:color w:val="1A1A1A"/>
                       <w:sz w:val="13"/>
                       <w:szCs w:val="13"/>
-                      <w:shd w:fill="ECB100" w:color="auto" w:val="clear"/>
-                    </w:rPr>
-                    <w:t xml:space="preserve">9,87%</w:t>
+                    </w:rPr>
+                    <w:t xml:space="preserve">9,88%</w:t>
                   </w:r>
                 </w:p>
               </w:tc>
@@ -919,9 +700,8 @@
                       <w:color w:val="1A1A1A"/>
                       <w:sz w:val="13"/>
                       <w:szCs w:val="13"/>
-                      <w:shd w:fill="ECB100" w:color="auto" w:val="clear"/>
-                    </w:rPr>
-                    <w:t xml:space="preserve">6,67%</w:t>
+                    </w:rPr>
+                    <w:t xml:space="preserve">6,68%</w:t>
                   </w:r>
                 </w:p>
               </w:tc>
@@ -956,9 +736,8 @@
                       <w:color w:val="1A1A1A"/>
                       <w:sz w:val="13"/>
                       <w:szCs w:val="13"/>
-                      <w:shd w:fill="ECB100" w:color="auto" w:val="clear"/>
-                    </w:rPr>
-                    <w:t xml:space="preserve">WACC 10,41% / 7,20%</w:t>
+                    </w:rPr>
+                    <w:t xml:space="preserve">10,41% / 7,20%</w:t>
                   </w:r>
                 </w:p>
               </w:tc>
@@ -993,9 +772,8 @@
                       <w:color w:val="1A1A1A"/>
                       <w:sz w:val="13"/>
                       <w:szCs w:val="13"/>
-                      <w:shd w:fill="ECB100" w:color="auto" w:val="clear"/>
-                    </w:rPr>
-                    <w:t xml:space="preserve">−54 / −53 pb</w:t>
+                    </w:rPr>
+                    <w:t xml:space="preserve">−53 / −51 pb</w:t>
                   </w:r>
                 </w:p>
               </w:tc>
@@ -1032,9 +810,8 @@
                       <w:color w:val="1A1A1A"/>
                       <w:sz w:val="13"/>
                       <w:szCs w:val="13"/>
-                      <w:shd w:fill="ECB100" w:color="auto" w:val="clear"/>
-                    </w:rPr>
-                    <w:t xml:space="preserve">Nuestro DCF: CLP 1.857</w:t>
+                    </w:rPr>
+                    <w:t xml:space="preserve">Nuestro DCF: CLP 1.859</w:t>
                   </w:r>
                 </w:p>
               </w:tc>
@@ -1069,7 +846,6 @@
                       <w:color w:val="1A1A1A"/>
                       <w:sz w:val="13"/>
                       <w:szCs w:val="13"/>
-                      <w:shd w:fill="ECB100" w:color="auto" w:val="clear"/>
                     </w:rPr>
                     <w:t xml:space="preserve">10,43%</w:t>
                   </w:r>
@@ -1106,7 +882,6 @@
                       <w:color w:val="1A1A1A"/>
                       <w:sz w:val="13"/>
                       <w:szCs w:val="13"/>
-                      <w:shd w:fill="ECB100" w:color="auto" w:val="clear"/>
                     </w:rPr>
                     <w:t xml:space="preserve">7,21%</w:t>
                   </w:r>
@@ -1143,9 +918,8 @@
                       <w:color w:val="1A1A1A"/>
                       <w:sz w:val="13"/>
                       <w:szCs w:val="13"/>
-                      <w:shd w:fill="ECB100" w:color="auto" w:val="clear"/>
-                    </w:rPr>
-                    <w:t xml:space="preserve">WACC 10,41% / 7,20%</w:t>
+                    </w:rPr>
+                    <w:t xml:space="preserve">10,41% / 7,20%</w:t>
                   </w:r>
                 </w:p>
               </w:tc>
@@ -1180,7 +954,6 @@
                       <w:color w:val="1A1A1A"/>
                       <w:sz w:val="13"/>
                       <w:szCs w:val="13"/>
-                      <w:shd w:fill="ECB100" w:color="auto" w:val="clear"/>
                     </w:rPr>
                     <w:t xml:space="preserve">+2 / +2 pb</w:t>
                   </w:r>
@@ -1219,7 +992,6 @@
                       <w:color w:val="1A1A1A"/>
                       <w:sz w:val="13"/>
                       <w:szCs w:val="13"/>
-                      <w:shd w:fill="ECB100" w:color="auto" w:val="clear"/>
                     </w:rPr>
                     <w:t xml:space="preserve">Proyecto nuevo: 1 m² (cohorte)</w:t>
                   </w:r>
@@ -1256,9 +1028,8 @@
                       <w:color w:val="1A1A1A"/>
                       <w:sz w:val="13"/>
                       <w:szCs w:val="13"/>
-                      <w:shd w:fill="ECB100" w:color="auto" w:val="clear"/>
-                    </w:rPr>
-                    <w:t xml:space="preserve">7,76%</w:t>
+                    </w:rPr>
+                    <w:t xml:space="preserve">7,98%</w:t>
                   </w:r>
                 </w:p>
               </w:tc>
@@ -1293,9 +1064,8 @@
                       <w:color w:val="1A1A1A"/>
                       <w:sz w:val="13"/>
                       <w:szCs w:val="13"/>
-                      <w:shd w:fill="ECB100" w:color="auto" w:val="clear"/>
-                    </w:rPr>
-                    <w:t xml:space="preserve">4,62%</w:t>
+                    </w:rPr>
+                    <w:t xml:space="preserve">4,84%</w:t>
                   </w:r>
                 </w:p>
               </w:tc>
@@ -1330,9 +1100,8 @@
                       <w:color w:val="1A1A1A"/>
                       <w:sz w:val="13"/>
                       <w:szCs w:val="13"/>
-                      <w:shd w:fill="ECB100" w:color="auto" w:val="clear"/>
-                    </w:rPr>
-                    <w:t xml:space="preserve">WACC 10,41% / 7,20%</w:t>
+                    </w:rPr>
+                    <w:t xml:space="preserve">10,41% / 7,20%</w:t>
                   </w:r>
                 </w:p>
               </w:tc>
@@ -1367,9 +1136,8 @@
                       <w:color w:val="1A1A1A"/>
                       <w:sz w:val="13"/>
                       <w:szCs w:val="13"/>
-                      <w:shd w:fill="ECB100" w:color="auto" w:val="clear"/>
-                    </w:rPr>
-                    <w:t xml:space="preserve">−265 / −257 pb</w:t>
+                    </w:rPr>
+                    <w:t xml:space="preserve">−243 / −236 pb</w:t>
                   </w:r>
                 </w:p>
               </w:tc>
@@ -1386,9 +1154,8 @@
                 <w:color w:val="5F5F5F"/>
                 <w:sz w:val="11"/>
                 <w:szCs w:val="11"/>
-                <w:shd w:fill="ECB100" w:color="auto" w:val="clear"/>
-              </w:rPr>
-              <w:t xml:space="preserve">TIR del activo: tasa única que iguala el FCFF y el valor terminal al valor de la empresa pagado. Al valor DCF coincide con la WACC. Proyecto nuevo: flujo de 1 m² con costo, rampa y margen de la expansión, mantención y capital de trabajo. Real = (1 + nom.) / (1 + 3,0%) − 1. Fuente: modelo v3, hojas TIR_Implicita y TIR_Proyecto.</w:t>
+              </w:rPr>
+              <w:t xml:space="preserve">TIR del activo: tasa única que iguala el FCFF y el valor terminal al valor de empresa pagado; al valor DCF coincide con la WACC. Proyecto nuevo: flujo de 1 m² con el costo, la rampa y el margen de la expansión, mantención y capital de trabajo. Real = (1 + nom.) / (1 + 3,0%) − 1. La WACC implícita de la Figura 34 (7,60%) desplaza toda la curva de WACC y la TIR de tasa única es 7,61%: dos lecturas de la misma idea. Fuente: modelo v4, hojas TIR_Implicita y TIR_Proyecto.</w:t>
             </w:r>
           </w:p>
           <w:p>
@@ -1422,7 +1189,7 @@
                 <w:sz w:val="16"/>
                 <w:szCs w:val="16"/>
               </w:rPr>
-              <w:t xml:space="preserve">No es que seamos pesimistas con la operación. Proyectamos un margen EBITDA de 79,7% en 2026E (sin revalorizaciones, bajo el 80,5% UDM), un impuesto que converge de 16,8% a 27%, el pipeline anunciado (USD 613 MM y 170.200 m²) y, desde 2029, 27.075 m² nuevos al año, al ritmo histórico. El consenso de 13 analistas espera un EBITDA a 12 meses apenas ~3% sobre el nuestro: la diferencia con el mercado no está en los flujos.</w:t>
+              <w:t xml:space="preserve">No es que seamos pesimistas con la operación. Proyectamos un margen EBITDA de 79,7% en 2026E (sin revalorizaciones, bajo el 80,5% UDM), un impuesto en caja que converge de 16,8% a 27% en 2030, el pipeline completo con fecha de la compañía (170.200 m² y USD 613 MM, incluidos 46.500 m² de «otros proyectos» en Chile que abren en 2028) y, desde 2029, 27.075 m² nuevos al año, el ritmo orgánico histórico. El consenso de 13 analistas espera un EBITDA a 12 meses apenas ~3% sobre el nuestro: la diferencia con el mercado no está en los flujos.</w:t>
             </w:r>
           </w:p>
           <w:p>
@@ -1430,18 +1197,6 @@
               <w:spacing w:after="60" w:before="0" w:line="228" w:lineRule="auto"/>
               <w:jc w:val="both"/>
             </w:pPr>
-            <w:r>
-              <w:rPr>
-                <w:rFonts w:ascii="Arial" w:cs="Arial" w:eastAsia="Arial" w:hAnsi="Arial"/>
-                <w:b/>
-                <w:bCs/>
-                <w:color w:val="1A1A1A"/>
-                <w:sz w:val="12"/>
-                <w:szCs w:val="12"/>
-                <w:shd w:fill="ECB100" w:color="auto" w:val="clear"/>
-              </w:rPr>
-              <w:t xml:space="preserve">NUEVO</w:t>
-            </w:r>
             <w:r>
               <w:rPr>
                 <w:rFonts w:ascii="Arial" w:cs="Arial" w:eastAsia="Arial" w:hAnsi="Arial"/>
@@ -1449,8 +1204,14 @@
                 <w:sz w:val="16"/>
                 <w:szCs w:val="16"/>
               </w:rPr>
-              <w:t xml:space="preserve"> </w:t>
-            </w:r>
+              <w:t xml:space="preserve">El capex sigue el plan de la compañía y se separa en mantención y TI (5,5% de los ingresos, CLP 42–53 mil MM al año) y capex incremental: el pipeline en curso (CLP 534 mil MM en 2S26E–2028E) y la expansión continua (CLP 95–104 mil MM al año desde 2028, a USD 3.603 por m² y con una rampa de ingresos de 35%, 90% y 100%). El capex total llega a un máximo de CLP 336 mil MM en 2027E y se estabiliza cerca de 16% de los ingresos desde 2029E (Figura F7). El capital de trabajo (15,6% de los ingresos) exige CLP 7,3–9,9 mil MM al año y, si fuera cero, el objetivo subiría solo 1,3% (Figura 29; Anexo 16).</w:t>
+            </w:r>
+          </w:p>
+          <w:p>
+            <w:pPr>
+              <w:spacing w:after="60" w:before="0" w:line="228" w:lineRule="auto"/>
+              <w:jc w:val="both"/>
+            </w:pPr>
             <w:r>
               <w:rPr>
                 <w:rFonts w:ascii="Arial" w:cs="Arial" w:eastAsia="Arial" w:hAnsi="Arial"/>
@@ -1458,18 +1219,29 @@
                 <w:sz w:val="16"/>
                 <w:szCs w:val="16"/>
               </w:rPr>
-              <w:t xml:space="preserve">El capex sigue el plan de la compañía: el pipeline y la mantención (5,5% de los ingresos) llevan el capex base a un máximo de CLP 240.660 MM en 2027, y la expansión continua suma entre CLP 95.000 y 104.000 MM al año desde 2028, al costo del pipeline identificado (USD 3.603 por m²) y con una rampa de ingresos de 35%, 90% y 100%. El capital de trabajo, en 15,6% de los ingresos, exige CLP 7.100–9.900 MM al año y mueve el precio en ±1,2% (Figura 29</w:t>
-            </w:r>
+              <w:t xml:space="preserve">Dos supuestos merecen una explicación. La tasa de impuesto en caja parte en 16,8% porque hoy la compañía usa goodwill tributario y pérdidas acumuladas; suponemos que esos escudos se agotan y que la tasa llega a 27% en 2030. Es ahorro de caja real (baja el impuesto corriente), no contable: CLP 62 por acción sin descontar; sin él el objetivo baja 2,1% (Figura 29). Y el capital de trabajo crece con los ingresos, no con los m² nuevos.</w:t>
+            </w:r>
+          </w:p>
+          <w:p>
+            <w:pPr>
+              <w:spacing w:after="60" w:before="0" w:line="228" w:lineRule="auto"/>
+              <w:jc w:val="both"/>
+            </w:pPr>
             <w:r>
               <w:rPr>
                 <w:rFonts w:ascii="Arial" w:cs="Arial" w:eastAsia="Arial" w:hAnsi="Arial"/>
                 <w:color w:val="1A1A1A"/>
                 <w:sz w:val="16"/>
                 <w:szCs w:val="16"/>
-                <w:shd w:fill="ECB100" w:color="auto" w:val="clear"/>
-              </w:rPr>
-              <w:t xml:space="preserve">; Anexo [C]</w:t>
-            </w:r>
+              </w:rPr>
+              <w:t xml:space="preserve">Precio y ventas. En un operador de arriendos el precio es el arriendo por m², y las ventas de los locatarios llegan al ingreso solo por la renta variable (5,7% de los ingresos). Por eso 1 pp más de crecimiento nominal del arriendo en mismas tiendas en 2027–28 agrega CLP 45 al valor DCF por acción, 18 veces lo que agrega 1 pp más de crecimiento de las ventas de los locatarios (CLP 2,6); 1 pp más de crecimiento real del arriendo en 2029–31 agrega CLP 57. Una mejora de precios puede traducirse en mayores ventas y renta variable cuando la ocupación y el tráfico la sostienen, así que en el escenario bull movemos ambas palancas a la vez (arriendo +9,4%, ventas +9,9%): aun así el precio objetivo queda 18% bajo el precio.</w:t>
+            </w:r>
+          </w:p>
+          <w:p>
+            <w:pPr>
+              <w:spacing w:after="60" w:before="0" w:line="228" w:lineRule="auto"/>
+              <w:jc w:val="both"/>
+            </w:pPr>
             <w:r>
               <w:rPr>
                 <w:rFonts w:ascii="Arial" w:cs="Arial" w:eastAsia="Arial" w:hAnsi="Arial"/>
@@ -1477,7 +1249,26 @@
                 <w:sz w:val="16"/>
                 <w:szCs w:val="16"/>
               </w:rPr>
-              <w:t xml:space="preserve">).</w:t>
+              <w:t xml:space="preserve">El problema es el retorno de crecer. Cada m² nuevo rinde 7,3% real antes de impuestos sobre su costo (mix de la expansión: 67% Chile, 33% Perú), un RONIC real de 5,3% después de impuestos, bajo una WACC real de 7,2%. La TIR de un m² nuevo, con capex, rampa, mantención y capital de trabajo, es 4,84% real (7,98% nominal): 236 pb bajo la WACC real y 243 pb bajo la nominal; para igualarla, el ingreso por m² tendría que ser 1,54 veces el del modelo. La expansión suma ingresos, pero no valor: por eso el valor terminal crece solo con la inflación (g de 3,0% nominal, 0% real) y un g mayor reduce el valor (Figura 30). Suponer más crecimiento no cerraría la brecha con el precio; la agrandaría. Por eso el horizonte explícito incluye el capex y la maduración de los proyectos que abren hasta 2032 (108.301 m² maduran en el año terminal), pero desde ahí el capex incremental terminal es cero y solo queda la mantención.</w:t>
+            </w:r>
+          </w:p>
+          <w:p>
+            <w:pPr>
+              <w:pBdr>
+                <w:bottom w:val="single" w:color="E9004B" w:sz="8" w:space="1"/>
+              </w:pBdr>
+              <w:spacing w:after="50" w:before="90"/>
+            </w:pPr>
+            <w:r>
+              <w:rPr>
+                <w:rFonts w:ascii="Arial" w:cs="Arial" w:eastAsia="Arial" w:hAnsi="Arial"/>
+                <w:b/>
+                <w:bCs/>
+                <w:color w:val="14284B"/>
+                <w:sz w:val="16"/>
+                <w:szCs w:val="16"/>
+              </w:rPr>
+              <w:t xml:space="preserve">¿POR QUÉ EXPANDIRSE SI NO CREA VALOR?</w:t>
             </w:r>
           </w:p>
           <w:p>
@@ -1485,18 +1276,6 @@
               <w:spacing w:after="60" w:before="0" w:line="228" w:lineRule="auto"/>
               <w:jc w:val="both"/>
             </w:pPr>
-            <w:r>
-              <w:rPr>
-                <w:rFonts w:ascii="Arial" w:cs="Arial" w:eastAsia="Arial" w:hAnsi="Arial"/>
-                <w:b/>
-                <w:bCs/>
-                <w:color w:val="1A1A1A"/>
-                <w:sz w:val="12"/>
-                <w:szCs w:val="12"/>
-                <w:shd w:fill="ECB100" w:color="auto" w:val="clear"/>
-              </w:rPr>
-              <w:t xml:space="preserve">NUEVO</w:t>
-            </w:r>
             <w:r>
               <w:rPr>
                 <w:rFonts w:ascii="Arial" w:cs="Arial" w:eastAsia="Arial" w:hAnsi="Arial"/>
@@ -1504,134 +1283,7 @@
                 <w:sz w:val="16"/>
                 <w:szCs w:val="16"/>
               </w:rPr>
-              <w:t xml:space="preserve"> </w:t>
-            </w:r>
-            <w:r>
-              <w:rPr>
-                <w:rFonts w:ascii="Arial" w:cs="Arial" w:eastAsia="Arial" w:hAnsi="Arial"/>
-                <w:color w:val="1A1A1A"/>
-                <w:sz w:val="16"/>
-                <w:szCs w:val="16"/>
-              </w:rPr>
-              <w:t xml:space="preserve">Dos supuestos merecen una explicación. La tasa de impuesto en caja parte en 16,8% porque hoy la compañía usa goodwill tributario y pérdidas acumuladas; suponemos que esos escudos se agotan y que la tasa llega a 27% en 2030,.</w:t>
-            </w:r>
-            <w:r>
-              <w:rPr>
-                <w:rFonts w:ascii="Arial" w:cs="Arial" w:eastAsia="Arial" w:hAnsi="Arial"/>
-                <w:color w:val="1A1A1A"/>
-                <w:sz w:val="16"/>
-                <w:szCs w:val="16"/>
-                <w:shd w:fill="ECB100" w:color="auto" w:val="clear"/>
-              </w:rPr>
-              <w:t xml:space="preserve"> Es ahorro de caja real (baja el impuesto corriente), no contable: CLP 61 por acción sin descontar; sin él el objetivo baja 2,1% (Figura 29).</w:t>
-            </w:r>
-            <w:r>
-              <w:rPr>
-                <w:rFonts w:ascii="Arial" w:cs="Arial" w:eastAsia="Arial" w:hAnsi="Arial"/>
-                <w:color w:val="1A1A1A"/>
-                <w:sz w:val="16"/>
-                <w:szCs w:val="16"/>
-              </w:rPr>
-              <w:t xml:space="preserve"> </w:t>
-            </w:r>
-            <w:r>
-              <w:rPr>
-                <w:rFonts w:ascii="Arial" w:cs="Arial" w:eastAsia="Arial" w:hAnsi="Arial"/>
-                <w:color w:val="1A1A1A"/>
-                <w:sz w:val="16"/>
-                <w:szCs w:val="16"/>
-                <w:shd w:fill="ECB100" w:color="auto" w:val="clear"/>
-              </w:rPr>
-              <w:t xml:space="preserve">Y el capital de trabajo crece con los ingresos, no con los m² nuevos.</w:t>
-            </w:r>
-          </w:p>
-          <w:p>
-            <w:pPr>
-              <w:spacing w:after="60" w:before="0" w:line="228" w:lineRule="auto"/>
-              <w:jc w:val="both"/>
-            </w:pPr>
-            <w:r>
-              <w:rPr>
-                <w:rFonts w:ascii="Arial" w:cs="Arial" w:eastAsia="Arial" w:hAnsi="Arial"/>
-                <w:b/>
-                <w:bCs/>
-                <w:color w:val="1A1A1A"/>
-                <w:sz w:val="12"/>
-                <w:szCs w:val="12"/>
-                <w:shd w:fill="ECB100" w:color="auto" w:val="clear"/>
-              </w:rPr>
-              <w:t xml:space="preserve">NUEVO</w:t>
-            </w:r>
-            <w:r>
-              <w:rPr>
-                <w:rFonts w:ascii="Arial" w:cs="Arial" w:eastAsia="Arial" w:hAnsi="Arial"/>
-                <w:color w:val="1A1A1A"/>
-                <w:sz w:val="16"/>
-                <w:szCs w:val="16"/>
-              </w:rPr>
-              <w:t xml:space="preserve"> </w:t>
-            </w:r>
-            <w:r>
-              <w:rPr>
-                <w:rFonts w:ascii="Arial" w:cs="Arial" w:eastAsia="Arial" w:hAnsi="Arial"/>
-                <w:color w:val="1A1A1A"/>
-                <w:sz w:val="16"/>
-                <w:szCs w:val="16"/>
-              </w:rPr>
-              <w:t xml:space="preserve">El problema es el retorno de crecer. Cada m² nuevo rinde </w:t>
-            </w:r>
-            <w:r>
-              <w:rPr>
-                <w:rFonts w:ascii="Arial" w:cs="Arial" w:eastAsia="Arial" w:hAnsi="Arial"/>
-                <w:color w:val="1A1A1A"/>
-                <w:sz w:val="16"/>
-                <w:szCs w:val="16"/>
-                <w:shd w:fill="ECB100" w:color="auto" w:val="clear"/>
-              </w:rPr>
-              <w:t xml:space="preserve">6,9% real antes de impuestos</w:t>
-            </w:r>
-            <w:r>
-              <w:rPr>
-                <w:rFonts w:ascii="Arial" w:cs="Arial" w:eastAsia="Arial" w:hAnsi="Arial"/>
-                <w:color w:val="1A1A1A"/>
-                <w:sz w:val="16"/>
-                <w:szCs w:val="16"/>
-              </w:rPr>
-              <w:t xml:space="preserve"> sobre su costo, un RONIC real de 5,0% después de impuestos, bajo una WACC real de 7,2%.</w:t>
-            </w:r>
-            <w:r>
-              <w:rPr>
-                <w:rFonts w:ascii="Arial" w:cs="Arial" w:eastAsia="Arial" w:hAnsi="Arial"/>
-                <w:color w:val="1A1A1A"/>
-                <w:sz w:val="16"/>
-                <w:szCs w:val="16"/>
-                <w:shd w:fill="ECB100" w:color="auto" w:val="clear"/>
-              </w:rPr>
-              <w:t xml:space="preserve"> La TIR de un m² nuevo, con capex, rampa, mantención y capital de trabajo, es 4,62% real (7,76% nominal): 257 pb bajo la WACC real y 265 pb bajo la nominal.</w:t>
-            </w:r>
-            <w:r>
-              <w:rPr>
-                <w:rFonts w:ascii="Arial" w:cs="Arial" w:eastAsia="Arial" w:hAnsi="Arial"/>
-                <w:color w:val="1A1A1A"/>
-                <w:sz w:val="16"/>
-                <w:szCs w:val="16"/>
-              </w:rPr>
-              <w:t xml:space="preserve"> La expansión suma ingresos, pero no valor: por eso el valor terminal crece solo con la inflación (g de 3,0% nominal, 0% real) y un g mayor reduce el valor (Figura 30). Suponer más crecimiento no cerraría la brecha con el precio; la agrandaría.</w:t>
-            </w:r>
-          </w:p>
-          <w:p>
-            <w:pPr>
-              <w:spacing w:after="60" w:before="0" w:line="228" w:lineRule="auto"/>
-              <w:jc w:val="both"/>
-            </w:pPr>
-            <w:r>
-              <w:rPr>
-                <w:rFonts w:ascii="Arial" w:cs="Arial" w:eastAsia="Arial" w:hAnsi="Arial"/>
-                <w:color w:val="1A1A1A"/>
-                <w:sz w:val="16"/>
-                <w:szCs w:val="16"/>
-              </w:rPr>
-              <w:t xml:space="preserve">Por eso el horizonte explícito incluye el capex y la maduración de los proyectos que abren hasta 2032 (108.301 m² de GLA madura en el año terminal), pero desde ahí el modelo no agrega centros comerciales: el capex terminal cubre solo la mantención (5,5% de los ingresos).</w:t>
+              <w:t xml:space="preserve">Si crecer rinde menos que el costo de capital, ¿qué empuja a la administración a seguir? Planteamos cuatro hipótesis, por verificar con la memoria y los EEFF. Primero, contabilidad frente a economía: la deuda es 100% en UF a ~3,6% real, bajo lo que rinde un activo nuevo, así que cada proyecto financiado con deuda mejora FFO, EBITDA y utilidad aunque no cubra el retorno exigido al capital total. Segundo, la revalorización: bajo NIC 40 las tasaciones usan tasas reales de 5,5–6,4%, menores que la WACC, y cada activo nuevo se tasa sobre su costo y genera utilidad contable. Tercero, el controlador: si el grupo (Falabella, por confirmar) tiene tiendas ancla u otros negocios en esos malls, un m² nuevo le sirve al grupo aunque a Plaza le rinda poco, un conflicto de agencia con los minoritarios (por verificar en las notas de partes relacionadas). Cuarto, la compensación: si los bonos dependen del GLA o del EBITDA y no del ROIC, expandirse es racional para la gerencia (por verificar). Hay también razones estratégicas defendibles, como el suelo escaso y las ventajas de red. Es un riesgo de gobierno corporativo y de asignación de capital, y no contradice que el negocio sea bueno. El punto de equilibrio de la expansión es una WACC real de 5,3% (8,5% nominal); la WACC implícita en el precio (7,60% nominal, 4,5% real) queda bajo ese nivel: si el mercado tuviera razón, expandir crearía valor.</w:t>
             </w:r>
           </w:p>
         </w:tc>
@@ -1773,33 +1425,11 @@
             <w:r>
               <w:rPr>
                 <w:rFonts w:ascii="Arial" w:cs="Arial" w:eastAsia="Arial" w:hAnsi="Arial"/>
-                <w:b/>
-                <w:bCs/>
-                <w:color w:val="14284B"/>
-                <w:sz w:val="12"/>
-                <w:szCs w:val="12"/>
-                <w:shd w:fill="ECB100" w:color="auto" w:val="clear"/>
-              </w:rPr>
-              <w:t xml:space="preserve">NUEVO</w:t>
-            </w:r>
-            <w:r>
-              <w:rPr>
-                <w:rFonts w:ascii="Arial" w:cs="Arial" w:eastAsia="Arial" w:hAnsi="Arial"/>
                 <w:color w:val="14284B"/>
                 <w:sz w:val="14"/>
                 <w:szCs w:val="14"/>
               </w:rPr>
-              <w:t xml:space="preserve"> </w:t>
-            </w:r>
-            <w:r>
-              <w:rPr>
-                <w:rFonts w:ascii="Arial" w:cs="Arial" w:eastAsia="Arial" w:hAnsi="Arial"/>
-                <w:color w:val="14284B"/>
-                <w:sz w:val="14"/>
-                <w:szCs w:val="14"/>
-                <w:shd w:fill="ECB100" w:color="auto" w:val="clear"/>
-              </w:rPr>
-              <w:t xml:space="preserve">A CLP 3.555 la firma rinde casi lo mismo que su deuda</w:t>
+              <w:t xml:space="preserve">A CLP 3.555 la firma rinde casi lo mismo que su deuda (tasas reales, UF)</w:t>
             </w:r>
           </w:p>
           <w:p>
@@ -1879,33 +1509,11 @@
             <w:r>
               <w:rPr>
                 <w:rFonts w:ascii="Arial" w:cs="Arial" w:eastAsia="Arial" w:hAnsi="Arial"/>
-                <w:b/>
-                <w:bCs/>
-                <w:color w:val="14284B"/>
-                <w:sz w:val="12"/>
-                <w:szCs w:val="12"/>
-                <w:shd w:fill="ECB100" w:color="auto" w:val="clear"/>
-              </w:rPr>
-              <w:t xml:space="preserve">NUEVO</w:t>
-            </w:r>
-            <w:r>
-              <w:rPr>
-                <w:rFonts w:ascii="Arial" w:cs="Arial" w:eastAsia="Arial" w:hAnsi="Arial"/>
                 <w:color w:val="14284B"/>
                 <w:sz w:val="14"/>
                 <w:szCs w:val="14"/>
               </w:rPr>
-              <w:t xml:space="preserve"> </w:t>
-            </w:r>
-            <w:r>
-              <w:rPr>
-                <w:rFonts w:ascii="Arial" w:cs="Arial" w:eastAsia="Arial" w:hAnsi="Arial"/>
-                <w:color w:val="14284B"/>
-                <w:sz w:val="14"/>
-                <w:szCs w:val="14"/>
-                <w:shd w:fill="ECB100" w:color="auto" w:val="clear"/>
-              </w:rPr>
-              <w:t xml:space="preserve">Con todos los supuestos fuertes a favor el objetivo llega a CLP 2.928, aún 18% bajo el precio</w:t>
+              <w:t xml:space="preserve">Con todos los supuestos fuertes a favor el objetivo llega a CLP 2.977, aún 16% bajo el precio</w:t>
             </w:r>
           </w:p>
           <w:p>
@@ -1964,7 +1572,7 @@
                 <w:sz w:val="11"/>
                 <w:szCs w:val="11"/>
               </w:rPr>
-              <w:t xml:space="preserve">Cascada acumulada en el orden mostrado; la tabla da el efecto de cada supuesto solo. Precio objetivo = 80% DCF + 20% múltiplos. Fuente: réplica del DCF v3; análisis del equipo.</w:t>
+              <w:t xml:space="preserve">Cascada acumulada en el orden mostrado; la tabla da el efecto de cada supuesto solo. Precio objetivo = 80% DCF + 20% múltiplos. Fuente: réplica del DCF v4; análisis del equipo.</w:t>
             </w:r>
           </w:p>
           <w:p>
@@ -2048,7 +1656,7 @@
                 <w:sz w:val="11"/>
                 <w:szCs w:val="11"/>
               </w:rPr>
-              <w:t xml:space="preserve">Arriba: valor DCF según g. Abajo: valor terminal relativo según el RONIC. Fuente: análisis del equipo.</w:t>
+              <w:t xml:space="preserve">Arriba: valor DCF según g nominal. Abajo: valor terminal relativo según el RONIC. Fuente: análisis del equipo.</w:t>
             </w:r>
           </w:p>
         </w:tc>
@@ -2125,24 +1733,18 @@
             <w:r>
               <w:rPr>
                 <w:rFonts w:ascii="Arial" w:cs="Arial" w:eastAsia="Arial" w:hAnsi="Arial"/>
-                <w:b/>
-                <w:bCs/>
-                <w:color w:val="1A1A1A"/>
-                <w:sz w:val="12"/>
-                <w:szCs w:val="12"/>
-                <w:shd w:fill="ECB100" w:color="auto" w:val="clear"/>
-              </w:rPr>
-              <w:t xml:space="preserve">NUEVO</w:t>
-            </w:r>
-            <w:r>
-              <w:rPr>
-                <w:rFonts w:ascii="Arial" w:cs="Arial" w:eastAsia="Arial" w:hAnsi="Arial"/>
                 <w:color w:val="1A1A1A"/>
                 <w:sz w:val="16"/>
                 <w:szCs w:val="16"/>
               </w:rPr>
-              <w:t xml:space="preserve"> </w:t>
-            </w:r>
+              <w:t xml:space="preserve">Mallplaza transa a 16,8x EV/EBITDA, sobre la mediana chilena (15,7x) y muy por encima de los pares brasileños (9,0x). La brecha con Brasil no es de calidad, sino de tasas: con bonos reales locales de 2,5% en Chile y 8,1% en Brasil (NTN-B), el spread del cap rate (rendimiento EBITDA/EV; con rentas reajustadas por UF se compara con tasas reales) sobre la tasa local es parecido en ambos países, 385 pb en Chile y 302 pb en Brasil (Figura 31). Por eso ponderamos 70% la mediana chilena y 30% la del set común (que incluye IRSA; excluimos Fibra Danhos por su régimen FIBRA): 14,4x, que lleva a CLP 2.951 por acción. La ponderación pesa poco: entre 0% y 100% Chile, el precio objetivo solo va de CLP 1.916 a 2.144 (Anexo 17).</w:t>
+            </w:r>
+          </w:p>
+          <w:p>
+            <w:pPr>
+              <w:spacing w:after="60" w:before="0" w:line="228" w:lineRule="auto"/>
+              <w:jc w:val="both"/>
+            </w:pPr>
             <w:r>
               <w:rPr>
                 <w:rFonts w:ascii="Arial" w:cs="Arial" w:eastAsia="Arial" w:hAnsi="Arial"/>
@@ -2150,164 +1752,22 @@
                 <w:sz w:val="16"/>
                 <w:szCs w:val="16"/>
               </w:rPr>
-              <w:t xml:space="preserve">Mallplaza transa a 16,8x EV/EBITDA, sobre la mediana chilena (15,7x) y muy por encima de los pares brasileños (9,0x). La brecha con Brasil no es de calidad, sino de tasas: con bonos reales locales de 2,5% en Chile y 8,1% en Brasil (NTN-B), el spread del cap rate</w:t>
-            </w:r>
+              <w:t xml:space="preserve">Elegimos el set con el mismo criterio que la beta. IRSA se mantiene con cautela, porque reporta bajo NIC 29 y su consenso NTM tiene un solo analista; Fibra Danhos queda fuera porque, como FIBRA, debe repartir el 95% de su resultado fiscal y no tiene beta en la WACC. Usamos EV/EBITDA porque es neutral al apalancamiento y a la revalorización (NIC 40), y medimos a todos con la deuda neta de Bloomberg (CLP 1.311.569 MM para Mallplaza, cerca de los CLP 1.285.740 MM de DFN del DCF; la diferencia son CLP 25.828 MM de pasivos por arrendamiento NIIF 16).</w:t>
+            </w:r>
+          </w:p>
+          <w:p>
+            <w:pPr>
+              <w:spacing w:after="60" w:before="0" w:line="228" w:lineRule="auto"/>
+              <w:jc w:val="both"/>
+            </w:pPr>
             <w:r>
               <w:rPr>
                 <w:rFonts w:ascii="Arial" w:cs="Arial" w:eastAsia="Arial" w:hAnsi="Arial"/>
                 <w:color w:val="1A1A1A"/>
                 <w:sz w:val="16"/>
                 <w:szCs w:val="16"/>
-                <w:shd w:fill="ECB100" w:color="auto" w:val="clear"/>
-              </w:rPr>
-              <w:t xml:space="preserve"> (rendimiento EBITDA/EV; con rentas reajustadas por UF se compara con tasas reales)</w:t>
-            </w:r>
-            <w:r>
-              <w:rPr>
-                <w:rFonts w:ascii="Arial" w:cs="Arial" w:eastAsia="Arial" w:hAnsi="Arial"/>
-                <w:color w:val="1A1A1A"/>
-                <w:sz w:val="16"/>
-                <w:szCs w:val="16"/>
-              </w:rPr>
-              <w:t xml:space="preserve"> sobre la tasa local es parecido en ambos países, 385 pb en Chile y 302 pb en Brasil (Figura 31). Por eso ponderamos 70% la mediana chilena y 30% la del set común (que incluye IRSA; excluimos Fibra Danhos por su régimen FIBRA): 14,4x, que lleva a CLP 2.951 por acción. La ponderación pesa poco: entre 0% y 100% Chile, el precio objetivo solo va de CLP 1.916 a 2.144 (Anexo [E]).</w:t>
-            </w:r>
-          </w:p>
-          <w:p>
-            <w:pPr>
-              <w:spacing w:after="60" w:before="0" w:line="228" w:lineRule="auto"/>
-              <w:jc w:val="both"/>
-            </w:pPr>
-            <w:r>
-              <w:rPr>
-                <w:rFonts w:ascii="Arial" w:cs="Arial" w:eastAsia="Arial" w:hAnsi="Arial"/>
-                <w:b/>
-                <w:bCs/>
-                <w:color w:val="1A1A1A"/>
-                <w:sz w:val="12"/>
-                <w:szCs w:val="12"/>
-                <w:shd w:fill="ECB100" w:color="auto" w:val="clear"/>
-              </w:rPr>
-              <w:t xml:space="preserve">NUEVO</w:t>
-            </w:r>
-            <w:r>
-              <w:rPr>
-                <w:rFonts w:ascii="Arial" w:cs="Arial" w:eastAsia="Arial" w:hAnsi="Arial"/>
-                <w:color w:val="1A1A1A"/>
-                <w:sz w:val="16"/>
-                <w:szCs w:val="16"/>
-              </w:rPr>
-              <w:t xml:space="preserve"> </w:t>
-            </w:r>
-            <w:r>
-              <w:rPr>
-                <w:rFonts w:ascii="Arial" w:cs="Arial" w:eastAsia="Arial" w:hAnsi="Arial"/>
-                <w:color w:val="1A1A1A"/>
-                <w:sz w:val="16"/>
-                <w:szCs w:val="16"/>
-              </w:rPr>
-              <w:t xml:space="preserve">El contexto macro explica la diferencia. Al 30-jun-26 Brasil tenía </w:t>
-            </w:r>
-            <w:r>
-              <w:rPr>
-                <w:rFonts w:ascii="Arial" w:cs="Arial" w:eastAsia="Arial" w:hAnsi="Arial"/>
-                <w:color w:val="1A1A1A"/>
-                <w:sz w:val="16"/>
-                <w:szCs w:val="16"/>
-                <w:shd w:fill="ECB100" w:color="auto" w:val="clear"/>
-              </w:rPr>
-              <w:t xml:space="preserve">una Selic nominal de 14,25%</w:t>
-            </w:r>
-            <w:r>
-              <w:rPr>
-                <w:rFonts w:ascii="Arial" w:cs="Arial" w:eastAsia="Arial" w:hAnsi="Arial"/>
-                <w:color w:val="1A1A1A"/>
-                <w:sz w:val="16"/>
-                <w:szCs w:val="16"/>
-              </w:rPr>
-              <w:t xml:space="preserve">, un bono nominal a 10 años de 14,34% e inflación esperada de 5,3% para 2026, frente a </w:t>
-            </w:r>
-            <w:r>
-              <w:rPr>
-                <w:rFonts w:ascii="Arial" w:cs="Arial" w:eastAsia="Arial" w:hAnsi="Arial"/>
-                <w:color w:val="1A1A1A"/>
-                <w:sz w:val="16"/>
-                <w:szCs w:val="16"/>
-                <w:shd w:fill="ECB100" w:color="auto" w:val="clear"/>
-              </w:rPr>
-              <w:t xml:space="preserve">una TPM nominal de 4,5%</w:t>
-            </w:r>
-            <w:r>
-              <w:rPr>
-                <w:rFonts w:ascii="Arial" w:cs="Arial" w:eastAsia="Arial" w:hAnsi="Arial"/>
-                <w:color w:val="1A1A1A"/>
-                <w:sz w:val="16"/>
-                <w:szCs w:val="16"/>
-              </w:rPr>
-              <w:t xml:space="preserve">, un bono nominal de 5,43% y 4,1% de inflación en Chile, con </w:t>
-            </w:r>
-            <w:r>
-              <w:rPr>
-                <w:rFonts w:ascii="Arial" w:cs="Arial" w:eastAsia="Arial" w:hAnsi="Arial"/>
-                <w:color w:val="1A1A1A"/>
-                <w:sz w:val="16"/>
-                <w:szCs w:val="16"/>
-                <w:shd w:fill="ECB100" w:color="auto" w:val="clear"/>
-              </w:rPr>
-              <w:t xml:space="preserve">crecimientos reales del PIB</w:t>
-            </w:r>
-            <w:r>
-              <w:rPr>
-                <w:rFonts w:ascii="Arial" w:cs="Arial" w:eastAsia="Arial" w:hAnsi="Arial"/>
-                <w:color w:val="1A1A1A"/>
-                <w:sz w:val="16"/>
-                <w:szCs w:val="16"/>
-              </w:rPr>
-              <w:t xml:space="preserve"> parecidos (2,0% y 1,6%). Un inversionista en Brasil exige más a cualquier activo, no solo a los centros comerciales; aplicar ese descuento a Mallplaza, que genera el 71,8% de sus ingresos en Chile, sería castigarla por un riesgo que no corre.</w:t>
-            </w:r>
-          </w:p>
-          <w:p>
-            <w:pPr>
-              <w:spacing w:after="60" w:before="0" w:line="228" w:lineRule="auto"/>
-              <w:jc w:val="both"/>
-            </w:pPr>
-            <w:r>
-              <w:rPr>
-                <w:rFonts w:ascii="Arial" w:cs="Arial" w:eastAsia="Arial" w:hAnsi="Arial"/>
-                <w:color w:val="1A1A1A"/>
-                <w:sz w:val="16"/>
-                <w:szCs w:val="16"/>
-              </w:rPr>
-              <w:t xml:space="preserve">Elegimos el set con el mismo criterio que la beta. IRSA se mantiene con cautela, porque reporta bajo NIC 29 y su consenso NTM tiene un solo analista; Fibra Danhos queda fuera porque, como FIBRA, debe repartir el 95% de su resultado fiscal y no tiene beta en la WACC. Usamos EV/EBITDA porque es neutral al apalancamiento y a la revalorización (NIC 40), y medimos a todos con la deuda neta de Bloomberg (CLP 1.311.569 MM para Mallplaza, cerca de los CLP 1.285.740 MM de DFN que usa el DCF).</w:t>
-            </w:r>
-          </w:p>
-          <w:p>
-            <w:pPr>
-              <w:spacing w:after="60" w:before="0" w:line="228" w:lineRule="auto"/>
-              <w:jc w:val="both"/>
-            </w:pPr>
-            <w:r>
-              <w:rPr>
-                <w:rFonts w:ascii="Arial" w:cs="Arial" w:eastAsia="Arial" w:hAnsi="Arial"/>
-                <w:color w:val="1A1A1A"/>
-                <w:sz w:val="16"/>
-                <w:szCs w:val="16"/>
-              </w:rPr>
-              <w:t xml:space="preserve">Tampoco la calidad justifica la prima. Mallplaza transa 29% sobre Cencosud Shopping, pero su EBITDA por m² es solo 1,8% mayor (ver Industria); solo al múltiplo de Parque Arauco (18,4x), que opera con 5,7x de deuda, valdría más que su precio. Todos los múltiplos, del EV/EBITDA NTM (CLP 2.914) al P/BV (CLP 3.171), quedan bajo el precio (Figura 32): confirman que la acción está cara, y la magnitud la da el DCF. Excluimos el P/E (CLP 8.644), distorsionado por la revalorización de propiedades.</w:t>
-            </w:r>
-          </w:p>
-          <w:p>
-            <w:pPr>
-              <w:spacing w:after="60" w:before="0" w:line="228" w:lineRule="auto"/>
-              <w:jc w:val="both"/>
-            </w:pPr>
-            <w:r>
-              <w:rPr>
-                <w:rFonts w:ascii="Arial" w:cs="Arial" w:eastAsia="Arial" w:hAnsi="Arial"/>
-                <w:color w:val="1A1A1A"/>
-                <w:sz w:val="16"/>
-                <w:szCs w:val="16"/>
-              </w:rPr>
-              <w:t xml:space="preserve">Puesto en precios: a la mediana chilena por sí sola la acción valdría CLP 3.294 (−7%); al múltiplo de Cencosud, CLP 2.621; y solo al de Parque Arauco, CLP 3.967. Para defender CLP 3.555 con múltiplos hay que suponer que Mallplaza merece la valoración del par más apalancado del grupo. Con flujos esperados ocurre lo mismo: transa a 14,8x el EBITDA NTM de consenso, frente a 12,5x del múltiplo ponderado de pares.</w:t>
+              </w:rPr>
+              <w:t xml:space="preserve">Tampoco la calidad justifica la prima. Mallplaza transa 29% sobre Cencosud Shopping, pero su EBITDA por m² es solo 1,9% mayor (ver Industria); solo al múltiplo de Parque Arauco (18,4x), que opera con 5,7x de deuda, valdría más que su precio. Todos los múltiplos, del EV/EBITDA NTM (CLP 2.914) al P/BV (CLP 3.171), quedan bajo el precio (Figura 32): confirman que la acción está cara, y la magnitud la da el DCF. Excluimos el P/E (CLP 8.644), distorsionado por la revalorización de propiedades. Puesto en precios: a la mediana chilena la acción valdría CLP 3.294 (−7%); al múltiplo de Cencosud, CLP 2.621; y solo al de Parque Arauco, CLP 3.967. Defender CLP 3.555 con múltiplos exige suponer que Mallplaza merece la valoración del par más apalancado del grupo.</w:t>
             </w:r>
           </w:p>
           <w:p>
@@ -2337,24 +1797,37 @@
             <w:r>
               <w:rPr>
                 <w:rFonts w:ascii="Arial" w:cs="Arial" w:eastAsia="Arial" w:hAnsi="Arial"/>
-                <w:b/>
-                <w:bCs/>
-                <w:color w:val="1A1A1A"/>
-                <w:sz w:val="12"/>
-                <w:szCs w:val="12"/>
-                <w:shd w:fill="ECB100" w:color="auto" w:val="clear"/>
-              </w:rPr>
-              <w:t xml:space="preserve">NUEVO</w:t>
-            </w:r>
-            <w:r>
-              <w:rPr>
-                <w:rFonts w:ascii="Arial" w:cs="Arial" w:eastAsia="Arial" w:hAnsi="Arial"/>
                 <w:color w:val="1A1A1A"/>
                 <w:sz w:val="16"/>
                 <w:szCs w:val="16"/>
               </w:rPr>
-              <w:t xml:space="preserve"> </w:t>
-            </w:r>
+              <w:t xml:space="preserve">El precio implica un EV de CLP 9,12 billones, 69% sobre el nuestro, y un cap rate real de 6,0% (EBITDA UDM / EV, comparable con tasas reales porque las rentas se reajustan por UF), frente a 10,1% en nuestro DCF, 6,4% en los pares chilenos y 7,5% a valor libro (Figura 33). El mercado paga 1,61 veces un patrimonio que ya está a valor razonable, tasado con una tasa de descuento real de ~5,55% (Nota 11); la TIR real que deja el precio, 4,5%, queda bajo esa tasa: paga más que los propios tasadores. Para justificar CLP 3.555 la WACC nominal tendría que ser 281 pb menor (7,60%, 4,5% real; Figura 34); incluso con la tasa de los tasadores (5,55% real, 8,72% nominal), el DCF sería CLP 2.679. (La WACC implícita desplaza toda la curva de WACC; la TIR de tasa única, 7,61%, es la misma idea y también da CLP 3.555.)</w:t>
+            </w:r>
+          </w:p>
+          <w:p>
+            <w:pPr>
+              <w:pBdr>
+                <w:bottom w:val="single" w:color="E9004B" w:sz="8" w:space="1"/>
+              </w:pBdr>
+              <w:spacing w:after="50" w:before="90"/>
+            </w:pPr>
+            <w:r>
+              <w:rPr>
+                <w:rFonts w:ascii="Arial" w:cs="Arial" w:eastAsia="Arial" w:hAnsi="Arial"/>
+                <w:b/>
+                <w:bCs/>
+                <w:color w:val="14284B"/>
+                <w:sz w:val="16"/>
+                <w:szCs w:val="16"/>
+              </w:rPr>
+              <w:t xml:space="preserve">POR QUÉ EL MERCADO PAGA CLP 3.555</w:t>
+            </w:r>
+          </w:p>
+          <w:p>
+            <w:pPr>
+              <w:spacing w:after="60" w:before="0" w:line="228" w:lineRule="auto"/>
+              <w:jc w:val="both"/>
+            </w:pPr>
             <w:r>
               <w:rPr>
                 <w:rFonts w:ascii="Arial" w:cs="Arial" w:eastAsia="Arial" w:hAnsi="Arial"/>
@@ -2362,18 +1835,67 @@
                 <w:sz w:val="16"/>
                 <w:szCs w:val="16"/>
               </w:rPr>
-              <w:t xml:space="preserve">El precio implica un EV de CLP 9,12 billones, 69% sobre el nuestro, y </w:t>
-            </w:r>
+              <w:t xml:space="preserve">En doce meses la acción pasó de un mínimo de CLP 2.470 (10-oct-25) a un máximo de CLP 4.700 (27-abr-26), un alza de ~90% que el negocio no explica: el EBITDA creció 5–10% anual. El impulso vino de afuera. La bolsa chilena subió 56% en 2025, con un cambio de gobierno y expectativas de menores impuestos, y los malls rentaron ~48% (LarrainVial) y se revalorizaron en bloque. La inclusión en el MSCI EM Mid Cap (25-nov-25) obligó a fondos pasivos a comprar ~USD 110 MM, unas 15 veces el volumen diario (Morgan Stanley). Y los analistas extrapolaron crecimiento: JPMorgan proyecta un FFO que crece ~11% anual hasta 2028, el doble de nuestro ~6% (2026E–2028E), y el sector chileno transa a 18,6x FFO frente a 10,5x en Brasil. La caída a CLP 3.555 (−24% desde el máximo) coincide con resultados bajo lo esperado (EBITDA +5,2% en 1T26), el recorte del objetivo de JPMorgan y el alza del UST a 10 años a 5,22%. Es una corrección parcial: a ese precio la acción cotiza 91% sobre el DCF, 33% sobre el valor con la tasa de los tasadores (CLP 2.679) y a 1,61x su valor libro. Los compradores que llevaron el precio al máximo (fondos pasivos, impulso sectorial y crecimiento extrapolado) no cambian los flujos del negocio. Las cifras atribuidas a analistas son de sus propias notas y los precios intermedios son aproximados (Figura R2).</w:t>
+            </w:r>
+          </w:p>
+          <w:p>
+            <w:pPr>
+              <w:pBdr>
+                <w:bottom w:val="single" w:color="E9004B" w:sz="8" w:space="1"/>
+              </w:pBdr>
+              <w:spacing w:after="50" w:before="90"/>
+            </w:pPr>
+            <w:r>
+              <w:rPr>
+                <w:rFonts w:ascii="Arial" w:cs="Arial" w:eastAsia="Arial" w:hAnsi="Arial"/>
+                <w:b/>
+                <w:bCs/>
+                <w:color w:val="14284B"/>
+                <w:sz w:val="16"/>
+                <w:szCs w:val="16"/>
+              </w:rPr>
+              <w:t xml:space="preserve">NUESTRO VALOR FRENTE AL CONSENSO</w:t>
+            </w:r>
+          </w:p>
+          <w:p>
+            <w:pPr>
+              <w:spacing w:after="60" w:before="0" w:line="228" w:lineRule="auto"/>
+              <w:jc w:val="both"/>
+            </w:pPr>
             <w:r>
               <w:rPr>
                 <w:rFonts w:ascii="Arial" w:cs="Arial" w:eastAsia="Arial" w:hAnsi="Arial"/>
                 <w:color w:val="1A1A1A"/>
                 <w:sz w:val="16"/>
                 <w:szCs w:val="16"/>
-                <w:shd w:fill="ECB100" w:color="auto" w:val="clear"/>
-              </w:rPr>
-              <w:t xml:space="preserve">un cap rate real de 6,0%</w:t>
-            </w:r>
+              </w:rPr>
+              <w:t xml:space="preserve">Bloomberg muestra 14 fuentes con una recomendación promedio de 2,85 (1 comprar, 10 mantener, 2 vender) y un precio objetivo a 12 meses de CLP 4.111, 49,5% sobre el nuestro; el más bajo es el de Goldman Sachs (vender, CLP 3.377) y el rango va de 3.377 a 4.600. Cuatro razones explican la brecha (Figura R3). La tasa es la principal: el precio exige una WACC nominal de 7,60%, 281 pb bajo nuestro 10,41%, y como el valor terminal es 78% del EV, cada punto de tasa pesa mucho. Los múltiplos tampoco llegan: el 20% en múltiplos da CLP 2.951, 17% bajo el precio, así que no todo es WACC. El horizonte también cuenta: los objetivos son a 12 meses y el nuestro es al 30-jun-26; a nuestro Ke nominal de 11,93%, CLP 4.111 equivalen a ~CLP 3.673 hoy, de modo que la brecha se reduce, pero no se cierra. Y el crecimiento: si crecer rinde menos que la WACC, nuestro modelo lo castiga, mientras el mercado probablemente lo valora con un retorno cercano al cap rate. Del lado del consenso, los objetivos siguen al precio (la acción subió 39% en 12 meses y los objetivos subieron con ella), 77% mantiene y solo 15% recomienda vender, lo que puede reflejar sesgo de relación con emisores sin probar que estén equivocados; no conocemos sus supuestos, solo sus objetivos.</w:t>
+            </w:r>
+          </w:p>
+          <w:p>
+            <w:pPr>
+              <w:pBdr>
+                <w:bottom w:val="single" w:color="E9004B" w:sz="8" w:space="1"/>
+              </w:pBdr>
+              <w:spacing w:after="50" w:before="90"/>
+            </w:pPr>
+            <w:r>
+              <w:rPr>
+                <w:rFonts w:ascii="Arial" w:cs="Arial" w:eastAsia="Arial" w:hAnsi="Arial"/>
+                <w:b/>
+                <w:bCs/>
+                <w:color w:val="14284B"/>
+                <w:sz w:val="16"/>
+                <w:szCs w:val="16"/>
+              </w:rPr>
+              <w:t xml:space="preserve">ESCENARIOS: LO QUE TENDRÍA QUE PASAR</w:t>
+            </w:r>
+          </w:p>
+          <w:p>
+            <w:pPr>
+              <w:spacing w:after="60" w:before="0" w:line="228" w:lineRule="auto"/>
+              <w:jc w:val="both"/>
+            </w:pPr>
             <w:r>
               <w:rPr>
                 <w:rFonts w:ascii="Arial" w:cs="Arial" w:eastAsia="Arial" w:hAnsi="Arial"/>
@@ -2381,18 +1903,1973 @@
                 <w:sz w:val="16"/>
                 <w:szCs w:val="16"/>
               </w:rPr>
-              <w:t xml:space="preserve">, frente a 10,1% en nuestro DCF, 6,4% en los pares chilenos y 7,5% a valor libro (Figura 33). El mercado paga 1,61 veces un patrimonio que ya está a valor razonable, tasado con </w:t>
-            </w:r>
+              <w:t xml:space="preserve">Llevamos la tesis a sus extremos con tres escenarios definidos con las mismas palancas del tornado de Riesgos (Figura T), en vez de mover solo la tasa. Bear es todo lo que sale mal a la vez: WACC nominal +100 pb y cada palanca operacional en su mínimo histórico. Bull es todo lo que sale bien: WACC nominal −100 pb, cada palanca en su máximo histórico e impuesto de 23% (Ley de Reconstrucción). Base es la estimación central del modelo. El arriendo en mismas tiendas (precio) y las ventas de los locatarios se mueven juntos; g nominal se mantiene en 3,0% en los tres. Ponderados 25/50/25% (supuesto del equipo, por validar), el precio objetivo sería CLP 2.153.</w:t>
+            </w:r>
+          </w:p>
+          <w:p>
+            <w:pPr>
+              <w:keepNext/>
+              <w:spacing w:after="30" w:before="40" w:line="228" w:lineRule="auto"/>
+            </w:pPr>
+            <w:r>
+              <w:rPr>
+                <w:rFonts w:ascii="Arial" w:cs="Arial" w:eastAsia="Arial" w:hAnsi="Arial"/>
+                <w:b/>
+                <w:bCs/>
+                <w:color w:val="14284B"/>
+                <w:sz w:val="14"/>
+                <w:szCs w:val="14"/>
+              </w:rPr>
+              <w:t xml:space="preserve">Escenarios: bear (todo sale mal), base (central) y bull (todo sale bien)</w:t>
+            </w:r>
+          </w:p>
+          <w:tbl>
+            <w:tblPr>
+              <w:tblW w:type="dxa" w:w="7850"/>
+              <w:tblBorders>
+                <w:top w:val="none" w:color="FFFFFF" w:sz="0"/>
+                <w:left w:val="none" w:color="FFFFFF" w:sz="0"/>
+                <w:bottom w:val="none" w:color="FFFFFF" w:sz="0"/>
+                <w:right w:val="none" w:color="FFFFFF" w:sz="0"/>
+                <w:insideH w:val="none" w:color="FFFFFF" w:sz="0"/>
+                <w:insideV w:val="none" w:color="FFFFFF" w:sz="0"/>
+              </w:tblBorders>
+            </w:tblPr>
+            <w:tblGrid>
+              <w:gridCol w:w="2700"/>
+              <w:gridCol w:w="1750"/>
+              <w:gridCol w:w="1650"/>
+              <w:gridCol w:w="1750"/>
+            </w:tblGrid>
+            <w:tr>
+              <w:trPr>
+                <w:tblHeader/>
+              </w:trPr>
+              <w:tc>
+                <w:tcPr>
+                  <w:tcW w:type="dxa" w:w="2700"/>
+                  <w:tcBorders>
+                    <w:top w:val="none" w:color="FFFFFF" w:sz="0"/>
+                    <w:left w:val="none" w:color="FFFFFF" w:sz="0"/>
+                    <w:bottom w:val="none" w:color="FFFFFF" w:sz="0"/>
+                    <w:right w:val="none" w:color="FFFFFF" w:sz="0"/>
+                  </w:tcBorders>
+                  <w:shd w:fill="14284B" w:color="auto" w:val="clear"/>
+                  <w:tcMar>
+                    <w:top w:type="dxa" w:w="35"/>
+                    <w:left w:type="dxa" w:w="80"/>
+                    <w:bottom w:type="dxa" w:w="35"/>
+                    <w:right w:type="dxa" w:w="80"/>
+                  </w:tcMar>
+                </w:tcPr>
+                <w:p>
+                  <w:pPr>
+                    <w:jc w:val="left"/>
+                  </w:pPr>
+                  <w:r>
+                    <w:rPr>
+                      <w:rFonts w:ascii="Arial" w:cs="Arial" w:eastAsia="Arial" w:hAnsi="Arial"/>
+                      <w:b/>
+                      <w:bCs/>
+                      <w:color w:val="FFFFFF"/>
+                      <w:sz w:val="13"/>
+                      <w:szCs w:val="13"/>
+                    </w:rPr>
+                    <w:t xml:space="preserve">Supuesto (todos a la vez)</w:t>
+                  </w:r>
+                </w:p>
+              </w:tc>
+              <w:tc>
+                <w:tcPr>
+                  <w:tcW w:type="dxa" w:w="1750"/>
+                  <w:tcBorders>
+                    <w:top w:val="none" w:color="FFFFFF" w:sz="0"/>
+                    <w:left w:val="none" w:color="FFFFFF" w:sz="0"/>
+                    <w:bottom w:val="none" w:color="FFFFFF" w:sz="0"/>
+                    <w:right w:val="none" w:color="FFFFFF" w:sz="0"/>
+                  </w:tcBorders>
+                  <w:shd w:fill="14284B" w:color="auto" w:val="clear"/>
+                  <w:tcMar>
+                    <w:top w:type="dxa" w:w="35"/>
+                    <w:left w:type="dxa" w:w="80"/>
+                    <w:bottom w:type="dxa" w:w="35"/>
+                    <w:right w:type="dxa" w:w="80"/>
+                  </w:tcMar>
+                </w:tcPr>
+                <w:p>
+                  <w:pPr>
+                    <w:jc w:val="right"/>
+                  </w:pPr>
+                  <w:r>
+                    <w:rPr>
+                      <w:rFonts w:ascii="Arial" w:cs="Arial" w:eastAsia="Arial" w:hAnsi="Arial"/>
+                      <w:b/>
+                      <w:bCs/>
+                      <w:color w:val="FFFFFF"/>
+                      <w:sz w:val="13"/>
+                      <w:szCs w:val="13"/>
+                    </w:rPr>
+                    <w:t xml:space="preserve">Bear</w:t>
+                  </w:r>
+                </w:p>
+              </w:tc>
+              <w:tc>
+                <w:tcPr>
+                  <w:tcW w:type="dxa" w:w="1650"/>
+                  <w:tcBorders>
+                    <w:top w:val="none" w:color="FFFFFF" w:sz="0"/>
+                    <w:left w:val="none" w:color="FFFFFF" w:sz="0"/>
+                    <w:bottom w:val="none" w:color="FFFFFF" w:sz="0"/>
+                    <w:right w:val="none" w:color="FFFFFF" w:sz="0"/>
+                  </w:tcBorders>
+                  <w:shd w:fill="14284B" w:color="auto" w:val="clear"/>
+                  <w:tcMar>
+                    <w:top w:type="dxa" w:w="35"/>
+                    <w:left w:type="dxa" w:w="80"/>
+                    <w:bottom w:type="dxa" w:w="35"/>
+                    <w:right w:type="dxa" w:w="80"/>
+                  </w:tcMar>
+                </w:tcPr>
+                <w:p>
+                  <w:pPr>
+                    <w:jc w:val="right"/>
+                  </w:pPr>
+                  <w:r>
+                    <w:rPr>
+                      <w:rFonts w:ascii="Arial" w:cs="Arial" w:eastAsia="Arial" w:hAnsi="Arial"/>
+                      <w:b/>
+                      <w:bCs/>
+                      <w:color w:val="FFFFFF"/>
+                      <w:sz w:val="13"/>
+                      <w:szCs w:val="13"/>
+                    </w:rPr>
+                    <w:t xml:space="preserve">Base</w:t>
+                  </w:r>
+                </w:p>
+              </w:tc>
+              <w:tc>
+                <w:tcPr>
+                  <w:tcW w:type="dxa" w:w="1750"/>
+                  <w:tcBorders>
+                    <w:top w:val="none" w:color="FFFFFF" w:sz="0"/>
+                    <w:left w:val="none" w:color="FFFFFF" w:sz="0"/>
+                    <w:bottom w:val="none" w:color="FFFFFF" w:sz="0"/>
+                    <w:right w:val="none" w:color="FFFFFF" w:sz="0"/>
+                  </w:tcBorders>
+                  <w:shd w:fill="14284B" w:color="auto" w:val="clear"/>
+                  <w:tcMar>
+                    <w:top w:type="dxa" w:w="35"/>
+                    <w:left w:type="dxa" w:w="80"/>
+                    <w:bottom w:type="dxa" w:w="35"/>
+                    <w:right w:type="dxa" w:w="80"/>
+                  </w:tcMar>
+                </w:tcPr>
+                <w:p>
+                  <w:pPr>
+                    <w:jc w:val="right"/>
+                  </w:pPr>
+                  <w:r>
+                    <w:rPr>
+                      <w:rFonts w:ascii="Arial" w:cs="Arial" w:eastAsia="Arial" w:hAnsi="Arial"/>
+                      <w:b/>
+                      <w:bCs/>
+                      <w:color w:val="FFFFFF"/>
+                      <w:sz w:val="13"/>
+                      <w:szCs w:val="13"/>
+                    </w:rPr>
+                    <w:t xml:space="preserve">Bull</w:t>
+                  </w:r>
+                </w:p>
+              </w:tc>
+            </w:tr>
+            <w:tr>
+              <w:tc>
+                <w:tcPr>
+                  <w:tcW w:type="dxa" w:w="2700"/>
+                  <w:tcBorders>
+                    <w:top w:val="none" w:color="FFFFFF" w:sz="0"/>
+                    <w:left w:val="none" w:color="FFFFFF" w:sz="0"/>
+                    <w:bottom w:val="single" w:color="D5D9E0" w:sz="4"/>
+                    <w:right w:val="none" w:color="FFFFFF" w:sz="0"/>
+                  </w:tcBorders>
+                  <w:shd w:fill="F7F8FB" w:color="auto" w:val="clear"/>
+                  <w:tcMar>
+                    <w:top w:type="dxa" w:w="25"/>
+                    <w:left w:type="dxa" w:w="80"/>
+                    <w:bottom w:type="dxa" w:w="25"/>
+                    <w:right w:type="dxa" w:w="80"/>
+                  </w:tcMar>
+                  <w:vAlign w:val="center"/>
+                </w:tcPr>
+                <w:p>
+                  <w:pPr>
+                    <w:spacing w:line="216" w:lineRule="auto"/>
+                    <w:jc w:val="left"/>
+                  </w:pPr>
+                  <w:r>
+                    <w:rPr>
+                      <w:rFonts w:ascii="Arial" w:cs="Arial" w:eastAsia="Arial" w:hAnsi="Arial"/>
+                      <w:b w:val="false"/>
+                      <w:bCs w:val="false"/>
+                      <w:color w:val="1A1A1A"/>
+                      <w:sz w:val="13"/>
+                      <w:szCs w:val="13"/>
+                    </w:rPr>
+                    <w:t xml:space="preserve">WACC nominal terminal (todos los períodos)</w:t>
+                  </w:r>
+                </w:p>
+              </w:tc>
+              <w:tc>
+                <w:tcPr>
+                  <w:tcW w:type="dxa" w:w="1750"/>
+                  <w:tcBorders>
+                    <w:top w:val="none" w:color="FFFFFF" w:sz="0"/>
+                    <w:left w:val="none" w:color="FFFFFF" w:sz="0"/>
+                    <w:bottom w:val="single" w:color="D5D9E0" w:sz="4"/>
+                    <w:right w:val="none" w:color="FFFFFF" w:sz="0"/>
+                  </w:tcBorders>
+                  <w:shd w:fill="F7F8FB" w:color="auto" w:val="clear"/>
+                  <w:tcMar>
+                    <w:top w:type="dxa" w:w="25"/>
+                    <w:left w:type="dxa" w:w="80"/>
+                    <w:bottom w:type="dxa" w:w="25"/>
+                    <w:right w:type="dxa" w:w="80"/>
+                  </w:tcMar>
+                  <w:vAlign w:val="center"/>
+                </w:tcPr>
+                <w:p>
+                  <w:pPr>
+                    <w:spacing w:line="216" w:lineRule="auto"/>
+                    <w:jc w:val="right"/>
+                  </w:pPr>
+                  <w:r>
+                    <w:rPr>
+                      <w:rFonts w:ascii="Arial" w:cs="Arial" w:eastAsia="Arial" w:hAnsi="Arial"/>
+                      <w:b w:val="false"/>
+                      <w:bCs w:val="false"/>
+                      <w:color w:val="1A1A1A"/>
+                      <w:sz w:val="13"/>
+                      <w:szCs w:val="13"/>
+                    </w:rPr>
+                    <w:t xml:space="preserve">+100 pb (11,41%; 8,17% real)</w:t>
+                  </w:r>
+                </w:p>
+              </w:tc>
+              <w:tc>
+                <w:tcPr>
+                  <w:tcW w:type="dxa" w:w="1650"/>
+                  <w:tcBorders>
+                    <w:top w:val="none" w:color="FFFFFF" w:sz="0"/>
+                    <w:left w:val="none" w:color="FFFFFF" w:sz="0"/>
+                    <w:bottom w:val="single" w:color="D5D9E0" w:sz="4"/>
+                    <w:right w:val="none" w:color="FFFFFF" w:sz="0"/>
+                  </w:tcBorders>
+                  <w:shd w:fill="F7F8FB" w:color="auto" w:val="clear"/>
+                  <w:tcMar>
+                    <w:top w:type="dxa" w:w="25"/>
+                    <w:left w:type="dxa" w:w="80"/>
+                    <w:bottom w:type="dxa" w:w="25"/>
+                    <w:right w:type="dxa" w:w="80"/>
+                  </w:tcMar>
+                  <w:vAlign w:val="center"/>
+                </w:tcPr>
+                <w:p>
+                  <w:pPr>
+                    <w:spacing w:line="216" w:lineRule="auto"/>
+                    <w:jc w:val="right"/>
+                  </w:pPr>
+                  <w:r>
+                    <w:rPr>
+                      <w:rFonts w:ascii="Arial" w:cs="Arial" w:eastAsia="Arial" w:hAnsi="Arial"/>
+                      <w:b w:val="false"/>
+                      <w:bCs w:val="false"/>
+                      <w:color w:val="1A1A1A"/>
+                      <w:sz w:val="13"/>
+                      <w:szCs w:val="13"/>
+                    </w:rPr>
+                    <w:t xml:space="preserve">10,41% (7,20% real)</w:t>
+                  </w:r>
+                </w:p>
+              </w:tc>
+              <w:tc>
+                <w:tcPr>
+                  <w:tcW w:type="dxa" w:w="1750"/>
+                  <w:tcBorders>
+                    <w:top w:val="none" w:color="FFFFFF" w:sz="0"/>
+                    <w:left w:val="none" w:color="FFFFFF" w:sz="0"/>
+                    <w:bottom w:val="single" w:color="D5D9E0" w:sz="4"/>
+                    <w:right w:val="none" w:color="FFFFFF" w:sz="0"/>
+                  </w:tcBorders>
+                  <w:shd w:fill="F7F8FB" w:color="auto" w:val="clear"/>
+                  <w:tcMar>
+                    <w:top w:type="dxa" w:w="25"/>
+                    <w:left w:type="dxa" w:w="80"/>
+                    <w:bottom w:type="dxa" w:w="25"/>
+                    <w:right w:type="dxa" w:w="80"/>
+                  </w:tcMar>
+                  <w:vAlign w:val="center"/>
+                </w:tcPr>
+                <w:p>
+                  <w:pPr>
+                    <w:spacing w:line="216" w:lineRule="auto"/>
+                    <w:jc w:val="right"/>
+                  </w:pPr>
+                  <w:r>
+                    <w:rPr>
+                      <w:rFonts w:ascii="Arial" w:cs="Arial" w:eastAsia="Arial" w:hAnsi="Arial"/>
+                      <w:b w:val="false"/>
+                      <w:bCs w:val="false"/>
+                      <w:color w:val="1A1A1A"/>
+                      <w:sz w:val="13"/>
+                      <w:szCs w:val="13"/>
+                    </w:rPr>
+                    <w:t xml:space="preserve">−100 pb (9,41%; 6,23% real)</w:t>
+                  </w:r>
+                </w:p>
+              </w:tc>
+            </w:tr>
+            <w:tr>
+              <w:tc>
+                <w:tcPr>
+                  <w:tcW w:type="dxa" w:w="2700"/>
+                  <w:tcBorders>
+                    <w:top w:val="none" w:color="FFFFFF" w:sz="0"/>
+                    <w:left w:val="none" w:color="FFFFFF" w:sz="0"/>
+                    <w:bottom w:val="single" w:color="D5D9E0" w:sz="4"/>
+                    <w:right w:val="none" w:color="FFFFFF" w:sz="0"/>
+                  </w:tcBorders>
+                  <w:shd w:fill="FFFFFF" w:color="auto" w:val="clear"/>
+                  <w:tcMar>
+                    <w:top w:type="dxa" w:w="25"/>
+                    <w:left w:type="dxa" w:w="80"/>
+                    <w:bottom w:type="dxa" w:w="25"/>
+                    <w:right w:type="dxa" w:w="80"/>
+                  </w:tcMar>
+                  <w:vAlign w:val="center"/>
+                </w:tcPr>
+                <w:p>
+                  <w:pPr>
+                    <w:spacing w:line="216" w:lineRule="auto"/>
+                    <w:jc w:val="left"/>
+                  </w:pPr>
+                  <w:r>
+                    <w:rPr>
+                      <w:rFonts w:ascii="Arial" w:cs="Arial" w:eastAsia="Arial" w:hAnsi="Arial"/>
+                      <w:b w:val="false"/>
+                      <w:bCs w:val="false"/>
+                      <w:color w:val="1A1A1A"/>
+                      <w:sz w:val="13"/>
+                      <w:szCs w:val="13"/>
+                    </w:rPr>
+                    <w:t xml:space="preserve">Margen EBITDA (mín. / máx. histórico trimestral)</w:t>
+                  </w:r>
+                </w:p>
+              </w:tc>
+              <w:tc>
+                <w:tcPr>
+                  <w:tcW w:type="dxa" w:w="1750"/>
+                  <w:tcBorders>
+                    <w:top w:val="none" w:color="FFFFFF" w:sz="0"/>
+                    <w:left w:val="none" w:color="FFFFFF" w:sz="0"/>
+                    <w:bottom w:val="single" w:color="D5D9E0" w:sz="4"/>
+                    <w:right w:val="none" w:color="FFFFFF" w:sz="0"/>
+                  </w:tcBorders>
+                  <w:shd w:fill="FFFFFF" w:color="auto" w:val="clear"/>
+                  <w:tcMar>
+                    <w:top w:type="dxa" w:w="25"/>
+                    <w:left w:type="dxa" w:w="80"/>
+                    <w:bottom w:type="dxa" w:w="25"/>
+                    <w:right w:type="dxa" w:w="80"/>
+                  </w:tcMar>
+                  <w:vAlign w:val="center"/>
+                </w:tcPr>
+                <w:p>
+                  <w:pPr>
+                    <w:spacing w:line="216" w:lineRule="auto"/>
+                    <w:jc w:val="right"/>
+                  </w:pPr>
+                  <w:r>
+                    <w:rPr>
+                      <w:rFonts w:ascii="Arial" w:cs="Arial" w:eastAsia="Arial" w:hAnsi="Arial"/>
+                      <w:b w:val="false"/>
+                      <w:bCs w:val="false"/>
+                      <w:color w:val="1A1A1A"/>
+                      <w:sz w:val="13"/>
+                      <w:szCs w:val="13"/>
+                    </w:rPr>
+                    <w:t xml:space="preserve">75,8%</w:t>
+                  </w:r>
+                </w:p>
+              </w:tc>
+              <w:tc>
+                <w:tcPr>
+                  <w:tcW w:type="dxa" w:w="1650"/>
+                  <w:tcBorders>
+                    <w:top w:val="none" w:color="FFFFFF" w:sz="0"/>
+                    <w:left w:val="none" w:color="FFFFFF" w:sz="0"/>
+                    <w:bottom w:val="single" w:color="D5D9E0" w:sz="4"/>
+                    <w:right w:val="none" w:color="FFFFFF" w:sz="0"/>
+                  </w:tcBorders>
+                  <w:shd w:fill="FFFFFF" w:color="auto" w:val="clear"/>
+                  <w:tcMar>
+                    <w:top w:type="dxa" w:w="25"/>
+                    <w:left w:type="dxa" w:w="80"/>
+                    <w:bottom w:type="dxa" w:w="25"/>
+                    <w:right w:type="dxa" w:w="80"/>
+                  </w:tcMar>
+                  <w:vAlign w:val="center"/>
+                </w:tcPr>
+                <w:p>
+                  <w:pPr>
+                    <w:spacing w:line="216" w:lineRule="auto"/>
+                    <w:jc w:val="right"/>
+                  </w:pPr>
+                  <w:r>
+                    <w:rPr>
+                      <w:rFonts w:ascii="Arial" w:cs="Arial" w:eastAsia="Arial" w:hAnsi="Arial"/>
+                      <w:b w:val="false"/>
+                      <w:bCs w:val="false"/>
+                      <w:color w:val="1A1A1A"/>
+                      <w:sz w:val="13"/>
+                      <w:szCs w:val="13"/>
+                    </w:rPr>
+                    <w:t xml:space="preserve">79,7% (2026E)</w:t>
+                  </w:r>
+                </w:p>
+              </w:tc>
+              <w:tc>
+                <w:tcPr>
+                  <w:tcW w:type="dxa" w:w="1750"/>
+                  <w:tcBorders>
+                    <w:top w:val="none" w:color="FFFFFF" w:sz="0"/>
+                    <w:left w:val="none" w:color="FFFFFF" w:sz="0"/>
+                    <w:bottom w:val="single" w:color="D5D9E0" w:sz="4"/>
+                    <w:right w:val="none" w:color="FFFFFF" w:sz="0"/>
+                  </w:tcBorders>
+                  <w:shd w:fill="FFFFFF" w:color="auto" w:val="clear"/>
+                  <w:tcMar>
+                    <w:top w:type="dxa" w:w="25"/>
+                    <w:left w:type="dxa" w:w="80"/>
+                    <w:bottom w:type="dxa" w:w="25"/>
+                    <w:right w:type="dxa" w:w="80"/>
+                  </w:tcMar>
+                  <w:vAlign w:val="center"/>
+                </w:tcPr>
+                <w:p>
+                  <w:pPr>
+                    <w:spacing w:line="216" w:lineRule="auto"/>
+                    <w:jc w:val="right"/>
+                  </w:pPr>
+                  <w:r>
+                    <w:rPr>
+                      <w:rFonts w:ascii="Arial" w:cs="Arial" w:eastAsia="Arial" w:hAnsi="Arial"/>
+                      <w:b w:val="false"/>
+                      <w:bCs w:val="false"/>
+                      <w:color w:val="1A1A1A"/>
+                      <w:sz w:val="13"/>
+                      <w:szCs w:val="13"/>
+                    </w:rPr>
+                    <w:t xml:space="preserve">81,3%</w:t>
+                  </w:r>
+                </w:p>
+              </w:tc>
+            </w:tr>
+            <w:tr>
+              <w:tc>
+                <w:tcPr>
+                  <w:tcW w:type="dxa" w:w="2700"/>
+                  <w:tcBorders>
+                    <w:top w:val="none" w:color="FFFFFF" w:sz="0"/>
+                    <w:left w:val="none" w:color="FFFFFF" w:sz="0"/>
+                    <w:bottom w:val="single" w:color="D5D9E0" w:sz="4"/>
+                    <w:right w:val="none" w:color="FFFFFF" w:sz="0"/>
+                  </w:tcBorders>
+                  <w:shd w:fill="F7F8FB" w:color="auto" w:val="clear"/>
+                  <w:tcMar>
+                    <w:top w:type="dxa" w:w="25"/>
+                    <w:left w:type="dxa" w:w="80"/>
+                    <w:bottom w:type="dxa" w:w="25"/>
+                    <w:right w:type="dxa" w:w="80"/>
+                  </w:tcMar>
+                  <w:vAlign w:val="center"/>
+                </w:tcPr>
+                <w:p>
+                  <w:pPr>
+                    <w:spacing w:line="216" w:lineRule="auto"/>
+                    <w:jc w:val="left"/>
+                  </w:pPr>
+                  <w:r>
+                    <w:rPr>
+                      <w:rFonts w:ascii="Arial" w:cs="Arial" w:eastAsia="Arial" w:hAnsi="Arial"/>
+                      <w:b w:val="false"/>
+                      <w:bCs w:val="false"/>
+                      <w:color w:val="1A1A1A"/>
+                      <w:sz w:val="13"/>
+                      <w:szCs w:val="13"/>
+                    </w:rPr>
+                    <w:t xml:space="preserve">Ocupación consolidada</w:t>
+                  </w:r>
+                </w:p>
+              </w:tc>
+              <w:tc>
+                <w:tcPr>
+                  <w:tcW w:type="dxa" w:w="1750"/>
+                  <w:tcBorders>
+                    <w:top w:val="none" w:color="FFFFFF" w:sz="0"/>
+                    <w:left w:val="none" w:color="FFFFFF" w:sz="0"/>
+                    <w:bottom w:val="single" w:color="D5D9E0" w:sz="4"/>
+                    <w:right w:val="none" w:color="FFFFFF" w:sz="0"/>
+                  </w:tcBorders>
+                  <w:shd w:fill="F7F8FB" w:color="auto" w:val="clear"/>
+                  <w:tcMar>
+                    <w:top w:type="dxa" w:w="25"/>
+                    <w:left w:type="dxa" w:w="80"/>
+                    <w:bottom w:type="dxa" w:w="25"/>
+                    <w:right w:type="dxa" w:w="80"/>
+                  </w:tcMar>
+                  <w:vAlign w:val="center"/>
+                </w:tcPr>
+                <w:p>
+                  <w:pPr>
+                    <w:spacing w:line="216" w:lineRule="auto"/>
+                    <w:jc w:val="right"/>
+                  </w:pPr>
+                  <w:r>
+                    <w:rPr>
+                      <w:rFonts w:ascii="Arial" w:cs="Arial" w:eastAsia="Arial" w:hAnsi="Arial"/>
+                      <w:b w:val="false"/>
+                      <w:bCs w:val="false"/>
+                      <w:color w:val="1A1A1A"/>
+                      <w:sz w:val="13"/>
+                      <w:szCs w:val="13"/>
+                    </w:rPr>
+                    <w:t xml:space="preserve">95,1%</w:t>
+                  </w:r>
+                </w:p>
+              </w:tc>
+              <w:tc>
+                <w:tcPr>
+                  <w:tcW w:type="dxa" w:w="1650"/>
+                  <w:tcBorders>
+                    <w:top w:val="none" w:color="FFFFFF" w:sz="0"/>
+                    <w:left w:val="none" w:color="FFFFFF" w:sz="0"/>
+                    <w:bottom w:val="single" w:color="D5D9E0" w:sz="4"/>
+                    <w:right w:val="none" w:color="FFFFFF" w:sz="0"/>
+                  </w:tcBorders>
+                  <w:shd w:fill="F7F8FB" w:color="auto" w:val="clear"/>
+                  <w:tcMar>
+                    <w:top w:type="dxa" w:w="25"/>
+                    <w:left w:type="dxa" w:w="80"/>
+                    <w:bottom w:type="dxa" w:w="25"/>
+                    <w:right w:type="dxa" w:w="80"/>
+                  </w:tcMar>
+                  <w:vAlign w:val="center"/>
+                </w:tcPr>
+                <w:p>
+                  <w:pPr>
+                    <w:spacing w:line="216" w:lineRule="auto"/>
+                    <w:jc w:val="right"/>
+                  </w:pPr>
+                  <w:r>
+                    <w:rPr>
+                      <w:rFonts w:ascii="Arial" w:cs="Arial" w:eastAsia="Arial" w:hAnsi="Arial"/>
+                      <w:b w:val="false"/>
+                      <w:bCs w:val="false"/>
+                      <w:color w:val="1A1A1A"/>
+                      <w:sz w:val="13"/>
+                      <w:szCs w:val="13"/>
+                    </w:rPr>
+                    <w:t xml:space="preserve">95,6%</w:t>
+                  </w:r>
+                </w:p>
+              </w:tc>
+              <w:tc>
+                <w:tcPr>
+                  <w:tcW w:type="dxa" w:w="1750"/>
+                  <w:tcBorders>
+                    <w:top w:val="none" w:color="FFFFFF" w:sz="0"/>
+                    <w:left w:val="none" w:color="FFFFFF" w:sz="0"/>
+                    <w:bottom w:val="single" w:color="D5D9E0" w:sz="4"/>
+                    <w:right w:val="none" w:color="FFFFFF" w:sz="0"/>
+                  </w:tcBorders>
+                  <w:shd w:fill="F7F8FB" w:color="auto" w:val="clear"/>
+                  <w:tcMar>
+                    <w:top w:type="dxa" w:w="25"/>
+                    <w:left w:type="dxa" w:w="80"/>
+                    <w:bottom w:type="dxa" w:w="25"/>
+                    <w:right w:type="dxa" w:w="80"/>
+                  </w:tcMar>
+                  <w:vAlign w:val="center"/>
+                </w:tcPr>
+                <w:p>
+                  <w:pPr>
+                    <w:spacing w:line="216" w:lineRule="auto"/>
+                    <w:jc w:val="right"/>
+                  </w:pPr>
+                  <w:r>
+                    <w:rPr>
+                      <w:rFonts w:ascii="Arial" w:cs="Arial" w:eastAsia="Arial" w:hAnsi="Arial"/>
+                      <w:b w:val="false"/>
+                      <w:bCs w:val="false"/>
+                      <w:color w:val="1A1A1A"/>
+                      <w:sz w:val="13"/>
+                      <w:szCs w:val="13"/>
+                    </w:rPr>
+                    <w:t xml:space="preserve">96,6%</w:t>
+                  </w:r>
+                </w:p>
+              </w:tc>
+            </w:tr>
+            <w:tr>
+              <w:tc>
+                <w:tcPr>
+                  <w:tcW w:type="dxa" w:w="2700"/>
+                  <w:tcBorders>
+                    <w:top w:val="none" w:color="FFFFFF" w:sz="0"/>
+                    <w:left w:val="none" w:color="FFFFFF" w:sz="0"/>
+                    <w:bottom w:val="single" w:color="D5D9E0" w:sz="4"/>
+                    <w:right w:val="none" w:color="FFFFFF" w:sz="0"/>
+                  </w:tcBorders>
+                  <w:shd w:fill="FFFFFF" w:color="auto" w:val="clear"/>
+                  <w:tcMar>
+                    <w:top w:type="dxa" w:w="25"/>
+                    <w:left w:type="dxa" w:w="80"/>
+                    <w:bottom w:type="dxa" w:w="25"/>
+                    <w:right w:type="dxa" w:w="80"/>
+                  </w:tcMar>
+                  <w:vAlign w:val="center"/>
+                </w:tcPr>
+                <w:p>
+                  <w:pPr>
+                    <w:spacing w:line="216" w:lineRule="auto"/>
+                    <w:jc w:val="left"/>
+                  </w:pPr>
+                  <w:r>
+                    <w:rPr>
+                      <w:rFonts w:ascii="Arial" w:cs="Arial" w:eastAsia="Arial" w:hAnsi="Arial"/>
+                      <w:b w:val="false"/>
+                      <w:bCs w:val="false"/>
+                      <w:color w:val="1A1A1A"/>
+                      <w:sz w:val="13"/>
+                      <w:szCs w:val="13"/>
+                    </w:rPr>
+                    <w:t xml:space="preserve">Arriendo en mismas tiendas 2027–28 (precio, nominal)</w:t>
+                  </w:r>
+                </w:p>
+              </w:tc>
+              <w:tc>
+                <w:tcPr>
+                  <w:tcW w:type="dxa" w:w="1750"/>
+                  <w:tcBorders>
+                    <w:top w:val="none" w:color="FFFFFF" w:sz="0"/>
+                    <w:left w:val="none" w:color="FFFFFF" w:sz="0"/>
+                    <w:bottom w:val="single" w:color="D5D9E0" w:sz="4"/>
+                    <w:right w:val="none" w:color="FFFFFF" w:sz="0"/>
+                  </w:tcBorders>
+                  <w:shd w:fill="FFFFFF" w:color="auto" w:val="clear"/>
+                  <w:tcMar>
+                    <w:top w:type="dxa" w:w="25"/>
+                    <w:left w:type="dxa" w:w="80"/>
+                    <w:bottom w:type="dxa" w:w="25"/>
+                    <w:right w:type="dxa" w:w="80"/>
+                  </w:tcMar>
+                  <w:vAlign w:val="center"/>
+                </w:tcPr>
+                <w:p>
+                  <w:pPr>
+                    <w:spacing w:line="216" w:lineRule="auto"/>
+                    <w:jc w:val="right"/>
+                  </w:pPr>
+                  <w:r>
+                    <w:rPr>
+                      <w:rFonts w:ascii="Arial" w:cs="Arial" w:eastAsia="Arial" w:hAnsi="Arial"/>
+                      <w:b w:val="false"/>
+                      <w:bCs w:val="false"/>
+                      <w:color w:val="1A1A1A"/>
+                      <w:sz w:val="13"/>
+                      <w:szCs w:val="13"/>
+                    </w:rPr>
+                    <w:t xml:space="preserve">3,7%</w:t>
+                  </w:r>
+                </w:p>
+              </w:tc>
+              <w:tc>
+                <w:tcPr>
+                  <w:tcW w:type="dxa" w:w="1650"/>
+                  <w:tcBorders>
+                    <w:top w:val="none" w:color="FFFFFF" w:sz="0"/>
+                    <w:left w:val="none" w:color="FFFFFF" w:sz="0"/>
+                    <w:bottom w:val="single" w:color="D5D9E0" w:sz="4"/>
+                    <w:right w:val="none" w:color="FFFFFF" w:sz="0"/>
+                  </w:tcBorders>
+                  <w:shd w:fill="FFFFFF" w:color="auto" w:val="clear"/>
+                  <w:tcMar>
+                    <w:top w:type="dxa" w:w="25"/>
+                    <w:left w:type="dxa" w:w="80"/>
+                    <w:bottom w:type="dxa" w:w="25"/>
+                    <w:right w:type="dxa" w:w="80"/>
+                  </w:tcMar>
+                  <w:vAlign w:val="center"/>
+                </w:tcPr>
+                <w:p>
+                  <w:pPr>
+                    <w:spacing w:line="216" w:lineRule="auto"/>
+                    <w:jc w:val="right"/>
+                  </w:pPr>
+                  <w:r>
+                    <w:rPr>
+                      <w:rFonts w:ascii="Arial" w:cs="Arial" w:eastAsia="Arial" w:hAnsi="Arial"/>
+                      <w:b w:val="false"/>
+                      <w:bCs w:val="false"/>
+                      <w:color w:val="1A1A1A"/>
+                      <w:sz w:val="13"/>
+                      <w:szCs w:val="13"/>
+                    </w:rPr>
+                    <w:t xml:space="preserve">5,4%</w:t>
+                  </w:r>
+                </w:p>
+              </w:tc>
+              <w:tc>
+                <w:tcPr>
+                  <w:tcW w:type="dxa" w:w="1750"/>
+                  <w:tcBorders>
+                    <w:top w:val="none" w:color="FFFFFF" w:sz="0"/>
+                    <w:left w:val="none" w:color="FFFFFF" w:sz="0"/>
+                    <w:bottom w:val="single" w:color="D5D9E0" w:sz="4"/>
+                    <w:right w:val="none" w:color="FFFFFF" w:sz="0"/>
+                  </w:tcBorders>
+                  <w:shd w:fill="FFFFFF" w:color="auto" w:val="clear"/>
+                  <w:tcMar>
+                    <w:top w:type="dxa" w:w="25"/>
+                    <w:left w:type="dxa" w:w="80"/>
+                    <w:bottom w:type="dxa" w:w="25"/>
+                    <w:right w:type="dxa" w:w="80"/>
+                  </w:tcMar>
+                  <w:vAlign w:val="center"/>
+                </w:tcPr>
+                <w:p>
+                  <w:pPr>
+                    <w:spacing w:line="216" w:lineRule="auto"/>
+                    <w:jc w:val="right"/>
+                  </w:pPr>
+                  <w:r>
+                    <w:rPr>
+                      <w:rFonts w:ascii="Arial" w:cs="Arial" w:eastAsia="Arial" w:hAnsi="Arial"/>
+                      <w:b w:val="false"/>
+                      <w:bCs w:val="false"/>
+                      <w:color w:val="1A1A1A"/>
+                      <w:sz w:val="13"/>
+                      <w:szCs w:val="13"/>
+                    </w:rPr>
+                    <w:t xml:space="preserve">9,4%</w:t>
+                  </w:r>
+                </w:p>
+              </w:tc>
+            </w:tr>
+            <w:tr>
+              <w:tc>
+                <w:tcPr>
+                  <w:tcW w:type="dxa" w:w="2700"/>
+                  <w:tcBorders>
+                    <w:top w:val="none" w:color="FFFFFF" w:sz="0"/>
+                    <w:left w:val="none" w:color="FFFFFF" w:sz="0"/>
+                    <w:bottom w:val="single" w:color="D5D9E0" w:sz="4"/>
+                    <w:right w:val="none" w:color="FFFFFF" w:sz="0"/>
+                  </w:tcBorders>
+                  <w:shd w:fill="F7F8FB" w:color="auto" w:val="clear"/>
+                  <w:tcMar>
+                    <w:top w:type="dxa" w:w="25"/>
+                    <w:left w:type="dxa" w:w="80"/>
+                    <w:bottom w:type="dxa" w:w="25"/>
+                    <w:right w:type="dxa" w:w="80"/>
+                  </w:tcMar>
+                  <w:vAlign w:val="center"/>
+                </w:tcPr>
+                <w:p>
+                  <w:pPr>
+                    <w:spacing w:line="216" w:lineRule="auto"/>
+                    <w:jc w:val="left"/>
+                  </w:pPr>
+                  <w:r>
+                    <w:rPr>
+                      <w:rFonts w:ascii="Arial" w:cs="Arial" w:eastAsia="Arial" w:hAnsi="Arial"/>
+                      <w:b w:val="false"/>
+                      <w:bCs w:val="false"/>
+                      <w:color w:val="1A1A1A"/>
+                      <w:sz w:val="13"/>
+                      <w:szCs w:val="13"/>
+                    </w:rPr>
+                    <w:t xml:space="preserve">Ventas de locatarios 2027–28 (renta variable, 5,7% del ingreso)</w:t>
+                  </w:r>
+                </w:p>
+              </w:tc>
+              <w:tc>
+                <w:tcPr>
+                  <w:tcW w:type="dxa" w:w="1750"/>
+                  <w:tcBorders>
+                    <w:top w:val="none" w:color="FFFFFF" w:sz="0"/>
+                    <w:left w:val="none" w:color="FFFFFF" w:sz="0"/>
+                    <w:bottom w:val="single" w:color="D5D9E0" w:sz="4"/>
+                    <w:right w:val="none" w:color="FFFFFF" w:sz="0"/>
+                  </w:tcBorders>
+                  <w:shd w:fill="F7F8FB" w:color="auto" w:val="clear"/>
+                  <w:tcMar>
+                    <w:top w:type="dxa" w:w="25"/>
+                    <w:left w:type="dxa" w:w="80"/>
+                    <w:bottom w:type="dxa" w:w="25"/>
+                    <w:right w:type="dxa" w:w="80"/>
+                  </w:tcMar>
+                  <w:vAlign w:val="center"/>
+                </w:tcPr>
+                <w:p>
+                  <w:pPr>
+                    <w:spacing w:line="216" w:lineRule="auto"/>
+                    <w:jc w:val="right"/>
+                  </w:pPr>
+                  <w:r>
+                    <w:rPr>
+                      <w:rFonts w:ascii="Arial" w:cs="Arial" w:eastAsia="Arial" w:hAnsi="Arial"/>
+                      <w:b w:val="false"/>
+                      <w:bCs w:val="false"/>
+                      <w:color w:val="1A1A1A"/>
+                      <w:sz w:val="13"/>
+                      <w:szCs w:val="13"/>
+                    </w:rPr>
+                    <w:t xml:space="preserve">3,7%</w:t>
+                  </w:r>
+                </w:p>
+              </w:tc>
+              <w:tc>
+                <w:tcPr>
+                  <w:tcW w:type="dxa" w:w="1650"/>
+                  <w:tcBorders>
+                    <w:top w:val="none" w:color="FFFFFF" w:sz="0"/>
+                    <w:left w:val="none" w:color="FFFFFF" w:sz="0"/>
+                    <w:bottom w:val="single" w:color="D5D9E0" w:sz="4"/>
+                    <w:right w:val="none" w:color="FFFFFF" w:sz="0"/>
+                  </w:tcBorders>
+                  <w:shd w:fill="F7F8FB" w:color="auto" w:val="clear"/>
+                  <w:tcMar>
+                    <w:top w:type="dxa" w:w="25"/>
+                    <w:left w:type="dxa" w:w="80"/>
+                    <w:bottom w:type="dxa" w:w="25"/>
+                    <w:right w:type="dxa" w:w="80"/>
+                  </w:tcMar>
+                  <w:vAlign w:val="center"/>
+                </w:tcPr>
+                <w:p>
+                  <w:pPr>
+                    <w:spacing w:line="216" w:lineRule="auto"/>
+                    <w:jc w:val="right"/>
+                  </w:pPr>
+                  <w:r>
+                    <w:rPr>
+                      <w:rFonts w:ascii="Arial" w:cs="Arial" w:eastAsia="Arial" w:hAnsi="Arial"/>
+                      <w:b w:val="false"/>
+                      <w:bCs w:val="false"/>
+                      <w:color w:val="1A1A1A"/>
+                      <w:sz w:val="13"/>
+                      <w:szCs w:val="13"/>
+                    </w:rPr>
+                    <w:t xml:space="preserve">3,7%</w:t>
+                  </w:r>
+                </w:p>
+              </w:tc>
+              <w:tc>
+                <w:tcPr>
+                  <w:tcW w:type="dxa" w:w="1750"/>
+                  <w:tcBorders>
+                    <w:top w:val="none" w:color="FFFFFF" w:sz="0"/>
+                    <w:left w:val="none" w:color="FFFFFF" w:sz="0"/>
+                    <w:bottom w:val="single" w:color="D5D9E0" w:sz="4"/>
+                    <w:right w:val="none" w:color="FFFFFF" w:sz="0"/>
+                  </w:tcBorders>
+                  <w:shd w:fill="F7F8FB" w:color="auto" w:val="clear"/>
+                  <w:tcMar>
+                    <w:top w:type="dxa" w:w="25"/>
+                    <w:left w:type="dxa" w:w="80"/>
+                    <w:bottom w:type="dxa" w:w="25"/>
+                    <w:right w:type="dxa" w:w="80"/>
+                  </w:tcMar>
+                  <w:vAlign w:val="center"/>
+                </w:tcPr>
+                <w:p>
+                  <w:pPr>
+                    <w:spacing w:line="216" w:lineRule="auto"/>
+                    <w:jc w:val="right"/>
+                  </w:pPr>
+                  <w:r>
+                    <w:rPr>
+                      <w:rFonts w:ascii="Arial" w:cs="Arial" w:eastAsia="Arial" w:hAnsi="Arial"/>
+                      <w:b w:val="false"/>
+                      <w:bCs w:val="false"/>
+                      <w:color w:val="1A1A1A"/>
+                      <w:sz w:val="13"/>
+                      <w:szCs w:val="13"/>
+                    </w:rPr>
+                    <w:t xml:space="preserve">9,9%</w:t>
+                  </w:r>
+                </w:p>
+              </w:tc>
+            </w:tr>
+            <w:tr>
+              <w:tc>
+                <w:tcPr>
+                  <w:tcW w:type="dxa" w:w="2700"/>
+                  <w:tcBorders>
+                    <w:top w:val="none" w:color="FFFFFF" w:sz="0"/>
+                    <w:left w:val="none" w:color="FFFFFF" w:sz="0"/>
+                    <w:bottom w:val="single" w:color="D5D9E0" w:sz="4"/>
+                    <w:right w:val="none" w:color="FFFFFF" w:sz="0"/>
+                  </w:tcBorders>
+                  <w:shd w:fill="FFFFFF" w:color="auto" w:val="clear"/>
+                  <w:tcMar>
+                    <w:top w:type="dxa" w:w="25"/>
+                    <w:left w:type="dxa" w:w="80"/>
+                    <w:bottom w:type="dxa" w:w="25"/>
+                    <w:right w:type="dxa" w:w="80"/>
+                  </w:tcMar>
+                  <w:vAlign w:val="center"/>
+                </w:tcPr>
+                <w:p>
+                  <w:pPr>
+                    <w:spacing w:line="216" w:lineRule="auto"/>
+                    <w:jc w:val="left"/>
+                  </w:pPr>
+                  <w:r>
+                    <w:rPr>
+                      <w:rFonts w:ascii="Arial" w:cs="Arial" w:eastAsia="Arial" w:hAnsi="Arial"/>
+                      <w:b w:val="false"/>
+                      <w:bCs w:val="false"/>
+                      <w:color w:val="1A1A1A"/>
+                      <w:sz w:val="13"/>
+                      <w:szCs w:val="13"/>
+                    </w:rPr>
+                    <w:t xml:space="preserve">Crecimiento real del arriendo 2029–31</w:t>
+                  </w:r>
+                </w:p>
+              </w:tc>
+              <w:tc>
+                <w:tcPr>
+                  <w:tcW w:type="dxa" w:w="1750"/>
+                  <w:tcBorders>
+                    <w:top w:val="none" w:color="FFFFFF" w:sz="0"/>
+                    <w:left w:val="none" w:color="FFFFFF" w:sz="0"/>
+                    <w:bottom w:val="single" w:color="D5D9E0" w:sz="4"/>
+                    <w:right w:val="none" w:color="FFFFFF" w:sz="0"/>
+                  </w:tcBorders>
+                  <w:shd w:fill="FFFFFF" w:color="auto" w:val="clear"/>
+                  <w:tcMar>
+                    <w:top w:type="dxa" w:w="25"/>
+                    <w:left w:type="dxa" w:w="80"/>
+                    <w:bottom w:type="dxa" w:w="25"/>
+                    <w:right w:type="dxa" w:w="80"/>
+                  </w:tcMar>
+                  <w:vAlign w:val="center"/>
+                </w:tcPr>
+                <w:p>
+                  <w:pPr>
+                    <w:spacing w:line="216" w:lineRule="auto"/>
+                    <w:jc w:val="right"/>
+                  </w:pPr>
+                  <w:r>
+                    <w:rPr>
+                      <w:rFonts w:ascii="Arial" w:cs="Arial" w:eastAsia="Arial" w:hAnsi="Arial"/>
+                      <w:b w:val="false"/>
+                      <w:bCs w:val="false"/>
+                      <w:color w:val="1A1A1A"/>
+                      <w:sz w:val="13"/>
+                      <w:szCs w:val="13"/>
+                    </w:rPr>
+                    <w:t xml:space="preserve">piso Nota 11</w:t>
+                  </w:r>
+                </w:p>
+              </w:tc>
+              <w:tc>
+                <w:tcPr>
+                  <w:tcW w:type="dxa" w:w="1650"/>
+                  <w:tcBorders>
+                    <w:top w:val="none" w:color="FFFFFF" w:sz="0"/>
+                    <w:left w:val="none" w:color="FFFFFF" w:sz="0"/>
+                    <w:bottom w:val="single" w:color="D5D9E0" w:sz="4"/>
+                    <w:right w:val="none" w:color="FFFFFF" w:sz="0"/>
+                  </w:tcBorders>
+                  <w:shd w:fill="FFFFFF" w:color="auto" w:val="clear"/>
+                  <w:tcMar>
+                    <w:top w:type="dxa" w:w="25"/>
+                    <w:left w:type="dxa" w:w="80"/>
+                    <w:bottom w:type="dxa" w:w="25"/>
+                    <w:right w:type="dxa" w:w="80"/>
+                  </w:tcMar>
+                  <w:vAlign w:val="center"/>
+                </w:tcPr>
+                <w:p>
+                  <w:pPr>
+                    <w:spacing w:line="216" w:lineRule="auto"/>
+                    <w:jc w:val="right"/>
+                  </w:pPr>
+                  <w:r>
+                    <w:rPr>
+                      <w:rFonts w:ascii="Arial" w:cs="Arial" w:eastAsia="Arial" w:hAnsi="Arial"/>
+                      <w:b w:val="false"/>
+                      <w:bCs w:val="false"/>
+                      <w:color w:val="1A1A1A"/>
+                      <w:sz w:val="13"/>
+                      <w:szCs w:val="13"/>
+                    </w:rPr>
+                    <w:t xml:space="preserve">modelo</w:t>
+                  </w:r>
+                </w:p>
+              </w:tc>
+              <w:tc>
+                <w:tcPr>
+                  <w:tcW w:type="dxa" w:w="1750"/>
+                  <w:tcBorders>
+                    <w:top w:val="none" w:color="FFFFFF" w:sz="0"/>
+                    <w:left w:val="none" w:color="FFFFFF" w:sz="0"/>
+                    <w:bottom w:val="single" w:color="D5D9E0" w:sz="4"/>
+                    <w:right w:val="none" w:color="FFFFFF" w:sz="0"/>
+                  </w:tcBorders>
+                  <w:shd w:fill="FFFFFF" w:color="auto" w:val="clear"/>
+                  <w:tcMar>
+                    <w:top w:type="dxa" w:w="25"/>
+                    <w:left w:type="dxa" w:w="80"/>
+                    <w:bottom w:type="dxa" w:w="25"/>
+                    <w:right w:type="dxa" w:w="80"/>
+                  </w:tcMar>
+                  <w:vAlign w:val="center"/>
+                </w:tcPr>
+                <w:p>
+                  <w:pPr>
+                    <w:spacing w:line="216" w:lineRule="auto"/>
+                    <w:jc w:val="right"/>
+                  </w:pPr>
+                  <w:r>
+                    <w:rPr>
+                      <w:rFonts w:ascii="Arial" w:cs="Arial" w:eastAsia="Arial" w:hAnsi="Arial"/>
+                      <w:b w:val="false"/>
+                      <w:bCs w:val="false"/>
+                      <w:color w:val="1A1A1A"/>
+                      <w:sz w:val="13"/>
+                      <w:szCs w:val="13"/>
+                    </w:rPr>
+                    <w:t xml:space="preserve">techo Nota 11</w:t>
+                  </w:r>
+                </w:p>
+              </w:tc>
+            </w:tr>
+            <w:tr>
+              <w:tc>
+                <w:tcPr>
+                  <w:tcW w:type="dxa" w:w="2700"/>
+                  <w:tcBorders>
+                    <w:top w:val="none" w:color="FFFFFF" w:sz="0"/>
+                    <w:left w:val="none" w:color="FFFFFF" w:sz="0"/>
+                    <w:bottom w:val="single" w:color="D5D9E0" w:sz="4"/>
+                    <w:right w:val="none" w:color="FFFFFF" w:sz="0"/>
+                  </w:tcBorders>
+                  <w:shd w:fill="F7F8FB" w:color="auto" w:val="clear"/>
+                  <w:tcMar>
+                    <w:top w:type="dxa" w:w="25"/>
+                    <w:left w:type="dxa" w:w="80"/>
+                    <w:bottom w:type="dxa" w:w="25"/>
+                    <w:right w:type="dxa" w:w="80"/>
+                  </w:tcMar>
+                  <w:vAlign w:val="center"/>
+                </w:tcPr>
+                <w:p>
+                  <w:pPr>
+                    <w:spacing w:line="216" w:lineRule="auto"/>
+                    <w:jc w:val="left"/>
+                  </w:pPr>
+                  <w:r>
+                    <w:rPr>
+                      <w:rFonts w:ascii="Arial" w:cs="Arial" w:eastAsia="Arial" w:hAnsi="Arial"/>
+                      <w:b w:val="false"/>
+                      <w:bCs w:val="false"/>
+                      <w:color w:val="1A1A1A"/>
+                      <w:sz w:val="13"/>
+                      <w:szCs w:val="13"/>
+                    </w:rPr>
+                    <w:t xml:space="preserve">Capex de mantención + TI (% de ingresos)</w:t>
+                  </w:r>
+                </w:p>
+              </w:tc>
+              <w:tc>
+                <w:tcPr>
+                  <w:tcW w:type="dxa" w:w="1750"/>
+                  <w:tcBorders>
+                    <w:top w:val="none" w:color="FFFFFF" w:sz="0"/>
+                    <w:left w:val="none" w:color="FFFFFF" w:sz="0"/>
+                    <w:bottom w:val="single" w:color="D5D9E0" w:sz="4"/>
+                    <w:right w:val="none" w:color="FFFFFF" w:sz="0"/>
+                  </w:tcBorders>
+                  <w:shd w:fill="F7F8FB" w:color="auto" w:val="clear"/>
+                  <w:tcMar>
+                    <w:top w:type="dxa" w:w="25"/>
+                    <w:left w:type="dxa" w:w="80"/>
+                    <w:bottom w:type="dxa" w:w="25"/>
+                    <w:right w:type="dxa" w:w="80"/>
+                  </w:tcMar>
+                  <w:vAlign w:val="center"/>
+                </w:tcPr>
+                <w:p>
+                  <w:pPr>
+                    <w:spacing w:line="216" w:lineRule="auto"/>
+                    <w:jc w:val="right"/>
+                  </w:pPr>
+                  <w:r>
+                    <w:rPr>
+                      <w:rFonts w:ascii="Arial" w:cs="Arial" w:eastAsia="Arial" w:hAnsi="Arial"/>
+                      <w:b w:val="false"/>
+                      <w:bCs w:val="false"/>
+                      <w:color w:val="1A1A1A"/>
+                      <w:sz w:val="13"/>
+                      <w:szCs w:val="13"/>
+                    </w:rPr>
+                    <w:t xml:space="preserve">6,6%</w:t>
+                  </w:r>
+                </w:p>
+              </w:tc>
+              <w:tc>
+                <w:tcPr>
+                  <w:tcW w:type="dxa" w:w="1650"/>
+                  <w:tcBorders>
+                    <w:top w:val="none" w:color="FFFFFF" w:sz="0"/>
+                    <w:left w:val="none" w:color="FFFFFF" w:sz="0"/>
+                    <w:bottom w:val="single" w:color="D5D9E0" w:sz="4"/>
+                    <w:right w:val="none" w:color="FFFFFF" w:sz="0"/>
+                  </w:tcBorders>
+                  <w:shd w:fill="F7F8FB" w:color="auto" w:val="clear"/>
+                  <w:tcMar>
+                    <w:top w:type="dxa" w:w="25"/>
+                    <w:left w:type="dxa" w:w="80"/>
+                    <w:bottom w:type="dxa" w:w="25"/>
+                    <w:right w:type="dxa" w:w="80"/>
+                  </w:tcMar>
+                  <w:vAlign w:val="center"/>
+                </w:tcPr>
+                <w:p>
+                  <w:pPr>
+                    <w:spacing w:line="216" w:lineRule="auto"/>
+                    <w:jc w:val="right"/>
+                  </w:pPr>
+                  <w:r>
+                    <w:rPr>
+                      <w:rFonts w:ascii="Arial" w:cs="Arial" w:eastAsia="Arial" w:hAnsi="Arial"/>
+                      <w:b w:val="false"/>
+                      <w:bCs w:val="false"/>
+                      <w:color w:val="1A1A1A"/>
+                      <w:sz w:val="13"/>
+                      <w:szCs w:val="13"/>
+                    </w:rPr>
+                    <w:t xml:space="preserve">5,5%</w:t>
+                  </w:r>
+                </w:p>
+              </w:tc>
+              <w:tc>
+                <w:tcPr>
+                  <w:tcW w:type="dxa" w:w="1750"/>
+                  <w:tcBorders>
+                    <w:top w:val="none" w:color="FFFFFF" w:sz="0"/>
+                    <w:left w:val="none" w:color="FFFFFF" w:sz="0"/>
+                    <w:bottom w:val="single" w:color="D5D9E0" w:sz="4"/>
+                    <w:right w:val="none" w:color="FFFFFF" w:sz="0"/>
+                  </w:tcBorders>
+                  <w:shd w:fill="F7F8FB" w:color="auto" w:val="clear"/>
+                  <w:tcMar>
+                    <w:top w:type="dxa" w:w="25"/>
+                    <w:left w:type="dxa" w:w="80"/>
+                    <w:bottom w:type="dxa" w:w="25"/>
+                    <w:right w:type="dxa" w:w="80"/>
+                  </w:tcMar>
+                  <w:vAlign w:val="center"/>
+                </w:tcPr>
+                <w:p>
+                  <w:pPr>
+                    <w:spacing w:line="216" w:lineRule="auto"/>
+                    <w:jc w:val="right"/>
+                  </w:pPr>
+                  <w:r>
+                    <w:rPr>
+                      <w:rFonts w:ascii="Arial" w:cs="Arial" w:eastAsia="Arial" w:hAnsi="Arial"/>
+                      <w:b w:val="false"/>
+                      <w:bCs w:val="false"/>
+                      <w:color w:val="1A1A1A"/>
+                      <w:sz w:val="13"/>
+                      <w:szCs w:val="13"/>
+                    </w:rPr>
+                    <w:t xml:space="preserve">4,8%</w:t>
+                  </w:r>
+                </w:p>
+              </w:tc>
+            </w:tr>
+            <w:tr>
+              <w:tc>
+                <w:tcPr>
+                  <w:tcW w:type="dxa" w:w="2700"/>
+                  <w:tcBorders>
+                    <w:top w:val="none" w:color="FFFFFF" w:sz="0"/>
+                    <w:left w:val="none" w:color="FFFFFF" w:sz="0"/>
+                    <w:bottom w:val="single" w:color="D5D9E0" w:sz="4"/>
+                    <w:right w:val="none" w:color="FFFFFF" w:sz="0"/>
+                  </w:tcBorders>
+                  <w:shd w:fill="FFFFFF" w:color="auto" w:val="clear"/>
+                  <w:tcMar>
+                    <w:top w:type="dxa" w:w="25"/>
+                    <w:left w:type="dxa" w:w="80"/>
+                    <w:bottom w:type="dxa" w:w="25"/>
+                    <w:right w:type="dxa" w:w="80"/>
+                  </w:tcMar>
+                  <w:vAlign w:val="center"/>
+                </w:tcPr>
+                <w:p>
+                  <w:pPr>
+                    <w:spacing w:line="216" w:lineRule="auto"/>
+                    <w:jc w:val="left"/>
+                  </w:pPr>
+                  <w:r>
+                    <w:rPr>
+                      <w:rFonts w:ascii="Arial" w:cs="Arial" w:eastAsia="Arial" w:hAnsi="Arial"/>
+                      <w:b w:val="false"/>
+                      <w:bCs w:val="false"/>
+                      <w:color w:val="1A1A1A"/>
+                      <w:sz w:val="13"/>
+                      <w:szCs w:val="13"/>
+                    </w:rPr>
+                    <w:t xml:space="preserve">Impuesto de largo plazo</w:t>
+                  </w:r>
+                </w:p>
+              </w:tc>
+              <w:tc>
+                <w:tcPr>
+                  <w:tcW w:type="dxa" w:w="1750"/>
+                  <w:tcBorders>
+                    <w:top w:val="none" w:color="FFFFFF" w:sz="0"/>
+                    <w:left w:val="none" w:color="FFFFFF" w:sz="0"/>
+                    <w:bottom w:val="single" w:color="D5D9E0" w:sz="4"/>
+                    <w:right w:val="none" w:color="FFFFFF" w:sz="0"/>
+                  </w:tcBorders>
+                  <w:shd w:fill="FFFFFF" w:color="auto" w:val="clear"/>
+                  <w:tcMar>
+                    <w:top w:type="dxa" w:w="25"/>
+                    <w:left w:type="dxa" w:w="80"/>
+                    <w:bottom w:type="dxa" w:w="25"/>
+                    <w:right w:type="dxa" w:w="80"/>
+                  </w:tcMar>
+                  <w:vAlign w:val="center"/>
+                </w:tcPr>
+                <w:p>
+                  <w:pPr>
+                    <w:spacing w:line="216" w:lineRule="auto"/>
+                    <w:jc w:val="right"/>
+                  </w:pPr>
+                  <w:r>
+                    <w:rPr>
+                      <w:rFonts w:ascii="Arial" w:cs="Arial" w:eastAsia="Arial" w:hAnsi="Arial"/>
+                      <w:b w:val="false"/>
+                      <w:bCs w:val="false"/>
+                      <w:color w:val="1A1A1A"/>
+                      <w:sz w:val="13"/>
+                      <w:szCs w:val="13"/>
+                    </w:rPr>
+                    <w:t xml:space="preserve">27%</w:t>
+                  </w:r>
+                </w:p>
+              </w:tc>
+              <w:tc>
+                <w:tcPr>
+                  <w:tcW w:type="dxa" w:w="1650"/>
+                  <w:tcBorders>
+                    <w:top w:val="none" w:color="FFFFFF" w:sz="0"/>
+                    <w:left w:val="none" w:color="FFFFFF" w:sz="0"/>
+                    <w:bottom w:val="single" w:color="D5D9E0" w:sz="4"/>
+                    <w:right w:val="none" w:color="FFFFFF" w:sz="0"/>
+                  </w:tcBorders>
+                  <w:shd w:fill="FFFFFF" w:color="auto" w:val="clear"/>
+                  <w:tcMar>
+                    <w:top w:type="dxa" w:w="25"/>
+                    <w:left w:type="dxa" w:w="80"/>
+                    <w:bottom w:type="dxa" w:w="25"/>
+                    <w:right w:type="dxa" w:w="80"/>
+                  </w:tcMar>
+                  <w:vAlign w:val="center"/>
+                </w:tcPr>
+                <w:p>
+                  <w:pPr>
+                    <w:spacing w:line="216" w:lineRule="auto"/>
+                    <w:jc w:val="right"/>
+                  </w:pPr>
+                  <w:r>
+                    <w:rPr>
+                      <w:rFonts w:ascii="Arial" w:cs="Arial" w:eastAsia="Arial" w:hAnsi="Arial"/>
+                      <w:b w:val="false"/>
+                      <w:bCs w:val="false"/>
+                      <w:color w:val="1A1A1A"/>
+                      <w:sz w:val="13"/>
+                      <w:szCs w:val="13"/>
+                    </w:rPr>
+                    <w:t xml:space="preserve">16,8% → 27%</w:t>
+                  </w:r>
+                </w:p>
+              </w:tc>
+              <w:tc>
+                <w:tcPr>
+                  <w:tcW w:type="dxa" w:w="1750"/>
+                  <w:tcBorders>
+                    <w:top w:val="none" w:color="FFFFFF" w:sz="0"/>
+                    <w:left w:val="none" w:color="FFFFFF" w:sz="0"/>
+                    <w:bottom w:val="single" w:color="D5D9E0" w:sz="4"/>
+                    <w:right w:val="none" w:color="FFFFFF" w:sz="0"/>
+                  </w:tcBorders>
+                  <w:shd w:fill="FFFFFF" w:color="auto" w:val="clear"/>
+                  <w:tcMar>
+                    <w:top w:type="dxa" w:w="25"/>
+                    <w:left w:type="dxa" w:w="80"/>
+                    <w:bottom w:type="dxa" w:w="25"/>
+                    <w:right w:type="dxa" w:w="80"/>
+                  </w:tcMar>
+                  <w:vAlign w:val="center"/>
+                </w:tcPr>
+                <w:p>
+                  <w:pPr>
+                    <w:spacing w:line="216" w:lineRule="auto"/>
+                    <w:jc w:val="right"/>
+                  </w:pPr>
+                  <w:r>
+                    <w:rPr>
+                      <w:rFonts w:ascii="Arial" w:cs="Arial" w:eastAsia="Arial" w:hAnsi="Arial"/>
+                      <w:b w:val="false"/>
+                      <w:bCs w:val="false"/>
+                      <w:color w:val="1A1A1A"/>
+                      <w:sz w:val="13"/>
+                      <w:szCs w:val="13"/>
+                    </w:rPr>
+                    <w:t xml:space="preserve">23%</w:t>
+                  </w:r>
+                </w:p>
+              </w:tc>
+            </w:tr>
+            <w:tr>
+              <w:tc>
+                <w:tcPr>
+                  <w:tcW w:type="dxa" w:w="2700"/>
+                  <w:tcBorders>
+                    <w:top w:val="none" w:color="FFFFFF" w:sz="0"/>
+                    <w:left w:val="none" w:color="FFFFFF" w:sz="0"/>
+                    <w:bottom w:val="single" w:color="D5D9E0" w:sz="4"/>
+                    <w:right w:val="none" w:color="FFFFFF" w:sz="0"/>
+                  </w:tcBorders>
+                  <w:shd w:fill="FDF1CC" w:color="auto" w:val="clear"/>
+                  <w:tcMar>
+                    <w:top w:type="dxa" w:w="25"/>
+                    <w:left w:type="dxa" w:w="80"/>
+                    <w:bottom w:type="dxa" w:w="25"/>
+                    <w:right w:type="dxa" w:w="80"/>
+                  </w:tcMar>
+                  <w:vAlign w:val="center"/>
+                </w:tcPr>
+                <w:p>
+                  <w:pPr>
+                    <w:spacing w:line="216" w:lineRule="auto"/>
+                    <w:jc w:val="left"/>
+                  </w:pPr>
+                  <w:r>
+                    <w:rPr>
+                      <w:rFonts w:ascii="Arial" w:cs="Arial" w:eastAsia="Arial" w:hAnsi="Arial"/>
+                      <w:b/>
+                      <w:bCs/>
+                      <w:color w:val="1A1A1A"/>
+                      <w:sz w:val="13"/>
+                      <w:szCs w:val="13"/>
+                    </w:rPr>
+                    <w:t xml:space="preserve">Valor DCF / precio objetivo 80/20 (CLP)</w:t>
+                  </w:r>
+                </w:p>
+              </w:tc>
+              <w:tc>
+                <w:tcPr>
+                  <w:tcW w:type="dxa" w:w="1750"/>
+                  <w:tcBorders>
+                    <w:top w:val="none" w:color="FFFFFF" w:sz="0"/>
+                    <w:left w:val="none" w:color="FFFFFF" w:sz="0"/>
+                    <w:bottom w:val="single" w:color="D5D9E0" w:sz="4"/>
+                    <w:right w:val="none" w:color="FFFFFF" w:sz="0"/>
+                  </w:tcBorders>
+                  <w:shd w:fill="FDF1CC" w:color="auto" w:val="clear"/>
+                  <w:tcMar>
+                    <w:top w:type="dxa" w:w="25"/>
+                    <w:left w:type="dxa" w:w="80"/>
+                    <w:bottom w:type="dxa" w:w="25"/>
+                    <w:right w:type="dxa" w:w="80"/>
+                  </w:tcMar>
+                  <w:vAlign w:val="center"/>
+                </w:tcPr>
+                <w:p>
+                  <w:pPr>
+                    <w:spacing w:line="216" w:lineRule="auto"/>
+                    <w:jc w:val="right"/>
+                  </w:pPr>
+                  <w:r>
+                    <w:rPr>
+                      <w:rFonts w:ascii="Arial" w:cs="Arial" w:eastAsia="Arial" w:hAnsi="Arial"/>
+                      <w:b/>
+                      <w:bCs/>
+                      <w:color w:val="1A1A1A"/>
+                      <w:sz w:val="13"/>
+                      <w:szCs w:val="13"/>
+                    </w:rPr>
+                    <w:t xml:space="preserve">1.190 / 1.542</w:t>
+                  </w:r>
+                </w:p>
+              </w:tc>
+              <w:tc>
+                <w:tcPr>
+                  <w:tcW w:type="dxa" w:w="1650"/>
+                  <w:tcBorders>
+                    <w:top w:val="none" w:color="FFFFFF" w:sz="0"/>
+                    <w:left w:val="none" w:color="FFFFFF" w:sz="0"/>
+                    <w:bottom w:val="single" w:color="D5D9E0" w:sz="4"/>
+                    <w:right w:val="none" w:color="FFFFFF" w:sz="0"/>
+                  </w:tcBorders>
+                  <w:shd w:fill="FDF1CC" w:color="auto" w:val="clear"/>
+                  <w:tcMar>
+                    <w:top w:type="dxa" w:w="25"/>
+                    <w:left w:type="dxa" w:w="80"/>
+                    <w:bottom w:type="dxa" w:w="25"/>
+                    <w:right w:type="dxa" w:w="80"/>
+                  </w:tcMar>
+                  <w:vAlign w:val="center"/>
+                </w:tcPr>
+                <w:p>
+                  <w:pPr>
+                    <w:spacing w:line="216" w:lineRule="auto"/>
+                    <w:jc w:val="right"/>
+                  </w:pPr>
+                  <w:r>
+                    <w:rPr>
+                      <w:rFonts w:ascii="Arial" w:cs="Arial" w:eastAsia="Arial" w:hAnsi="Arial"/>
+                      <w:b/>
+                      <w:bCs/>
+                      <w:color w:val="1A1A1A"/>
+                      <w:sz w:val="13"/>
+                      <w:szCs w:val="13"/>
+                    </w:rPr>
+                    <w:t xml:space="preserve">1.859 / 2.077</w:t>
+                  </w:r>
+                </w:p>
+              </w:tc>
+              <w:tc>
+                <w:tcPr>
+                  <w:tcW w:type="dxa" w:w="1750"/>
+                  <w:tcBorders>
+                    <w:top w:val="none" w:color="FFFFFF" w:sz="0"/>
+                    <w:left w:val="none" w:color="FFFFFF" w:sz="0"/>
+                    <w:bottom w:val="single" w:color="D5D9E0" w:sz="4"/>
+                    <w:right w:val="none" w:color="FFFFFF" w:sz="0"/>
+                  </w:tcBorders>
+                  <w:shd w:fill="FDF1CC" w:color="auto" w:val="clear"/>
+                  <w:tcMar>
+                    <w:top w:type="dxa" w:w="25"/>
+                    <w:left w:type="dxa" w:w="80"/>
+                    <w:bottom w:type="dxa" w:w="25"/>
+                    <w:right w:type="dxa" w:w="80"/>
+                  </w:tcMar>
+                  <w:vAlign w:val="center"/>
+                </w:tcPr>
+                <w:p>
+                  <w:pPr>
+                    <w:spacing w:line="216" w:lineRule="auto"/>
+                    <w:jc w:val="right"/>
+                  </w:pPr>
+                  <w:r>
+                    <w:rPr>
+                      <w:rFonts w:ascii="Arial" w:cs="Arial" w:eastAsia="Arial" w:hAnsi="Arial"/>
+                      <w:b/>
+                      <w:bCs/>
+                      <w:color w:val="1A1A1A"/>
+                      <w:sz w:val="13"/>
+                      <w:szCs w:val="13"/>
+                    </w:rPr>
+                    <w:t xml:space="preserve">2.906 / 2.915</w:t>
+                  </w:r>
+                </w:p>
+              </w:tc>
+            </w:tr>
+            <w:tr>
+              <w:tc>
+                <w:tcPr>
+                  <w:tcW w:type="dxa" w:w="2700"/>
+                  <w:tcBorders>
+                    <w:top w:val="none" w:color="FFFFFF" w:sz="0"/>
+                    <w:left w:val="none" w:color="FFFFFF" w:sz="0"/>
+                    <w:bottom w:val="single" w:color="D5D9E0" w:sz="4"/>
+                    <w:right w:val="none" w:color="FFFFFF" w:sz="0"/>
+                  </w:tcBorders>
+                  <w:shd w:fill="FDF1CC" w:color="auto" w:val="clear"/>
+                  <w:tcMar>
+                    <w:top w:type="dxa" w:w="25"/>
+                    <w:left w:type="dxa" w:w="80"/>
+                    <w:bottom w:type="dxa" w:w="25"/>
+                    <w:right w:type="dxa" w:w="80"/>
+                  </w:tcMar>
+                  <w:vAlign w:val="center"/>
+                </w:tcPr>
+                <w:p>
+                  <w:pPr>
+                    <w:spacing w:line="216" w:lineRule="auto"/>
+                    <w:jc w:val="left"/>
+                  </w:pPr>
+                  <w:r>
+                    <w:rPr>
+                      <w:rFonts w:ascii="Arial" w:cs="Arial" w:eastAsia="Arial" w:hAnsi="Arial"/>
+                      <w:b/>
+                      <w:bCs/>
+                      <w:color w:val="1A1A1A"/>
+                      <w:sz w:val="13"/>
+                      <w:szCs w:val="13"/>
+                    </w:rPr>
+                    <w:t xml:space="preserve">Precio objetivo vs CLP 3.555</w:t>
+                  </w:r>
+                </w:p>
+              </w:tc>
+              <w:tc>
+                <w:tcPr>
+                  <w:tcW w:type="dxa" w:w="1750"/>
+                  <w:tcBorders>
+                    <w:top w:val="none" w:color="FFFFFF" w:sz="0"/>
+                    <w:left w:val="none" w:color="FFFFFF" w:sz="0"/>
+                    <w:bottom w:val="single" w:color="D5D9E0" w:sz="4"/>
+                    <w:right w:val="none" w:color="FFFFFF" w:sz="0"/>
+                  </w:tcBorders>
+                  <w:shd w:fill="FDF1CC" w:color="auto" w:val="clear"/>
+                  <w:tcMar>
+                    <w:top w:type="dxa" w:w="25"/>
+                    <w:left w:type="dxa" w:w="80"/>
+                    <w:bottom w:type="dxa" w:w="25"/>
+                    <w:right w:type="dxa" w:w="80"/>
+                  </w:tcMar>
+                  <w:vAlign w:val="center"/>
+                </w:tcPr>
+                <w:p>
+                  <w:pPr>
+                    <w:spacing w:line="216" w:lineRule="auto"/>
+                    <w:jc w:val="right"/>
+                  </w:pPr>
+                  <w:r>
+                    <w:rPr>
+                      <w:rFonts w:ascii="Arial" w:cs="Arial" w:eastAsia="Arial" w:hAnsi="Arial"/>
+                      <w:b/>
+                      <w:bCs/>
+                      <w:color w:val="1A1A1A"/>
+                      <w:sz w:val="13"/>
+                      <w:szCs w:val="13"/>
+                    </w:rPr>
+                    <w:t xml:space="preserve">−56,6%</w:t>
+                  </w:r>
+                </w:p>
+              </w:tc>
+              <w:tc>
+                <w:tcPr>
+                  <w:tcW w:type="dxa" w:w="1650"/>
+                  <w:tcBorders>
+                    <w:top w:val="none" w:color="FFFFFF" w:sz="0"/>
+                    <w:left w:val="none" w:color="FFFFFF" w:sz="0"/>
+                    <w:bottom w:val="single" w:color="D5D9E0" w:sz="4"/>
+                    <w:right w:val="none" w:color="FFFFFF" w:sz="0"/>
+                  </w:tcBorders>
+                  <w:shd w:fill="FDF1CC" w:color="auto" w:val="clear"/>
+                  <w:tcMar>
+                    <w:top w:type="dxa" w:w="25"/>
+                    <w:left w:type="dxa" w:w="80"/>
+                    <w:bottom w:type="dxa" w:w="25"/>
+                    <w:right w:type="dxa" w:w="80"/>
+                  </w:tcMar>
+                  <w:vAlign w:val="center"/>
+                </w:tcPr>
+                <w:p>
+                  <w:pPr>
+                    <w:spacing w:line="216" w:lineRule="auto"/>
+                    <w:jc w:val="right"/>
+                  </w:pPr>
+                  <w:r>
+                    <w:rPr>
+                      <w:rFonts w:ascii="Arial" w:cs="Arial" w:eastAsia="Arial" w:hAnsi="Arial"/>
+                      <w:b/>
+                      <w:bCs/>
+                      <w:color w:val="1A1A1A"/>
+                      <w:sz w:val="13"/>
+                      <w:szCs w:val="13"/>
+                    </w:rPr>
+                    <w:t xml:space="preserve">−41,6%</w:t>
+                  </w:r>
+                </w:p>
+              </w:tc>
+              <w:tc>
+                <w:tcPr>
+                  <w:tcW w:type="dxa" w:w="1750"/>
+                  <w:tcBorders>
+                    <w:top w:val="none" w:color="FFFFFF" w:sz="0"/>
+                    <w:left w:val="none" w:color="FFFFFF" w:sz="0"/>
+                    <w:bottom w:val="single" w:color="D5D9E0" w:sz="4"/>
+                    <w:right w:val="none" w:color="FFFFFF" w:sz="0"/>
+                  </w:tcBorders>
+                  <w:shd w:fill="FDF1CC" w:color="auto" w:val="clear"/>
+                  <w:tcMar>
+                    <w:top w:type="dxa" w:w="25"/>
+                    <w:left w:type="dxa" w:w="80"/>
+                    <w:bottom w:type="dxa" w:w="25"/>
+                    <w:right w:type="dxa" w:w="80"/>
+                  </w:tcMar>
+                  <w:vAlign w:val="center"/>
+                </w:tcPr>
+                <w:p>
+                  <w:pPr>
+                    <w:spacing w:line="216" w:lineRule="auto"/>
+                    <w:jc w:val="right"/>
+                  </w:pPr>
+                  <w:r>
+                    <w:rPr>
+                      <w:rFonts w:ascii="Arial" w:cs="Arial" w:eastAsia="Arial" w:hAnsi="Arial"/>
+                      <w:b/>
+                      <w:bCs/>
+                      <w:color w:val="1A1A1A"/>
+                      <w:sz w:val="13"/>
+                      <w:szCs w:val="13"/>
+                    </w:rPr>
+                    <w:t xml:space="preserve">−18,0%</w:t>
+                  </w:r>
+                </w:p>
+              </w:tc>
+            </w:tr>
+            <w:tr>
+              <w:tc>
+                <w:tcPr>
+                  <w:tcW w:type="dxa" w:w="2700"/>
+                  <w:tcBorders>
+                    <w:top w:val="none" w:color="FFFFFF" w:sz="0"/>
+                    <w:left w:val="none" w:color="FFFFFF" w:sz="0"/>
+                    <w:bottom w:val="single" w:color="D5D9E0" w:sz="4"/>
+                    <w:right w:val="none" w:color="FFFFFF" w:sz="0"/>
+                  </w:tcBorders>
+                  <w:shd w:fill="F7F8FB" w:color="auto" w:val="clear"/>
+                  <w:tcMar>
+                    <w:top w:type="dxa" w:w="25"/>
+                    <w:left w:type="dxa" w:w="80"/>
+                    <w:bottom w:type="dxa" w:w="25"/>
+                    <w:right w:type="dxa" w:w="80"/>
+                  </w:tcMar>
+                  <w:vAlign w:val="center"/>
+                </w:tcPr>
+                <w:p>
+                  <w:pPr>
+                    <w:spacing w:line="216" w:lineRule="auto"/>
+                    <w:jc w:val="left"/>
+                  </w:pPr>
+                  <w:r>
+                    <w:rPr>
+                      <w:rFonts w:ascii="Arial" w:cs="Arial" w:eastAsia="Arial" w:hAnsi="Arial"/>
+                      <w:b w:val="false"/>
+                      <w:bCs w:val="false"/>
+                      <w:color w:val="1A1A1A"/>
+                      <w:sz w:val="13"/>
+                      <w:szCs w:val="13"/>
+                    </w:rPr>
+                    <w:t xml:space="preserve">TIR de la firma al precio (nom.) / brecha vs WACC</w:t>
+                  </w:r>
+                </w:p>
+              </w:tc>
+              <w:tc>
+                <w:tcPr>
+                  <w:tcW w:type="dxa" w:w="1750"/>
+                  <w:tcBorders>
+                    <w:top w:val="none" w:color="FFFFFF" w:sz="0"/>
+                    <w:left w:val="none" w:color="FFFFFF" w:sz="0"/>
+                    <w:bottom w:val="single" w:color="D5D9E0" w:sz="4"/>
+                    <w:right w:val="none" w:color="FFFFFF" w:sz="0"/>
+                  </w:tcBorders>
+                  <w:shd w:fill="F7F8FB" w:color="auto" w:val="clear"/>
+                  <w:tcMar>
+                    <w:top w:type="dxa" w:w="25"/>
+                    <w:left w:type="dxa" w:w="80"/>
+                    <w:bottom w:type="dxa" w:w="25"/>
+                    <w:right w:type="dxa" w:w="80"/>
+                  </w:tcMar>
+                  <w:vAlign w:val="center"/>
+                </w:tcPr>
+                <w:p>
+                  <w:pPr>
+                    <w:spacing w:line="216" w:lineRule="auto"/>
+                    <w:jc w:val="right"/>
+                  </w:pPr>
+                  <w:r>
+                    <w:rPr>
+                      <w:rFonts w:ascii="Arial" w:cs="Arial" w:eastAsia="Arial" w:hAnsi="Arial"/>
+                      <w:b w:val="false"/>
+                      <w:bCs w:val="false"/>
+                      <w:color w:val="1A1A1A"/>
+                      <w:sz w:val="13"/>
+                      <w:szCs w:val="13"/>
+                    </w:rPr>
+                    <w:t xml:space="preserve">6,95% / −446 pb</w:t>
+                  </w:r>
+                </w:p>
+              </w:tc>
+              <w:tc>
+                <w:tcPr>
+                  <w:tcW w:type="dxa" w:w="1650"/>
+                  <w:tcBorders>
+                    <w:top w:val="none" w:color="FFFFFF" w:sz="0"/>
+                    <w:left w:val="none" w:color="FFFFFF" w:sz="0"/>
+                    <w:bottom w:val="single" w:color="D5D9E0" w:sz="4"/>
+                    <w:right w:val="none" w:color="FFFFFF" w:sz="0"/>
+                  </w:tcBorders>
+                  <w:shd w:fill="F7F8FB" w:color="auto" w:val="clear"/>
+                  <w:tcMar>
+                    <w:top w:type="dxa" w:w="25"/>
+                    <w:left w:type="dxa" w:w="80"/>
+                    <w:bottom w:type="dxa" w:w="25"/>
+                    <w:right w:type="dxa" w:w="80"/>
+                  </w:tcMar>
+                  <w:vAlign w:val="center"/>
+                </w:tcPr>
+                <w:p>
+                  <w:pPr>
+                    <w:spacing w:line="216" w:lineRule="auto"/>
+                    <w:jc w:val="right"/>
+                  </w:pPr>
+                  <w:r>
+                    <w:rPr>
+                      <w:rFonts w:ascii="Arial" w:cs="Arial" w:eastAsia="Arial" w:hAnsi="Arial"/>
+                      <w:b w:val="false"/>
+                      <w:bCs w:val="false"/>
+                      <w:color w:val="1A1A1A"/>
+                      <w:sz w:val="13"/>
+                      <w:szCs w:val="13"/>
+                    </w:rPr>
+                    <w:t xml:space="preserve">7,61% / −280 pb</w:t>
+                  </w:r>
+                </w:p>
+              </w:tc>
+              <w:tc>
+                <w:tcPr>
+                  <w:tcW w:type="dxa" w:w="1750"/>
+                  <w:tcBorders>
+                    <w:top w:val="none" w:color="FFFFFF" w:sz="0"/>
+                    <w:left w:val="none" w:color="FFFFFF" w:sz="0"/>
+                    <w:bottom w:val="single" w:color="D5D9E0" w:sz="4"/>
+                    <w:right w:val="none" w:color="FFFFFF" w:sz="0"/>
+                  </w:tcBorders>
+                  <w:shd w:fill="F7F8FB" w:color="auto" w:val="clear"/>
+                  <w:tcMar>
+                    <w:top w:type="dxa" w:w="25"/>
+                    <w:left w:type="dxa" w:w="80"/>
+                    <w:bottom w:type="dxa" w:w="25"/>
+                    <w:right w:type="dxa" w:w="80"/>
+                  </w:tcMar>
+                  <w:vAlign w:val="center"/>
+                </w:tcPr>
+                <w:p>
+                  <w:pPr>
+                    <w:spacing w:line="216" w:lineRule="auto"/>
+                    <w:jc w:val="right"/>
+                  </w:pPr>
+                  <w:r>
+                    <w:rPr>
+                      <w:rFonts w:ascii="Arial" w:cs="Arial" w:eastAsia="Arial" w:hAnsi="Arial"/>
+                      <w:b w:val="false"/>
+                      <w:bCs w:val="false"/>
+                      <w:color w:val="1A1A1A"/>
+                      <w:sz w:val="13"/>
+                      <w:szCs w:val="13"/>
+                    </w:rPr>
+                    <w:t xml:space="preserve">8,51% / −90 pb</w:t>
+                  </w:r>
+                </w:p>
+              </w:tc>
+            </w:tr>
+            <w:tr>
+              <w:tc>
+                <w:tcPr>
+                  <w:tcW w:type="dxa" w:w="2700"/>
+                  <w:tcBorders>
+                    <w:top w:val="none" w:color="FFFFFF" w:sz="0"/>
+                    <w:left w:val="none" w:color="FFFFFF" w:sz="0"/>
+                    <w:bottom w:val="single" w:color="D5D9E0" w:sz="4"/>
+                    <w:right w:val="none" w:color="FFFFFF" w:sz="0"/>
+                  </w:tcBorders>
+                  <w:shd w:fill="FFFFFF" w:color="auto" w:val="clear"/>
+                  <w:tcMar>
+                    <w:top w:type="dxa" w:w="25"/>
+                    <w:left w:type="dxa" w:w="80"/>
+                    <w:bottom w:type="dxa" w:w="25"/>
+                    <w:right w:type="dxa" w:w="80"/>
+                  </w:tcMar>
+                  <w:vAlign w:val="center"/>
+                </w:tcPr>
+                <w:p>
+                  <w:pPr>
+                    <w:spacing w:line="216" w:lineRule="auto"/>
+                    <w:jc w:val="left"/>
+                  </w:pPr>
+                  <w:r>
+                    <w:rPr>
+                      <w:rFonts w:ascii="Arial" w:cs="Arial" w:eastAsia="Arial" w:hAnsi="Arial"/>
+                      <w:b w:val="false"/>
+                      <w:bCs w:val="false"/>
+                      <w:color w:val="1A1A1A"/>
+                      <w:sz w:val="13"/>
+                      <w:szCs w:val="13"/>
+                    </w:rPr>
+                    <w:t xml:space="preserve">Probabilidad (supuesto del equipo)</w:t>
+                  </w:r>
+                </w:p>
+              </w:tc>
+              <w:tc>
+                <w:tcPr>
+                  <w:tcW w:type="dxa" w:w="1750"/>
+                  <w:tcBorders>
+                    <w:top w:val="none" w:color="FFFFFF" w:sz="0"/>
+                    <w:left w:val="none" w:color="FFFFFF" w:sz="0"/>
+                    <w:bottom w:val="single" w:color="D5D9E0" w:sz="4"/>
+                    <w:right w:val="none" w:color="FFFFFF" w:sz="0"/>
+                  </w:tcBorders>
+                  <w:shd w:fill="FFFFFF" w:color="auto" w:val="clear"/>
+                  <w:tcMar>
+                    <w:top w:type="dxa" w:w="25"/>
+                    <w:left w:type="dxa" w:w="80"/>
+                    <w:bottom w:type="dxa" w:w="25"/>
+                    <w:right w:type="dxa" w:w="80"/>
+                  </w:tcMar>
+                  <w:vAlign w:val="center"/>
+                </w:tcPr>
+                <w:p>
+                  <w:pPr>
+                    <w:spacing w:line="216" w:lineRule="auto"/>
+                    <w:jc w:val="right"/>
+                  </w:pPr>
+                  <w:r>
+                    <w:rPr>
+                      <w:rFonts w:ascii="Arial" w:cs="Arial" w:eastAsia="Arial" w:hAnsi="Arial"/>
+                      <w:b w:val="false"/>
+                      <w:bCs w:val="false"/>
+                      <w:color w:val="1A1A1A"/>
+                      <w:sz w:val="13"/>
+                      <w:szCs w:val="13"/>
+                    </w:rPr>
+                    <w:t xml:space="preserve">25%</w:t>
+                  </w:r>
+                </w:p>
+              </w:tc>
+              <w:tc>
+                <w:tcPr>
+                  <w:tcW w:type="dxa" w:w="1650"/>
+                  <w:tcBorders>
+                    <w:top w:val="none" w:color="FFFFFF" w:sz="0"/>
+                    <w:left w:val="none" w:color="FFFFFF" w:sz="0"/>
+                    <w:bottom w:val="single" w:color="D5D9E0" w:sz="4"/>
+                    <w:right w:val="none" w:color="FFFFFF" w:sz="0"/>
+                  </w:tcBorders>
+                  <w:shd w:fill="FFFFFF" w:color="auto" w:val="clear"/>
+                  <w:tcMar>
+                    <w:top w:type="dxa" w:w="25"/>
+                    <w:left w:type="dxa" w:w="80"/>
+                    <w:bottom w:type="dxa" w:w="25"/>
+                    <w:right w:type="dxa" w:w="80"/>
+                  </w:tcMar>
+                  <w:vAlign w:val="center"/>
+                </w:tcPr>
+                <w:p>
+                  <w:pPr>
+                    <w:spacing w:line="216" w:lineRule="auto"/>
+                    <w:jc w:val="right"/>
+                  </w:pPr>
+                  <w:r>
+                    <w:rPr>
+                      <w:rFonts w:ascii="Arial" w:cs="Arial" w:eastAsia="Arial" w:hAnsi="Arial"/>
+                      <w:b w:val="false"/>
+                      <w:bCs w:val="false"/>
+                      <w:color w:val="1A1A1A"/>
+                      <w:sz w:val="13"/>
+                      <w:szCs w:val="13"/>
+                    </w:rPr>
+                    <w:t xml:space="preserve">50%</w:t>
+                  </w:r>
+                </w:p>
+              </w:tc>
+              <w:tc>
+                <w:tcPr>
+                  <w:tcW w:type="dxa" w:w="1750"/>
+                  <w:tcBorders>
+                    <w:top w:val="none" w:color="FFFFFF" w:sz="0"/>
+                    <w:left w:val="none" w:color="FFFFFF" w:sz="0"/>
+                    <w:bottom w:val="single" w:color="D5D9E0" w:sz="4"/>
+                    <w:right w:val="none" w:color="FFFFFF" w:sz="0"/>
+                  </w:tcBorders>
+                  <w:shd w:fill="FFFFFF" w:color="auto" w:val="clear"/>
+                  <w:tcMar>
+                    <w:top w:type="dxa" w:w="25"/>
+                    <w:left w:type="dxa" w:w="80"/>
+                    <w:bottom w:type="dxa" w:w="25"/>
+                    <w:right w:type="dxa" w:w="80"/>
+                  </w:tcMar>
+                  <w:vAlign w:val="center"/>
+                </w:tcPr>
+                <w:p>
+                  <w:pPr>
+                    <w:spacing w:line="216" w:lineRule="auto"/>
+                    <w:jc w:val="right"/>
+                  </w:pPr>
+                  <w:r>
+                    <w:rPr>
+                      <w:rFonts w:ascii="Arial" w:cs="Arial" w:eastAsia="Arial" w:hAnsi="Arial"/>
+                      <w:b w:val="false"/>
+                      <w:bCs w:val="false"/>
+                      <w:color w:val="1A1A1A"/>
+                      <w:sz w:val="13"/>
+                      <w:szCs w:val="13"/>
+                    </w:rPr>
+                    <w:t xml:space="preserve">25%</w:t>
+                  </w:r>
+                </w:p>
+              </w:tc>
+            </w:tr>
+          </w:tbl>
+          <w:p>
+            <w:pPr>
+              <w:spacing w:after="60" w:before="20" w:line="216" w:lineRule="auto"/>
+              <w:jc w:val="both"/>
+            </w:pPr>
+            <w:r>
+              <w:rPr>
+                <w:rFonts w:ascii="Arial" w:cs="Arial" w:eastAsia="Arial" w:hAnsi="Arial"/>
+                <w:color w:val="5F5F5F"/>
+                <w:sz w:val="11"/>
+                <w:szCs w:val="11"/>
+              </w:rPr>
+              <w:t xml:space="preserve">Las palancas operacionales son los extremos históricos del tornado de Riesgos; WACC y g nominales; arriendo (precio) y ventas se mueven juntos. g nominal terminal 3,0% en los tres. Ponderado 25/50/25%: DCF CLP 1.953, precio objetivo CLP 2.153 (−39,4%). Fuente: réplica del DCF v4 (Anexo 18); análisis del equipo.</w:t>
+            </w:r>
+          </w:p>
+          <w:p>
+            <w:pPr>
+              <w:spacing w:after="60" w:before="0" w:line="228" w:lineRule="auto"/>
+              <w:jc w:val="both"/>
+            </w:pPr>
             <w:r>
               <w:rPr>
                 <w:rFonts w:ascii="Arial" w:cs="Arial" w:eastAsia="Arial" w:hAnsi="Arial"/>
                 <w:color w:val="1A1A1A"/>
                 <w:sz w:val="16"/>
                 <w:szCs w:val="16"/>
-                <w:shd w:fill="ECB100" w:color="auto" w:val="clear"/>
-              </w:rPr>
-              <w:t xml:space="preserve">una tasa de descuento real de ~5,55%</w:t>
-            </w:r>
+              </w:rPr>
+              <w:t xml:space="preserve">El resultado es robusto: ni con todo a favor el precio objetivo (CLP 2.915) alcanza la cotización. La TIR de la firma al precio de mercado casi no cambia entre escenarios (7,0%, 7,6% y 8,5% nominal en bear, base y bull; 3,8%, 4,5% y 5,3% real) y queda siempre bajo la WACC de cada uno (446, 280 y 90 pb nominales): ni el bull deja margen de seguridad. El APV (CLP 1.895), una Rf basada en el bono en pesos (~CLP 2.449) y otros objetivos de deuda (DCF de CLP 1.820 a 1.897) llevan a la misma conclusión (Anexo 18).</w:t>
+            </w:r>
+          </w:p>
+          <w:p>
+            <w:pPr>
+              <w:spacing w:after="60" w:before="0" w:line="228" w:lineRule="auto"/>
+              <w:jc w:val="both"/>
+            </w:pPr>
             <w:r>
               <w:rPr>
                 <w:rFonts w:ascii="Arial" w:cs="Arial" w:eastAsia="Arial" w:hAnsi="Arial"/>
@@ -2400,385 +3877,22 @@
                 <w:sz w:val="16"/>
                 <w:szCs w:val="16"/>
               </w:rPr>
-              <w:t xml:space="preserve"> (Nota 11)</w:t>
-            </w:r>
+              <w:t xml:space="preserve">El APV también dice cuánto vale de verdad la deuda. De sus CLP 1.895 por acción, CLP 1.630 corresponden a la empresa sin deuda y CLP 265 a los escudos fiscales de la deuda proyectada: apalancarse hasta 3,5x agrega valor, pero ni sumándolo se acerca al precio. La elección de la tasa libre de riesgo es la conservadora: usar el bono nominal en pesos (5,43%) y además sumar el riesgo país contaría dos veces el riesgo Chile, y aun así el precio objetivo solo subiría a ~CLP 2.449, 31% bajo el precio. Con un dividendo esperado de ~CLP 69 por acción (2,0%), el retorno total esperado es −39,6%.</w:t>
+            </w:r>
+          </w:p>
+          <w:p>
+            <w:pPr>
+              <w:spacing w:after="60" w:before="0" w:line="228" w:lineRule="auto"/>
+              <w:jc w:val="both"/>
+            </w:pPr>
             <w:r>
               <w:rPr>
                 <w:rFonts w:ascii="Arial" w:cs="Arial" w:eastAsia="Arial" w:hAnsi="Arial"/>
                 <w:color w:val="1A1A1A"/>
                 <w:sz w:val="16"/>
                 <w:szCs w:val="16"/>
-                <w:shd w:fill="ECB100" w:color="auto" w:val="clear"/>
-              </w:rPr>
-              <w:t xml:space="preserve">; la TIR real que deja el precio, 4,4%, queda bajo esa tasa</w:t>
-            </w:r>
-            <w:r>
-              <w:rPr>
-                <w:rFonts w:ascii="Arial" w:cs="Arial" w:eastAsia="Arial" w:hAnsi="Arial"/>
-                <w:color w:val="1A1A1A"/>
-                <w:sz w:val="16"/>
-                <w:szCs w:val="16"/>
-              </w:rPr>
-              <w:t xml:space="preserve">: paga más que los propios tasadores. Para justificar CLP 3.555 la </w:t>
-            </w:r>
-            <w:r>
-              <w:rPr>
-                <w:rFonts w:ascii="Arial" w:cs="Arial" w:eastAsia="Arial" w:hAnsi="Arial"/>
-                <w:color w:val="1A1A1A"/>
-                <w:sz w:val="16"/>
-                <w:szCs w:val="16"/>
-                <w:shd w:fill="ECB100" w:color="auto" w:val="clear"/>
-              </w:rPr>
-              <w:t xml:space="preserve">WACC nominal tendría que ser 285 pb menor (7,56%; </w:t>
-            </w:r>
-            <w:r>
-              <w:rPr>
-                <w:rFonts w:ascii="Arial" w:cs="Arial" w:eastAsia="Arial" w:hAnsi="Arial"/>
-                <w:color w:val="1A1A1A"/>
-                <w:sz w:val="16"/>
-                <w:szCs w:val="16"/>
-              </w:rPr>
-              <w:t xml:space="preserve">Figura 34); incluso con la tasa de los tasadores</w:t>
-            </w:r>
-            <w:r>
-              <w:rPr>
-                <w:rFonts w:ascii="Arial" w:cs="Arial" w:eastAsia="Arial" w:hAnsi="Arial"/>
-                <w:color w:val="1A1A1A"/>
-                <w:sz w:val="16"/>
-                <w:szCs w:val="16"/>
-                <w:shd w:fill="ECB100" w:color="auto" w:val="clear"/>
-              </w:rPr>
-              <w:t xml:space="preserve"> (5,55% real, 8,72% nominal)</w:t>
-            </w:r>
-            <w:r>
-              <w:rPr>
-                <w:rFonts w:ascii="Arial" w:cs="Arial" w:eastAsia="Arial" w:hAnsi="Arial"/>
-                <w:color w:val="1A1A1A"/>
-                <w:sz w:val="16"/>
-                <w:szCs w:val="16"/>
-              </w:rPr>
-              <w:t xml:space="preserve">, el DCF sería CLP 2.660.</w:t>
-            </w:r>
-          </w:p>
-          <w:p>
-            <w:pPr>
-              <w:spacing w:after="60" w:before="0" w:line="228" w:lineRule="auto"/>
-              <w:jc w:val="both"/>
-            </w:pPr>
-            <w:r>
-              <w:rPr>
-                <w:rFonts w:ascii="Arial" w:cs="Arial" w:eastAsia="Arial" w:hAnsi="Arial"/>
-                <w:b/>
-                <w:bCs/>
-                <w:color w:val="1A1A1A"/>
-                <w:sz w:val="12"/>
-                <w:szCs w:val="12"/>
-                <w:shd w:fill="ECB100" w:color="auto" w:val="clear"/>
-              </w:rPr>
-              <w:t xml:space="preserve">NUEVO</w:t>
-            </w:r>
-            <w:r>
-              <w:rPr>
-                <w:rFonts w:ascii="Arial" w:cs="Arial" w:eastAsia="Arial" w:hAnsi="Arial"/>
-                <w:color w:val="1A1A1A"/>
-                <w:sz w:val="16"/>
-                <w:szCs w:val="16"/>
-              </w:rPr>
-              <w:t xml:space="preserve"> </w:t>
-            </w:r>
-            <w:r>
-              <w:rPr>
-                <w:rFonts w:ascii="Arial" w:cs="Arial" w:eastAsia="Arial" w:hAnsi="Arial"/>
-                <w:color w:val="1A1A1A"/>
-                <w:sz w:val="16"/>
-                <w:szCs w:val="16"/>
-              </w:rPr>
-              <w:t xml:space="preserve">Llevamos la tesis a sus extremos. En un caso bear (</w:t>
-            </w:r>
-            <w:r>
-              <w:rPr>
-                <w:rFonts w:ascii="Arial" w:cs="Arial" w:eastAsia="Arial" w:hAnsi="Arial"/>
-                <w:color w:val="1A1A1A"/>
-                <w:sz w:val="16"/>
-                <w:szCs w:val="16"/>
-                <w:shd w:fill="ECB100" w:color="auto" w:val="clear"/>
-              </w:rPr>
-              <w:t xml:space="preserve">WACC nominal +100 pb</w:t>
-            </w:r>
-            <w:r>
-              <w:rPr>
-                <w:rFonts w:ascii="Arial" w:cs="Arial" w:eastAsia="Arial" w:hAnsi="Arial"/>
-                <w:color w:val="1A1A1A"/>
-                <w:sz w:val="16"/>
-                <w:szCs w:val="16"/>
-              </w:rPr>
-              <w:t xml:space="preserve"> y el margen trimestral mínimo de 75,8%) el precio objetivo cae a CLP 1.713; en un caso bull que suma </w:t>
-            </w:r>
-            <w:r>
-              <w:rPr>
-                <w:rFonts w:ascii="Arial" w:cs="Arial" w:eastAsia="Arial" w:hAnsi="Arial"/>
-                <w:color w:val="1A1A1A"/>
-                <w:sz w:val="16"/>
-                <w:szCs w:val="16"/>
-                <w:shd w:fill="ECB100" w:color="auto" w:val="clear"/>
-              </w:rPr>
-              <w:t xml:space="preserve">WACC nominal −100 pb, g nominal de 2,5%</w:t>
-            </w:r>
-            <w:r>
-              <w:rPr>
-                <w:rFonts w:ascii="Arial" w:cs="Arial" w:eastAsia="Arial" w:hAnsi="Arial"/>
-                <w:color w:val="1A1A1A"/>
-                <w:sz w:val="16"/>
-                <w:szCs w:val="16"/>
-              </w:rPr>
-              <w:t xml:space="preserve">, el margen trimestral máximo de 81,3% y la rebaja del impuesto a 23%, sube a CLP 2.627, todavía 26% bajo el precio. El APV (CLP 1.894), una Rf basada en el bono en pesos (~CLP 2.439) y otros objetivos de deuda (DCF de CLP 1.819 a 1.894) llevan a la misma conclusión (Anexo [F]). </w:t>
-            </w:r>
-            <w:r>
-              <w:rPr>
-                <w:rFonts w:ascii="Arial" w:cs="Arial" w:eastAsia="Arial" w:hAnsi="Arial"/>
-                <w:color w:val="1A1A1A"/>
-                <w:sz w:val="16"/>
-                <w:szCs w:val="16"/>
-                <w:shd w:fill="ECB100" w:color="auto" w:val="clear"/>
-              </w:rPr>
-              <w:t xml:space="preserve">La TIR de la firma al precio de mercado casi no cambia entre escenarios (7,3%, 7,6% y 7,9% nominal en bear, base y bull; 4,2%, 4,4% y 4,7% real) y queda siempre bajo la WACC de cada uno (409, 284 y 152 pb nominales): ni el bull deja margen de seguridad.</w:t>
-            </w:r>
-          </w:p>
-          <w:p>
-            <w:pPr>
-              <w:spacing w:after="60" w:before="0" w:line="228" w:lineRule="auto"/>
-              <w:jc w:val="both"/>
-            </w:pPr>
-            <w:r>
-              <w:rPr>
-                <w:rFonts w:ascii="Arial" w:cs="Arial" w:eastAsia="Arial" w:hAnsi="Arial"/>
-                <w:b/>
-                <w:bCs/>
-                <w:color w:val="1A1A1A"/>
-                <w:sz w:val="12"/>
-                <w:szCs w:val="12"/>
-                <w:shd w:fill="ECB100" w:color="auto" w:val="clear"/>
-              </w:rPr>
-              <w:t xml:space="preserve">NUEVO</w:t>
-            </w:r>
-            <w:r>
-              <w:rPr>
-                <w:rFonts w:ascii="Arial" w:cs="Arial" w:eastAsia="Arial" w:hAnsi="Arial"/>
-                <w:color w:val="1A1A1A"/>
-                <w:sz w:val="16"/>
-                <w:szCs w:val="16"/>
-              </w:rPr>
-              <w:t xml:space="preserve"> </w:t>
-            </w:r>
-            <w:r>
-              <w:rPr>
-                <w:rFonts w:ascii="Arial" w:cs="Arial" w:eastAsia="Arial" w:hAnsi="Arial"/>
-                <w:color w:val="1A1A1A"/>
-                <w:sz w:val="16"/>
-                <w:szCs w:val="16"/>
-              </w:rPr>
-              <w:t xml:space="preserve">El APV también dice cuánto vale de verdad la deuda. De sus CLP 1.894 por acción, CLP 1.632 corresponden a la empresa sin deuda y CLP 261 a los escudos fiscales de la deuda proyectada: la estrategia de apalancarse hasta 3,5x agrega valor, pero ni sumándola se acerca al precio. Y la elección de la tasa libre de riesgo es la conservadora: usar </w:t>
-            </w:r>
-            <w:r>
-              <w:rPr>
-                <w:rFonts w:ascii="Arial" w:cs="Arial" w:eastAsia="Arial" w:hAnsi="Arial"/>
-                <w:color w:val="1A1A1A"/>
-                <w:sz w:val="16"/>
-                <w:szCs w:val="16"/>
-                <w:shd w:fill="ECB100" w:color="auto" w:val="clear"/>
-              </w:rPr>
-              <w:t xml:space="preserve">el bono nominal en pesos (5,43%)</w:t>
-            </w:r>
-            <w:r>
-              <w:rPr>
-                <w:rFonts w:ascii="Arial" w:cs="Arial" w:eastAsia="Arial" w:hAnsi="Arial"/>
-                <w:color w:val="1A1A1A"/>
-                <w:sz w:val="16"/>
-                <w:szCs w:val="16"/>
-              </w:rPr>
-              <w:t xml:space="preserve"> y además sumar el riesgo país contaría dos veces el riesgo Chile, y aun así el precio objetivo solo subiría a ~CLP 2.439, 31% bajo el precio.</w:t>
-            </w:r>
-          </w:p>
-          <w:p>
-            <w:pPr>
-              <w:spacing w:after="60" w:before="0" w:line="228" w:lineRule="auto"/>
-              <w:jc w:val="both"/>
-            </w:pPr>
-            <w:r>
-              <w:rPr>
-                <w:rFonts w:ascii="Arial" w:cs="Arial" w:eastAsia="Arial" w:hAnsi="Arial"/>
-                <w:color w:val="1A1A1A"/>
-                <w:sz w:val="16"/>
-                <w:szCs w:val="16"/>
-              </w:rPr>
-              <w:t xml:space="preserve">Tampoco cambian el resultado los detalles de calendario. Con un dividendo esperado de ~CLP 69 por acción (2,0%), el retorno total esperado es −39,7%. Y como el DCF está al 30-jun-26 y el precio al 30-sep-26, la comparación es levemente favorable al mercado: si el saldo del dividendo 2026 (~CLP 27 por acción) ya se pagó antes de esa fecha, nuestro valor estaría algo sobrestimado, no subestimado.</w:t>
-            </w:r>
-          </w:p>
-          <w:p>
-            <w:pPr>
-              <w:spacing w:after="60" w:before="0" w:line="228" w:lineRule="auto"/>
-              <w:jc w:val="both"/>
-            </w:pPr>
-            <w:r>
-              <w:rPr>
-                <w:rFonts w:ascii="Arial" w:cs="Arial" w:eastAsia="Arial" w:hAnsi="Arial"/>
-                <w:b/>
-                <w:bCs/>
-                <w:color w:val="1A1A1A"/>
-                <w:sz w:val="12"/>
-                <w:szCs w:val="12"/>
-                <w:shd w:fill="ECB100" w:color="auto" w:val="clear"/>
-              </w:rPr>
-              <w:t xml:space="preserve">NUEVO</w:t>
-            </w:r>
-            <w:r>
-              <w:rPr>
-                <w:rFonts w:ascii="Arial" w:cs="Arial" w:eastAsia="Arial" w:hAnsi="Arial"/>
-                <w:color w:val="1A1A1A"/>
-                <w:sz w:val="16"/>
-                <w:szCs w:val="16"/>
-              </w:rPr>
-              <w:t xml:space="preserve"> </w:t>
-            </w:r>
-            <w:r>
-              <w:rPr>
-                <w:rFonts w:ascii="Arial" w:cs="Arial" w:eastAsia="Arial" w:hAnsi="Arial"/>
-                <w:color w:val="1A1A1A"/>
-                <w:sz w:val="16"/>
-                <w:szCs w:val="16"/>
-              </w:rPr>
-              <w:t xml:space="preserve">Así llegamos a CLP 2.076 (80% × 1.857 + 20% × 2.951): 10,8x EBITDA, </w:t>
-            </w:r>
-            <w:r>
-              <w:rPr>
-                <w:rFonts w:ascii="Arial" w:cs="Arial" w:eastAsia="Arial" w:hAnsi="Arial"/>
-                <w:color w:val="1A1A1A"/>
-                <w:sz w:val="16"/>
-                <w:szCs w:val="16"/>
-                <w:shd w:fill="ECB100" w:color="auto" w:val="clear"/>
-              </w:rPr>
-              <w:t xml:space="preserve">un cap rate real de 9,3%</w:t>
-            </w:r>
-            <w:r>
-              <w:rPr>
-                <w:rFonts w:ascii="Arial" w:cs="Arial" w:eastAsia="Arial" w:hAnsi="Arial"/>
-                <w:color w:val="1A1A1A"/>
-                <w:sz w:val="16"/>
-                <w:szCs w:val="16"/>
-              </w:rPr>
-              <w:t xml:space="preserve"> y 0,94x el valor libro. Llevar el DCF al 30-sep-26 lo subiría a ~CLP 2.118, sin cambiar la recomendación. El catalizador es el mismo que sostiene la tesis: con el </w:t>
-            </w:r>
-            <w:r>
-              <w:rPr>
-                <w:rFonts w:ascii="Arial" w:cs="Arial" w:eastAsia="Arial" w:hAnsi="Arial"/>
-                <w:color w:val="1A1A1A"/>
-                <w:sz w:val="16"/>
-                <w:szCs w:val="16"/>
-                <w:shd w:fill="ECB100" w:color="auto" w:val="clear"/>
-              </w:rPr>
-              <w:t xml:space="preserve">UST 10Y nominal</w:t>
-            </w:r>
-            <w:r>
-              <w:rPr>
-                <w:rFonts w:ascii="Arial" w:cs="Arial" w:eastAsia="Arial" w:hAnsi="Arial"/>
-                <w:color w:val="1A1A1A"/>
-                <w:sz w:val="16"/>
-                <w:szCs w:val="16"/>
-              </w:rPr>
-              <w:t xml:space="preserve"> en 5,22%, máximo desde 2002, las tasas presionan los cap rates, y cada nueva tasación los acerca a nuestro valor. Nos equivocaríamos si los cap rates se comprimen aún más por la demanda institucional por activos defensivos, o si el mercado sostiene una prima estructural por los activos Tier A (ver Riesgos de inversión).</w:t>
-            </w:r>
-          </w:p>
-          <w:p>
-            <w:pPr>
-              <w:spacing w:after="60" w:before="0" w:line="228" w:lineRule="auto"/>
-              <w:jc w:val="both"/>
-            </w:pPr>
-            <w:r>
-              <w:rPr>
-                <w:rFonts w:ascii="Arial" w:cs="Arial" w:eastAsia="Arial" w:hAnsi="Arial"/>
-                <w:b/>
-                <w:bCs/>
-                <w:color w:val="1A1A1A"/>
-                <w:sz w:val="12"/>
-                <w:szCs w:val="12"/>
-                <w:shd w:fill="ECB100" w:color="auto" w:val="clear"/>
-              </w:rPr>
-              <w:t xml:space="preserve">NUEVO</w:t>
-            </w:r>
-            <w:r>
-              <w:rPr>
-                <w:rFonts w:ascii="Arial" w:cs="Arial" w:eastAsia="Arial" w:hAnsi="Arial"/>
-                <w:color w:val="1A1A1A"/>
-                <w:sz w:val="16"/>
-                <w:szCs w:val="16"/>
-              </w:rPr>
-              <w:t xml:space="preserve"> </w:t>
-            </w:r>
-            <w:r>
-              <w:rPr>
-                <w:rFonts w:ascii="Arial" w:cs="Arial" w:eastAsia="Arial" w:hAnsi="Arial"/>
-                <w:color w:val="1A1A1A"/>
-                <w:sz w:val="16"/>
-                <w:szCs w:val="16"/>
-              </w:rPr>
-              <w:t xml:space="preserve">Lo que vigilaremos: la tasación de la Nota 11 en cada cierre (la tasa real de descuento es el puente entre nuestro valor y el libro), el spread del bono UF de la compañía frente a </w:t>
-            </w:r>
-            <w:r>
-              <w:rPr>
-                <w:rFonts w:ascii="Arial" w:cs="Arial" w:eastAsia="Arial" w:hAnsi="Arial"/>
-                <w:color w:val="1A1A1A"/>
-                <w:sz w:val="16"/>
-                <w:szCs w:val="16"/>
-                <w:shd w:fill="ECB100" w:color="auto" w:val="clear"/>
-              </w:rPr>
-              <w:t xml:space="preserve">su cupón real de 3,6%</w:t>
-            </w:r>
-            <w:r>
-              <w:rPr>
-                <w:rFonts w:ascii="Arial" w:cs="Arial" w:eastAsia="Arial" w:hAnsi="Arial"/>
-                <w:color w:val="1A1A1A"/>
-                <w:sz w:val="16"/>
-                <w:szCs w:val="16"/>
-              </w:rPr>
-              <w:t xml:space="preserve"> (con la </w:t>
-            </w:r>
-            <w:r>
-              <w:rPr>
-                <w:rFonts w:ascii="Arial" w:cs="Arial" w:eastAsia="Arial" w:hAnsi="Arial"/>
-                <w:color w:val="1A1A1A"/>
-                <w:sz w:val="16"/>
-                <w:szCs w:val="16"/>
-                <w:shd w:fill="ECB100" w:color="auto" w:val="clear"/>
-              </w:rPr>
-              <w:t xml:space="preserve">tasa efectiva real de 4,33%</w:t>
-            </w:r>
-            <w:r>
-              <w:rPr>
-                <w:rFonts w:ascii="Arial" w:cs="Arial" w:eastAsia="Arial" w:hAnsi="Arial"/>
-                <w:color w:val="1A1A1A"/>
-                <w:sz w:val="16"/>
-                <w:szCs w:val="16"/>
-              </w:rPr>
-              <w:t xml:space="preserve"> de la última emisión, la </w:t>
-            </w:r>
-            <w:r>
-              <w:rPr>
-                <w:rFonts w:ascii="Arial" w:cs="Arial" w:eastAsia="Arial" w:hAnsi="Arial"/>
-                <w:color w:val="1A1A1A"/>
-                <w:sz w:val="16"/>
-                <w:szCs w:val="16"/>
-                <w:shd w:fill="ECB100" w:color="auto" w:val="clear"/>
-              </w:rPr>
-              <w:t xml:space="preserve">WACC nominal subiría 12 pb</w:t>
-            </w:r>
-            <w:r>
-              <w:rPr>
-                <w:rFonts w:ascii="Arial" w:cs="Arial" w:eastAsia="Arial" w:hAnsi="Arial"/>
-                <w:color w:val="1A1A1A"/>
-                <w:sz w:val="16"/>
-                <w:szCs w:val="16"/>
-              </w:rPr>
-              <w:t xml:space="preserve"> y el precio objetivo bajaría a CLP 2.042), la rebaja del impuesto corporativo a 23% (+5,1% al precio objetivo, aún no incluida) y la clasificación AAA, que probablemente quedaría bajo presión con 3,5x de DFN/EBITDA.</w:t>
+              </w:rPr>
+              <w:t xml:space="preserve">Así llegamos a CLP 2.077 (80% × 1.859 + 20% × 2.951): 10,8x EBITDA, un cap rate real de 6,1% y 0,94x el valor libro. Llevar el DCF al 30-sep-26 lo subiría a ~CLP 2.119, sin cambiar la recomendación. El catalizador es el mismo que sostiene la tesis: con el UST 10Y nominal en 5,22%, máximo desde 2002, las tasas presionan los cap rates, y cada nueva tasación los acerca a nuestro valor. Nos equivocaríamos si los cap rates se comprimen aún más por la demanda institucional por activos defensivos, o si el mercado sostiene una prima estructural por los activos Tier A (ver Riesgos de inversión). Vigilaremos la tasación de la Nota 11 en cada cierre, el spread del bono UF frente a su cupón real de 3,6% (con la tasa efectiva real de 4,33% de la última emisión, la WACC nominal subiría 12 pb y el precio objetivo bajaría a CLP 2.042), la rebaja del impuesto corporativo a 23% (+5,2% al precio objetivo, aún no incluida) y la clasificación AAA, que probablemente quedaría bajo presión con 3,5x de DFN/EBITDA.</w:t>
             </w:r>
           </w:p>
         </w:tc>
@@ -3008,7 +4122,7 @@
                 <w:sz w:val="14"/>
                 <w:szCs w:val="14"/>
               </w:rPr>
-              <w:t xml:space="preserve">El mercado paga 6,0%; nuestros flujos valen 10,1%</w:t>
+              <w:t xml:space="preserve">El mercado paga 6,0%; nuestros flujos valen 10,1% (cap rate real)</w:t>
             </w:r>
           </w:p>
           <w:p>
@@ -3067,7 +4181,7 @@
                 <w:sz w:val="11"/>
                 <w:szCs w:val="11"/>
               </w:rPr>
-              <w:t xml:space="preserve">Gran Plaza: hecho posterior, no entra al modelo. Fuente: Mallplaza; Bloomberg; DF; análisis del equipo.</w:t>
+              <w:t xml:space="preserve">Cap rate = EBITDA UDM / EV, comparable con tasas reales (rentas en UF). Gran Plaza: hecho posterior, no entra al modelo. Fuente: Mallplaza; Bloomberg; DF; análisis del equipo.</w:t>
             </w:r>
           </w:p>
           <w:p>
@@ -3088,33 +4202,11 @@
             <w:r>
               <w:rPr>
                 <w:rFonts w:ascii="Arial" w:cs="Arial" w:eastAsia="Arial" w:hAnsi="Arial"/>
-                <w:b/>
-                <w:bCs/>
-                <w:color w:val="14284B"/>
-                <w:sz w:val="12"/>
-                <w:szCs w:val="12"/>
-                <w:shd w:fill="ECB100" w:color="auto" w:val="clear"/>
-              </w:rPr>
-              <w:t xml:space="preserve">NUEVO</w:t>
-            </w:r>
-            <w:r>
-              <w:rPr>
-                <w:rFonts w:ascii="Arial" w:cs="Arial" w:eastAsia="Arial" w:hAnsi="Arial"/>
                 <w:color w:val="14284B"/>
                 <w:sz w:val="14"/>
                 <w:szCs w:val="14"/>
               </w:rPr>
-              <w:t xml:space="preserve"> </w:t>
-            </w:r>
-            <w:r>
-              <w:rPr>
-                <w:rFonts w:ascii="Arial" w:cs="Arial" w:eastAsia="Arial" w:hAnsi="Arial"/>
-                <w:color w:val="14284B"/>
-                <w:sz w:val="14"/>
-                <w:szCs w:val="14"/>
-                <w:shd w:fill="ECB100" w:color="auto" w:val="clear"/>
-              </w:rPr>
-              <w:t xml:space="preserve">El precio exige una WACC nominal 285 pb menor</w:t>
+              <w:t xml:space="preserve">El precio exige una WACC nominal 281 pb menor</w:t>
             </w:r>
           </w:p>
           <w:p>
@@ -3173,7 +4265,7 @@
                 <w:sz w:val="11"/>
                 <w:szCs w:val="11"/>
               </w:rPr>
-              <w:t xml:space="preserve">Fuente: análisis del equipo.</w:t>
+              <w:t xml:space="preserve">WACC nominal terminal; todos los períodos se desplazan en paralelo. Fuente: análisis del equipo.</w:t>
             </w:r>
           </w:p>
         </w:tc>

--- a/secciones/valuacion/documento/Mallplaza_Valuacion_ES.docx
+++ b/secciones/valuacion/documento/Mallplaza_Valuacion_ES.docx
@@ -1283,7 +1283,7 @@
                 <w:sz w:val="16"/>
                 <w:szCs w:val="16"/>
               </w:rPr>
-              <w:t xml:space="preserve">Si crecer rinde menos que el costo de capital, ¿qué empuja a la administración a seguir? Planteamos cuatro hipótesis, por verificar con la memoria y los EEFF. Primero, contabilidad frente a economía: la deuda es 100% en UF a ~3,6% real, bajo lo que rinde un activo nuevo, así que cada proyecto financiado con deuda mejora FFO, EBITDA y utilidad aunque no cubra el retorno exigido al capital total. Segundo, la revalorización: bajo NIC 40 las tasaciones usan tasas reales de 5,5–6,4%, menores que la WACC, y cada activo nuevo se tasa sobre su costo y genera utilidad contable. Tercero, el controlador: si el grupo (Falabella, por confirmar) tiene tiendas ancla u otros negocios en esos malls, un m² nuevo le sirve al grupo aunque a Plaza le rinda poco, un conflicto de agencia con los minoritarios (por verificar en las notas de partes relacionadas). Cuarto, la compensación: si los bonos dependen del GLA o del EBITDA y no del ROIC, expandirse es racional para la gerencia (por verificar). Hay también razones estratégicas defendibles, como el suelo escaso y las ventajas de red. Es un riesgo de gobierno corporativo y de asignación de capital, y no contradice que el negocio sea bueno. El punto de equilibrio de la expansión es una WACC real de 5,3% (8,5% nominal); la WACC implícita en el precio (7,60% nominal, 4,5% real) queda bajo ese nivel: si el mercado tuviera razón, expandir crearía valor.</w:t>
+              <w:t xml:space="preserve">Si crecer rinde menos que el costo de capital, ¿qué empuja a la administración a seguir? Planteamos cuatro hipótesis, por verificar con la memoria y los EEFF. Primero, contabilidad frente a economía: la deuda es 100% en UF a ~3,6% real, bajo lo que rinde un activo nuevo, así que cada proyecto financiado con deuda mejora FFO, EBITDA y utilidad aunque no cubra el retorno exigido al capital total. Segundo, la revalorización: bajo NIC 40 las tasaciones usan tasas reales de 5,5–6,4%, menores que la WACC, y cada activo nuevo se tasa sobre su costo y genera utilidad contable. Tercero, el controlador: si el grupo (Falabella, por confirmar) tiene tiendas ancla u otros negocios en esos malls, un m² nuevo le sirve al grupo aunque a Plaza le rinda poco, un conflicto de agencia con los minoritarios (por verificar en las notas de partes relacionadas). Cuarto, la compensación: si los bonos dependen del GLA o del EBITDA y no del ROIC, expandirse es racional para la gerencia (por verificar). Hay razones estratégicas defendibles (suelo escaso, ventajas de red); es un riesgo de asignación de capital, no una contradicción con un buen negocio. El punto de equilibrio de la expansión es una WACC real de 5,3% (8,5% nominal); la WACC implícita en el precio (7,60% nominal, 4,5% real) queda bajo ese nivel: si el mercado tuviera razón, expandir crearía valor.</w:t>
             </w:r>
           </w:p>
         </w:tc>
@@ -1752,7 +1752,7 @@
                 <w:sz w:val="16"/>
                 <w:szCs w:val="16"/>
               </w:rPr>
-              <w:t xml:space="preserve">Elegimos el set con el mismo criterio que la beta. IRSA se mantiene con cautela, porque reporta bajo NIC 29 y su consenso NTM tiene un solo analista; Fibra Danhos queda fuera porque, como FIBRA, debe repartir el 95% de su resultado fiscal y no tiene beta en la WACC. Usamos EV/EBITDA porque es neutral al apalancamiento y a la revalorización (NIC 40), y medimos a todos con la deuda neta de Bloomberg (CLP 1.311.569 MM para Mallplaza, cerca de los CLP 1.285.740 MM de DFN del DCF; la diferencia son CLP 25.828 MM de pasivos por arrendamiento NIIF 16).</w:t>
+              <w:t xml:space="preserve">Elegimos el set con el criterio de la beta: IRSA con cautela (reporta bajo NIC 29; un solo analista en el NTM) y sin Fibra Danhos (FIBRA: reparte 95% del resultado fiscal; sin beta en la WACC). Usamos EV/EBITDA, neutral al apalancamiento y a la revalorización (NIC 40), con la deuda neta de Bloomberg (CLP 1.311.569 MM para Mallplaza; la diferencia con los CLP 1.285.740 MM del DCF son CLP 25.828 MM de arrendamientos NIIF 16).</w:t>
             </w:r>
           </w:p>
           <w:p>
@@ -1767,7 +1767,7 @@
                 <w:sz w:val="16"/>
                 <w:szCs w:val="16"/>
               </w:rPr>
-              <w:t xml:space="preserve">Tampoco la calidad justifica la prima. Mallplaza transa 29% sobre Cencosud Shopping, pero su EBITDA por m² es solo 1,9% mayor (ver Industria); solo al múltiplo de Parque Arauco (18,4x), que opera con 5,7x de deuda, valdría más que su precio. Todos los múltiplos, del EV/EBITDA NTM (CLP 2.914) al P/BV (CLP 3.171), quedan bajo el precio (Figura 32): confirman que la acción está cara, y la magnitud la da el DCF. Excluimos el P/E (CLP 8.644), distorsionado por la revalorización de propiedades. Puesto en precios: a la mediana chilena la acción valdría CLP 3.294 (−7%); al múltiplo de Cencosud, CLP 2.621; y solo al de Parque Arauco, CLP 3.967. Defender CLP 3.555 con múltiplos exige suponer que Mallplaza merece la valoración del par más apalancado del grupo.</w:t>
+              <w:t xml:space="preserve">Tampoco la calidad justifica la prima. Mallplaza transa 29% sobre Cencosud Shopping, pero su EBITDA por m² es solo 1,9% mayor (ver Industria); solo al múltiplo de Parque Arauco (18,4x), que opera con 5,7x de deuda, valdría más que su precio. Todos los múltiplos, del EV/EBITDA NTM (CLP 2.914) al P/BV (CLP 3.171), quedan bajo el precio (Figura 32): confirman que la acción está cara, y la magnitud la da el DCF. Excluimos el P/E (CLP 8.644), distorsionado por la revalorización de propiedades. En precios: mediana chilena CLP 3.294 (−7%), Cencosud CLP 2.621 y solo Parque Arauco CLP 3.967. Defender CLP 3.555 con múltiplos exige suponer que Mallplaza merece la valoración del par más apalancado del grupo.</w:t>
             </w:r>
           </w:p>
           <w:p>
@@ -1835,7 +1835,7 @@
                 <w:sz w:val="16"/>
                 <w:szCs w:val="16"/>
               </w:rPr>
-              <w:t xml:space="preserve">En doce meses la acción pasó de un mínimo de CLP 2.470 (10-oct-25) a un máximo de CLP 4.700 (27-abr-26), un alza de ~90% que el negocio no explica: el EBITDA creció 5–10% anual. El impulso vino de afuera. La bolsa chilena subió 56% en 2025, con un cambio de gobierno y expectativas de menores impuestos, y los malls rentaron ~48% (LarrainVial) y se revalorizaron en bloque. La inclusión en el MSCI EM Mid Cap (25-nov-25) obligó a fondos pasivos a comprar ~USD 110 MM, unas 15 veces el volumen diario (Morgan Stanley). Y los analistas extrapolaron crecimiento: JPMorgan proyecta un FFO que crece ~11% anual hasta 2028, el doble de nuestro ~6% (2026E–2028E), y el sector chileno transa a 18,6x FFO frente a 10,5x en Brasil. La caída a CLP 3.555 (−24% desde el máximo) coincide con resultados bajo lo esperado (EBITDA +5,2% en 1T26), el recorte del objetivo de JPMorgan y el alza del UST a 10 años a 5,22%. Es una corrección parcial: a ese precio la acción cotiza 91% sobre el DCF, 33% sobre el valor con la tasa de los tasadores (CLP 2.679) y a 1,61x su valor libro. Los compradores que llevaron el precio al máximo (fondos pasivos, impulso sectorial y crecimiento extrapolado) no cambian los flujos del negocio. Las cifras atribuidas a analistas son de sus propias notas y los precios intermedios son aproximados (Figura R2).</w:t>
+              <w:t xml:space="preserve">En doce meses la acción pasó de un mínimo de CLP 2.470 (10-oct-25) a un máximo de CLP 4.700 (27-abr-26), un alza de ~90% que el negocio no explica: el EBITDA creció 5–10% anual. El impulso vino de afuera. La bolsa chilena subió 56% en 2025, con un cambio de gobierno y expectativas de menores impuestos, y los malls rentaron ~48% (LarrainVial) y se revalorizaron en bloque. La inclusión en el MSCI EM Mid Cap (25-nov-25) obligó a fondos pasivos a comprar ~USD 110 MM, unas 15 veces el volumen diario (Morgan Stanley). Y los analistas extrapolaron crecimiento: JPMorgan proyecta un FFO que crece ~11% anual hasta 2028, el doble de nuestro ~6% (2026E–2028E). La caída a CLP 3.555 (−24% desde el máximo) coincide con resultados bajo lo esperado (EBITDA +5,2% en 1T26), el recorte del objetivo de JPMorgan y el alza del UST a 10 años a 5,22%. Es una corrección parcial: a ese precio la acción cotiza 91% sobre el DCF, 33% sobre el valor con la tasa de los tasadores (CLP 2.679) y a 1,61x su valor libro. Las cifras atribuidas a analistas son de sus propias notas y los precios intermedios son aproximados (Figura R1).</w:t>
             </w:r>
           </w:p>
           <w:p>
@@ -1869,7 +1869,7 @@
                 <w:sz w:val="16"/>
                 <w:szCs w:val="16"/>
               </w:rPr>
-              <w:t xml:space="preserve">Bloomberg muestra 14 fuentes con una recomendación promedio de 2,85 (1 comprar, 10 mantener, 2 vender) y un precio objetivo a 12 meses de CLP 4.111, 49,5% sobre el nuestro; el más bajo es el de Goldman Sachs (vender, CLP 3.377) y el rango va de 3.377 a 4.600. Cuatro razones explican la brecha (Figura R3). La tasa es la principal: el precio exige una WACC nominal de 7,60%, 281 pb bajo nuestro 10,41%, y como el valor terminal es 78% del EV, cada punto de tasa pesa mucho. Los múltiplos tampoco llegan: el 20% en múltiplos da CLP 2.951, 17% bajo el precio, así que no todo es WACC. El horizonte también cuenta: los objetivos son a 12 meses y el nuestro es al 30-jun-26; a nuestro Ke nominal de 11,93%, CLP 4.111 equivalen a ~CLP 3.673 hoy, de modo que la brecha se reduce, pero no se cierra. Y el crecimiento: si crecer rinde menos que la WACC, nuestro modelo lo castiga, mientras el mercado probablemente lo valora con un retorno cercano al cap rate. Del lado del consenso, los objetivos siguen al precio (la acción subió 39% en 12 meses y los objetivos subieron con ella), 77% mantiene y solo 15% recomienda vender, lo que puede reflejar sesgo de relación con emisores sin probar que estén equivocados; no conocemos sus supuestos, solo sus objetivos.</w:t>
+              <w:t xml:space="preserve">Bloomberg muestra 14 fuentes con una recomendación promedio de 2,85 (1 comprar, 10 mantener, 2 vender) y un precio objetivo a 12 meses de CLP 4.111, 49,5% sobre el nuestro; el más bajo es el de Goldman Sachs (vender, CLP 3.377) y el rango va de 3.377 a 4.600. Cuatro razones explican la brecha (Figura R3). La tasa es la principal: el precio exige una WACC nominal de 7,60%, 281 pb bajo nuestro 10,41%, y como el valor terminal es 78% del EV, cada punto de tasa pesa mucho. Los múltiplos tampoco llegan: el 20% en múltiplos da CLP 2.951, 17% bajo el precio, así que no todo es WACC. El horizonte también cuenta: los objetivos son a 12 meses y el nuestro es al 30-jun-26; a nuestro Ke nominal de 11,93%, CLP 4.111 equivalen a ~CLP 3.673 hoy, de modo que la brecha se reduce, pero no se cierra. Y el crecimiento: si crecer rinde menos que la WACC, nuestro modelo lo castiga, mientras el mercado probablemente lo valora con un retorno cercano al cap rate. Los objetivos siguieron al precio (la acción subió 39% en 12 meses) y no conocemos sus supuestos, solo sus objetivos.</w:t>
             </w:r>
           </w:p>
           <w:p>
@@ -3862,7 +3862,7 @@
                 <w:sz w:val="16"/>
                 <w:szCs w:val="16"/>
               </w:rPr>
-              <w:t xml:space="preserve">El resultado es robusto: ni con todo a favor el precio objetivo (CLP 2.915) alcanza la cotización. La TIR de la firma al precio de mercado casi no cambia entre escenarios (7,0%, 7,6% y 8,5% nominal en bear, base y bull; 3,8%, 4,5% y 5,3% real) y queda siempre bajo la WACC de cada uno (446, 280 y 90 pb nominales): ni el bull deja margen de seguridad. El APV (CLP 1.895), una Rf basada en el bono en pesos (~CLP 2.449) y otros objetivos de deuda (DCF de CLP 1.820 a 1.897) llevan a la misma conclusión (Anexo 18).</w:t>
+              <w:t xml:space="preserve">El resultado es robusto: ni con todo a favor el precio objetivo (CLP 2.915) alcanza la cotización. La TIR de la firma al precio de mercado casi no cambia entre escenarios (tabla) y queda siempre bajo la WACC de cada uno (446, 280 y 90 pb nominales): ni el bull deja margen de seguridad. El APV (CLP 1.895), una Rf basada en el bono en pesos (~CLP 2.449) y otros objetivos de deuda (DCF de CLP 1.820 a 1.897) llevan a la misma conclusión (Anexo 18).</w:t>
             </w:r>
           </w:p>
           <w:p>

--- a/secciones/valuacion/documento/Mallplaza_Valuacion_ES.docx
+++ b/secciones/valuacion/documento/Mallplaza_Valuacion_ES.docx
@@ -91,7 +91,7 @@
                 <w:sz w:val="16"/>
                 <w:szCs w:val="16"/>
               </w:rPr>
-              <w:t xml:space="preserve">UN PRECIO QUE NINGÚN MÉTODO ALCANZA</w:t>
+              <w:t xml:space="preserve">UN PRECIO QUE NINGUNO DE NUESTROS MÉTODOS ALCANZA</w:t>
             </w:r>
           </w:p>
           <w:p>
@@ -106,7 +106,7 @@
                 <w:sz w:val="16"/>
                 <w:szCs w:val="16"/>
               </w:rPr>
-              <w:t xml:space="preserve">En doce meses la acción subió de CLP 2.470 a 4.700 y hoy cotiza en CLP 3.555. Ninguno de nuestros métodos llega a ese precio: el DCF va de CLP 1.391 a 2.329 aun moviendo la WACC nominal ±100 pb y el g nominal entre 2,5% y 4,0%, y los múltiplos más favorables tampoco lo alcanzan (Figura 27). Damos 80% del peso al DCF porque Mallplaza es, en el fondo, un cobrador de arriendos: el 81,4% de sus ingresos son arriendos y el 93% de ellos es renta fija. El 20% en múltiplos contrasta el modelo con lo que el mercado paga hoy, pero con cautela: en Chile hay solo dos pares directos y ninguno captura el plan de expansión ni la trayectoria de deuda de la compañía.</w:t>
+              <w:t xml:space="preserve">En doce meses la acción subió de CLP 2.470 a 4.700 y hoy cotiza en CLP 3.555. Ninguno de nuestros métodos llega a ese precio: el DCF va de CLP 1.391 a 2.329 aun moviendo la WACC nominal ±100 pb y el g nominal entre 2,5% y 4,0%, y las medianas de múltiplos tampoco lo alcanzan (Figura 27). Damos 80% del peso al DCF porque el valor de Mallplaza proviene de flujos contractuales: el 81,4% de sus ingresos son arriendos y el 93% de ellos es renta fija. El 20% en múltiplos contrasta el modelo con lo que el mercado paga hoy, pero con cautela: en Chile hay solo dos pares directos y ninguno captura el plan de expansión ni la trayectoria de deuda de la compañía.</w:t>
             </w:r>
           </w:p>
           <w:p>
@@ -121,7 +121,7 @@
                 <w:sz w:val="16"/>
                 <w:szCs w:val="16"/>
               </w:rPr>
-              <w:t xml:space="preserve">La Figura 27 resume la tesis en una imagen. El APV, que valora la empresa sin deuda y suma aparte los escudos fiscales, da CLP 1.895, apenas 2% sobre el DCF: el resultado no depende de cómo modelamos el financiamiento. Los múltiplos van de CLP 2.152 (mediana del set común) a 3.294 (mediana chilena), y el EV/EBITDA NTM y el EV/EBIT quedan entre CLP 2.914 y 3.098. Todo cae a la izquierda del precio; lo único que lo alcanza es el propio rango de cotización del último año. Incluso la mediana chilena de múltiplos, el escenario más favorable para la acción, queda 7% bajo el precio.</w:t>
+              <w:t xml:space="preserve">El APV, que valora la empresa sin deuda y suma aparte los escudos fiscales, da CLP 1.895, apenas 2% sobre el DCF: el resultado no depende de cómo modelamos el financiamiento. Los múltiplos van de CLP 2.152 (mediana del set común) a 3.294 (mediana chilena), y el EV/EBITDA NTM y el EV/EBIT quedan entre CLP 2.914 y 3.098. Todo cae a la izquierda del precio; solo lo alcanzan el propio rango de cotización del último año y, entre los múltiplos individuales, el de Parque Arauco, que no usamos solo (más abajo). Incluso la mediana chilena de múltiplos, el escenario más favorable para la acción, queda 7% bajo el precio.</w:t>
             </w:r>
           </w:p>
           <w:p>
@@ -170,7 +170,7 @@
                 <w:sz w:val="16"/>
                 <w:szCs w:val="16"/>
               </w:rPr>
-              <w:t xml:space="preserve">Esa tasa se mueve con la estructura de capital. Mallplaza usa su capacidad de deuda para crecer, como en 2024 tras comprar Open Plaza Perú (3,78x): suponemos que la DFN/EBITDA sube de 2,36x a 3,5x en 2031, con 25 pb más de costo real por cada vuelta, y que la deuda nueva (CLP 1,46 billones) financia todo el capex mientras la caja operativa se distribuye a los accionistas. Así, la WACC nominal pasa de 10,54% en 2S26E a 10,41% en el terminal (7,32% y 7,20% reales): un Ke nominal de 11,93% (8,67% real; Rf de 4,98% en USD, beta re-apalancada de 1,14 desde una mediana de seis pares de 0,00, ERP 4,14% y CRP de 1,41% ponderado por ingresos) y un Kd nominal de 5,11% después de impuestos, basado en el cupón real de 3,6% (UF) de la última emisión (Anexo 19).</w:t>
+              <w:t xml:space="preserve">Esa tasa se mueve con la estructura de capital. Mallplaza usa su capacidad de deuda para crecer, como en 2024 tras comprar Open Plaza Perú (3,78x): suponemos que la DFN/EBITDA sube de 2,36x a 3,5x en 2031, con 25 pb más de costo real por cada vuelta, y que la deuda nueva (CLP 1,46 billones) financia todo el capex mientras la caja operativa se distribuye a los accionistas. Así, la WACC nominal pasa de 10,54% en 2S26E a 10,41% en el terminal (7,32% y 7,20% reales): un Ke nominal de 11,93% (8,67% real; Rf de 4,98% en USD, beta re-apalancada de 1,14 desde una mediana desapalancada de seis pares de 0,94, ERP 4,14% y CRP de 1,41% ponderado por ingresos) y un Kd nominal de 5,11% después de impuestos, basado en el cupón real de 3,6% (UF) de la última emisión (Anexo 19).</w:t>
             </w:r>
           </w:p>
           <w:p>
@@ -185,7 +185,7 @@
                 <w:sz w:val="16"/>
                 <w:szCs w:val="16"/>
               </w:rPr>
-              <w:t xml:space="preserve">Construimos el Ke en dólares porque sus tres insumos están en esa moneda y son nominales: la Rf del Tesoro de EE.UU., la prima por riesgo de mercado implícita que publica Damodaran y el riesgo país, que ponderamos por ingresos. Luego lo llevamos a pesos con el diferencial entre la inflación esperada de Chile (3,0%, meta del BCCh) y la de EE.UU. (2,24%, breakeven a 10 años). La beta se desapalanca con Hamada (seis pares regionales) y se re-apalanca cada período (NaN en 2S26E, 1,14 en el terminal).</w:t>
+              <w:t xml:space="preserve">Construimos el Ke en dólares porque sus tres insumos están en esa moneda y son nominales: la Rf del Tesoro de EE.UU., la prima por riesgo de mercado implícita que publica Damodaran y el riesgo país, que ponderamos por ingresos. Luego lo llevamos a pesos con el diferencial entre la inflación esperada de Chile (3,0%, meta del BCCh) y la de EE.UU. (2,24%, breakeven a 10 años). La beta se desapalanca con Hamada (seis pares regionales) y se re-apalanca cada período (1,09 en 2S26E, 1,14 en el terminal).</w:t>
             </w:r>
           </w:p>
           <w:p>
@@ -1189,7 +1189,7 @@
                 <w:sz w:val="16"/>
                 <w:szCs w:val="16"/>
               </w:rPr>
-              <w:t xml:space="preserve">No es que seamos pesimistas con la operación. Proyectamos un margen EBITDA de 79,7% en 2026E (sin revalorizaciones, bajo el 80,5% UDM), un impuesto en caja que converge de 16,8% a 27% en 2030, el pipeline completo con fecha de la compañía (170.200 m² y USD 613 MM, incluidos 46.500 m² de «otros proyectos» en Chile que abren en 2028) y, desde 2029, 27.075 m² nuevos al año, el ritmo orgánico histórico. El consenso de 13 analistas espera un EBITDA a 12 meses apenas ~3% sobre el nuestro: la diferencia con el mercado no está en los flujos.</w:t>
+              <w:t xml:space="preserve">No es que seamos pesimistas con la operación. Proyectamos un margen EBITDA de 79,7% en 2026E (sin revalorizaciones, bajo el 80,5% UDM), un impuesto en caja que converge de 16,8% a 27% en 2030, el pipeline completo con fecha de la compañía (170.200 m² y USD 613 MM, incluidos 46.500 m² de «otros proyectos» en Chile que abren en 2028) y, desde 2029, 27.075 m² nuevos al año, el ritmo orgánico histórico. El consenso BEst de 13 analistas espera un EBITDA a 12 meses apenas ~3% sobre el nuestro: la diferencia con el mercado no está en los flujos.</w:t>
             </w:r>
           </w:p>
           <w:p>
@@ -1204,7 +1204,7 @@
                 <w:sz w:val="16"/>
                 <w:szCs w:val="16"/>
               </w:rPr>
-              <w:t xml:space="preserve">El capex sigue el plan de la compañía y se separa en mantención y TI (5,5% de los ingresos, CLP 42–53 mil MM al año) y capex incremental: el pipeline en curso (CLP 534 mil MM en 2S26E–2028E) y la expansión continua (CLP 95–104 mil MM al año desde 2028, a USD 3.603 por m² y con una rampa de ingresos de 35%, 90% y 100%). El capex total llega a un máximo de CLP 336 mil MM en 2027E y se estabiliza cerca de 16% de los ingresos desde 2029E (Figura F7). El capital de trabajo (15,6% de los ingresos) exige CLP 7,3–9,9 mil MM al año y, si fuera cero, el objetivo subiría solo 1,3% (Figura 29; Anexo 16).</w:t>
+              <w:t xml:space="preserve">El capex sigue el plan de la compañía y se separa en mantención y TI (5,5% de los ingresos, CLP 42–53 mil MM al año) y capex incremental: el pipeline en curso (CLP 534 mil MM en 2S26E–2028E) y la expansión continua (CLP 95–104 mil MM al año desde 2028, a USD 3.603 por m² y con una rampa de ingresos de 35%, 90% y 100%). El capex total llega a un máximo de CLP 336 mil MM en 2027E y se estabiliza cerca de 16% de los ingresos desde 2029E (Figura F7). El capital de trabajo (15,6% de los ingresos) exige CLP 7,3–9,9 mil MM al año y, si fuera cero, el objetivo subiría solo 1,3% (Figura 29: cascada de supuestos fuertes, distinta del escenario bull; Anexo 16).</w:t>
             </w:r>
           </w:p>
           <w:p>
@@ -1234,7 +1234,7 @@
                 <w:sz w:val="16"/>
                 <w:szCs w:val="16"/>
               </w:rPr>
-              <w:t xml:space="preserve">Precio y ventas. En un operador de arriendos el precio es el arriendo por m², y las ventas de los locatarios llegan al ingreso solo por la renta variable (5,7% de los ingresos). Por eso 1 pp más de crecimiento nominal del arriendo en mismas tiendas en 2027–28 agrega CLP 45 al valor DCF por acción, 18 veces lo que agrega 1 pp más de crecimiento de las ventas de los locatarios (CLP 2,6); 1 pp más de crecimiento real del arriendo en 2029–31 agrega CLP 57. Una mejora de precios puede traducirse en mayores ventas y renta variable cuando la ocupación y el tráfico la sostienen, así que en el escenario bull movemos ambas palancas a la vez (arriendo +9,4%, ventas +9,9%): aun así el precio objetivo queda 18% bajo el precio.</w:t>
+              <w:t xml:space="preserve">Precio y ventas. En un operador de arriendos el precio es el arriendo por m², y las ventas de los locatarios llegan al ingreso solo por la renta variable (5,7% de los ingresos UDM). Por eso 1 pp más de crecimiento nominal del arriendo en mismas tiendas en 2027–28 agrega CLP 45 al valor DCF por acción, 18 veces lo que agrega 1 pp más de crecimiento de las ventas de los locatarios (CLP 2,6); 1 pp más de crecimiento real del arriendo en 2029–31 agrega CLP 57. Una mejora de precios puede traducirse en mayores ventas y renta variable cuando la ocupación y el tráfico la sostienen, así que en el escenario bull movemos ambas palancas a la vez (arriendo +9,4%, ventas +9,9%): aun así el precio objetivo queda 18% bajo el precio.</w:t>
             </w:r>
           </w:p>
           <w:p>
@@ -1283,7 +1283,7 @@
                 <w:sz w:val="16"/>
                 <w:szCs w:val="16"/>
               </w:rPr>
-              <w:t xml:space="preserve">Si crecer rinde menos que el costo de capital, ¿qué empuja a la administración a seguir? Planteamos cuatro hipótesis, por verificar con la memoria y los EEFF. Primero, contabilidad frente a economía: la deuda es 100% en UF a ~3,6% real, bajo lo que rinde un activo nuevo, así que cada proyecto financiado con deuda mejora FFO, EBITDA y utilidad aunque no cubra el retorno exigido al capital total. Segundo, la revalorización: bajo NIC 40 las tasaciones usan tasas reales de 5,5–6,4%, menores que la WACC, y cada activo nuevo se tasa sobre su costo y genera utilidad contable. Tercero, el controlador: si el grupo (Falabella, por confirmar) tiene tiendas ancla u otros negocios en esos malls, un m² nuevo le sirve al grupo aunque a Plaza le rinda poco, un conflicto de agencia con los minoritarios (por verificar en las notas de partes relacionadas). Cuarto, la compensación: si los bonos dependen del GLA o del EBITDA y no del ROIC, expandirse es racional para la gerencia (por verificar). Hay razones estratégicas defendibles (suelo escaso, ventajas de red); es un riesgo de asignación de capital, no una contradicción con un buen negocio. El punto de equilibrio de la expansión es una WACC real de 5,3% (8,5% nominal); la WACC implícita en el precio (7,60% nominal, 4,5% real) queda bajo ese nivel: si el mercado tuviera razón, expandir crearía valor.</w:t>
+              <w:t xml:space="preserve">Si crecer rinde menos que el costo de capital, ¿qué empuja a la administración a seguir? Planteamos cuatro hipótesis, por verificar con la memoria y los EEFF. Primero, contabilidad frente a economía: la deuda en UF (79% del total) cuesta ~3,6% real, bajo lo que rinde un activo nuevo, así que cada proyecto financiado con deuda mejora FFO, EBITDA y utilidad aunque no cubra el retorno exigido al capital total. Segundo, la revalorización: bajo NIC 40 las tasaciones usan tasas de descuento reales de 5,5–6,4%, menores que la WACC real, y cada activo nuevo se tasa sobre su costo y genera utilidad contable. Tercero, el controlador: si el grupo (Falabella, por confirmar) tiene tiendas ancla u otros negocios en esos malls, un m² nuevo le sirve al grupo aunque a Plaza le rinda poco, un conflicto de agencia con los minoritarios (por verificar en las notas de partes relacionadas). Cuarto, la compensación: si los bonos dependen del GLA o del EBITDA y no del ROIC, expandirse es racional para la gerencia (por verificar). Hay razones estratégicas defendibles (suelo escaso, ventajas de red); es un riesgo de asignación de capital, no una contradicción con un buen negocio. El punto de equilibrio de la expansión es una WACC real de 5,3% (8,5% nominal); la WACC implícita en el precio (7,60% nominal, 4,5% real) queda bajo ese nivel: si el mercado tuviera razón, expandir crearía valor.</w:t>
             </w:r>
           </w:p>
         </w:tc>
@@ -1345,7 +1345,7 @@
                 <w:sz w:val="14"/>
                 <w:szCs w:val="14"/>
               </w:rPr>
-              <w:t xml:space="preserve">Ningún método justifica el precio actual (CLP por acción)</w:t>
+              <w:t xml:space="preserve">Ninguno de nuestros métodos justifica el precio actual (CLP por acción)</w:t>
             </w:r>
           </w:p>
           <w:p>
@@ -1767,7 +1767,7 @@
                 <w:sz w:val="16"/>
                 <w:szCs w:val="16"/>
               </w:rPr>
-              <w:t xml:space="preserve">Tampoco la calidad justifica la prima. Mallplaza transa 29% sobre Cencosud Shopping, pero su EBITDA por m² es solo 1,9% mayor (ver Industria); solo al múltiplo de Parque Arauco (18,4x), que opera con 5,7x de deuda, valdría más que su precio. Todos los múltiplos, del EV/EBITDA NTM (CLP 2.914) al P/BV (CLP 3.171), quedan bajo el precio (Figura 32): confirman que la acción está cara, y la magnitud la da el DCF. Excluimos el P/E (CLP 8.644), distorsionado por la revalorización de propiedades. En precios: mediana chilena CLP 3.294 (−7%), Cencosud CLP 2.621 y solo Parque Arauco CLP 3.967. Defender CLP 3.555 con múltiplos exige suponer que Mallplaza merece la valoración del par más apalancado del grupo.</w:t>
+              <w:t xml:space="preserve">Tampoco la calidad justifica la prima. Mallplaza transa 29% sobre Cenco Malls (Cencosud Shopping en los modelos), pero su EBITDA por m² es solo 1,8% mayor (ver Industria); solo al múltiplo de Parque Arauco (18,4x), que opera con 5,7x de deuda, valdría más que su precio. Todos los múltiplos, del EV/EBITDA NTM (CLP 2.914) al P/BV (CLP 3.171), quedan bajo el precio (Figura 32): confirman que la acción está cara, y la magnitud la da el DCF. Excluimos el P/E (CLP 8.644), distorsionado por la revalorización de propiedades. En precios: mediana chilena CLP 3.294 (−7%), Cenco Malls CLP 2.621 y solo Parque Arauco CLP 3.967. Defender CLP 3.555 con múltiplos exige suponer que Mallplaza merece la valoración del par más apalancado del grupo.</w:t>
             </w:r>
           </w:p>
           <w:p>
@@ -1835,7 +1835,7 @@
                 <w:sz w:val="16"/>
                 <w:szCs w:val="16"/>
               </w:rPr>
-              <w:t xml:space="preserve">En doce meses la acción pasó de un mínimo de CLP 2.470 (10-oct-25) a un máximo de CLP 4.700 (27-abr-26), un alza de ~90% que el negocio no explica: el EBITDA creció 5–10% anual. El impulso vino de afuera. La bolsa chilena subió 56% en 2025, con un cambio de gobierno y expectativas de menores impuestos, y los malls rentaron ~48% (LarrainVial) y se revalorizaron en bloque. La inclusión en el MSCI EM Mid Cap (25-nov-25) obligó a fondos pasivos a comprar ~USD 110 MM, unas 15 veces el volumen diario (Morgan Stanley). Y los analistas extrapolaron crecimiento: JPMorgan proyecta un FFO que crece ~11% anual hasta 2028, el doble de nuestro ~6% (2026E–2028E). La caída a CLP 3.555 (−24% desde el máximo) coincide con resultados bajo lo esperado (EBITDA +5,2% en 1T26), el recorte del objetivo de JPMorgan y el alza del UST a 10 años a 5,22%. Es una corrección parcial: a ese precio la acción cotiza 91% sobre el DCF, 33% sobre el valor con la tasa de los tasadores (CLP 2.679) y a 1,61x su valor libro. Las cifras atribuidas a analistas son de sus propias notas y los precios intermedios son aproximados (Figura R1).</w:t>
+              <w:t xml:space="preserve">En los últimos doce meses la acción pasó de un mínimo de CLP 2.470 (10-oct-25) a un máximo de CLP 4.700 (27-abr-26), un alza de ~90% en seis meses y medio que el negocio no explica: el EBITDA creció 5–10% anual. El impulso fue externo. La bolsa chilena subió 56% en 2025, con un cambio de gobierno y expectativas de menores impuestos, y las acciones de malls rindieron ~48% (LarrainVial) y se revalorizaron en conjunto. La inclusión en el MSCI EM Mid Cap (25-nov-25) obligó a fondos pasivos a comprar ~USD 110 MM, unas 15 veces el volumen diario (Morgan Stanley). Y los analistas extrapolaron crecimiento: JPMorgan proyecta un FFO que crece ~11% anual hasta 2028, el doble de nuestro ~6% (2026E–2028E). La caída a CLP 3.555 (−24% desde el máximo) coincide con resultados bajo lo esperado (EBITDA +5,2% en 1T26), el recorte del objetivo de JPMorgan y el alza del UST a 10 años (5,22% al 8-oct-26). Es una corrección parcial: a ese precio la acción cotiza 91% sobre el DCF, 33% sobre el valor con la tasa de los tasadores (CLP 2.679) y a 1,61x su valor libro. Las cifras atribuidas a analistas y los precios de los hitos provienen de los documentos del equipo (Figura R1).</w:t>
             </w:r>
           </w:p>
           <w:p>
@@ -1869,26 +1869,7 @@
                 <w:sz w:val="16"/>
                 <w:szCs w:val="16"/>
               </w:rPr>
-              <w:t xml:space="preserve">Bloomberg muestra 14 fuentes con una recomendación promedio de 2,85 (1 comprar, 10 mantener, 2 vender) y un precio objetivo a 12 meses de CLP 4.111, 49,5% sobre el nuestro; el más bajo es el de Goldman Sachs (vender, CLP 3.377) y el rango va de 3.377 a 4.600. Cuatro razones explican la brecha (Figura R3). La tasa es la principal: el precio exige una WACC nominal de 7,60%, 281 pb bajo nuestro 10,41%, y como el valor terminal es 78% del EV, cada punto de tasa pesa mucho. Los múltiplos tampoco llegan: el 20% en múltiplos da CLP 2.951, 17% bajo el precio, así que no todo es WACC. El horizonte también cuenta: los objetivos son a 12 meses y el nuestro es al 30-jun-26; a nuestro Ke nominal de 11,93%, CLP 4.111 equivalen a ~CLP 3.673 hoy, de modo que la brecha se reduce, pero no se cierra. Y el crecimiento: si crecer rinde menos que la WACC, nuestro modelo lo castiga, mientras el mercado probablemente lo valora con un retorno cercano al cap rate. Los objetivos siguieron al precio (la acción subió 39% en 12 meses) y no conocemos sus supuestos, solo sus objetivos.</w:t>
-            </w:r>
-          </w:p>
-          <w:p>
-            <w:pPr>
-              <w:pBdr>
-                <w:bottom w:val="single" w:color="E9004B" w:sz="8" w:space="1"/>
-              </w:pBdr>
-              <w:spacing w:after="50" w:before="90"/>
-            </w:pPr>
-            <w:r>
-              <w:rPr>
-                <w:rFonts w:ascii="Arial" w:cs="Arial" w:eastAsia="Arial" w:hAnsi="Arial"/>
-                <w:b/>
-                <w:bCs/>
-                <w:color w:val="14284B"/>
-                <w:sz w:val="16"/>
-                <w:szCs w:val="16"/>
-              </w:rPr>
-              <w:t xml:space="preserve">ESCENARIOS: LO QUE TENDRÍA QUE PASAR</w:t>
+              <w:t xml:space="preserve">Bloomberg muestra 14 fuentes con una recomendación promedio de 2,85 (escala de 1 a 5; 1 comprar, 10 mantener, 2 vender) y un precio objetivo a 12 meses de CLP 4.111, 49,5% sobre el nuestro; el más bajo es el de Goldman Sachs (vender, CLP 3.377) y el rango va de 3.377 a 4.600. Cuatro razones explican la brecha (Figura R3). La tasa es la principal: el precio exige una WACC nominal de 7,60%, 281 pb bajo nuestro 10,41%, y como el valor terminal es 78% del EV, cada punto de tasa pesa mucho. Los múltiplos tampoco llegan: el 20% en múltiplos da CLP 2.951, 17% bajo el precio, así que no todo es WACC. El horizonte también cuenta: los objetivos son a 12 meses y el nuestro es al 30-jun-26; a nuestro Ke nominal de 11,93%, CLP 4.111 equivalen a ~CLP 3.673 hoy, de modo que la brecha se reduce, pero no se cierra. Y el crecimiento: si crecer rinde menos que la WACC, nuestro modelo lo castiga, mientras el mercado probablemente lo valora con un retorno cercano al cap rate. Los objetivos siguieron al precio (la acción subió 39% en los 12 meses a septiembre de 2026) y no conocemos sus supuestos, solo sus objetivos.</w:t>
             </w:r>
           </w:p>
           <w:p>
@@ -1903,1951 +1884,7 @@
                 <w:sz w:val="16"/>
                 <w:szCs w:val="16"/>
               </w:rPr>
-              <w:t xml:space="preserve">Llevamos la tesis a sus extremos con tres escenarios definidos con las mismas palancas del tornado de Riesgos (Figura T), en vez de mover solo la tasa. Bear es todo lo que sale mal a la vez: WACC nominal +100 pb y cada palanca operacional en su mínimo histórico. Bull es todo lo que sale bien: WACC nominal −100 pb, cada palanca en su máximo histórico e impuesto de 23% (Ley de Reconstrucción). Base es la estimación central del modelo. El arriendo en mismas tiendas (precio) y las ventas de los locatarios se mueven juntos; g nominal se mantiene en 3,0% en los tres. Ponderados 25/50/25% (supuesto del equipo, por validar), el precio objetivo sería CLP 2.153.</w:t>
-            </w:r>
-          </w:p>
-          <w:p>
-            <w:pPr>
-              <w:keepNext/>
-              <w:spacing w:after="30" w:before="40" w:line="228" w:lineRule="auto"/>
-            </w:pPr>
-            <w:r>
-              <w:rPr>
-                <w:rFonts w:ascii="Arial" w:cs="Arial" w:eastAsia="Arial" w:hAnsi="Arial"/>
-                <w:b/>
-                <w:bCs/>
-                <w:color w:val="14284B"/>
-                <w:sz w:val="14"/>
-                <w:szCs w:val="14"/>
-              </w:rPr>
-              <w:t xml:space="preserve">Escenarios: bear (todo sale mal), base (central) y bull (todo sale bien)</w:t>
-            </w:r>
-          </w:p>
-          <w:tbl>
-            <w:tblPr>
-              <w:tblW w:type="dxa" w:w="7850"/>
-              <w:tblBorders>
-                <w:top w:val="none" w:color="FFFFFF" w:sz="0"/>
-                <w:left w:val="none" w:color="FFFFFF" w:sz="0"/>
-                <w:bottom w:val="none" w:color="FFFFFF" w:sz="0"/>
-                <w:right w:val="none" w:color="FFFFFF" w:sz="0"/>
-                <w:insideH w:val="none" w:color="FFFFFF" w:sz="0"/>
-                <w:insideV w:val="none" w:color="FFFFFF" w:sz="0"/>
-              </w:tblBorders>
-            </w:tblPr>
-            <w:tblGrid>
-              <w:gridCol w:w="2700"/>
-              <w:gridCol w:w="1750"/>
-              <w:gridCol w:w="1650"/>
-              <w:gridCol w:w="1750"/>
-            </w:tblGrid>
-            <w:tr>
-              <w:trPr>
-                <w:tblHeader/>
-              </w:trPr>
-              <w:tc>
-                <w:tcPr>
-                  <w:tcW w:type="dxa" w:w="2700"/>
-                  <w:tcBorders>
-                    <w:top w:val="none" w:color="FFFFFF" w:sz="0"/>
-                    <w:left w:val="none" w:color="FFFFFF" w:sz="0"/>
-                    <w:bottom w:val="none" w:color="FFFFFF" w:sz="0"/>
-                    <w:right w:val="none" w:color="FFFFFF" w:sz="0"/>
-                  </w:tcBorders>
-                  <w:shd w:fill="14284B" w:color="auto" w:val="clear"/>
-                  <w:tcMar>
-                    <w:top w:type="dxa" w:w="35"/>
-                    <w:left w:type="dxa" w:w="80"/>
-                    <w:bottom w:type="dxa" w:w="35"/>
-                    <w:right w:type="dxa" w:w="80"/>
-                  </w:tcMar>
-                </w:tcPr>
-                <w:p>
-                  <w:pPr>
-                    <w:jc w:val="left"/>
-                  </w:pPr>
-                  <w:r>
-                    <w:rPr>
-                      <w:rFonts w:ascii="Arial" w:cs="Arial" w:eastAsia="Arial" w:hAnsi="Arial"/>
-                      <w:b/>
-                      <w:bCs/>
-                      <w:color w:val="FFFFFF"/>
-                      <w:sz w:val="13"/>
-                      <w:szCs w:val="13"/>
-                    </w:rPr>
-                    <w:t xml:space="preserve">Supuesto (todos a la vez)</w:t>
-                  </w:r>
-                </w:p>
-              </w:tc>
-              <w:tc>
-                <w:tcPr>
-                  <w:tcW w:type="dxa" w:w="1750"/>
-                  <w:tcBorders>
-                    <w:top w:val="none" w:color="FFFFFF" w:sz="0"/>
-                    <w:left w:val="none" w:color="FFFFFF" w:sz="0"/>
-                    <w:bottom w:val="none" w:color="FFFFFF" w:sz="0"/>
-                    <w:right w:val="none" w:color="FFFFFF" w:sz="0"/>
-                  </w:tcBorders>
-                  <w:shd w:fill="14284B" w:color="auto" w:val="clear"/>
-                  <w:tcMar>
-                    <w:top w:type="dxa" w:w="35"/>
-                    <w:left w:type="dxa" w:w="80"/>
-                    <w:bottom w:type="dxa" w:w="35"/>
-                    <w:right w:type="dxa" w:w="80"/>
-                  </w:tcMar>
-                </w:tcPr>
-                <w:p>
-                  <w:pPr>
-                    <w:jc w:val="right"/>
-                  </w:pPr>
-                  <w:r>
-                    <w:rPr>
-                      <w:rFonts w:ascii="Arial" w:cs="Arial" w:eastAsia="Arial" w:hAnsi="Arial"/>
-                      <w:b/>
-                      <w:bCs/>
-                      <w:color w:val="FFFFFF"/>
-                      <w:sz w:val="13"/>
-                      <w:szCs w:val="13"/>
-                    </w:rPr>
-                    <w:t xml:space="preserve">Bear</w:t>
-                  </w:r>
-                </w:p>
-              </w:tc>
-              <w:tc>
-                <w:tcPr>
-                  <w:tcW w:type="dxa" w:w="1650"/>
-                  <w:tcBorders>
-                    <w:top w:val="none" w:color="FFFFFF" w:sz="0"/>
-                    <w:left w:val="none" w:color="FFFFFF" w:sz="0"/>
-                    <w:bottom w:val="none" w:color="FFFFFF" w:sz="0"/>
-                    <w:right w:val="none" w:color="FFFFFF" w:sz="0"/>
-                  </w:tcBorders>
-                  <w:shd w:fill="14284B" w:color="auto" w:val="clear"/>
-                  <w:tcMar>
-                    <w:top w:type="dxa" w:w="35"/>
-                    <w:left w:type="dxa" w:w="80"/>
-                    <w:bottom w:type="dxa" w:w="35"/>
-                    <w:right w:type="dxa" w:w="80"/>
-                  </w:tcMar>
-                </w:tcPr>
-                <w:p>
-                  <w:pPr>
-                    <w:jc w:val="right"/>
-                  </w:pPr>
-                  <w:r>
-                    <w:rPr>
-                      <w:rFonts w:ascii="Arial" w:cs="Arial" w:eastAsia="Arial" w:hAnsi="Arial"/>
-                      <w:b/>
-                      <w:bCs/>
-                      <w:color w:val="FFFFFF"/>
-                      <w:sz w:val="13"/>
-                      <w:szCs w:val="13"/>
-                    </w:rPr>
-                    <w:t xml:space="preserve">Base</w:t>
-                  </w:r>
-                </w:p>
-              </w:tc>
-              <w:tc>
-                <w:tcPr>
-                  <w:tcW w:type="dxa" w:w="1750"/>
-                  <w:tcBorders>
-                    <w:top w:val="none" w:color="FFFFFF" w:sz="0"/>
-                    <w:left w:val="none" w:color="FFFFFF" w:sz="0"/>
-                    <w:bottom w:val="none" w:color="FFFFFF" w:sz="0"/>
-                    <w:right w:val="none" w:color="FFFFFF" w:sz="0"/>
-                  </w:tcBorders>
-                  <w:shd w:fill="14284B" w:color="auto" w:val="clear"/>
-                  <w:tcMar>
-                    <w:top w:type="dxa" w:w="35"/>
-                    <w:left w:type="dxa" w:w="80"/>
-                    <w:bottom w:type="dxa" w:w="35"/>
-                    <w:right w:type="dxa" w:w="80"/>
-                  </w:tcMar>
-                </w:tcPr>
-                <w:p>
-                  <w:pPr>
-                    <w:jc w:val="right"/>
-                  </w:pPr>
-                  <w:r>
-                    <w:rPr>
-                      <w:rFonts w:ascii="Arial" w:cs="Arial" w:eastAsia="Arial" w:hAnsi="Arial"/>
-                      <w:b/>
-                      <w:bCs/>
-                      <w:color w:val="FFFFFF"/>
-                      <w:sz w:val="13"/>
-                      <w:szCs w:val="13"/>
-                    </w:rPr>
-                    <w:t xml:space="preserve">Bull</w:t>
-                  </w:r>
-                </w:p>
-              </w:tc>
-            </w:tr>
-            <w:tr>
-              <w:tc>
-                <w:tcPr>
-                  <w:tcW w:type="dxa" w:w="2700"/>
-                  <w:tcBorders>
-                    <w:top w:val="none" w:color="FFFFFF" w:sz="0"/>
-                    <w:left w:val="none" w:color="FFFFFF" w:sz="0"/>
-                    <w:bottom w:val="single" w:color="D5D9E0" w:sz="4"/>
-                    <w:right w:val="none" w:color="FFFFFF" w:sz="0"/>
-                  </w:tcBorders>
-                  <w:shd w:fill="F7F8FB" w:color="auto" w:val="clear"/>
-                  <w:tcMar>
-                    <w:top w:type="dxa" w:w="25"/>
-                    <w:left w:type="dxa" w:w="80"/>
-                    <w:bottom w:type="dxa" w:w="25"/>
-                    <w:right w:type="dxa" w:w="80"/>
-                  </w:tcMar>
-                  <w:vAlign w:val="center"/>
-                </w:tcPr>
-                <w:p>
-                  <w:pPr>
-                    <w:spacing w:line="216" w:lineRule="auto"/>
-                    <w:jc w:val="left"/>
-                  </w:pPr>
-                  <w:r>
-                    <w:rPr>
-                      <w:rFonts w:ascii="Arial" w:cs="Arial" w:eastAsia="Arial" w:hAnsi="Arial"/>
-                      <w:b w:val="false"/>
-                      <w:bCs w:val="false"/>
-                      <w:color w:val="1A1A1A"/>
-                      <w:sz w:val="13"/>
-                      <w:szCs w:val="13"/>
-                    </w:rPr>
-                    <w:t xml:space="preserve">WACC nominal terminal (todos los períodos)</w:t>
-                  </w:r>
-                </w:p>
-              </w:tc>
-              <w:tc>
-                <w:tcPr>
-                  <w:tcW w:type="dxa" w:w="1750"/>
-                  <w:tcBorders>
-                    <w:top w:val="none" w:color="FFFFFF" w:sz="0"/>
-                    <w:left w:val="none" w:color="FFFFFF" w:sz="0"/>
-                    <w:bottom w:val="single" w:color="D5D9E0" w:sz="4"/>
-                    <w:right w:val="none" w:color="FFFFFF" w:sz="0"/>
-                  </w:tcBorders>
-                  <w:shd w:fill="F7F8FB" w:color="auto" w:val="clear"/>
-                  <w:tcMar>
-                    <w:top w:type="dxa" w:w="25"/>
-                    <w:left w:type="dxa" w:w="80"/>
-                    <w:bottom w:type="dxa" w:w="25"/>
-                    <w:right w:type="dxa" w:w="80"/>
-                  </w:tcMar>
-                  <w:vAlign w:val="center"/>
-                </w:tcPr>
-                <w:p>
-                  <w:pPr>
-                    <w:spacing w:line="216" w:lineRule="auto"/>
-                    <w:jc w:val="right"/>
-                  </w:pPr>
-                  <w:r>
-                    <w:rPr>
-                      <w:rFonts w:ascii="Arial" w:cs="Arial" w:eastAsia="Arial" w:hAnsi="Arial"/>
-                      <w:b w:val="false"/>
-                      <w:bCs w:val="false"/>
-                      <w:color w:val="1A1A1A"/>
-                      <w:sz w:val="13"/>
-                      <w:szCs w:val="13"/>
-                    </w:rPr>
-                    <w:t xml:space="preserve">+100 pb (11,41%; 8,17% real)</w:t>
-                  </w:r>
-                </w:p>
-              </w:tc>
-              <w:tc>
-                <w:tcPr>
-                  <w:tcW w:type="dxa" w:w="1650"/>
-                  <w:tcBorders>
-                    <w:top w:val="none" w:color="FFFFFF" w:sz="0"/>
-                    <w:left w:val="none" w:color="FFFFFF" w:sz="0"/>
-                    <w:bottom w:val="single" w:color="D5D9E0" w:sz="4"/>
-                    <w:right w:val="none" w:color="FFFFFF" w:sz="0"/>
-                  </w:tcBorders>
-                  <w:shd w:fill="F7F8FB" w:color="auto" w:val="clear"/>
-                  <w:tcMar>
-                    <w:top w:type="dxa" w:w="25"/>
-                    <w:left w:type="dxa" w:w="80"/>
-                    <w:bottom w:type="dxa" w:w="25"/>
-                    <w:right w:type="dxa" w:w="80"/>
-                  </w:tcMar>
-                  <w:vAlign w:val="center"/>
-                </w:tcPr>
-                <w:p>
-                  <w:pPr>
-                    <w:spacing w:line="216" w:lineRule="auto"/>
-                    <w:jc w:val="right"/>
-                  </w:pPr>
-                  <w:r>
-                    <w:rPr>
-                      <w:rFonts w:ascii="Arial" w:cs="Arial" w:eastAsia="Arial" w:hAnsi="Arial"/>
-                      <w:b w:val="false"/>
-                      <w:bCs w:val="false"/>
-                      <w:color w:val="1A1A1A"/>
-                      <w:sz w:val="13"/>
-                      <w:szCs w:val="13"/>
-                    </w:rPr>
-                    <w:t xml:space="preserve">10,41% (7,20% real)</w:t>
-                  </w:r>
-                </w:p>
-              </w:tc>
-              <w:tc>
-                <w:tcPr>
-                  <w:tcW w:type="dxa" w:w="1750"/>
-                  <w:tcBorders>
-                    <w:top w:val="none" w:color="FFFFFF" w:sz="0"/>
-                    <w:left w:val="none" w:color="FFFFFF" w:sz="0"/>
-                    <w:bottom w:val="single" w:color="D5D9E0" w:sz="4"/>
-                    <w:right w:val="none" w:color="FFFFFF" w:sz="0"/>
-                  </w:tcBorders>
-                  <w:shd w:fill="F7F8FB" w:color="auto" w:val="clear"/>
-                  <w:tcMar>
-                    <w:top w:type="dxa" w:w="25"/>
-                    <w:left w:type="dxa" w:w="80"/>
-                    <w:bottom w:type="dxa" w:w="25"/>
-                    <w:right w:type="dxa" w:w="80"/>
-                  </w:tcMar>
-                  <w:vAlign w:val="center"/>
-                </w:tcPr>
-                <w:p>
-                  <w:pPr>
-                    <w:spacing w:line="216" w:lineRule="auto"/>
-                    <w:jc w:val="right"/>
-                  </w:pPr>
-                  <w:r>
-                    <w:rPr>
-                      <w:rFonts w:ascii="Arial" w:cs="Arial" w:eastAsia="Arial" w:hAnsi="Arial"/>
-                      <w:b w:val="false"/>
-                      <w:bCs w:val="false"/>
-                      <w:color w:val="1A1A1A"/>
-                      <w:sz w:val="13"/>
-                      <w:szCs w:val="13"/>
-                    </w:rPr>
-                    <w:t xml:space="preserve">−100 pb (9,41%; 6,23% real)</w:t>
-                  </w:r>
-                </w:p>
-              </w:tc>
-            </w:tr>
-            <w:tr>
-              <w:tc>
-                <w:tcPr>
-                  <w:tcW w:type="dxa" w:w="2700"/>
-                  <w:tcBorders>
-                    <w:top w:val="none" w:color="FFFFFF" w:sz="0"/>
-                    <w:left w:val="none" w:color="FFFFFF" w:sz="0"/>
-                    <w:bottom w:val="single" w:color="D5D9E0" w:sz="4"/>
-                    <w:right w:val="none" w:color="FFFFFF" w:sz="0"/>
-                  </w:tcBorders>
-                  <w:shd w:fill="FFFFFF" w:color="auto" w:val="clear"/>
-                  <w:tcMar>
-                    <w:top w:type="dxa" w:w="25"/>
-                    <w:left w:type="dxa" w:w="80"/>
-                    <w:bottom w:type="dxa" w:w="25"/>
-                    <w:right w:type="dxa" w:w="80"/>
-                  </w:tcMar>
-                  <w:vAlign w:val="center"/>
-                </w:tcPr>
-                <w:p>
-                  <w:pPr>
-                    <w:spacing w:line="216" w:lineRule="auto"/>
-                    <w:jc w:val="left"/>
-                  </w:pPr>
-                  <w:r>
-                    <w:rPr>
-                      <w:rFonts w:ascii="Arial" w:cs="Arial" w:eastAsia="Arial" w:hAnsi="Arial"/>
-                      <w:b w:val="false"/>
-                      <w:bCs w:val="false"/>
-                      <w:color w:val="1A1A1A"/>
-                      <w:sz w:val="13"/>
-                      <w:szCs w:val="13"/>
-                    </w:rPr>
-                    <w:t xml:space="preserve">Margen EBITDA (mín. / máx. histórico trimestral)</w:t>
-                  </w:r>
-                </w:p>
-              </w:tc>
-              <w:tc>
-                <w:tcPr>
-                  <w:tcW w:type="dxa" w:w="1750"/>
-                  <w:tcBorders>
-                    <w:top w:val="none" w:color="FFFFFF" w:sz="0"/>
-                    <w:left w:val="none" w:color="FFFFFF" w:sz="0"/>
-                    <w:bottom w:val="single" w:color="D5D9E0" w:sz="4"/>
-                    <w:right w:val="none" w:color="FFFFFF" w:sz="0"/>
-                  </w:tcBorders>
-                  <w:shd w:fill="FFFFFF" w:color="auto" w:val="clear"/>
-                  <w:tcMar>
-                    <w:top w:type="dxa" w:w="25"/>
-                    <w:left w:type="dxa" w:w="80"/>
-                    <w:bottom w:type="dxa" w:w="25"/>
-                    <w:right w:type="dxa" w:w="80"/>
-                  </w:tcMar>
-                  <w:vAlign w:val="center"/>
-                </w:tcPr>
-                <w:p>
-                  <w:pPr>
-                    <w:spacing w:line="216" w:lineRule="auto"/>
-                    <w:jc w:val="right"/>
-                  </w:pPr>
-                  <w:r>
-                    <w:rPr>
-                      <w:rFonts w:ascii="Arial" w:cs="Arial" w:eastAsia="Arial" w:hAnsi="Arial"/>
-                      <w:b w:val="false"/>
-                      <w:bCs w:val="false"/>
-                      <w:color w:val="1A1A1A"/>
-                      <w:sz w:val="13"/>
-                      <w:szCs w:val="13"/>
-                    </w:rPr>
-                    <w:t xml:space="preserve">75,8%</w:t>
-                  </w:r>
-                </w:p>
-              </w:tc>
-              <w:tc>
-                <w:tcPr>
-                  <w:tcW w:type="dxa" w:w="1650"/>
-                  <w:tcBorders>
-                    <w:top w:val="none" w:color="FFFFFF" w:sz="0"/>
-                    <w:left w:val="none" w:color="FFFFFF" w:sz="0"/>
-                    <w:bottom w:val="single" w:color="D5D9E0" w:sz="4"/>
-                    <w:right w:val="none" w:color="FFFFFF" w:sz="0"/>
-                  </w:tcBorders>
-                  <w:shd w:fill="FFFFFF" w:color="auto" w:val="clear"/>
-                  <w:tcMar>
-                    <w:top w:type="dxa" w:w="25"/>
-                    <w:left w:type="dxa" w:w="80"/>
-                    <w:bottom w:type="dxa" w:w="25"/>
-                    <w:right w:type="dxa" w:w="80"/>
-                  </w:tcMar>
-                  <w:vAlign w:val="center"/>
-                </w:tcPr>
-                <w:p>
-                  <w:pPr>
-                    <w:spacing w:line="216" w:lineRule="auto"/>
-                    <w:jc w:val="right"/>
-                  </w:pPr>
-                  <w:r>
-                    <w:rPr>
-                      <w:rFonts w:ascii="Arial" w:cs="Arial" w:eastAsia="Arial" w:hAnsi="Arial"/>
-                      <w:b w:val="false"/>
-                      <w:bCs w:val="false"/>
-                      <w:color w:val="1A1A1A"/>
-                      <w:sz w:val="13"/>
-                      <w:szCs w:val="13"/>
-                    </w:rPr>
-                    <w:t xml:space="preserve">79,7% (2026E)</w:t>
-                  </w:r>
-                </w:p>
-              </w:tc>
-              <w:tc>
-                <w:tcPr>
-                  <w:tcW w:type="dxa" w:w="1750"/>
-                  <w:tcBorders>
-                    <w:top w:val="none" w:color="FFFFFF" w:sz="0"/>
-                    <w:left w:val="none" w:color="FFFFFF" w:sz="0"/>
-                    <w:bottom w:val="single" w:color="D5D9E0" w:sz="4"/>
-                    <w:right w:val="none" w:color="FFFFFF" w:sz="0"/>
-                  </w:tcBorders>
-                  <w:shd w:fill="FFFFFF" w:color="auto" w:val="clear"/>
-                  <w:tcMar>
-                    <w:top w:type="dxa" w:w="25"/>
-                    <w:left w:type="dxa" w:w="80"/>
-                    <w:bottom w:type="dxa" w:w="25"/>
-                    <w:right w:type="dxa" w:w="80"/>
-                  </w:tcMar>
-                  <w:vAlign w:val="center"/>
-                </w:tcPr>
-                <w:p>
-                  <w:pPr>
-                    <w:spacing w:line="216" w:lineRule="auto"/>
-                    <w:jc w:val="right"/>
-                  </w:pPr>
-                  <w:r>
-                    <w:rPr>
-                      <w:rFonts w:ascii="Arial" w:cs="Arial" w:eastAsia="Arial" w:hAnsi="Arial"/>
-                      <w:b w:val="false"/>
-                      <w:bCs w:val="false"/>
-                      <w:color w:val="1A1A1A"/>
-                      <w:sz w:val="13"/>
-                      <w:szCs w:val="13"/>
-                    </w:rPr>
-                    <w:t xml:space="preserve">81,3%</w:t>
-                  </w:r>
-                </w:p>
-              </w:tc>
-            </w:tr>
-            <w:tr>
-              <w:tc>
-                <w:tcPr>
-                  <w:tcW w:type="dxa" w:w="2700"/>
-                  <w:tcBorders>
-                    <w:top w:val="none" w:color="FFFFFF" w:sz="0"/>
-                    <w:left w:val="none" w:color="FFFFFF" w:sz="0"/>
-                    <w:bottom w:val="single" w:color="D5D9E0" w:sz="4"/>
-                    <w:right w:val="none" w:color="FFFFFF" w:sz="0"/>
-                  </w:tcBorders>
-                  <w:shd w:fill="F7F8FB" w:color="auto" w:val="clear"/>
-                  <w:tcMar>
-                    <w:top w:type="dxa" w:w="25"/>
-                    <w:left w:type="dxa" w:w="80"/>
-                    <w:bottom w:type="dxa" w:w="25"/>
-                    <w:right w:type="dxa" w:w="80"/>
-                  </w:tcMar>
-                  <w:vAlign w:val="center"/>
-                </w:tcPr>
-                <w:p>
-                  <w:pPr>
-                    <w:spacing w:line="216" w:lineRule="auto"/>
-                    <w:jc w:val="left"/>
-                  </w:pPr>
-                  <w:r>
-                    <w:rPr>
-                      <w:rFonts w:ascii="Arial" w:cs="Arial" w:eastAsia="Arial" w:hAnsi="Arial"/>
-                      <w:b w:val="false"/>
-                      <w:bCs w:val="false"/>
-                      <w:color w:val="1A1A1A"/>
-                      <w:sz w:val="13"/>
-                      <w:szCs w:val="13"/>
-                    </w:rPr>
-                    <w:t xml:space="preserve">Ocupación consolidada</w:t>
-                  </w:r>
-                </w:p>
-              </w:tc>
-              <w:tc>
-                <w:tcPr>
-                  <w:tcW w:type="dxa" w:w="1750"/>
-                  <w:tcBorders>
-                    <w:top w:val="none" w:color="FFFFFF" w:sz="0"/>
-                    <w:left w:val="none" w:color="FFFFFF" w:sz="0"/>
-                    <w:bottom w:val="single" w:color="D5D9E0" w:sz="4"/>
-                    <w:right w:val="none" w:color="FFFFFF" w:sz="0"/>
-                  </w:tcBorders>
-                  <w:shd w:fill="F7F8FB" w:color="auto" w:val="clear"/>
-                  <w:tcMar>
-                    <w:top w:type="dxa" w:w="25"/>
-                    <w:left w:type="dxa" w:w="80"/>
-                    <w:bottom w:type="dxa" w:w="25"/>
-                    <w:right w:type="dxa" w:w="80"/>
-                  </w:tcMar>
-                  <w:vAlign w:val="center"/>
-                </w:tcPr>
-                <w:p>
-                  <w:pPr>
-                    <w:spacing w:line="216" w:lineRule="auto"/>
-                    <w:jc w:val="right"/>
-                  </w:pPr>
-                  <w:r>
-                    <w:rPr>
-                      <w:rFonts w:ascii="Arial" w:cs="Arial" w:eastAsia="Arial" w:hAnsi="Arial"/>
-                      <w:b w:val="false"/>
-                      <w:bCs w:val="false"/>
-                      <w:color w:val="1A1A1A"/>
-                      <w:sz w:val="13"/>
-                      <w:szCs w:val="13"/>
-                    </w:rPr>
-                    <w:t xml:space="preserve">95,1%</w:t>
-                  </w:r>
-                </w:p>
-              </w:tc>
-              <w:tc>
-                <w:tcPr>
-                  <w:tcW w:type="dxa" w:w="1650"/>
-                  <w:tcBorders>
-                    <w:top w:val="none" w:color="FFFFFF" w:sz="0"/>
-                    <w:left w:val="none" w:color="FFFFFF" w:sz="0"/>
-                    <w:bottom w:val="single" w:color="D5D9E0" w:sz="4"/>
-                    <w:right w:val="none" w:color="FFFFFF" w:sz="0"/>
-                  </w:tcBorders>
-                  <w:shd w:fill="F7F8FB" w:color="auto" w:val="clear"/>
-                  <w:tcMar>
-                    <w:top w:type="dxa" w:w="25"/>
-                    <w:left w:type="dxa" w:w="80"/>
-                    <w:bottom w:type="dxa" w:w="25"/>
-                    <w:right w:type="dxa" w:w="80"/>
-                  </w:tcMar>
-                  <w:vAlign w:val="center"/>
-                </w:tcPr>
-                <w:p>
-                  <w:pPr>
-                    <w:spacing w:line="216" w:lineRule="auto"/>
-                    <w:jc w:val="right"/>
-                  </w:pPr>
-                  <w:r>
-                    <w:rPr>
-                      <w:rFonts w:ascii="Arial" w:cs="Arial" w:eastAsia="Arial" w:hAnsi="Arial"/>
-                      <w:b w:val="false"/>
-                      <w:bCs w:val="false"/>
-                      <w:color w:val="1A1A1A"/>
-                      <w:sz w:val="13"/>
-                      <w:szCs w:val="13"/>
-                    </w:rPr>
-                    <w:t xml:space="preserve">95,6%</w:t>
-                  </w:r>
-                </w:p>
-              </w:tc>
-              <w:tc>
-                <w:tcPr>
-                  <w:tcW w:type="dxa" w:w="1750"/>
-                  <w:tcBorders>
-                    <w:top w:val="none" w:color="FFFFFF" w:sz="0"/>
-                    <w:left w:val="none" w:color="FFFFFF" w:sz="0"/>
-                    <w:bottom w:val="single" w:color="D5D9E0" w:sz="4"/>
-                    <w:right w:val="none" w:color="FFFFFF" w:sz="0"/>
-                  </w:tcBorders>
-                  <w:shd w:fill="F7F8FB" w:color="auto" w:val="clear"/>
-                  <w:tcMar>
-                    <w:top w:type="dxa" w:w="25"/>
-                    <w:left w:type="dxa" w:w="80"/>
-                    <w:bottom w:type="dxa" w:w="25"/>
-                    <w:right w:type="dxa" w:w="80"/>
-                  </w:tcMar>
-                  <w:vAlign w:val="center"/>
-                </w:tcPr>
-                <w:p>
-                  <w:pPr>
-                    <w:spacing w:line="216" w:lineRule="auto"/>
-                    <w:jc w:val="right"/>
-                  </w:pPr>
-                  <w:r>
-                    <w:rPr>
-                      <w:rFonts w:ascii="Arial" w:cs="Arial" w:eastAsia="Arial" w:hAnsi="Arial"/>
-                      <w:b w:val="false"/>
-                      <w:bCs w:val="false"/>
-                      <w:color w:val="1A1A1A"/>
-                      <w:sz w:val="13"/>
-                      <w:szCs w:val="13"/>
-                    </w:rPr>
-                    <w:t xml:space="preserve">96,6%</w:t>
-                  </w:r>
-                </w:p>
-              </w:tc>
-            </w:tr>
-            <w:tr>
-              <w:tc>
-                <w:tcPr>
-                  <w:tcW w:type="dxa" w:w="2700"/>
-                  <w:tcBorders>
-                    <w:top w:val="none" w:color="FFFFFF" w:sz="0"/>
-                    <w:left w:val="none" w:color="FFFFFF" w:sz="0"/>
-                    <w:bottom w:val="single" w:color="D5D9E0" w:sz="4"/>
-                    <w:right w:val="none" w:color="FFFFFF" w:sz="0"/>
-                  </w:tcBorders>
-                  <w:shd w:fill="FFFFFF" w:color="auto" w:val="clear"/>
-                  <w:tcMar>
-                    <w:top w:type="dxa" w:w="25"/>
-                    <w:left w:type="dxa" w:w="80"/>
-                    <w:bottom w:type="dxa" w:w="25"/>
-                    <w:right w:type="dxa" w:w="80"/>
-                  </w:tcMar>
-                  <w:vAlign w:val="center"/>
-                </w:tcPr>
-                <w:p>
-                  <w:pPr>
-                    <w:spacing w:line="216" w:lineRule="auto"/>
-                    <w:jc w:val="left"/>
-                  </w:pPr>
-                  <w:r>
-                    <w:rPr>
-                      <w:rFonts w:ascii="Arial" w:cs="Arial" w:eastAsia="Arial" w:hAnsi="Arial"/>
-                      <w:b w:val="false"/>
-                      <w:bCs w:val="false"/>
-                      <w:color w:val="1A1A1A"/>
-                      <w:sz w:val="13"/>
-                      <w:szCs w:val="13"/>
-                    </w:rPr>
-                    <w:t xml:space="preserve">Arriendo en mismas tiendas 2027–28 (precio, nominal)</w:t>
-                  </w:r>
-                </w:p>
-              </w:tc>
-              <w:tc>
-                <w:tcPr>
-                  <w:tcW w:type="dxa" w:w="1750"/>
-                  <w:tcBorders>
-                    <w:top w:val="none" w:color="FFFFFF" w:sz="0"/>
-                    <w:left w:val="none" w:color="FFFFFF" w:sz="0"/>
-                    <w:bottom w:val="single" w:color="D5D9E0" w:sz="4"/>
-                    <w:right w:val="none" w:color="FFFFFF" w:sz="0"/>
-                  </w:tcBorders>
-                  <w:shd w:fill="FFFFFF" w:color="auto" w:val="clear"/>
-                  <w:tcMar>
-                    <w:top w:type="dxa" w:w="25"/>
-                    <w:left w:type="dxa" w:w="80"/>
-                    <w:bottom w:type="dxa" w:w="25"/>
-                    <w:right w:type="dxa" w:w="80"/>
-                  </w:tcMar>
-                  <w:vAlign w:val="center"/>
-                </w:tcPr>
-                <w:p>
-                  <w:pPr>
-                    <w:spacing w:line="216" w:lineRule="auto"/>
-                    <w:jc w:val="right"/>
-                  </w:pPr>
-                  <w:r>
-                    <w:rPr>
-                      <w:rFonts w:ascii="Arial" w:cs="Arial" w:eastAsia="Arial" w:hAnsi="Arial"/>
-                      <w:b w:val="false"/>
-                      <w:bCs w:val="false"/>
-                      <w:color w:val="1A1A1A"/>
-                      <w:sz w:val="13"/>
-                      <w:szCs w:val="13"/>
-                    </w:rPr>
-                    <w:t xml:space="preserve">3,7%</w:t>
-                  </w:r>
-                </w:p>
-              </w:tc>
-              <w:tc>
-                <w:tcPr>
-                  <w:tcW w:type="dxa" w:w="1650"/>
-                  <w:tcBorders>
-                    <w:top w:val="none" w:color="FFFFFF" w:sz="0"/>
-                    <w:left w:val="none" w:color="FFFFFF" w:sz="0"/>
-                    <w:bottom w:val="single" w:color="D5D9E0" w:sz="4"/>
-                    <w:right w:val="none" w:color="FFFFFF" w:sz="0"/>
-                  </w:tcBorders>
-                  <w:shd w:fill="FFFFFF" w:color="auto" w:val="clear"/>
-                  <w:tcMar>
-                    <w:top w:type="dxa" w:w="25"/>
-                    <w:left w:type="dxa" w:w="80"/>
-                    <w:bottom w:type="dxa" w:w="25"/>
-                    <w:right w:type="dxa" w:w="80"/>
-                  </w:tcMar>
-                  <w:vAlign w:val="center"/>
-                </w:tcPr>
-                <w:p>
-                  <w:pPr>
-                    <w:spacing w:line="216" w:lineRule="auto"/>
-                    <w:jc w:val="right"/>
-                  </w:pPr>
-                  <w:r>
-                    <w:rPr>
-                      <w:rFonts w:ascii="Arial" w:cs="Arial" w:eastAsia="Arial" w:hAnsi="Arial"/>
-                      <w:b w:val="false"/>
-                      <w:bCs w:val="false"/>
-                      <w:color w:val="1A1A1A"/>
-                      <w:sz w:val="13"/>
-                      <w:szCs w:val="13"/>
-                    </w:rPr>
-                    <w:t xml:space="preserve">5,4%</w:t>
-                  </w:r>
-                </w:p>
-              </w:tc>
-              <w:tc>
-                <w:tcPr>
-                  <w:tcW w:type="dxa" w:w="1750"/>
-                  <w:tcBorders>
-                    <w:top w:val="none" w:color="FFFFFF" w:sz="0"/>
-                    <w:left w:val="none" w:color="FFFFFF" w:sz="0"/>
-                    <w:bottom w:val="single" w:color="D5D9E0" w:sz="4"/>
-                    <w:right w:val="none" w:color="FFFFFF" w:sz="0"/>
-                  </w:tcBorders>
-                  <w:shd w:fill="FFFFFF" w:color="auto" w:val="clear"/>
-                  <w:tcMar>
-                    <w:top w:type="dxa" w:w="25"/>
-                    <w:left w:type="dxa" w:w="80"/>
-                    <w:bottom w:type="dxa" w:w="25"/>
-                    <w:right w:type="dxa" w:w="80"/>
-                  </w:tcMar>
-                  <w:vAlign w:val="center"/>
-                </w:tcPr>
-                <w:p>
-                  <w:pPr>
-                    <w:spacing w:line="216" w:lineRule="auto"/>
-                    <w:jc w:val="right"/>
-                  </w:pPr>
-                  <w:r>
-                    <w:rPr>
-                      <w:rFonts w:ascii="Arial" w:cs="Arial" w:eastAsia="Arial" w:hAnsi="Arial"/>
-                      <w:b w:val="false"/>
-                      <w:bCs w:val="false"/>
-                      <w:color w:val="1A1A1A"/>
-                      <w:sz w:val="13"/>
-                      <w:szCs w:val="13"/>
-                    </w:rPr>
-                    <w:t xml:space="preserve">9,4%</w:t>
-                  </w:r>
-                </w:p>
-              </w:tc>
-            </w:tr>
-            <w:tr>
-              <w:tc>
-                <w:tcPr>
-                  <w:tcW w:type="dxa" w:w="2700"/>
-                  <w:tcBorders>
-                    <w:top w:val="none" w:color="FFFFFF" w:sz="0"/>
-                    <w:left w:val="none" w:color="FFFFFF" w:sz="0"/>
-                    <w:bottom w:val="single" w:color="D5D9E0" w:sz="4"/>
-                    <w:right w:val="none" w:color="FFFFFF" w:sz="0"/>
-                  </w:tcBorders>
-                  <w:shd w:fill="F7F8FB" w:color="auto" w:val="clear"/>
-                  <w:tcMar>
-                    <w:top w:type="dxa" w:w="25"/>
-                    <w:left w:type="dxa" w:w="80"/>
-                    <w:bottom w:type="dxa" w:w="25"/>
-                    <w:right w:type="dxa" w:w="80"/>
-                  </w:tcMar>
-                  <w:vAlign w:val="center"/>
-                </w:tcPr>
-                <w:p>
-                  <w:pPr>
-                    <w:spacing w:line="216" w:lineRule="auto"/>
-                    <w:jc w:val="left"/>
-                  </w:pPr>
-                  <w:r>
-                    <w:rPr>
-                      <w:rFonts w:ascii="Arial" w:cs="Arial" w:eastAsia="Arial" w:hAnsi="Arial"/>
-                      <w:b w:val="false"/>
-                      <w:bCs w:val="false"/>
-                      <w:color w:val="1A1A1A"/>
-                      <w:sz w:val="13"/>
-                      <w:szCs w:val="13"/>
-                    </w:rPr>
-                    <w:t xml:space="preserve">Ventas de locatarios 2027–28 (renta variable, 5,7% del ingreso)</w:t>
-                  </w:r>
-                </w:p>
-              </w:tc>
-              <w:tc>
-                <w:tcPr>
-                  <w:tcW w:type="dxa" w:w="1750"/>
-                  <w:tcBorders>
-                    <w:top w:val="none" w:color="FFFFFF" w:sz="0"/>
-                    <w:left w:val="none" w:color="FFFFFF" w:sz="0"/>
-                    <w:bottom w:val="single" w:color="D5D9E0" w:sz="4"/>
-                    <w:right w:val="none" w:color="FFFFFF" w:sz="0"/>
-                  </w:tcBorders>
-                  <w:shd w:fill="F7F8FB" w:color="auto" w:val="clear"/>
-                  <w:tcMar>
-                    <w:top w:type="dxa" w:w="25"/>
-                    <w:left w:type="dxa" w:w="80"/>
-                    <w:bottom w:type="dxa" w:w="25"/>
-                    <w:right w:type="dxa" w:w="80"/>
-                  </w:tcMar>
-                  <w:vAlign w:val="center"/>
-                </w:tcPr>
-                <w:p>
-                  <w:pPr>
-                    <w:spacing w:line="216" w:lineRule="auto"/>
-                    <w:jc w:val="right"/>
-                  </w:pPr>
-                  <w:r>
-                    <w:rPr>
-                      <w:rFonts w:ascii="Arial" w:cs="Arial" w:eastAsia="Arial" w:hAnsi="Arial"/>
-                      <w:b w:val="false"/>
-                      <w:bCs w:val="false"/>
-                      <w:color w:val="1A1A1A"/>
-                      <w:sz w:val="13"/>
-                      <w:szCs w:val="13"/>
-                    </w:rPr>
-                    <w:t xml:space="preserve">3,7%</w:t>
-                  </w:r>
-                </w:p>
-              </w:tc>
-              <w:tc>
-                <w:tcPr>
-                  <w:tcW w:type="dxa" w:w="1650"/>
-                  <w:tcBorders>
-                    <w:top w:val="none" w:color="FFFFFF" w:sz="0"/>
-                    <w:left w:val="none" w:color="FFFFFF" w:sz="0"/>
-                    <w:bottom w:val="single" w:color="D5D9E0" w:sz="4"/>
-                    <w:right w:val="none" w:color="FFFFFF" w:sz="0"/>
-                  </w:tcBorders>
-                  <w:shd w:fill="F7F8FB" w:color="auto" w:val="clear"/>
-                  <w:tcMar>
-                    <w:top w:type="dxa" w:w="25"/>
-                    <w:left w:type="dxa" w:w="80"/>
-                    <w:bottom w:type="dxa" w:w="25"/>
-                    <w:right w:type="dxa" w:w="80"/>
-                  </w:tcMar>
-                  <w:vAlign w:val="center"/>
-                </w:tcPr>
-                <w:p>
-                  <w:pPr>
-                    <w:spacing w:line="216" w:lineRule="auto"/>
-                    <w:jc w:val="right"/>
-                  </w:pPr>
-                  <w:r>
-                    <w:rPr>
-                      <w:rFonts w:ascii="Arial" w:cs="Arial" w:eastAsia="Arial" w:hAnsi="Arial"/>
-                      <w:b w:val="false"/>
-                      <w:bCs w:val="false"/>
-                      <w:color w:val="1A1A1A"/>
-                      <w:sz w:val="13"/>
-                      <w:szCs w:val="13"/>
-                    </w:rPr>
-                    <w:t xml:space="preserve">3,7%</w:t>
-                  </w:r>
-                </w:p>
-              </w:tc>
-              <w:tc>
-                <w:tcPr>
-                  <w:tcW w:type="dxa" w:w="1750"/>
-                  <w:tcBorders>
-                    <w:top w:val="none" w:color="FFFFFF" w:sz="0"/>
-                    <w:left w:val="none" w:color="FFFFFF" w:sz="0"/>
-                    <w:bottom w:val="single" w:color="D5D9E0" w:sz="4"/>
-                    <w:right w:val="none" w:color="FFFFFF" w:sz="0"/>
-                  </w:tcBorders>
-                  <w:shd w:fill="F7F8FB" w:color="auto" w:val="clear"/>
-                  <w:tcMar>
-                    <w:top w:type="dxa" w:w="25"/>
-                    <w:left w:type="dxa" w:w="80"/>
-                    <w:bottom w:type="dxa" w:w="25"/>
-                    <w:right w:type="dxa" w:w="80"/>
-                  </w:tcMar>
-                  <w:vAlign w:val="center"/>
-                </w:tcPr>
-                <w:p>
-                  <w:pPr>
-                    <w:spacing w:line="216" w:lineRule="auto"/>
-                    <w:jc w:val="right"/>
-                  </w:pPr>
-                  <w:r>
-                    <w:rPr>
-                      <w:rFonts w:ascii="Arial" w:cs="Arial" w:eastAsia="Arial" w:hAnsi="Arial"/>
-                      <w:b w:val="false"/>
-                      <w:bCs w:val="false"/>
-                      <w:color w:val="1A1A1A"/>
-                      <w:sz w:val="13"/>
-                      <w:szCs w:val="13"/>
-                    </w:rPr>
-                    <w:t xml:space="preserve">9,9%</w:t>
-                  </w:r>
-                </w:p>
-              </w:tc>
-            </w:tr>
-            <w:tr>
-              <w:tc>
-                <w:tcPr>
-                  <w:tcW w:type="dxa" w:w="2700"/>
-                  <w:tcBorders>
-                    <w:top w:val="none" w:color="FFFFFF" w:sz="0"/>
-                    <w:left w:val="none" w:color="FFFFFF" w:sz="0"/>
-                    <w:bottom w:val="single" w:color="D5D9E0" w:sz="4"/>
-                    <w:right w:val="none" w:color="FFFFFF" w:sz="0"/>
-                  </w:tcBorders>
-                  <w:shd w:fill="FFFFFF" w:color="auto" w:val="clear"/>
-                  <w:tcMar>
-                    <w:top w:type="dxa" w:w="25"/>
-                    <w:left w:type="dxa" w:w="80"/>
-                    <w:bottom w:type="dxa" w:w="25"/>
-                    <w:right w:type="dxa" w:w="80"/>
-                  </w:tcMar>
-                  <w:vAlign w:val="center"/>
-                </w:tcPr>
-                <w:p>
-                  <w:pPr>
-                    <w:spacing w:line="216" w:lineRule="auto"/>
-                    <w:jc w:val="left"/>
-                  </w:pPr>
-                  <w:r>
-                    <w:rPr>
-                      <w:rFonts w:ascii="Arial" w:cs="Arial" w:eastAsia="Arial" w:hAnsi="Arial"/>
-                      <w:b w:val="false"/>
-                      <w:bCs w:val="false"/>
-                      <w:color w:val="1A1A1A"/>
-                      <w:sz w:val="13"/>
-                      <w:szCs w:val="13"/>
-                    </w:rPr>
-                    <w:t xml:space="preserve">Crecimiento real del arriendo 2029–31</w:t>
-                  </w:r>
-                </w:p>
-              </w:tc>
-              <w:tc>
-                <w:tcPr>
-                  <w:tcW w:type="dxa" w:w="1750"/>
-                  <w:tcBorders>
-                    <w:top w:val="none" w:color="FFFFFF" w:sz="0"/>
-                    <w:left w:val="none" w:color="FFFFFF" w:sz="0"/>
-                    <w:bottom w:val="single" w:color="D5D9E0" w:sz="4"/>
-                    <w:right w:val="none" w:color="FFFFFF" w:sz="0"/>
-                  </w:tcBorders>
-                  <w:shd w:fill="FFFFFF" w:color="auto" w:val="clear"/>
-                  <w:tcMar>
-                    <w:top w:type="dxa" w:w="25"/>
-                    <w:left w:type="dxa" w:w="80"/>
-                    <w:bottom w:type="dxa" w:w="25"/>
-                    <w:right w:type="dxa" w:w="80"/>
-                  </w:tcMar>
-                  <w:vAlign w:val="center"/>
-                </w:tcPr>
-                <w:p>
-                  <w:pPr>
-                    <w:spacing w:line="216" w:lineRule="auto"/>
-                    <w:jc w:val="right"/>
-                  </w:pPr>
-                  <w:r>
-                    <w:rPr>
-                      <w:rFonts w:ascii="Arial" w:cs="Arial" w:eastAsia="Arial" w:hAnsi="Arial"/>
-                      <w:b w:val="false"/>
-                      <w:bCs w:val="false"/>
-                      <w:color w:val="1A1A1A"/>
-                      <w:sz w:val="13"/>
-                      <w:szCs w:val="13"/>
-                    </w:rPr>
-                    <w:t xml:space="preserve">piso Nota 11</w:t>
-                  </w:r>
-                </w:p>
-              </w:tc>
-              <w:tc>
-                <w:tcPr>
-                  <w:tcW w:type="dxa" w:w="1650"/>
-                  <w:tcBorders>
-                    <w:top w:val="none" w:color="FFFFFF" w:sz="0"/>
-                    <w:left w:val="none" w:color="FFFFFF" w:sz="0"/>
-                    <w:bottom w:val="single" w:color="D5D9E0" w:sz="4"/>
-                    <w:right w:val="none" w:color="FFFFFF" w:sz="0"/>
-                  </w:tcBorders>
-                  <w:shd w:fill="FFFFFF" w:color="auto" w:val="clear"/>
-                  <w:tcMar>
-                    <w:top w:type="dxa" w:w="25"/>
-                    <w:left w:type="dxa" w:w="80"/>
-                    <w:bottom w:type="dxa" w:w="25"/>
-                    <w:right w:type="dxa" w:w="80"/>
-                  </w:tcMar>
-                  <w:vAlign w:val="center"/>
-                </w:tcPr>
-                <w:p>
-                  <w:pPr>
-                    <w:spacing w:line="216" w:lineRule="auto"/>
-                    <w:jc w:val="right"/>
-                  </w:pPr>
-                  <w:r>
-                    <w:rPr>
-                      <w:rFonts w:ascii="Arial" w:cs="Arial" w:eastAsia="Arial" w:hAnsi="Arial"/>
-                      <w:b w:val="false"/>
-                      <w:bCs w:val="false"/>
-                      <w:color w:val="1A1A1A"/>
-                      <w:sz w:val="13"/>
-                      <w:szCs w:val="13"/>
-                    </w:rPr>
-                    <w:t xml:space="preserve">modelo</w:t>
-                  </w:r>
-                </w:p>
-              </w:tc>
-              <w:tc>
-                <w:tcPr>
-                  <w:tcW w:type="dxa" w:w="1750"/>
-                  <w:tcBorders>
-                    <w:top w:val="none" w:color="FFFFFF" w:sz="0"/>
-                    <w:left w:val="none" w:color="FFFFFF" w:sz="0"/>
-                    <w:bottom w:val="single" w:color="D5D9E0" w:sz="4"/>
-                    <w:right w:val="none" w:color="FFFFFF" w:sz="0"/>
-                  </w:tcBorders>
-                  <w:shd w:fill="FFFFFF" w:color="auto" w:val="clear"/>
-                  <w:tcMar>
-                    <w:top w:type="dxa" w:w="25"/>
-                    <w:left w:type="dxa" w:w="80"/>
-                    <w:bottom w:type="dxa" w:w="25"/>
-                    <w:right w:type="dxa" w:w="80"/>
-                  </w:tcMar>
-                  <w:vAlign w:val="center"/>
-                </w:tcPr>
-                <w:p>
-                  <w:pPr>
-                    <w:spacing w:line="216" w:lineRule="auto"/>
-                    <w:jc w:val="right"/>
-                  </w:pPr>
-                  <w:r>
-                    <w:rPr>
-                      <w:rFonts w:ascii="Arial" w:cs="Arial" w:eastAsia="Arial" w:hAnsi="Arial"/>
-                      <w:b w:val="false"/>
-                      <w:bCs w:val="false"/>
-                      <w:color w:val="1A1A1A"/>
-                      <w:sz w:val="13"/>
-                      <w:szCs w:val="13"/>
-                    </w:rPr>
-                    <w:t xml:space="preserve">techo Nota 11</w:t>
-                  </w:r>
-                </w:p>
-              </w:tc>
-            </w:tr>
-            <w:tr>
-              <w:tc>
-                <w:tcPr>
-                  <w:tcW w:type="dxa" w:w="2700"/>
-                  <w:tcBorders>
-                    <w:top w:val="none" w:color="FFFFFF" w:sz="0"/>
-                    <w:left w:val="none" w:color="FFFFFF" w:sz="0"/>
-                    <w:bottom w:val="single" w:color="D5D9E0" w:sz="4"/>
-                    <w:right w:val="none" w:color="FFFFFF" w:sz="0"/>
-                  </w:tcBorders>
-                  <w:shd w:fill="F7F8FB" w:color="auto" w:val="clear"/>
-                  <w:tcMar>
-                    <w:top w:type="dxa" w:w="25"/>
-                    <w:left w:type="dxa" w:w="80"/>
-                    <w:bottom w:type="dxa" w:w="25"/>
-                    <w:right w:type="dxa" w:w="80"/>
-                  </w:tcMar>
-                  <w:vAlign w:val="center"/>
-                </w:tcPr>
-                <w:p>
-                  <w:pPr>
-                    <w:spacing w:line="216" w:lineRule="auto"/>
-                    <w:jc w:val="left"/>
-                  </w:pPr>
-                  <w:r>
-                    <w:rPr>
-                      <w:rFonts w:ascii="Arial" w:cs="Arial" w:eastAsia="Arial" w:hAnsi="Arial"/>
-                      <w:b w:val="false"/>
-                      <w:bCs w:val="false"/>
-                      <w:color w:val="1A1A1A"/>
-                      <w:sz w:val="13"/>
-                      <w:szCs w:val="13"/>
-                    </w:rPr>
-                    <w:t xml:space="preserve">Capex de mantención + TI (% de ingresos)</w:t>
-                  </w:r>
-                </w:p>
-              </w:tc>
-              <w:tc>
-                <w:tcPr>
-                  <w:tcW w:type="dxa" w:w="1750"/>
-                  <w:tcBorders>
-                    <w:top w:val="none" w:color="FFFFFF" w:sz="0"/>
-                    <w:left w:val="none" w:color="FFFFFF" w:sz="0"/>
-                    <w:bottom w:val="single" w:color="D5D9E0" w:sz="4"/>
-                    <w:right w:val="none" w:color="FFFFFF" w:sz="0"/>
-                  </w:tcBorders>
-                  <w:shd w:fill="F7F8FB" w:color="auto" w:val="clear"/>
-                  <w:tcMar>
-                    <w:top w:type="dxa" w:w="25"/>
-                    <w:left w:type="dxa" w:w="80"/>
-                    <w:bottom w:type="dxa" w:w="25"/>
-                    <w:right w:type="dxa" w:w="80"/>
-                  </w:tcMar>
-                  <w:vAlign w:val="center"/>
-                </w:tcPr>
-                <w:p>
-                  <w:pPr>
-                    <w:spacing w:line="216" w:lineRule="auto"/>
-                    <w:jc w:val="right"/>
-                  </w:pPr>
-                  <w:r>
-                    <w:rPr>
-                      <w:rFonts w:ascii="Arial" w:cs="Arial" w:eastAsia="Arial" w:hAnsi="Arial"/>
-                      <w:b w:val="false"/>
-                      <w:bCs w:val="false"/>
-                      <w:color w:val="1A1A1A"/>
-                      <w:sz w:val="13"/>
-                      <w:szCs w:val="13"/>
-                    </w:rPr>
-                    <w:t xml:space="preserve">6,6%</w:t>
-                  </w:r>
-                </w:p>
-              </w:tc>
-              <w:tc>
-                <w:tcPr>
-                  <w:tcW w:type="dxa" w:w="1650"/>
-                  <w:tcBorders>
-                    <w:top w:val="none" w:color="FFFFFF" w:sz="0"/>
-                    <w:left w:val="none" w:color="FFFFFF" w:sz="0"/>
-                    <w:bottom w:val="single" w:color="D5D9E0" w:sz="4"/>
-                    <w:right w:val="none" w:color="FFFFFF" w:sz="0"/>
-                  </w:tcBorders>
-                  <w:shd w:fill="F7F8FB" w:color="auto" w:val="clear"/>
-                  <w:tcMar>
-                    <w:top w:type="dxa" w:w="25"/>
-                    <w:left w:type="dxa" w:w="80"/>
-                    <w:bottom w:type="dxa" w:w="25"/>
-                    <w:right w:type="dxa" w:w="80"/>
-                  </w:tcMar>
-                  <w:vAlign w:val="center"/>
-                </w:tcPr>
-                <w:p>
-                  <w:pPr>
-                    <w:spacing w:line="216" w:lineRule="auto"/>
-                    <w:jc w:val="right"/>
-                  </w:pPr>
-                  <w:r>
-                    <w:rPr>
-                      <w:rFonts w:ascii="Arial" w:cs="Arial" w:eastAsia="Arial" w:hAnsi="Arial"/>
-                      <w:b w:val="false"/>
-                      <w:bCs w:val="false"/>
-                      <w:color w:val="1A1A1A"/>
-                      <w:sz w:val="13"/>
-                      <w:szCs w:val="13"/>
-                    </w:rPr>
-                    <w:t xml:space="preserve">5,5%</w:t>
-                  </w:r>
-                </w:p>
-              </w:tc>
-              <w:tc>
-                <w:tcPr>
-                  <w:tcW w:type="dxa" w:w="1750"/>
-                  <w:tcBorders>
-                    <w:top w:val="none" w:color="FFFFFF" w:sz="0"/>
-                    <w:left w:val="none" w:color="FFFFFF" w:sz="0"/>
-                    <w:bottom w:val="single" w:color="D5D9E0" w:sz="4"/>
-                    <w:right w:val="none" w:color="FFFFFF" w:sz="0"/>
-                  </w:tcBorders>
-                  <w:shd w:fill="F7F8FB" w:color="auto" w:val="clear"/>
-                  <w:tcMar>
-                    <w:top w:type="dxa" w:w="25"/>
-                    <w:left w:type="dxa" w:w="80"/>
-                    <w:bottom w:type="dxa" w:w="25"/>
-                    <w:right w:type="dxa" w:w="80"/>
-                  </w:tcMar>
-                  <w:vAlign w:val="center"/>
-                </w:tcPr>
-                <w:p>
-                  <w:pPr>
-                    <w:spacing w:line="216" w:lineRule="auto"/>
-                    <w:jc w:val="right"/>
-                  </w:pPr>
-                  <w:r>
-                    <w:rPr>
-                      <w:rFonts w:ascii="Arial" w:cs="Arial" w:eastAsia="Arial" w:hAnsi="Arial"/>
-                      <w:b w:val="false"/>
-                      <w:bCs w:val="false"/>
-                      <w:color w:val="1A1A1A"/>
-                      <w:sz w:val="13"/>
-                      <w:szCs w:val="13"/>
-                    </w:rPr>
-                    <w:t xml:space="preserve">4,8%</w:t>
-                  </w:r>
-                </w:p>
-              </w:tc>
-            </w:tr>
-            <w:tr>
-              <w:tc>
-                <w:tcPr>
-                  <w:tcW w:type="dxa" w:w="2700"/>
-                  <w:tcBorders>
-                    <w:top w:val="none" w:color="FFFFFF" w:sz="0"/>
-                    <w:left w:val="none" w:color="FFFFFF" w:sz="0"/>
-                    <w:bottom w:val="single" w:color="D5D9E0" w:sz="4"/>
-                    <w:right w:val="none" w:color="FFFFFF" w:sz="0"/>
-                  </w:tcBorders>
-                  <w:shd w:fill="FFFFFF" w:color="auto" w:val="clear"/>
-                  <w:tcMar>
-                    <w:top w:type="dxa" w:w="25"/>
-                    <w:left w:type="dxa" w:w="80"/>
-                    <w:bottom w:type="dxa" w:w="25"/>
-                    <w:right w:type="dxa" w:w="80"/>
-                  </w:tcMar>
-                  <w:vAlign w:val="center"/>
-                </w:tcPr>
-                <w:p>
-                  <w:pPr>
-                    <w:spacing w:line="216" w:lineRule="auto"/>
-                    <w:jc w:val="left"/>
-                  </w:pPr>
-                  <w:r>
-                    <w:rPr>
-                      <w:rFonts w:ascii="Arial" w:cs="Arial" w:eastAsia="Arial" w:hAnsi="Arial"/>
-                      <w:b w:val="false"/>
-                      <w:bCs w:val="false"/>
-                      <w:color w:val="1A1A1A"/>
-                      <w:sz w:val="13"/>
-                      <w:szCs w:val="13"/>
-                    </w:rPr>
-                    <w:t xml:space="preserve">Impuesto de largo plazo</w:t>
-                  </w:r>
-                </w:p>
-              </w:tc>
-              <w:tc>
-                <w:tcPr>
-                  <w:tcW w:type="dxa" w:w="1750"/>
-                  <w:tcBorders>
-                    <w:top w:val="none" w:color="FFFFFF" w:sz="0"/>
-                    <w:left w:val="none" w:color="FFFFFF" w:sz="0"/>
-                    <w:bottom w:val="single" w:color="D5D9E0" w:sz="4"/>
-                    <w:right w:val="none" w:color="FFFFFF" w:sz="0"/>
-                  </w:tcBorders>
-                  <w:shd w:fill="FFFFFF" w:color="auto" w:val="clear"/>
-                  <w:tcMar>
-                    <w:top w:type="dxa" w:w="25"/>
-                    <w:left w:type="dxa" w:w="80"/>
-                    <w:bottom w:type="dxa" w:w="25"/>
-                    <w:right w:type="dxa" w:w="80"/>
-                  </w:tcMar>
-                  <w:vAlign w:val="center"/>
-                </w:tcPr>
-                <w:p>
-                  <w:pPr>
-                    <w:spacing w:line="216" w:lineRule="auto"/>
-                    <w:jc w:val="right"/>
-                  </w:pPr>
-                  <w:r>
-                    <w:rPr>
-                      <w:rFonts w:ascii="Arial" w:cs="Arial" w:eastAsia="Arial" w:hAnsi="Arial"/>
-                      <w:b w:val="false"/>
-                      <w:bCs w:val="false"/>
-                      <w:color w:val="1A1A1A"/>
-                      <w:sz w:val="13"/>
-                      <w:szCs w:val="13"/>
-                    </w:rPr>
-                    <w:t xml:space="preserve">27%</w:t>
-                  </w:r>
-                </w:p>
-              </w:tc>
-              <w:tc>
-                <w:tcPr>
-                  <w:tcW w:type="dxa" w:w="1650"/>
-                  <w:tcBorders>
-                    <w:top w:val="none" w:color="FFFFFF" w:sz="0"/>
-                    <w:left w:val="none" w:color="FFFFFF" w:sz="0"/>
-                    <w:bottom w:val="single" w:color="D5D9E0" w:sz="4"/>
-                    <w:right w:val="none" w:color="FFFFFF" w:sz="0"/>
-                  </w:tcBorders>
-                  <w:shd w:fill="FFFFFF" w:color="auto" w:val="clear"/>
-                  <w:tcMar>
-                    <w:top w:type="dxa" w:w="25"/>
-                    <w:left w:type="dxa" w:w="80"/>
-                    <w:bottom w:type="dxa" w:w="25"/>
-                    <w:right w:type="dxa" w:w="80"/>
-                  </w:tcMar>
-                  <w:vAlign w:val="center"/>
-                </w:tcPr>
-                <w:p>
-                  <w:pPr>
-                    <w:spacing w:line="216" w:lineRule="auto"/>
-                    <w:jc w:val="right"/>
-                  </w:pPr>
-                  <w:r>
-                    <w:rPr>
-                      <w:rFonts w:ascii="Arial" w:cs="Arial" w:eastAsia="Arial" w:hAnsi="Arial"/>
-                      <w:b w:val="false"/>
-                      <w:bCs w:val="false"/>
-                      <w:color w:val="1A1A1A"/>
-                      <w:sz w:val="13"/>
-                      <w:szCs w:val="13"/>
-                    </w:rPr>
-                    <w:t xml:space="preserve">16,8% → 27%</w:t>
-                  </w:r>
-                </w:p>
-              </w:tc>
-              <w:tc>
-                <w:tcPr>
-                  <w:tcW w:type="dxa" w:w="1750"/>
-                  <w:tcBorders>
-                    <w:top w:val="none" w:color="FFFFFF" w:sz="0"/>
-                    <w:left w:val="none" w:color="FFFFFF" w:sz="0"/>
-                    <w:bottom w:val="single" w:color="D5D9E0" w:sz="4"/>
-                    <w:right w:val="none" w:color="FFFFFF" w:sz="0"/>
-                  </w:tcBorders>
-                  <w:shd w:fill="FFFFFF" w:color="auto" w:val="clear"/>
-                  <w:tcMar>
-                    <w:top w:type="dxa" w:w="25"/>
-                    <w:left w:type="dxa" w:w="80"/>
-                    <w:bottom w:type="dxa" w:w="25"/>
-                    <w:right w:type="dxa" w:w="80"/>
-                  </w:tcMar>
-                  <w:vAlign w:val="center"/>
-                </w:tcPr>
-                <w:p>
-                  <w:pPr>
-                    <w:spacing w:line="216" w:lineRule="auto"/>
-                    <w:jc w:val="right"/>
-                  </w:pPr>
-                  <w:r>
-                    <w:rPr>
-                      <w:rFonts w:ascii="Arial" w:cs="Arial" w:eastAsia="Arial" w:hAnsi="Arial"/>
-                      <w:b w:val="false"/>
-                      <w:bCs w:val="false"/>
-                      <w:color w:val="1A1A1A"/>
-                      <w:sz w:val="13"/>
-                      <w:szCs w:val="13"/>
-                    </w:rPr>
-                    <w:t xml:space="preserve">23%</w:t>
-                  </w:r>
-                </w:p>
-              </w:tc>
-            </w:tr>
-            <w:tr>
-              <w:tc>
-                <w:tcPr>
-                  <w:tcW w:type="dxa" w:w="2700"/>
-                  <w:tcBorders>
-                    <w:top w:val="none" w:color="FFFFFF" w:sz="0"/>
-                    <w:left w:val="none" w:color="FFFFFF" w:sz="0"/>
-                    <w:bottom w:val="single" w:color="D5D9E0" w:sz="4"/>
-                    <w:right w:val="none" w:color="FFFFFF" w:sz="0"/>
-                  </w:tcBorders>
-                  <w:shd w:fill="FDF1CC" w:color="auto" w:val="clear"/>
-                  <w:tcMar>
-                    <w:top w:type="dxa" w:w="25"/>
-                    <w:left w:type="dxa" w:w="80"/>
-                    <w:bottom w:type="dxa" w:w="25"/>
-                    <w:right w:type="dxa" w:w="80"/>
-                  </w:tcMar>
-                  <w:vAlign w:val="center"/>
-                </w:tcPr>
-                <w:p>
-                  <w:pPr>
-                    <w:spacing w:line="216" w:lineRule="auto"/>
-                    <w:jc w:val="left"/>
-                  </w:pPr>
-                  <w:r>
-                    <w:rPr>
-                      <w:rFonts w:ascii="Arial" w:cs="Arial" w:eastAsia="Arial" w:hAnsi="Arial"/>
-                      <w:b/>
-                      <w:bCs/>
-                      <w:color w:val="1A1A1A"/>
-                      <w:sz w:val="13"/>
-                      <w:szCs w:val="13"/>
-                    </w:rPr>
-                    <w:t xml:space="preserve">Valor DCF / precio objetivo 80/20 (CLP)</w:t>
-                  </w:r>
-                </w:p>
-              </w:tc>
-              <w:tc>
-                <w:tcPr>
-                  <w:tcW w:type="dxa" w:w="1750"/>
-                  <w:tcBorders>
-                    <w:top w:val="none" w:color="FFFFFF" w:sz="0"/>
-                    <w:left w:val="none" w:color="FFFFFF" w:sz="0"/>
-                    <w:bottom w:val="single" w:color="D5D9E0" w:sz="4"/>
-                    <w:right w:val="none" w:color="FFFFFF" w:sz="0"/>
-                  </w:tcBorders>
-                  <w:shd w:fill="FDF1CC" w:color="auto" w:val="clear"/>
-                  <w:tcMar>
-                    <w:top w:type="dxa" w:w="25"/>
-                    <w:left w:type="dxa" w:w="80"/>
-                    <w:bottom w:type="dxa" w:w="25"/>
-                    <w:right w:type="dxa" w:w="80"/>
-                  </w:tcMar>
-                  <w:vAlign w:val="center"/>
-                </w:tcPr>
-                <w:p>
-                  <w:pPr>
-                    <w:spacing w:line="216" w:lineRule="auto"/>
-                    <w:jc w:val="right"/>
-                  </w:pPr>
-                  <w:r>
-                    <w:rPr>
-                      <w:rFonts w:ascii="Arial" w:cs="Arial" w:eastAsia="Arial" w:hAnsi="Arial"/>
-                      <w:b/>
-                      <w:bCs/>
-                      <w:color w:val="1A1A1A"/>
-                      <w:sz w:val="13"/>
-                      <w:szCs w:val="13"/>
-                    </w:rPr>
-                    <w:t xml:space="preserve">1.190 / 1.542</w:t>
-                  </w:r>
-                </w:p>
-              </w:tc>
-              <w:tc>
-                <w:tcPr>
-                  <w:tcW w:type="dxa" w:w="1650"/>
-                  <w:tcBorders>
-                    <w:top w:val="none" w:color="FFFFFF" w:sz="0"/>
-                    <w:left w:val="none" w:color="FFFFFF" w:sz="0"/>
-                    <w:bottom w:val="single" w:color="D5D9E0" w:sz="4"/>
-                    <w:right w:val="none" w:color="FFFFFF" w:sz="0"/>
-                  </w:tcBorders>
-                  <w:shd w:fill="FDF1CC" w:color="auto" w:val="clear"/>
-                  <w:tcMar>
-                    <w:top w:type="dxa" w:w="25"/>
-                    <w:left w:type="dxa" w:w="80"/>
-                    <w:bottom w:type="dxa" w:w="25"/>
-                    <w:right w:type="dxa" w:w="80"/>
-                  </w:tcMar>
-                  <w:vAlign w:val="center"/>
-                </w:tcPr>
-                <w:p>
-                  <w:pPr>
-                    <w:spacing w:line="216" w:lineRule="auto"/>
-                    <w:jc w:val="right"/>
-                  </w:pPr>
-                  <w:r>
-                    <w:rPr>
-                      <w:rFonts w:ascii="Arial" w:cs="Arial" w:eastAsia="Arial" w:hAnsi="Arial"/>
-                      <w:b/>
-                      <w:bCs/>
-                      <w:color w:val="1A1A1A"/>
-                      <w:sz w:val="13"/>
-                      <w:szCs w:val="13"/>
-                    </w:rPr>
-                    <w:t xml:space="preserve">1.859 / 2.077</w:t>
-                  </w:r>
-                </w:p>
-              </w:tc>
-              <w:tc>
-                <w:tcPr>
-                  <w:tcW w:type="dxa" w:w="1750"/>
-                  <w:tcBorders>
-                    <w:top w:val="none" w:color="FFFFFF" w:sz="0"/>
-                    <w:left w:val="none" w:color="FFFFFF" w:sz="0"/>
-                    <w:bottom w:val="single" w:color="D5D9E0" w:sz="4"/>
-                    <w:right w:val="none" w:color="FFFFFF" w:sz="0"/>
-                  </w:tcBorders>
-                  <w:shd w:fill="FDF1CC" w:color="auto" w:val="clear"/>
-                  <w:tcMar>
-                    <w:top w:type="dxa" w:w="25"/>
-                    <w:left w:type="dxa" w:w="80"/>
-                    <w:bottom w:type="dxa" w:w="25"/>
-                    <w:right w:type="dxa" w:w="80"/>
-                  </w:tcMar>
-                  <w:vAlign w:val="center"/>
-                </w:tcPr>
-                <w:p>
-                  <w:pPr>
-                    <w:spacing w:line="216" w:lineRule="auto"/>
-                    <w:jc w:val="right"/>
-                  </w:pPr>
-                  <w:r>
-                    <w:rPr>
-                      <w:rFonts w:ascii="Arial" w:cs="Arial" w:eastAsia="Arial" w:hAnsi="Arial"/>
-                      <w:b/>
-                      <w:bCs/>
-                      <w:color w:val="1A1A1A"/>
-                      <w:sz w:val="13"/>
-                      <w:szCs w:val="13"/>
-                    </w:rPr>
-                    <w:t xml:space="preserve">2.906 / 2.915</w:t>
-                  </w:r>
-                </w:p>
-              </w:tc>
-            </w:tr>
-            <w:tr>
-              <w:tc>
-                <w:tcPr>
-                  <w:tcW w:type="dxa" w:w="2700"/>
-                  <w:tcBorders>
-                    <w:top w:val="none" w:color="FFFFFF" w:sz="0"/>
-                    <w:left w:val="none" w:color="FFFFFF" w:sz="0"/>
-                    <w:bottom w:val="single" w:color="D5D9E0" w:sz="4"/>
-                    <w:right w:val="none" w:color="FFFFFF" w:sz="0"/>
-                  </w:tcBorders>
-                  <w:shd w:fill="FDF1CC" w:color="auto" w:val="clear"/>
-                  <w:tcMar>
-                    <w:top w:type="dxa" w:w="25"/>
-                    <w:left w:type="dxa" w:w="80"/>
-                    <w:bottom w:type="dxa" w:w="25"/>
-                    <w:right w:type="dxa" w:w="80"/>
-                  </w:tcMar>
-                  <w:vAlign w:val="center"/>
-                </w:tcPr>
-                <w:p>
-                  <w:pPr>
-                    <w:spacing w:line="216" w:lineRule="auto"/>
-                    <w:jc w:val="left"/>
-                  </w:pPr>
-                  <w:r>
-                    <w:rPr>
-                      <w:rFonts w:ascii="Arial" w:cs="Arial" w:eastAsia="Arial" w:hAnsi="Arial"/>
-                      <w:b/>
-                      <w:bCs/>
-                      <w:color w:val="1A1A1A"/>
-                      <w:sz w:val="13"/>
-                      <w:szCs w:val="13"/>
-                    </w:rPr>
-                    <w:t xml:space="preserve">Precio objetivo vs CLP 3.555</w:t>
-                  </w:r>
-                </w:p>
-              </w:tc>
-              <w:tc>
-                <w:tcPr>
-                  <w:tcW w:type="dxa" w:w="1750"/>
-                  <w:tcBorders>
-                    <w:top w:val="none" w:color="FFFFFF" w:sz="0"/>
-                    <w:left w:val="none" w:color="FFFFFF" w:sz="0"/>
-                    <w:bottom w:val="single" w:color="D5D9E0" w:sz="4"/>
-                    <w:right w:val="none" w:color="FFFFFF" w:sz="0"/>
-                  </w:tcBorders>
-                  <w:shd w:fill="FDF1CC" w:color="auto" w:val="clear"/>
-                  <w:tcMar>
-                    <w:top w:type="dxa" w:w="25"/>
-                    <w:left w:type="dxa" w:w="80"/>
-                    <w:bottom w:type="dxa" w:w="25"/>
-                    <w:right w:type="dxa" w:w="80"/>
-                  </w:tcMar>
-                  <w:vAlign w:val="center"/>
-                </w:tcPr>
-                <w:p>
-                  <w:pPr>
-                    <w:spacing w:line="216" w:lineRule="auto"/>
-                    <w:jc w:val="right"/>
-                  </w:pPr>
-                  <w:r>
-                    <w:rPr>
-                      <w:rFonts w:ascii="Arial" w:cs="Arial" w:eastAsia="Arial" w:hAnsi="Arial"/>
-                      <w:b/>
-                      <w:bCs/>
-                      <w:color w:val="1A1A1A"/>
-                      <w:sz w:val="13"/>
-                      <w:szCs w:val="13"/>
-                    </w:rPr>
-                    <w:t xml:space="preserve">−56,6%</w:t>
-                  </w:r>
-                </w:p>
-              </w:tc>
-              <w:tc>
-                <w:tcPr>
-                  <w:tcW w:type="dxa" w:w="1650"/>
-                  <w:tcBorders>
-                    <w:top w:val="none" w:color="FFFFFF" w:sz="0"/>
-                    <w:left w:val="none" w:color="FFFFFF" w:sz="0"/>
-                    <w:bottom w:val="single" w:color="D5D9E0" w:sz="4"/>
-                    <w:right w:val="none" w:color="FFFFFF" w:sz="0"/>
-                  </w:tcBorders>
-                  <w:shd w:fill="FDF1CC" w:color="auto" w:val="clear"/>
-                  <w:tcMar>
-                    <w:top w:type="dxa" w:w="25"/>
-                    <w:left w:type="dxa" w:w="80"/>
-                    <w:bottom w:type="dxa" w:w="25"/>
-                    <w:right w:type="dxa" w:w="80"/>
-                  </w:tcMar>
-                  <w:vAlign w:val="center"/>
-                </w:tcPr>
-                <w:p>
-                  <w:pPr>
-                    <w:spacing w:line="216" w:lineRule="auto"/>
-                    <w:jc w:val="right"/>
-                  </w:pPr>
-                  <w:r>
-                    <w:rPr>
-                      <w:rFonts w:ascii="Arial" w:cs="Arial" w:eastAsia="Arial" w:hAnsi="Arial"/>
-                      <w:b/>
-                      <w:bCs/>
-                      <w:color w:val="1A1A1A"/>
-                      <w:sz w:val="13"/>
-                      <w:szCs w:val="13"/>
-                    </w:rPr>
-                    <w:t xml:space="preserve">−41,6%</w:t>
-                  </w:r>
-                </w:p>
-              </w:tc>
-              <w:tc>
-                <w:tcPr>
-                  <w:tcW w:type="dxa" w:w="1750"/>
-                  <w:tcBorders>
-                    <w:top w:val="none" w:color="FFFFFF" w:sz="0"/>
-                    <w:left w:val="none" w:color="FFFFFF" w:sz="0"/>
-                    <w:bottom w:val="single" w:color="D5D9E0" w:sz="4"/>
-                    <w:right w:val="none" w:color="FFFFFF" w:sz="0"/>
-                  </w:tcBorders>
-                  <w:shd w:fill="FDF1CC" w:color="auto" w:val="clear"/>
-                  <w:tcMar>
-                    <w:top w:type="dxa" w:w="25"/>
-                    <w:left w:type="dxa" w:w="80"/>
-                    <w:bottom w:type="dxa" w:w="25"/>
-                    <w:right w:type="dxa" w:w="80"/>
-                  </w:tcMar>
-                  <w:vAlign w:val="center"/>
-                </w:tcPr>
-                <w:p>
-                  <w:pPr>
-                    <w:spacing w:line="216" w:lineRule="auto"/>
-                    <w:jc w:val="right"/>
-                  </w:pPr>
-                  <w:r>
-                    <w:rPr>
-                      <w:rFonts w:ascii="Arial" w:cs="Arial" w:eastAsia="Arial" w:hAnsi="Arial"/>
-                      <w:b/>
-                      <w:bCs/>
-                      <w:color w:val="1A1A1A"/>
-                      <w:sz w:val="13"/>
-                      <w:szCs w:val="13"/>
-                    </w:rPr>
-                    <w:t xml:space="preserve">−18,0%</w:t>
-                  </w:r>
-                </w:p>
-              </w:tc>
-            </w:tr>
-            <w:tr>
-              <w:tc>
-                <w:tcPr>
-                  <w:tcW w:type="dxa" w:w="2700"/>
-                  <w:tcBorders>
-                    <w:top w:val="none" w:color="FFFFFF" w:sz="0"/>
-                    <w:left w:val="none" w:color="FFFFFF" w:sz="0"/>
-                    <w:bottom w:val="single" w:color="D5D9E0" w:sz="4"/>
-                    <w:right w:val="none" w:color="FFFFFF" w:sz="0"/>
-                  </w:tcBorders>
-                  <w:shd w:fill="F7F8FB" w:color="auto" w:val="clear"/>
-                  <w:tcMar>
-                    <w:top w:type="dxa" w:w="25"/>
-                    <w:left w:type="dxa" w:w="80"/>
-                    <w:bottom w:type="dxa" w:w="25"/>
-                    <w:right w:type="dxa" w:w="80"/>
-                  </w:tcMar>
-                  <w:vAlign w:val="center"/>
-                </w:tcPr>
-                <w:p>
-                  <w:pPr>
-                    <w:spacing w:line="216" w:lineRule="auto"/>
-                    <w:jc w:val="left"/>
-                  </w:pPr>
-                  <w:r>
-                    <w:rPr>
-                      <w:rFonts w:ascii="Arial" w:cs="Arial" w:eastAsia="Arial" w:hAnsi="Arial"/>
-                      <w:b w:val="false"/>
-                      <w:bCs w:val="false"/>
-                      <w:color w:val="1A1A1A"/>
-                      <w:sz w:val="13"/>
-                      <w:szCs w:val="13"/>
-                    </w:rPr>
-                    <w:t xml:space="preserve">TIR de la firma al precio (nom.) / brecha vs WACC</w:t>
-                  </w:r>
-                </w:p>
-              </w:tc>
-              <w:tc>
-                <w:tcPr>
-                  <w:tcW w:type="dxa" w:w="1750"/>
-                  <w:tcBorders>
-                    <w:top w:val="none" w:color="FFFFFF" w:sz="0"/>
-                    <w:left w:val="none" w:color="FFFFFF" w:sz="0"/>
-                    <w:bottom w:val="single" w:color="D5D9E0" w:sz="4"/>
-                    <w:right w:val="none" w:color="FFFFFF" w:sz="0"/>
-                  </w:tcBorders>
-                  <w:shd w:fill="F7F8FB" w:color="auto" w:val="clear"/>
-                  <w:tcMar>
-                    <w:top w:type="dxa" w:w="25"/>
-                    <w:left w:type="dxa" w:w="80"/>
-                    <w:bottom w:type="dxa" w:w="25"/>
-                    <w:right w:type="dxa" w:w="80"/>
-                  </w:tcMar>
-                  <w:vAlign w:val="center"/>
-                </w:tcPr>
-                <w:p>
-                  <w:pPr>
-                    <w:spacing w:line="216" w:lineRule="auto"/>
-                    <w:jc w:val="right"/>
-                  </w:pPr>
-                  <w:r>
-                    <w:rPr>
-                      <w:rFonts w:ascii="Arial" w:cs="Arial" w:eastAsia="Arial" w:hAnsi="Arial"/>
-                      <w:b w:val="false"/>
-                      <w:bCs w:val="false"/>
-                      <w:color w:val="1A1A1A"/>
-                      <w:sz w:val="13"/>
-                      <w:szCs w:val="13"/>
-                    </w:rPr>
-                    <w:t xml:space="preserve">6,95% / −446 pb</w:t>
-                  </w:r>
-                </w:p>
-              </w:tc>
-              <w:tc>
-                <w:tcPr>
-                  <w:tcW w:type="dxa" w:w="1650"/>
-                  <w:tcBorders>
-                    <w:top w:val="none" w:color="FFFFFF" w:sz="0"/>
-                    <w:left w:val="none" w:color="FFFFFF" w:sz="0"/>
-                    <w:bottom w:val="single" w:color="D5D9E0" w:sz="4"/>
-                    <w:right w:val="none" w:color="FFFFFF" w:sz="0"/>
-                  </w:tcBorders>
-                  <w:shd w:fill="F7F8FB" w:color="auto" w:val="clear"/>
-                  <w:tcMar>
-                    <w:top w:type="dxa" w:w="25"/>
-                    <w:left w:type="dxa" w:w="80"/>
-                    <w:bottom w:type="dxa" w:w="25"/>
-                    <w:right w:type="dxa" w:w="80"/>
-                  </w:tcMar>
-                  <w:vAlign w:val="center"/>
-                </w:tcPr>
-                <w:p>
-                  <w:pPr>
-                    <w:spacing w:line="216" w:lineRule="auto"/>
-                    <w:jc w:val="right"/>
-                  </w:pPr>
-                  <w:r>
-                    <w:rPr>
-                      <w:rFonts w:ascii="Arial" w:cs="Arial" w:eastAsia="Arial" w:hAnsi="Arial"/>
-                      <w:b w:val="false"/>
-                      <w:bCs w:val="false"/>
-                      <w:color w:val="1A1A1A"/>
-                      <w:sz w:val="13"/>
-                      <w:szCs w:val="13"/>
-                    </w:rPr>
-                    <w:t xml:space="preserve">7,61% / −280 pb</w:t>
-                  </w:r>
-                </w:p>
-              </w:tc>
-              <w:tc>
-                <w:tcPr>
-                  <w:tcW w:type="dxa" w:w="1750"/>
-                  <w:tcBorders>
-                    <w:top w:val="none" w:color="FFFFFF" w:sz="0"/>
-                    <w:left w:val="none" w:color="FFFFFF" w:sz="0"/>
-                    <w:bottom w:val="single" w:color="D5D9E0" w:sz="4"/>
-                    <w:right w:val="none" w:color="FFFFFF" w:sz="0"/>
-                  </w:tcBorders>
-                  <w:shd w:fill="F7F8FB" w:color="auto" w:val="clear"/>
-                  <w:tcMar>
-                    <w:top w:type="dxa" w:w="25"/>
-                    <w:left w:type="dxa" w:w="80"/>
-                    <w:bottom w:type="dxa" w:w="25"/>
-                    <w:right w:type="dxa" w:w="80"/>
-                  </w:tcMar>
-                  <w:vAlign w:val="center"/>
-                </w:tcPr>
-                <w:p>
-                  <w:pPr>
-                    <w:spacing w:line="216" w:lineRule="auto"/>
-                    <w:jc w:val="right"/>
-                  </w:pPr>
-                  <w:r>
-                    <w:rPr>
-                      <w:rFonts w:ascii="Arial" w:cs="Arial" w:eastAsia="Arial" w:hAnsi="Arial"/>
-                      <w:b w:val="false"/>
-                      <w:bCs w:val="false"/>
-                      <w:color w:val="1A1A1A"/>
-                      <w:sz w:val="13"/>
-                      <w:szCs w:val="13"/>
-                    </w:rPr>
-                    <w:t xml:space="preserve">8,51% / −90 pb</w:t>
-                  </w:r>
-                </w:p>
-              </w:tc>
-            </w:tr>
-            <w:tr>
-              <w:tc>
-                <w:tcPr>
-                  <w:tcW w:type="dxa" w:w="2700"/>
-                  <w:tcBorders>
-                    <w:top w:val="none" w:color="FFFFFF" w:sz="0"/>
-                    <w:left w:val="none" w:color="FFFFFF" w:sz="0"/>
-                    <w:bottom w:val="single" w:color="D5D9E0" w:sz="4"/>
-                    <w:right w:val="none" w:color="FFFFFF" w:sz="0"/>
-                  </w:tcBorders>
-                  <w:shd w:fill="FFFFFF" w:color="auto" w:val="clear"/>
-                  <w:tcMar>
-                    <w:top w:type="dxa" w:w="25"/>
-                    <w:left w:type="dxa" w:w="80"/>
-                    <w:bottom w:type="dxa" w:w="25"/>
-                    <w:right w:type="dxa" w:w="80"/>
-                  </w:tcMar>
-                  <w:vAlign w:val="center"/>
-                </w:tcPr>
-                <w:p>
-                  <w:pPr>
-                    <w:spacing w:line="216" w:lineRule="auto"/>
-                    <w:jc w:val="left"/>
-                  </w:pPr>
-                  <w:r>
-                    <w:rPr>
-                      <w:rFonts w:ascii="Arial" w:cs="Arial" w:eastAsia="Arial" w:hAnsi="Arial"/>
-                      <w:b w:val="false"/>
-                      <w:bCs w:val="false"/>
-                      <w:color w:val="1A1A1A"/>
-                      <w:sz w:val="13"/>
-                      <w:szCs w:val="13"/>
-                    </w:rPr>
-                    <w:t xml:space="preserve">Probabilidad (supuesto del equipo)</w:t>
-                  </w:r>
-                </w:p>
-              </w:tc>
-              <w:tc>
-                <w:tcPr>
-                  <w:tcW w:type="dxa" w:w="1750"/>
-                  <w:tcBorders>
-                    <w:top w:val="none" w:color="FFFFFF" w:sz="0"/>
-                    <w:left w:val="none" w:color="FFFFFF" w:sz="0"/>
-                    <w:bottom w:val="single" w:color="D5D9E0" w:sz="4"/>
-                    <w:right w:val="none" w:color="FFFFFF" w:sz="0"/>
-                  </w:tcBorders>
-                  <w:shd w:fill="FFFFFF" w:color="auto" w:val="clear"/>
-                  <w:tcMar>
-                    <w:top w:type="dxa" w:w="25"/>
-                    <w:left w:type="dxa" w:w="80"/>
-                    <w:bottom w:type="dxa" w:w="25"/>
-                    <w:right w:type="dxa" w:w="80"/>
-                  </w:tcMar>
-                  <w:vAlign w:val="center"/>
-                </w:tcPr>
-                <w:p>
-                  <w:pPr>
-                    <w:spacing w:line="216" w:lineRule="auto"/>
-                    <w:jc w:val="right"/>
-                  </w:pPr>
-                  <w:r>
-                    <w:rPr>
-                      <w:rFonts w:ascii="Arial" w:cs="Arial" w:eastAsia="Arial" w:hAnsi="Arial"/>
-                      <w:b w:val="false"/>
-                      <w:bCs w:val="false"/>
-                      <w:color w:val="1A1A1A"/>
-                      <w:sz w:val="13"/>
-                      <w:szCs w:val="13"/>
-                    </w:rPr>
-                    <w:t xml:space="preserve">25%</w:t>
-                  </w:r>
-                </w:p>
-              </w:tc>
-              <w:tc>
-                <w:tcPr>
-                  <w:tcW w:type="dxa" w:w="1650"/>
-                  <w:tcBorders>
-                    <w:top w:val="none" w:color="FFFFFF" w:sz="0"/>
-                    <w:left w:val="none" w:color="FFFFFF" w:sz="0"/>
-                    <w:bottom w:val="single" w:color="D5D9E0" w:sz="4"/>
-                    <w:right w:val="none" w:color="FFFFFF" w:sz="0"/>
-                  </w:tcBorders>
-                  <w:shd w:fill="FFFFFF" w:color="auto" w:val="clear"/>
-                  <w:tcMar>
-                    <w:top w:type="dxa" w:w="25"/>
-                    <w:left w:type="dxa" w:w="80"/>
-                    <w:bottom w:type="dxa" w:w="25"/>
-                    <w:right w:type="dxa" w:w="80"/>
-                  </w:tcMar>
-                  <w:vAlign w:val="center"/>
-                </w:tcPr>
-                <w:p>
-                  <w:pPr>
-                    <w:spacing w:line="216" w:lineRule="auto"/>
-                    <w:jc w:val="right"/>
-                  </w:pPr>
-                  <w:r>
-                    <w:rPr>
-                      <w:rFonts w:ascii="Arial" w:cs="Arial" w:eastAsia="Arial" w:hAnsi="Arial"/>
-                      <w:b w:val="false"/>
-                      <w:bCs w:val="false"/>
-                      <w:color w:val="1A1A1A"/>
-                      <w:sz w:val="13"/>
-                      <w:szCs w:val="13"/>
-                    </w:rPr>
-                    <w:t xml:space="preserve">50%</w:t>
-                  </w:r>
-                </w:p>
-              </w:tc>
-              <w:tc>
-                <w:tcPr>
-                  <w:tcW w:type="dxa" w:w="1750"/>
-                  <w:tcBorders>
-                    <w:top w:val="none" w:color="FFFFFF" w:sz="0"/>
-                    <w:left w:val="none" w:color="FFFFFF" w:sz="0"/>
-                    <w:bottom w:val="single" w:color="D5D9E0" w:sz="4"/>
-                    <w:right w:val="none" w:color="FFFFFF" w:sz="0"/>
-                  </w:tcBorders>
-                  <w:shd w:fill="FFFFFF" w:color="auto" w:val="clear"/>
-                  <w:tcMar>
-                    <w:top w:type="dxa" w:w="25"/>
-                    <w:left w:type="dxa" w:w="80"/>
-                    <w:bottom w:type="dxa" w:w="25"/>
-                    <w:right w:type="dxa" w:w="80"/>
-                  </w:tcMar>
-                  <w:vAlign w:val="center"/>
-                </w:tcPr>
-                <w:p>
-                  <w:pPr>
-                    <w:spacing w:line="216" w:lineRule="auto"/>
-                    <w:jc w:val="right"/>
-                  </w:pPr>
-                  <w:r>
-                    <w:rPr>
-                      <w:rFonts w:ascii="Arial" w:cs="Arial" w:eastAsia="Arial" w:hAnsi="Arial"/>
-                      <w:b w:val="false"/>
-                      <w:bCs w:val="false"/>
-                      <w:color w:val="1A1A1A"/>
-                      <w:sz w:val="13"/>
-                      <w:szCs w:val="13"/>
-                    </w:rPr>
-                    <w:t xml:space="preserve">25%</w:t>
-                  </w:r>
-                </w:p>
-              </w:tc>
-            </w:tr>
-          </w:tbl>
-          <w:p>
-            <w:pPr>
-              <w:spacing w:after="60" w:before="20" w:line="216" w:lineRule="auto"/>
-              <w:jc w:val="both"/>
-            </w:pPr>
-            <w:r>
-              <w:rPr>
-                <w:rFonts w:ascii="Arial" w:cs="Arial" w:eastAsia="Arial" w:hAnsi="Arial"/>
-                <w:color w:val="5F5F5F"/>
-                <w:sz w:val="11"/>
-                <w:szCs w:val="11"/>
-              </w:rPr>
-              <w:t xml:space="preserve">Las palancas operacionales son los extremos históricos del tornado de Riesgos; WACC y g nominales; arriendo (precio) y ventas se mueven juntos. g nominal terminal 3,0% en los tres. Ponderado 25/50/25%: DCF CLP 1.953, precio objetivo CLP 2.153 (−39,4%). Fuente: réplica del DCF v4 (Anexo 18); análisis del equipo.</w:t>
+              <w:t xml:space="preserve">El APV también aísla el valor de la deuda. De sus CLP 1.895 por acción, CLP 1.630 corresponden a la empresa sin deuda y CLP 265 a los escudos fiscales de la deuda proyectada: apalancarse hasta 3,5x agrega valor, pero ni sumándolo se acerca al precio. La elección de la tasa libre de riesgo es la conservadora: usar el bono nominal en pesos (5,43%) y además sumar el riesgo país contaría dos veces el riesgo Chile, y aun así el precio objetivo solo subiría a ~CLP 2.449, 31% bajo el precio. Con un dividendo esperado de ~CLP 69 por acción (2,0%), el retorno total esperado es −39,6%.</w:t>
             </w:r>
           </w:p>
           <w:p>
@@ -3862,37 +1899,7 @@
                 <w:sz w:val="16"/>
                 <w:szCs w:val="16"/>
               </w:rPr>
-              <w:t xml:space="preserve">El resultado es robusto: ni con todo a favor el precio objetivo (CLP 2.915) alcanza la cotización. La TIR de la firma al precio de mercado casi no cambia entre escenarios (tabla) y queda siempre bajo la WACC de cada uno (446, 280 y 90 pb nominales): ni el bull deja margen de seguridad. El APV (CLP 1.895), una Rf basada en el bono en pesos (~CLP 2.449) y otros objetivos de deuda (DCF de CLP 1.820 a 1.897) llevan a la misma conclusión (Anexo 18).</w:t>
-            </w:r>
-          </w:p>
-          <w:p>
-            <w:pPr>
-              <w:spacing w:after="60" w:before="0" w:line="228" w:lineRule="auto"/>
-              <w:jc w:val="both"/>
-            </w:pPr>
-            <w:r>
-              <w:rPr>
-                <w:rFonts w:ascii="Arial" w:cs="Arial" w:eastAsia="Arial" w:hAnsi="Arial"/>
-                <w:color w:val="1A1A1A"/>
-                <w:sz w:val="16"/>
-                <w:szCs w:val="16"/>
-              </w:rPr>
-              <w:t xml:space="preserve">El APV también dice cuánto vale de verdad la deuda. De sus CLP 1.895 por acción, CLP 1.630 corresponden a la empresa sin deuda y CLP 265 a los escudos fiscales de la deuda proyectada: apalancarse hasta 3,5x agrega valor, pero ni sumándolo se acerca al precio. La elección de la tasa libre de riesgo es la conservadora: usar el bono nominal en pesos (5,43%) y además sumar el riesgo país contaría dos veces el riesgo Chile, y aun así el precio objetivo solo subiría a ~CLP 2.449, 31% bajo el precio. Con un dividendo esperado de ~CLP 69 por acción (2,0%), el retorno total esperado es −39,6%.</w:t>
-            </w:r>
-          </w:p>
-          <w:p>
-            <w:pPr>
-              <w:spacing w:after="60" w:before="0" w:line="228" w:lineRule="auto"/>
-              <w:jc w:val="both"/>
-            </w:pPr>
-            <w:r>
-              <w:rPr>
-                <w:rFonts w:ascii="Arial" w:cs="Arial" w:eastAsia="Arial" w:hAnsi="Arial"/>
-                <w:color w:val="1A1A1A"/>
-                <w:sz w:val="16"/>
-                <w:szCs w:val="16"/>
-              </w:rPr>
-              <w:t xml:space="preserve">Así llegamos a CLP 2.077 (80% × 1.859 + 20% × 2.951): 10,8x EBITDA, un cap rate real de 6,1% y 0,94x el valor libro. Llevar el DCF al 30-sep-26 lo subiría a ~CLP 2.119, sin cambiar la recomendación. El catalizador es el mismo que sostiene la tesis: con el UST 10Y nominal en 5,22%, máximo desde 2002, las tasas presionan los cap rates, y cada nueva tasación los acerca a nuestro valor. Nos equivocaríamos si los cap rates se comprimen aún más por la demanda institucional por activos defensivos, o si el mercado sostiene una prima estructural por los activos Tier A (ver Riesgos de inversión). Vigilaremos la tasación de la Nota 11 en cada cierre, el spread del bono UF frente a su cupón real de 3,6% (con la tasa efectiva real de 4,33% de la última emisión, la WACC nominal subiría 12 pb y el precio objetivo bajaría a CLP 2.042), la rebaja del impuesto corporativo a 23% (+5,2% al precio objetivo, aún no incluida) y la clasificación AAA, que probablemente quedaría bajo presión con 3,5x de DFN/EBITDA.</w:t>
+              <w:t xml:space="preserve">Así llegamos a CLP 2.077 (80% × 1.859 + 20% × 2.951): 10,8x EBITDA, un cap rate real de 6,1% y 0,94x el valor libro. Llevar el DCF al 30-sep-26 lo subiría a ~CLP 2.119, sin cambiar la recomendación. El catalizador es la propia tasa: con el UST 10Y nominal en 5,22% (8-oct-26; máximo desde 2002, por verificar), las tasas largas presionan los cap rates, y cada nueva tasación los acerca a nuestro valor. Lo que rompería la tesis es lo contrario: una nueva compresión de cap rates por la demanda institucional de activos defensivos, o una prima estructural por los activos Tier A (ver Riesgos, FR1). Vigilaremos la tasación de la Nota 11 en cada cierre, el spread del bono UF frente a su cupón real de 3,6% (con la tasa efectiva real de 4,33% de la última emisión, la WACC nominal subiría 12 pb y el precio objetivo bajaría a CLP 2.042), la rebaja del impuesto corporativo a 23% (+5,2% al precio objetivo, aún no incluida) y la calificación AAA local, que probablemente quedaría bajo presión con 3,5x de DFN/EBITDA.</w:t>
             </w:r>
           </w:p>
         </w:tc>
@@ -4097,7 +2104,7 @@
                 <w:sz w:val="11"/>
                 <w:szCs w:val="11"/>
               </w:rPr>
-              <w:t xml:space="preserve">Precio objetivo = 80% DCF + 20% EV/EBITDA LTM. P/E excluido (incluye revalorización). Fuente: Bloomberg (30-09-26); análisis del equipo.</w:t>
+              <w:t xml:space="preserve">Precio objetivo = 80% DCF + 20% EV/EBITDA UDM. P/E excluido (incluye revalorización). Fuente: Bloomberg (30-09-26); análisis del equipo.</w:t>
             </w:r>
           </w:p>
           <w:p>

--- a/secciones/valuacion/documento/Mallplaza_Valuacion_ES.docx
+++ b/secciones/valuacion/documento/Mallplaza_Valuacion_ES.docx
@@ -121,7 +121,7 @@
                 <w:sz w:val="16"/>
                 <w:szCs w:val="16"/>
               </w:rPr>
-              <w:t xml:space="preserve">El APV, que valora la empresa sin deuda y suma aparte los escudos fiscales, da CLP 1.895, apenas 2% sobre el DCF: el resultado no depende de cómo modelamos el financiamiento. Los múltiplos van de CLP 2.152 (mediana del set común) a 3.294 (mediana chilena), y el EV/EBITDA NTM y el EV/EBIT quedan entre CLP 2.914 y 3.098. Todo cae a la izquierda del precio; solo lo alcanzan el propio rango de cotización del último año y, entre los múltiplos individuales, el de Parque Arauco, que no usamos solo (más abajo). Incluso la mediana chilena de múltiplos, el escenario más favorable para la acción, queda 7% bajo el precio.</w:t>
+              <w:t xml:space="preserve">El APV, que valora la empresa sin deuda y suma aparte los escudos fiscales, da CLP 1.895, apenas 2% sobre el DCF: el resultado no depende de cómo modelamos el financiamiento. Los múltiplos van de CLP 2.152 (mediana del set común) a 3.294 (mediana chilena), y el EV/EBITDA NTM y el EV/EBIT quedan entre CLP 2.914 y 3.098. Todo cae a la izquierda del precio; solo lo alcanzan el propio rango de cotización del último año y, entre los múltiplos individuales, el de Parque Arauco, que no usamos solo (más abajo). Incluso la mediana chilena de múltiplos, el escenario más favorable para la acción, queda 7% bajo el precio. En 10.000 simulaciones de Monte Carlo (Anexo 18), el precio objetivo queda bajo CLP 3.555 en 100% de los casos: mediana CLP 2.047, P5–P95 CLP 1.799–2.354.</w:t>
             </w:r>
           </w:p>
           <w:p>
@@ -170,7 +170,7 @@
                 <w:sz w:val="16"/>
                 <w:szCs w:val="16"/>
               </w:rPr>
-              <w:t xml:space="preserve">Esa tasa se mueve con la estructura de capital. Mallplaza usa su capacidad de deuda para crecer, como en 2024 tras comprar Open Plaza Perú (3,78x): suponemos que la DFN/EBITDA sube de 2,36x a 3,5x en 2031, con 25 pb más de costo real por cada vuelta, y que la deuda nueva (CLP 1,46 billones) financia todo el capex mientras la caja operativa se distribuye a los accionistas. Así, la WACC nominal pasa de 10,54% en 2S26E a 10,41% en el terminal (7,32% y 7,20% reales): un Ke nominal de 11,93% (8,67% real; Rf de 4,98% en USD, beta re-apalancada de 1,14 desde una mediana desapalancada de seis pares de 0,94, ERP 4,14% y CRP de 1,41% ponderado por ingresos) y un Kd nominal de 5,11% después de impuestos, basado en el cupón real de 3,6% (UF) de la última emisión (Anexo 19).</w:t>
+              <w:t xml:space="preserve">Esa tasa se mueve con la estructura de capital. Mallplaza usa su capacidad de deuda para crecer, como en 2024 tras comprar Open Plaza Perú (3,78x): suponemos que la DFN/EBITDA sube de 2,36x a 3,5x en 2031, con 25 pb más de costo real por cada vuelta, y que la deuda nueva (CLP 1,46 billones) financia todo el capex mientras la caja operativa se distribuye a los accionistas. Así, la WACC nominal pasa de 10,54% en 2S26E a 10,41% en el terminal (7,32% y 7,20% reales): un Ke nominal de 11,93% (8,67% real; Rf de 4,98% en USD, beta re-apalancada de 1,14 desde una mediana desapalancada de seis pares de 0,94, ERP 4,14% y CRP de 1,41% ponderado por ingresos) y un Kd nominal de 5,11% después de impuestos, con un Kd real igual al cupón real de 3,6% de la última emisión en UF (caso base; Anexo 19). Usamos el cupón porque es la tasa a la que la compañía se financió en UF en su última colocación y es el insumo del modelo; con la tasa efectiva (4,33%) el precio objetivo baja a CLP 2.042, lo que refuerza la recomendación.</w:t>
             </w:r>
           </w:p>
           <w:p>
@@ -200,7 +200,7 @@
                 <w:sz w:val="16"/>
                 <w:szCs w:val="16"/>
               </w:rPr>
-              <w:t xml:space="preserve">La primera señal es la TIR del activo (la firma): la tasa única que iguala el FCFF y el valor terminal al valor de empresa que paga el mercado a CLP 3.555 (EV de CLP 9,12 billones). Es 7,61% nominal (4,48% real en UF), 280 pb bajo la WACC nominal (272 pb en términos reales) y apenas ~88 pb reales sobre el costo real de su deuda (Figura 28).</w:t>
+              <w:t xml:space="preserve">La primera señal es la tasa implícita del activo (la firma): la que iguala el FCFF y el valor terminal al valor de empresa que paga el mercado a CLP 3.555 (EV de CLP 9,12 billones). Es 7,60% nominal (4,5% real en UF), 281 pb bajo la WACC nominal, y apenas ~87 pb reales sobre el cupón real de 3,6% de su deuda (Figura 28).</w:t>
             </w:r>
           </w:p>
           <w:p>
@@ -1155,7 +1155,7 @@
                 <w:sz w:val="11"/>
                 <w:szCs w:val="11"/>
               </w:rPr>
-              <w:t xml:space="preserve">TIR del activo: tasa única que iguala el FCFF y el valor terminal al valor de empresa pagado; al valor DCF coincide con la WACC. Proyecto nuevo: flujo de 1 m² con el costo, la rampa y el margen de la expansión, mantención y capital de trabajo. Real = (1 + nom.) / (1 + 3,0%) − 1. La WACC implícita de la Figura 34 (7,60%) desplaza toda la curva de WACC y la TIR de tasa única es 7,61%: dos lecturas de la misma idea. Fuente: modelo v4, hojas TIR_Implicita y TIR_Proyecto.</w:t>
+              <w:t xml:space="preserve">TIR del activo: tasa única que iguala el FCFF y el valor terminal al valor de empresa pagado; al valor DCF coincide con la WACC. Proyecto nuevo: flujo de 1 m² con el costo, la rampa y el margen de la expansión, mantención y capital de trabajo. Real = (1 + nom.) / (1 + 3,0%) − 1. La WACC implícita de la Figura 34 (7,60%) desplaza toda la curva de WACC y la TIR de tasa única es 7,61%: dos lecturas de la misma idea. Fuente: análisis del equipo.</w:t>
             </w:r>
           </w:p>
           <w:p>
@@ -1204,7 +1204,7 @@
                 <w:sz w:val="16"/>
                 <w:szCs w:val="16"/>
               </w:rPr>
-              <w:t xml:space="preserve">El capex sigue el plan de la compañía y se separa en mantención y TI (5,5% de los ingresos, CLP 42–53 mil MM al año) y capex incremental: el pipeline en curso (CLP 534 mil MM en 2S26E–2028E) y la expansión continua (CLP 95–104 mil MM al año desde 2028, a USD 3.603 por m² y con una rampa de ingresos de 35%, 90% y 100%). El capex total llega a un máximo de CLP 336 mil MM en 2027E y se estabiliza cerca de 16% de los ingresos desde 2029E (Figura F7). El capital de trabajo (15,6% de los ingresos) exige CLP 7,3–9,9 mil MM al año y, si fuera cero, el objetivo subiría solo 1,3% (Figura 29: cascada de supuestos fuertes, distinta del escenario bull; Anexo 16).</w:t>
+              <w:t xml:space="preserve">El capex sigue el plan de la compañía y se separa en mantención y TI (5,5% de los ingresos, CLP 42–53 mil MM al año) y capex incremental: el pipeline en curso (CLP 534 mil MM en 2S26E–2028E) y la expansión continua (CLP 95–104 mil MM al año desde 2028, a USD 3.603 por m² y con una rampa de ingresos de 35%, 90% y 100%). El capex total llega a un máximo de CLP 336 mil MM en 2027E y se estabiliza cerca de 16% de los ingresos desde 2029E (Figura F7). El capital de trabajo (15,6% de los ingresos) exige CLP 7,3–9,9 mil MM al año y, si fuera cero, el objetivo subiría solo 1,3% (Figura 29: cascada de supuestos discrecionales del equipo, distinta del escenario bull; Anexo 16).</w:t>
             </w:r>
           </w:p>
           <w:p>
@@ -1283,7 +1283,7 @@
                 <w:sz w:val="16"/>
                 <w:szCs w:val="16"/>
               </w:rPr>
-              <w:t xml:space="preserve">Si crecer rinde menos que el costo de capital, ¿qué empuja a la administración a seguir? Planteamos cuatro hipótesis, por verificar con la memoria y los EEFF. Primero, contabilidad frente a economía: la deuda en UF (79% del total) cuesta ~3,6% real, bajo lo que rinde un activo nuevo, así que cada proyecto financiado con deuda mejora FFO, EBITDA y utilidad aunque no cubra el retorno exigido al capital total. Segundo, la revalorización: bajo NIC 40 las tasaciones usan tasas de descuento reales de 5,5–6,4%, menores que la WACC real, y cada activo nuevo se tasa sobre su costo y genera utilidad contable. Tercero, el controlador: si el grupo (Falabella, por confirmar) tiene tiendas ancla u otros negocios en esos malls, un m² nuevo le sirve al grupo aunque a Plaza le rinda poco, un conflicto de agencia con los minoritarios (por verificar en las notas de partes relacionadas). Cuarto, la compensación: si los bonos dependen del GLA o del EBITDA y no del ROIC, expandirse es racional para la gerencia (por verificar). Hay razones estratégicas defendibles (suelo escaso, ventajas de red); es un riesgo de asignación de capital, no una contradicción con un buen negocio. El punto de equilibrio de la expansión es una WACC real de 5,3% (8,5% nominal); la WACC implícita en el precio (7,60% nominal, 4,5% real) queda bajo ese nivel: si el mercado tuviera razón, expandir crearía valor.</w:t>
+              <w:t xml:space="preserve">Si crecer rinde menos que el costo de capital, ¿qué empuja a la administración a seguir? Planteamos cuatro hipótesis. Primero, contabilidad frente a economía: la deuda en UF (79% del total) cuesta ~3,6% real, bajo lo que rinde un activo nuevo, así que cada proyecto financiado con deuda mejora FFO, EBITDA y utilidad aunque no cubra el retorno exigido al capital total. Segundo, la revalorización: bajo NIC 40 las tasaciones usan tasas de descuento reales de 5,5–6,4%, menores que la WACC real, y cada activo nuevo se tasa sobre su costo y genera utilidad contable. Tercero, el controlador: si el grupo (Falabella) tiene tiendas ancla u otros negocios en esos malls, un m² nuevo le sirve al grupo aunque a Plaza le rinda poco, un conflicto de agencia con los minoritarios. Cuarto, la compensación: si los bonos dependen del GLA o del EBITDA y no del ROIC, expandirse es racional para la gerencia. Hay razones estratégicas defendibles (suelo escaso, ventajas de red); es un riesgo de asignación de capital, no una contradicción con un buen negocio. El punto de equilibrio de la expansión es una WACC real de 5,3% (8,5% nominal); la WACC implícita en el precio (7,60% nominal, 4,5% real) queda bajo ese nivel: si el mercado tuviera razón, expandir crearía valor.</w:t>
             </w:r>
           </w:p>
         </w:tc>
@@ -1513,7 +1513,7 @@
                 <w:sz w:val="14"/>
                 <w:szCs w:val="14"/>
               </w:rPr>
-              <w:t xml:space="preserve">Con todos los supuestos fuertes a favor el objetivo llega a CLP 2.977, aún 16% bajo el precio</w:t>
+              <w:t xml:space="preserve">Con todos los supuestos discrecionales del equipo a favor el objetivo llega a CLP 2.977, aún 16% bajo el precio</w:t>
             </w:r>
           </w:p>
           <w:p>
@@ -1572,7 +1572,7 @@
                 <w:sz w:val="11"/>
                 <w:szCs w:val="11"/>
               </w:rPr>
-              <w:t xml:space="preserve">Cascada acumulada en el orden mostrado; la tabla da el efecto de cada supuesto solo. Precio objetivo = 80% DCF + 20% múltiplos. Fuente: réplica del DCF v4; análisis del equipo.</w:t>
+              <w:t xml:space="preserve">Cascada acumulada en el orden mostrado; la tabla da el efecto de cada supuesto solo. Precio objetivo = 80% DCF + 20% múltiplos. Fuente: análisis del equipo.</w:t>
             </w:r>
           </w:p>
           <w:p>
@@ -1737,7 +1737,7 @@
                 <w:sz w:val="16"/>
                 <w:szCs w:val="16"/>
               </w:rPr>
-              <w:t xml:space="preserve">Mallplaza transa a 16,8x EV/EBITDA, sobre la mediana chilena (15,7x) y muy por encima de los pares brasileños (9,0x). La brecha con Brasil no es de calidad, sino de tasas: con bonos reales locales de 2,5% en Chile y 8,1% en Brasil (NTN-B), el spread del cap rate (rendimiento EBITDA/EV; con rentas reajustadas por UF se compara con tasas reales) sobre la tasa local es parecido en ambos países, 385 pb en Chile y 302 pb en Brasil (Figura 31). Por eso ponderamos 70% la mediana chilena y 30% la del set común (que incluye IRSA; excluimos Fibra Danhos por su régimen FIBRA): 14,4x, que lleva a CLP 2.951 por acción. La ponderación pesa poco: entre 0% y 100% Chile, el precio objetivo solo va de CLP 1.916 a 2.144 (Anexo 17).</w:t>
+              <w:t xml:space="preserve">Mallplaza transa a 16,8x EV/EBITDA, sobre la mediana chilena (15,7x) y muy por encima de los pares brasileños (9,0x). La brecha con Brasil no es de calidad, sino de tasas: con bonos reales locales de 2,5% en Chile y 8,1% en Brasil (NTN-B), el spread del cap rate (rendimiento EBITDA/EV; con rentas reajustadas por UF se compara con tasas reales) sobre la tasa local es parecido en ambos países, 385 pb en Chile y 302 pb en Brasil (Figura 31). Por eso ponderamos 70% la mediana chilena y 30% la del set común (que incluye IRSA; excluimos Fibra Danhos por su régimen FIBRA): 14,4x, que lleva a CLP 2.951 por acción. La ponderación pesa poco: entre 0% y 100% Chile, el precio objetivo solo va de CLP 1.917 a 2.146 (Anexo 17).</w:t>
             </w:r>
           </w:p>
           <w:p>
@@ -1767,7 +1767,7 @@
                 <w:sz w:val="16"/>
                 <w:szCs w:val="16"/>
               </w:rPr>
-              <w:t xml:space="preserve">Tampoco la calidad justifica la prima. Mallplaza transa 29% sobre Cenco Malls (Cencosud Shopping en los modelos), pero su EBITDA por m² es solo 1,8% mayor (ver Industria); solo al múltiplo de Parque Arauco (18,4x), que opera con 5,7x de deuda, valdría más que su precio. Todos los múltiplos, del EV/EBITDA NTM (CLP 2.914) al P/BV (CLP 3.171), quedan bajo el precio (Figura 32): confirman que la acción está cara, y la magnitud la da el DCF. Excluimos el P/E (CLP 8.644), distorsionado por la revalorización de propiedades. En precios: mediana chilena CLP 3.294 (−7%), Cenco Malls CLP 2.621 y solo Parque Arauco CLP 3.967. Defender CLP 3.555 con múltiplos exige suponer que Mallplaza merece la valoración del par más apalancado del grupo.</w:t>
+              <w:t xml:space="preserve">Tampoco la calidad justifica la prima. Mallplaza transa 29% sobre Cenco Malls, pero su EBITDA por m² es solo 1,8% mayor (ver Industria); solo al múltiplo de Parque Arauco (18,4x), que opera con 5,7x de deuda, valdría más que su precio. Todos los múltiplos, del EV/EBITDA NTM (CLP 2.914) al P/BV (CLP 3.171), quedan bajo el precio (Figura 32): confirman que la acción está cara, y la magnitud la da el DCF. Excluimos el P/E (CLP 8.644), distorsionado por la revalorización de propiedades. En precios: mediana chilena CLP 3.294 (−7%), Cenco Malls CLP 2.621 y solo Parque Arauco CLP 3.967. Defender CLP 3.555 con múltiplos exige suponer que Mallplaza merece la valoración del par más apalancado del grupo.</w:t>
             </w:r>
           </w:p>
           <w:p>
@@ -1801,7 +1801,7 @@
                 <w:sz w:val="16"/>
                 <w:szCs w:val="16"/>
               </w:rPr>
-              <w:t xml:space="preserve">El precio implica un EV de CLP 9,12 billones, 69% sobre el nuestro, y un cap rate real de 6,0% (EBITDA UDM / EV, comparable con tasas reales porque las rentas se reajustan por UF), frente a 10,1% en nuestro DCF, 6,4% en los pares chilenos y 7,5% a valor libro (Figura 33). El mercado paga 1,61 veces un patrimonio que ya está a valor razonable, tasado con una tasa de descuento real de ~5,55% (Nota 11); la TIR real que deja el precio, 4,5%, queda bajo esa tasa: paga más que los propios tasadores. Para justificar CLP 3.555 la WACC nominal tendría que ser 281 pb menor (7,60%, 4,5% real; Figura 34); incluso con la tasa de los tasadores (5,55% real, 8,72% nominal), el DCF sería CLP 2.679. (La WACC implícita desplaza toda la curva de WACC; la TIR de tasa única, 7,61%, es la misma idea y también da CLP 3.555.)</w:t>
+              <w:t xml:space="preserve">El precio implica un EV de CLP 9,12 billones, 69% sobre el nuestro, y un cap rate real de 6,0% (EBITDA UDM / EV, comparable con tasas reales porque las rentas se reajustan por UF), frente a 10,1% en nuestro DCF, 6,4% en los pares chilenos y 7,5% a valor libro (Figura 33). El mercado paga 1,61 veces un patrimonio que ya está a valor razonable, tasado con una tasa de descuento real de ~5,55% (Nota 11); la TIR real que deja el precio, 4,5%, queda bajo esa tasa: paga más que los propios tasadores. Para justificar CLP 3.555 la WACC nominal tendría que ser 281 pb menor (7,60%, 4,5% real; Figura 34); incluso con la tasa de los tasadores (5,55% real, 8,72% nominal), el DCF sería CLP 2.679.</w:t>
             </w:r>
           </w:p>
           <w:p>
@@ -1869,7 +1869,7 @@
                 <w:sz w:val="16"/>
                 <w:szCs w:val="16"/>
               </w:rPr>
-              <w:t xml:space="preserve">Bloomberg muestra 14 fuentes con una recomendación promedio de 2,85 (escala de 1 a 5; 1 comprar, 10 mantener, 2 vender) y un precio objetivo a 12 meses de CLP 4.111, 49,5% sobre el nuestro; el más bajo es el de Goldman Sachs (vender, CLP 3.377) y el rango va de 3.377 a 4.600. Cuatro razones explican la brecha (Figura R3). La tasa es la principal: el precio exige una WACC nominal de 7,60%, 281 pb bajo nuestro 10,41%, y como el valor terminal es 78% del EV, cada punto de tasa pesa mucho. Los múltiplos tampoco llegan: el 20% en múltiplos da CLP 2.951, 17% bajo el precio, así que no todo es WACC. El horizonte también cuenta: los objetivos son a 12 meses y el nuestro es al 30-jun-26; a nuestro Ke nominal de 11,93%, CLP 4.111 equivalen a ~CLP 3.673 hoy, de modo que la brecha se reduce, pero no se cierra. Y el crecimiento: si crecer rinde menos que la WACC, nuestro modelo lo castiga, mientras el mercado probablemente lo valora con un retorno cercano al cap rate. Los objetivos siguieron al precio (la acción subió 39% en los 12 meses a septiembre de 2026) y no conocemos sus supuestos, solo sus objetivos.</w:t>
+              <w:t xml:space="preserve">Bloomberg muestra 14 fuentes con una recomendación promedio de 2,85 (escala de Bloomberg: 5 = comprar, 3 = mantener, 1 = vender; 13 de las 14 fuentes tienen rating: (1×5 + 10×3 + 2×1)/13 = 2,85) y un precio objetivo a 12 meses de CLP 4.111, 98% sobre el nuestro (nuestro objetivo está 49,5% bajo él); el más bajo es el de Goldman Sachs (vender, CLP 3.377) y el rango va de 3.377 a 4.600. Cuatro razones explican la brecha (Figura R3). La tasa es la principal: el precio exige una WACC nominal de 7,60%, 281 pb bajo nuestro 10,41%, y como el valor terminal es 78% del EV, cada punto de tasa pesa mucho. Los múltiplos tampoco llegan: el 20% en múltiplos da CLP 2.951, 17% bajo el precio, así que no todo es WACC. El horizonte también cuenta: los objetivos son a 12 meses y el nuestro es al 30-jun-26; a nuestro Ke nominal de 11,93%, CLP 4.111 equivalen a ~CLP 3.673 hoy, de modo que la brecha se reduce, pero no se cierra. Y el crecimiento: si crecer rinde menos que la WACC, nuestro modelo lo castiga, mientras el mercado probablemente lo valora con un retorno cercano al cap rate. Los objetivos siguieron al precio (la acción subió 39% en los 12 meses a septiembre de 2026) y no conocemos sus supuestos, solo sus objetivos.</w:t>
             </w:r>
           </w:p>
           <w:p>
@@ -1899,7 +1899,7 @@
                 <w:sz w:val="16"/>
                 <w:szCs w:val="16"/>
               </w:rPr>
-              <w:t xml:space="preserve">Así llegamos a CLP 2.077 (80% × 1.859 + 20% × 2.951): 10,8x EBITDA, un cap rate real de 6,1% y 0,94x el valor libro. Llevar el DCF al 30-sep-26 lo subiría a ~CLP 2.119, sin cambiar la recomendación. El catalizador es la propia tasa: con el UST 10Y nominal en 5,22% (8-oct-26; máximo desde 2002, por verificar), las tasas largas presionan los cap rates, y cada nueva tasación los acerca a nuestro valor. Lo que rompería la tesis es lo contrario: una nueva compresión de cap rates por la demanda institucional de activos defensivos, o una prima estructural por los activos Tier A (ver Riesgos, FR1). Vigilaremos la tasación de la Nota 11 en cada cierre, el spread del bono UF frente a su cupón real de 3,6% (con la tasa efectiva real de 4,33% de la última emisión, la WACC nominal subiría 12 pb y el precio objetivo bajaría a CLP 2.042), la rebaja del impuesto corporativo a 23% (+5,2% al precio objetivo, aún no incluida) y la calificación AAA local, que probablemente quedaría bajo presión con 3,5x de DFN/EBITDA.</w:t>
+              <w:t xml:space="preserve">Así llegamos a CLP 2.077 (80% × 1.859 + 20% × 2.951): 10,8x EBITDA, un cap rate real de 9,3% (1 / EV/EBITDA) y 0,94x el valor libro. Llevar el DCF al 30-sep-26 lo subiría a ~CLP 2.119, sin cambiar la recomendación. El catalizador es la propia tasa: con el UST 10Y nominal en 5,22% (8-oct-26), las tasas largas presionan los cap rates, y cada nueva tasación los acerca a nuestro valor. Lo que rompería la tesis es lo contrario: una nueva compresión de cap rates por la demanda institucional de activos defensivos, o una prima estructural por los activos Tier A (ver Riesgos, FR1). Vigilaremos la tasación de la Nota 11 en cada cierre, el spread del bono UF frente a su cupón real de 3,6% (como sensibilidad, con la tasa efectiva real de 4,33% de la última emisión, la WACC nominal subiría 12 pb y el precio objetivo bajaría a CLP 2.042), la rebaja del impuesto corporativo a 23% (+5,2% al precio objetivo, aún no incluida) y la calificación AAA local, que probablemente quedaría bajo presión con 3,5x de DFN/EBITDA.</w:t>
             </w:r>
           </w:p>
         </w:tc>
